--- a/01_教材_Textbooks/RWKV_Textbook_English_Edition.docx
+++ b/01_教材_Textbooks/RWKV_Textbook_English_Edition.docx
@@ -2053,6 +2053,25 @@
         </w:p>
         <w:p>
           <w:pPr>
+            <w:pStyle w:val="11"/>
+            <w:ind w:left="360"/>
+            <w:tabs>
+              <w:tab w:val="right" w:leader="dot" w:pos="9026"/>
+            </w:tabs>
+            <w:spacing w:before="120" w:after="60"/>
+          </w:pPr>
+          <w:r>
+            <w:t>24.5 Prompt-level pitfalls: one space worth 63 questions (community benchmark, Oct 2026)</w:t>
+          </w:r>
+          <w:r>
+            <w:tab/>
+          </w:r>
+          <w:r>
+            <w:t>47</w:t>
+          </w:r>
+        </w:p>
+        <w:p>
+          <w:pPr>
             <w:pStyle w:val="9"/>
             <w:tabs>
               <w:tab w:val="right" w:leader="dot" w:pos="9026"/>
@@ -2104,7 +2123,7 @@
             <w:tab/>
           </w:r>
           <w:r>
-            <w:t>47</w:t>
+            <w:t>48</w:t>
           </w:r>
         </w:p>
         <w:p>
@@ -2123,7 +2142,7 @@
             <w:tab/>
           </w:r>
           <w:r>
-            <w:t>47</w:t>
+            <w:t>48</w:t>
           </w:r>
         </w:p>
         <w:p>
@@ -2141,7 +2160,7 @@
             <w:tab/>
           </w:r>
           <w:r>
-            <w:t>48</w:t>
+            <w:t>49</w:t>
           </w:r>
         </w:p>
         <w:p>
@@ -2160,7 +2179,7 @@
             <w:tab/>
           </w:r>
           <w:r>
-            <w:t>48</w:t>
+            <w:t>49</w:t>
           </w:r>
         </w:p>
         <w:p>
@@ -2216,7 +2235,7 @@
             <w:tab/>
           </w:r>
           <w:r>
-            <w:t>49</w:t>
+            <w:t>50</w:t>
           </w:r>
         </w:p>
         <w:p>
@@ -2234,7 +2253,7 @@
             <w:tab/>
           </w:r>
           <w:r>
-            <w:t>49</w:t>
+            <w:t>50</w:t>
           </w:r>
         </w:p>
         <w:p>
@@ -2270,7 +2289,7 @@
             <w:tab/>
           </w:r>
           <w:r>
-            <w:t>50</w:t>
+            <w:t>51</w:t>
           </w:r>
         </w:p>
         <w:p>
@@ -2288,7 +2307,7 @@
             <w:tab/>
           </w:r>
           <w:r>
-            <w:t>50</w:t>
+            <w:t>51</w:t>
           </w:r>
         </w:p>
         <w:p>
@@ -2326,7 +2345,7 @@
             <w:tab/>
           </w:r>
           <w:r>
-            <w:t>51</w:t>
+            <w:t>52</w:t>
           </w:r>
         </w:p>
         <w:p>
@@ -2345,7 +2364,7 @@
             <w:tab/>
           </w:r>
           <w:r>
-            <w:t>51</w:t>
+            <w:t>52</w:t>
           </w:r>
         </w:p>
         <w:p>
@@ -2383,7 +2402,7 @@
             <w:tab/>
           </w:r>
           <w:r>
-            <w:t>52</w:t>
+            <w:t>53</w:t>
           </w:r>
         </w:p>
         <w:p>
@@ -2402,7 +2421,7 @@
             <w:tab/>
           </w:r>
           <w:r>
-            <w:t>52</w:t>
+            <w:t>53</w:t>
           </w:r>
         </w:p>
         <w:p>
@@ -2440,7 +2459,7 @@
             <w:tab/>
           </w:r>
           <w:r>
-            <w:t>53</w:t>
+            <w:t>54</w:t>
           </w:r>
         </w:p>
         <w:p>
@@ -2478,7 +2497,7 @@
             <w:tab/>
           </w:r>
           <w:r>
-            <w:t>54</w:t>
+            <w:t>55</w:t>
           </w:r>
         </w:p>
         <w:p>
@@ -2516,7 +2535,7 @@
             <w:tab/>
           </w:r>
           <w:r>
-            <w:t>55</w:t>
+            <w:t>56</w:t>
           </w:r>
         </w:p>
         <w:p>
@@ -2535,7 +2554,7 @@
             <w:tab/>
           </w:r>
           <w:r>
-            <w:t>55</w:t>
+            <w:t>56</w:t>
           </w:r>
         </w:p>
         <w:p>
@@ -2573,7 +2592,7 @@
             <w:tab/>
           </w:r>
           <w:r>
-            <w:t>56</w:t>
+            <w:t>57</w:t>
           </w:r>
         </w:p>
         <w:p>
@@ -2592,7 +2611,7 @@
             <w:tab/>
           </w:r>
           <w:r>
-            <w:t>56</w:t>
+            <w:t>57</w:t>
           </w:r>
         </w:p>
         <w:p>
@@ -2630,7 +2649,7 @@
             <w:tab/>
           </w:r>
           <w:r>
-            <w:t>57</w:t>
+            <w:t>58</w:t>
           </w:r>
         </w:p>
         <w:p>
@@ -2667,7 +2686,7 @@
             <w:tab/>
           </w:r>
           <w:r>
-            <w:t>58</w:t>
+            <w:t>59</w:t>
           </w:r>
         </w:p>
         <w:p>
@@ -2686,7 +2705,7 @@
             <w:tab/>
           </w:r>
           <w:r>
-            <w:t>59</w:t>
+            <w:t>60</w:t>
           </w:r>
         </w:p>
         <w:p>
@@ -2705,7 +2724,7 @@
             <w:tab/>
           </w:r>
           <w:r>
-            <w:t>60</w:t>
+            <w:t>61</w:t>
           </w:r>
         </w:p>
         <w:p>
@@ -2724,7 +2743,7 @@
             <w:tab/>
           </w:r>
           <w:r>
-            <w:t>61</w:t>
+            <w:t>62</w:t>
           </w:r>
         </w:p>
         <w:p>
@@ -2761,7 +2780,7 @@
             <w:tab/>
           </w:r>
           <w:r>
-            <w:t>62</w:t>
+            <w:t>63</w:t>
           </w:r>
         </w:p>
         <w:p>
@@ -2780,7 +2799,7 @@
             <w:tab/>
           </w:r>
           <w:r>
-            <w:t>62</w:t>
+            <w:t>63</w:t>
           </w:r>
         </w:p>
         <w:p>
@@ -26538,157 +26557,6 @@
         <w:t xml:space="preserve">When encountering problems, follow these four steps: (1) Read the last line of the error message (for Python errors, read from bottom to top—the first line is human-readable, the last few lines are the stack trace); (2) Minimize reproduction—reduce the problem to 10 lines of code or less; (3) Binary localization—change the model? Change the data? Change the parameters? Only change one at a time; (4) Search the GitHub issue area—you're 99% not the first person to encounter this pitfall. Learn the art of asking questions: post the complete error message, specify your environment (graphics card/system/versions), and provide a minimal reproduction code.</w:t>
       </w:r>
     </w:p>
-    <w:tbl>
-      <w:tblPr>
-        <w:tblW w:type="pct" w:w="5000"/>
-        <w:tblBorders>
-          <w:top w:val="none" w:color="FFFFFF" w:sz="0"/>
-          <w:left w:val="single" w:color="1B6B7A" w:sz="18"/>
-          <w:bottom w:val="none" w:color="FFFFFF" w:sz="0"/>
-          <w:right w:val="none" w:color="FFFFFF" w:sz="0"/>
-          <w:insideH w:val="none" w:color="FFFFFF" w:sz="0"/>
-          <w:insideV w:val="none" w:color="FFFFFF" w:sz="0"/>
-        </w:tblBorders>
-        <w:tblLayout w:type="fixed"/>
-      </w:tblPr>
-      <w:tblGrid>
-        <w:gridCol w:w="8788"/>
-      </w:tblGrid>
-      <w:tr>
-        <w:tc>
-          <w:tcPr>
-            <w:shd w:fill="EEF4F7" w:val="clear"/>
-            <w:tcMar>
-              <w:top w:type="dxa" w:w="120"/>
-              <w:left w:type="dxa" w:w="200"/>
-              <w:bottom w:type="dxa" w:w="120"/>
-              <w:right w:type="dxa" w:w="200"/>
-            </w:tcMar>
-          </w:tcPr>
-          <w:p>
-            <w:pPr>
-              <w:spacing w:after="60" w:line="300"/>
-            </w:pPr>
-            <w:r>
-              <w:rPr>
-                <w:rFonts w:ascii="Arial" w:hAnsi="Arial"/>
-                <w:b/>
-                <w:bCs/>
-                <w:color w:val="0F3A44"/>
-                <w:sz w:val="24"/>
-                <w:szCs w:val="24"/>
-              </w:rPr>
-              <w:t xml:space="preserve">Quiz</w:t>
-            </w:r>
-          </w:p>
-          <w:p>
-            <w:pPr>
-              <w:spacing w:after="50" w:line="300"/>
-              <w:ind w:left="200" w:hanging="200"/>
-            </w:pPr>
-            <w:r>
-              <w:rPr>
-                <w:rFonts w:ascii="Times New Roman" w:hAnsi="Times New Roman"/>
-                <w:color w:val="1F2933"/>
-                <w:sz w:val="21"/>
-                <w:szCs w:val="21"/>
-              </w:rPr>
-              <w:t xml:space="preserve">【Multiple Choice】What is the most common cause of garbled output? A. Graphics card is too poor  B. Tokenizer doesn't match the model  C. Temperature set too high</w:t>
-            </w:r>
-          </w:p>
-          <w:p>
-            <w:pPr>
-              <w:spacing w:after="50" w:line="300"/>
-              <w:ind w:left="200" w:hanging="200"/>
-            </w:pPr>
-            <w:r>
-              <w:rPr>
-                <w:rFonts w:ascii="Times New Roman" w:hAnsi="Times New Roman"/>
-                <w:color w:val="1F2933"/>
-                <w:sz w:val="21"/>
-                <w:szCs w:val="21"/>
-              </w:rPr>
-              <w:t xml:space="preserve">【Short Answer】Why does the paper specifically include a "numerically stable version" formula? Explain using fp16 overflow.</w:t>
-            </w:r>
-          </w:p>
-          <w:p>
-            <w:pPr>
-              <w:spacing w:after="0" w:line="300"/>
-              <w:ind w:left="200" w:hanging="200"/>
-            </w:pPr>
-            <w:r>
-              <w:rPr>
-                <w:rFonts w:ascii="Times New Roman" w:hAnsi="Times New Roman"/>
-                <w:color w:val="1F2933"/>
-                <w:sz w:val="21"/>
-                <w:szCs w:val="21"/>
-              </w:rPr>
-              <w:t xml:space="preserve">【Hands-on】Copy the four-step pitfall elimination method from 24.4 on a sticky note and post it next to your computer—next time you encounter a bug, follow the steps in order.</w:t>
-            </w:r>
-          </w:p>
-          <w:p>
-            <w:pPr>
-              <w:spacing w:after="0" w:before="60" w:line="280"/>
-            </w:pPr>
-            <w:r>
-              <w:rPr>
-                <w:rFonts w:ascii="Times New Roman" w:hAnsi="Times New Roman"/>
-                <w:i/>
-                <w:iCs/>
-                <w:color w:val="8A9BA8"/>
-                <w:sz w:val="18"/>
-                <w:szCs w:val="18"/>
-              </w:rPr>
-              <w:t xml:space="preserve">(Reference answers in Appendix F; hands-on problems pass when the code runs)</w:t>
-            </w:r>
-          </w:p>
-        </w:tc>
-      </w:tr>
-    </w:tbl>
-    <w:p>
-      <w:pPr>
-        <w:spacing w:after="120"/>
-      </w:pPr>
-    </w:p>
-    <w:p>
-      <w:pPr>
-        <w:pStyle w:val="Heading1"/>
-        <w:pBdr>
-          <w:bottom w:val="single" w:color="9FB6C6" w:sz="12" w:space="6"/>
-        </w:pBdr>
-        <w:spacing w:after="240" w:before="480" w:line="340"/>
-        <w:outlineLvl w:val="0"/>
-      </w:pPr>
-      <w:bookmarkStart w:name="_Toc93" w:id="93"/>
-      <w:r>
-        <w:rPr>
-          <w:rFonts w:ascii="Arial" w:hAnsi="Arial"/>
-          <w:b/>
-          <w:bCs/>
-          <w:color w:val="1B6B7A"/>
-          <w:sz w:val="32"/>
-          <w:szCs w:val="32"/>
-        </w:rPr>
-        <w:t xml:space="preserve">Chapter 25: The Full Device Map: Where RWKV Can Run</w:t>
-      </w:r>
-      <w:bookmarkEnd w:id="93"/>
-    </w:p>
-    <w:p>
-      <w:pPr>
-        <w:spacing w:after="140" w:line="336"/>
-        <w:ind w:firstLine="480"/>
-        <w:jc w:val="both"/>
-      </w:pPr>
-      <w:r>
-        <w:rPr>
-          <w:rFonts w:ascii="Times New Roman" w:hAnsi="Times New Roman"/>
-          <w:color w:val="262626"/>
-          <w:sz w:val="24"/>
-          <w:szCs w:val="24"/>
-        </w:rPr>
-        <w:t xml:space="preserve">RWKV's 'little notebook' architecture (constant inference memory, no KV cache) makes it naturally suitable for running 'anywhere'. This chapter is a family photo: from the phone in your pocket to computing clusters in the cloud, there are ready-to-use community projects for every type of device.</w:t>
-      </w:r>
-    </w:p>
     <w:p>
       <w:pPr>
         <w:pStyle w:val="Heading2"/>
@@ -26698,7 +26566,7 @@
         <w:spacing w:after="170" w:before="340" w:line="320"/>
         <w:outlineLvl w:val="1"/>
       </w:pPr>
-      <w:bookmarkStart w:name="_Toc94" w:id="94"/>
+      <w:bookmarkStart w:name="_Toc93" w:id="93"/>
       <w:r>
         <w:rPr>
           <w:rFonts w:ascii="Arial" w:hAnsi="Arial"/>
@@ -26708,9 +26576,25 @@
           <w:sz w:val="27"/>
           <w:szCs w:val="27"/>
         </w:rPr>
-        <w:t xml:space="preserve">25.1 Six Types of Terminals × Available Projects</w:t>
-      </w:r>
-      <w:bookmarkEnd w:id="94"/>
+        <w:t xml:space="preserve">24.5 Prompt-level pitfalls: one space worth 63 questions (community benchmark, Oct 2026)</w:t>
+      </w:r>
+      <w:bookmarkEnd w:id="93"/>
+    </w:p>
+    <w:p>
+      <w:pPr>
+        <w:spacing w:after="140" w:line="336"/>
+        <w:ind w:firstLine="480"/>
+        <w:jc w:val="both"/>
+      </w:pPr>
+      <w:r>
+        <w:rPr>
+          <w:rFonts w:ascii="Times New Roman" w:hAnsi="Times New Roman"/>
+          <w:color w:val="262626"/>
+          <w:sz w:val="24"/>
+          <w:szCs w:val="24"/>
+        </w:rPr>
+        <w:t xml:space="preserve">In October 2026, No.22 of the community project RWKV-Agent published a hardcore evaluation: a 568-question Agent exam (make the model read files, search the web, compute, write files), 17 controlled experiments on the RWKV-7 G1l 7B preview base model, 40 runs and 22,720 question-attempts in total, with per-question paired statistical tests. This benchmark turned "how to write prompts" from folklore into science. The four classic pitfalls below deserve to be printed on page 25.</w:t>
+      </w:r>
     </w:p>
     <w:tbl>
       <w:tblPr>
@@ -26760,7 +26644,7 @@
                 <w:sz w:val="21"/>
                 <w:szCs w:val="21"/>
               </w:rPr>
-              <w:t xml:space="preserve">Terminal</w:t>
+              <w:t xml:space="preserve">Pitfall</w:t>
             </w:r>
           </w:p>
         </w:tc>
@@ -26789,7 +26673,7 @@
                 <w:sz w:val="21"/>
                 <w:szCs w:val="21"/>
               </w:rPr>
-              <w:t xml:space="preserve">Representative Project</w:t>
+              <w:t xml:space="preserve">Measured consequence</w:t>
             </w:r>
           </w:p>
         </w:tc>
@@ -26818,7 +26702,7 @@
                 <w:sz w:val="21"/>
                 <w:szCs w:val="21"/>
               </w:rPr>
-              <w:t xml:space="preserve">What to Experience</w:t>
+              <w:t xml:space="preserve">Underlying reason</w:t>
             </w:r>
           </w:p>
         </w:tc>
@@ -26852,7 +26736,7 @@
                 <w:sz w:val="20"/>
                 <w:szCs w:val="20"/>
               </w:rPr>
-              <w:t xml:space="preserve">low-end PC (no discrete GPU)</w:t>
+              <w:t xml:space="preserve">A space after the colon in "Assistant:"</w:t>
             </w:r>
           </w:p>
         </w:tc>
@@ -26881,7 +26765,7 @@
                 <w:sz w:val="20"/>
                 <w:szCs w:val="20"/>
               </w:rPr>
-              <w:t xml:space="preserve">rwkv.cpp (C++ quantized inference)</w:t>
+              <w:t xml:space="preserve">score drops 36% (175 to 112 questions); 97.8% of English questions get answered in Chinese</w:t>
             </w:r>
           </w:p>
         </w:tc>
@@ -26910,7 +26794,7 @@
                 <w:sz w:val="20"/>
                 <w:szCs w:val="20"/>
               </w:rPr>
-              <w:t xml:space="preserve">quantized models run smoothly even on CPU</w:t>
+              <w:t xml:space="preserve">the vocabulary has no "colon+space" token. English words carry a leading space (" Hello"); the extra space forces the model to generate a "no-leading-space" version it has barely seen in training</w:t>
             </w:r>
           </w:p>
         </w:tc>
@@ -26944,7 +26828,7 @@
                 <w:sz w:val="20"/>
                 <w:szCs w:val="20"/>
               </w:rPr>
-              <w:t xml:space="preserve">gaming laptop / workstation</w:t>
+              <w:t xml:space="preserve">treating "Let me check first" as the final answer</w:t>
             </w:r>
           </w:p>
         </w:tc>
@@ -26973,7 +26857,7 @@
                 <w:sz w:val="20"/>
                 <w:szCs w:val="20"/>
               </w:rPr>
-              <w:t xml:space="preserve">ai00_server (local inference service)</w:t>
+              <w:t xml:space="preserve">about 30% of questions lost</w:t>
             </w:r>
           </w:p>
         </w:tc>
@@ -27002,7 +26886,7 @@
                 <w:sz w:val="20"/>
                 <w:szCs w:val="20"/>
               </w:rPr>
-              <w:t xml:space="preserve">runs directly on the GPU, fast; build your own local chat service</w:t>
+              <w:t xml:space="preserve">the G1 family habitually says one sentence before emitting the tool call; the parser must tolerate "commentary + call"</w:t>
             </w:r>
           </w:p>
         </w:tc>
@@ -27036,7 +26920,7 @@
                 <w:sz w:val="20"/>
                 <w:szCs w:val="20"/>
               </w:rPr>
-              <w:t xml:space="preserve">edge modules (farm machinery, IoT)</w:t>
+              <w:t xml:space="preserve">merging the tool result and the reminder into one message</w:t>
             </w:r>
           </w:p>
         </w:tc>
@@ -27065,7 +26949,7 @@
                 <w:sz w:val="20"/>
                 <w:szCs w:val="20"/>
               </w:rPr>
-              <w:t xml:space="preserve">Quectel high-compute modules (shown at WAIC 2025)</w:t>
+              <w:t xml:space="preserve">14.5 fewer correct questions (p=0.018)</w:t>
             </w:r>
           </w:p>
         </w:tc>
@@ -27094,7 +26978,7 @@
                 <w:sz w:val="20"/>
                 <w:szCs w:val="20"/>
               </w:rPr>
-              <w:t xml:space="preserve">putting RWKV into tractors, cameras, sensors</w:t>
+              <w:t xml:space="preserve">the measured optimum is "two consecutive User messages, reminder last" - it breaks the spec yet works best; the RNN intuition of "closer means fresher" fails here</w:t>
             </w:r>
           </w:p>
         </w:tc>
@@ -27128,7 +27012,7 @@
                 <w:sz w:val="20"/>
                 <w:szCs w:val="20"/>
               </w:rPr>
-              <w:t xml:space="preserve">low-end computers (no discrete GPU)</w:t>
+              <w:t xml:space="preserve">copying the official demo sampling of T=1</w:t>
             </w:r>
           </w:p>
         </w:tc>
@@ -27157,7 +27041,7 @@
                 <w:sz w:val="20"/>
                 <w:szCs w:val="20"/>
               </w:rPr>
-              <w:t xml:space="preserve">rwkv.cpp (C++ quantized inference)</w:t>
+              <w:t xml:space="preserve">clearly worse in Agent scenarios</w:t>
             </w:r>
           </w:p>
         </w:tc>
@@ -27186,191 +27070,7 @@
                 <w:sz w:val="20"/>
                 <w:szCs w:val="20"/>
               </w:rPr>
-              <w:t xml:space="preserve">quantized models run smoothly even on CPU</w:t>
-            </w:r>
-          </w:p>
-        </w:tc>
-      </w:tr>
-      <w:tr>
-        <w:trPr>
-          <w:cantSplit/>
-        </w:trPr>
-        <w:tc>
-          <w:tcPr>
-            <w:shd w:fill="FFFFFF" w:val="clear"/>
-            <w:tcMar>
-              <w:top w:type="dxa" w:w="80"/>
-              <w:left w:type="dxa" w:w="120"/>
-              <w:bottom w:type="dxa" w:w="80"/>
-              <w:right w:type="dxa" w:w="120"/>
-            </w:tcMar>
-            <w:vAlign w:val="center"/>
-          </w:tcPr>
-          <w:p>
-            <w:pPr>
-              <w:spacing w:after="0" w:line="280"/>
-              <w:jc w:val="left"/>
-            </w:pPr>
-            <w:r>
-              <w:rPr>
-                <w:rFonts w:ascii="Times New Roman" w:hAnsi="Times New Roman"/>
-                <w:b w:val="false"/>
-                <w:bCs w:val="false"/>
-                <w:color w:val="262626"/>
-                <w:sz w:val="20"/>
-                <w:szCs w:val="20"/>
-              </w:rPr>
-              <w:t xml:space="preserve">home gaming laptops / workstations</w:t>
-            </w:r>
-          </w:p>
-        </w:tc>
-        <w:tc>
-          <w:tcPr>
-            <w:shd w:fill="FAFCFD" w:val="clear"/>
-            <w:tcMar>
-              <w:top w:type="dxa" w:w="80"/>
-              <w:left w:type="dxa" w:w="120"/>
-              <w:bottom w:type="dxa" w:w="80"/>
-              <w:right w:type="dxa" w:w="120"/>
-            </w:tcMar>
-            <w:vAlign w:val="center"/>
-          </w:tcPr>
-          <w:p>
-            <w:pPr>
-              <w:spacing w:after="0" w:line="280"/>
-              <w:jc w:val="left"/>
-            </w:pPr>
-            <w:r>
-              <w:rPr>
-                <w:rFonts w:ascii="Times New Roman" w:hAnsi="Times New Roman"/>
-                <w:b w:val="false"/>
-                <w:bCs w:val="false"/>
-                <w:color w:val="262626"/>
-                <w:sz w:val="20"/>
-                <w:szCs w:val="20"/>
-              </w:rPr>
-              <w:t xml:space="preserve">ai00_server (local inference service)</w:t>
-            </w:r>
-          </w:p>
-        </w:tc>
-        <w:tc>
-          <w:tcPr>
-            <w:shd w:fill="FFFFFF" w:val="clear"/>
-            <w:tcMar>
-              <w:top w:type="dxa" w:w="80"/>
-              <w:left w:type="dxa" w:w="120"/>
-              <w:bottom w:type="dxa" w:w="80"/>
-              <w:right w:type="dxa" w:w="120"/>
-            </w:tcMar>
-            <w:vAlign w:val="center"/>
-          </w:tcPr>
-          <w:p>
-            <w:pPr>
-              <w:spacing w:after="0" w:line="280"/>
-              <w:jc w:val="left"/>
-            </w:pPr>
-            <w:r>
-              <w:rPr>
-                <w:rFonts w:ascii="Times New Roman" w:hAnsi="Times New Roman"/>
-                <w:b w:val="false"/>
-                <w:bCs w:val="false"/>
-                <w:color w:val="262626"/>
-                <w:sz w:val="20"/>
-                <w:szCs w:val="20"/>
-              </w:rPr>
-              <w:t xml:space="preserve">runs straight on the GPU, fast; build your own local chat service</w:t>
-            </w:r>
-          </w:p>
-        </w:tc>
-      </w:tr>
-      <w:tr>
-        <w:trPr>
-          <w:cantSplit/>
-        </w:trPr>
-        <w:tc>
-          <w:tcPr>
-            <w:shd w:fill="FFFFFF" w:val="clear"/>
-            <w:tcMar>
-              <w:top w:type="dxa" w:w="80"/>
-              <w:left w:type="dxa" w:w="120"/>
-              <w:bottom w:type="dxa" w:w="80"/>
-              <w:right w:type="dxa" w:w="120"/>
-            </w:tcMar>
-            <w:vAlign w:val="center"/>
-          </w:tcPr>
-          <w:p>
-            <w:pPr>
-              <w:spacing w:after="0" w:line="280"/>
-              <w:jc w:val="left"/>
-            </w:pPr>
-            <w:r>
-              <w:rPr>
-                <w:rFonts w:ascii="Times New Roman" w:hAnsi="Times New Roman"/>
-                <w:b w:val="false"/>
-                <w:bCs w:val="false"/>
-                <w:color w:val="262626"/>
-                <w:sz w:val="20"/>
-                <w:szCs w:val="20"/>
-              </w:rPr>
-              <w:t xml:space="preserve">edge modules (farm machinery, IoT)</w:t>
-            </w:r>
-          </w:p>
-        </w:tc>
-        <w:tc>
-          <w:tcPr>
-            <w:shd w:fill="FAFCFD" w:val="clear"/>
-            <w:tcMar>
-              <w:top w:type="dxa" w:w="80"/>
-              <w:left w:type="dxa" w:w="120"/>
-              <w:bottom w:type="dxa" w:w="80"/>
-              <w:right w:type="dxa" w:w="120"/>
-            </w:tcMar>
-            <w:vAlign w:val="center"/>
-          </w:tcPr>
-          <w:p>
-            <w:pPr>
-              <w:spacing w:after="0" w:line="280"/>
-              <w:jc w:val="left"/>
-            </w:pPr>
-            <w:r>
-              <w:rPr>
-                <w:rFonts w:ascii="Times New Roman" w:hAnsi="Times New Roman"/>
-                <w:b w:val="false"/>
-                <w:bCs w:val="false"/>
-                <w:color w:val="262626"/>
-                <w:sz w:val="20"/>
-                <w:szCs w:val="20"/>
-              </w:rPr>
-              <w:t xml:space="preserve">Quectel high-compute modules (shown at WAIC 2025)</w:t>
-            </w:r>
-          </w:p>
-        </w:tc>
-        <w:tc>
-          <w:tcPr>
-            <w:shd w:fill="FFFFFF" w:val="clear"/>
-            <w:tcMar>
-              <w:top w:type="dxa" w:w="80"/>
-              <w:left w:type="dxa" w:w="120"/>
-              <w:bottom w:type="dxa" w:w="80"/>
-              <w:right w:type="dxa" w:w="120"/>
-            </w:tcMar>
-            <w:vAlign w:val="center"/>
-          </w:tcPr>
-          <w:p>
-            <w:pPr>
-              <w:spacing w:after="0" w:line="280"/>
-              <w:jc w:val="left"/>
-            </w:pPr>
-            <w:r>
-              <w:rPr>
-                <w:rFonts w:ascii="Times New Roman" w:hAnsi="Times New Roman"/>
-                <w:b w:val="false"/>
-                <w:bCs w:val="false"/>
-                <w:color w:val="262626"/>
-                <w:sz w:val="20"/>
-                <w:szCs w:val="20"/>
-              </w:rPr>
-              <w:t xml:space="preserve">put RWKV into tractors, cameras, and sensors</w:t>
+              <w:t xml:space="preserve">an Agent must execute stably: T=0.3, top_p=0.5, presence 0.5, frequency 0.1, decay 0.996 is the measured recipe</w:t>
             </w:r>
           </w:p>
         </w:tc>
@@ -27380,29 +27080,6 @@
       <w:pPr>
         <w:spacing w:after="120"/>
       </w:pPr>
-    </w:p>
-    <w:p>
-      <w:pPr>
-        <w:pStyle w:val="Heading2"/>
-        <w:pBdr>
-          <w:left w:val="single" w:color="4E8CAD" w:sz="22" w:space="10"/>
-        </w:pBdr>
-        <w:spacing w:after="170" w:before="340" w:line="320"/>
-        <w:outlineLvl w:val="1"/>
-      </w:pPr>
-      <w:bookmarkStart w:name="_Toc95" w:id="95"/>
-      <w:r>
-        <w:rPr>
-          <w:rFonts w:ascii="Arial" w:hAnsi="Arial"/>
-          <w:b/>
-          <w:bCs/>
-          <w:color w:val="2C3E50"/>
-          <w:sz w:val="27"/>
-          <w:szCs w:val="27"/>
-        </w:rPr>
-        <w:t xml:space="preserve">25.2 Why RWKV is the 'King of Edge Computing'</w:t>
-      </w:r>
-      <w:bookmarkEnd w:id="95"/>
     </w:p>
     <w:p>
       <w:pPr>
@@ -27417,134 +27094,7 @@
           <w:sz w:val="24"/>
           <w:szCs w:val="24"/>
         </w:rPr>
-        <w:t xml:space="preserve">Looking at the device map with the three advantages from Chapter 9: constant memory—even a phone with 4GB memory can run long conversations; no KV cache—browser tabs won't get slower as the conversation continues; sequential inference—doesn't require massive parallel computing power, CPUs and edge chips can handle it. Comparison: Transformer's memory bill expands linearly with length (Figure 4), and what edge devices lack most is memory. This is why edge collaborations (Quectel) and chip plans (RPU, Chapter 17) have chosen RWKV.</w:t>
-      </w:r>
-    </w:p>
-    <w:p>
-      <w:pPr>
-        <w:pStyle w:val="Heading2"/>
-        <w:pBdr>
-          <w:left w:val="single" w:color="4E8CAD" w:sz="22" w:space="10"/>
-        </w:pBdr>
-        <w:spacing w:after="170" w:before="340" w:line="320"/>
-        <w:outlineLvl w:val="1"/>
-      </w:pPr>
-      <w:bookmarkStart w:name="_Toc96" w:id="96"/>
-      <w:r>
-        <w:rPr>
-          <w:rFonts w:ascii="Arial" w:hAnsi="Arial"/>
-          <w:b/>
-          <w:bCs/>
-          <w:color w:val="2C3E50"/>
-          <w:sz w:val="27"/>
-          <w:szCs w:val="27"/>
-        </w:rPr>
-        <w:t xml:space="preserve">25.3 Recommended Experience Path (from Easy to Hard)</w:t>
-      </w:r>
-      <w:bookmarkEnd w:id="96"/>
-    </w:p>
-    <w:p>
-      <w:pPr>
-        <w:spacing w:after="80" w:line="312"/>
-        <w:ind w:left="640" w:hanging="240"/>
-      </w:pPr>
-      <w:r>
-        <w:rPr>
-          <w:rFonts w:ascii="Times New Roman" w:hAnsi="Times New Roman"/>
-          <w:b/>
-          <w:bCs/>
-          <w:color w:val="1B6B7A"/>
-          <w:sz w:val="24"/>
-          <w:szCs w:val="24"/>
-        </w:rPr>
-        <w:t xml:space="preserve">• </w:t>
-      </w:r>
-      <w:r>
-        <w:rPr>
-          <w:rFonts w:ascii="Times New Roman" w:hAnsi="Times New Roman"/>
-          <w:color w:val="262626"/>
-          <w:sz w:val="24"/>
-          <w:szCs w:val="24"/>
-        </w:rPr>
-        <w:t xml:space="preserve">First stop (5 minutes): Open WebGPU Demo in browser—zero installation, first see what a 'model in the browser' looks like.</w:t>
-      </w:r>
-    </w:p>
-    <w:p>
-      <w:pPr>
-        <w:spacing w:after="80" w:line="312"/>
-        <w:ind w:left="640" w:hanging="240"/>
-      </w:pPr>
-      <w:r>
-        <w:rPr>
-          <w:rFonts w:ascii="Times New Roman" w:hAnsi="Times New Roman"/>
-          <w:b/>
-          <w:bCs/>
-          <w:color w:val="1B6B7A"/>
-          <w:sz w:val="24"/>
-          <w:szCs w:val="24"/>
-        </w:rPr>
-        <w:t xml:space="preserve">• </w:t>
-      </w:r>
-      <w:r>
-        <w:rPr>
-          <w:rFonts w:ascii="Times New Roman" w:hAnsi="Times New Roman"/>
-          <w:color w:val="262626"/>
-          <w:sz w:val="24"/>
-          <w:szCs w:val="24"/>
-        </w:rPr>
-        <w:t xml:space="preserve">Second stop (half hour): Download RWKV Runner, automatically download models, start local chatting.</w:t>
-      </w:r>
-    </w:p>
-    <w:p>
-      <w:pPr>
-        <w:spacing w:after="80" w:line="312"/>
-        <w:ind w:left="640" w:hanging="240"/>
-      </w:pPr>
-      <w:r>
-        <w:rPr>
-          <w:rFonts w:ascii="Times New Roman" w:hAnsi="Times New Roman"/>
-          <w:b/>
-          <w:bCs/>
-          <w:color w:val="1B6B7A"/>
-          <w:sz w:val="24"/>
-          <w:szCs w:val="24"/>
-        </w:rPr>
-        <w:t xml:space="preserve">• </w:t>
-      </w:r>
-      <w:r>
-        <w:rPr>
-          <w:rFonts w:ascii="Times New Roman" w:hAnsi="Times New Roman"/>
-          <w:color w:val="262626"/>
-          <w:sz w:val="24"/>
-          <w:szCs w:val="24"/>
-        </w:rPr>
-        <w:t xml:space="preserve">Third stop (an afternoon): Use ai00 or rwkv.cpp to run the same model, compare speed differences, understand the value of 'inference engines'.</w:t>
-      </w:r>
-    </w:p>
-    <w:p>
-      <w:pPr>
-        <w:spacing w:after="80" w:line="312"/>
-        <w:ind w:left="640" w:hanging="240"/>
-      </w:pPr>
-      <w:r>
-        <w:rPr>
-          <w:rFonts w:ascii="Times New Roman" w:hAnsi="Times New Roman"/>
-          <w:b/>
-          <w:bCs/>
-          <w:color w:val="1B6B7A"/>
-          <w:sz w:val="24"/>
-          <w:szCs w:val="24"/>
-        </w:rPr>
-        <w:t xml:space="preserve">• </w:t>
-      </w:r>
-      <w:r>
-        <w:rPr>
-          <w:rFonts w:ascii="Times New Roman" w:hAnsi="Times New Roman"/>
-          <w:color w:val="262626"/>
-          <w:sz w:val="24"/>
-          <w:szCs w:val="24"/>
-        </w:rPr>
-        <w:t xml:space="preserve">Fourth stop (a weekend): Follow Chapters 20-21 to train your own mini model, then load it with your own Runner—complete end-to-end loop.</w:t>
+        <w:t xml:space="preserve">Three more lessons worth remembering: (1) the model will copy its own previous tool call - after removing the "no tool needed" exit tool, repeated calls jumped 30%; this kind of fault cannot be fixed by prompts, only by training data; (2) the stop condition must cover both EOS and the "User" marker - base models often never emit EOS and will keep writing the next turn themselves; (3) do not judge a prompt change by total score alone - when two prompts have close totals, they may be getting two entirely different sets of questions right; look at the behavior distribution. The full report is listed in Appendix A.</w:t>
       </w:r>
     </w:p>
     <w:tbl>
@@ -27602,7 +27152,7 @@
                 <w:sz w:val="21"/>
                 <w:szCs w:val="21"/>
               </w:rPr>
-              <w:t xml:space="preserve">【Multiple Choice】Which type of device best demonstrates RWKV's edge advantages over Transformers? A. Cloud with thousands of GPUs  B. Memory-constrained mobile/edge devices  C. Quantum computer</w:t>
+              <w:t xml:space="preserve">【Multiple Choice】What is the most common cause of garbled output? A. Graphics card is too poor  B. Tokenizer does not match the model  C. Temperature set too high</w:t>
             </w:r>
           </w:p>
           <w:p>
@@ -27617,12 +27167,12 @@
                 <w:sz w:val="21"/>
                 <w:szCs w:val="21"/>
               </w:rPr>
-              <w:t xml:space="preserve">【Short Answer】Explain using 'constant memory + no KV cache': Why don't browser tabs running RWKV become increasingly laggy during conversations?</w:t>
-            </w:r>
-          </w:p>
-          <w:p>
-            <w:pPr>
-              <w:spacing w:after="0" w:line="300"/>
+              <w:t xml:space="preserve">【Short Answer】Why does the paper specifically include a "numerically stable version" of the formula? Explain using fp16 overflow.</w:t>
+            </w:r>
+          </w:p>
+          <w:p>
+            <w:pPr>
+              <w:spacing w:after="50" w:line="300"/>
               <w:ind w:left="200" w:hanging="200"/>
             </w:pPr>
             <w:r>
@@ -27632,7 +27182,22 @@
                 <w:sz w:val="21"/>
                 <w:szCs w:val="21"/>
               </w:rPr>
-              <w:t xml:space="preserve">【Hands-on】Complete the first and second stops of section 25.3, take a screenshot for each, and write three sentences of experience notes (speed/quality/surprises or shortcomings).</w:t>
+              <w:t xml:space="preserve">【Short Answer】With one extra space after "Assistant:", why do English questions get answered in Chinese? Explain using the "leading space" knowledge from Chapter 19.</w:t>
+            </w:r>
+          </w:p>
+          <w:p>
+            <w:pPr>
+              <w:spacing w:after="0" w:line="300"/>
+              <w:ind w:left="200" w:hanging="200"/>
+            </w:pPr>
+            <w:r>
+              <w:rPr>
+                <w:rFonts w:ascii="Times New Roman" w:hAnsi="Times New Roman"/>
+                <w:color w:val="1F2933"/>
+                <w:sz w:val="21"/>
+                <w:szCs w:val="21"/>
+              </w:rPr>
+              <w:t xml:space="preserve">【Hands-on】Copy the four-step pitfall elimination method from 24.4 on a sticky note and post it next to your computer - run through it in order the next time a bug appears.</w:t>
             </w:r>
           </w:p>
           <w:p>
@@ -27668,7 +27233,7 @@
         <w:spacing w:after="240" w:before="480" w:line="340"/>
         <w:outlineLvl w:val="0"/>
       </w:pPr>
-      <w:bookmarkStart w:name="_Toc97" w:id="97"/>
+      <w:bookmarkStart w:name="_Toc94" w:id="94"/>
       <w:r>
         <w:rPr>
           <w:rFonts w:ascii="Arial" w:hAnsi="Arial"/>
@@ -27678,9 +27243,25 @@
           <w:sz w:val="32"/>
           <w:szCs w:val="32"/>
         </w:rPr>
-        <w:t xml:space="preserve">Chapter 26: The Panoramic Layout of RWKV: One Person's Experiment, One Ecosystem's Ambition</w:t>
-      </w:r>
-      <w:bookmarkEnd w:id="97"/>
+        <w:t xml:space="preserve">Chapter 25: The Full Device Map: Where RWKV Can Run</w:t>
+      </w:r>
+      <w:bookmarkEnd w:id="94"/>
+    </w:p>
+    <w:p>
+      <w:pPr>
+        <w:spacing w:after="140" w:line="336"/>
+        <w:ind w:firstLine="480"/>
+        <w:jc w:val="both"/>
+      </w:pPr>
+      <w:r>
+        <w:rPr>
+          <w:rFonts w:ascii="Times New Roman" w:hAnsi="Times New Roman"/>
+          <w:color w:val="262626"/>
+          <w:sz w:val="24"/>
+          <w:szCs w:val="24"/>
+        </w:rPr>
+        <w:t xml:space="preserve">RWKV's 'little notebook' architecture (constant inference memory, no KV cache) makes it naturally suitable for running 'anywhere'. This chapter is a family photo: from the phone in your pocket to computing clusters in the cloud, there are ready-to-use community projects for every type of device.</w:t>
+      </w:r>
     </w:p>
     <w:p>
       <w:pPr>
@@ -27691,7 +27272,7 @@
         <w:spacing w:after="170" w:before="340" w:line="320"/>
         <w:outlineLvl w:val="1"/>
       </w:pPr>
-      <w:bookmarkStart w:name="_Toc98" w:id="98"/>
+      <w:bookmarkStart w:name="_Toc95" w:id="95"/>
       <w:r>
         <w:rPr>
           <w:rFonts w:ascii="Arial" w:hAnsi="Arial"/>
@@ -27701,9 +27282,9 @@
           <w:sz w:val="27"/>
           <w:szCs w:val="27"/>
         </w:rPr>
-        <w:t xml:space="preserve">26.1 Five Frontlines</w:t>
-      </w:r>
-      <w:bookmarkEnd w:id="98"/>
+        <w:t xml:space="preserve">25.1 Six Types of Terminals × Available Projects</w:t>
+      </w:r>
+      <w:bookmarkEnd w:id="95"/>
     </w:p>
     <w:tbl>
       <w:tblPr>
@@ -27753,7 +27334,7 @@
                 <w:sz w:val="21"/>
                 <w:szCs w:val="21"/>
               </w:rPr>
-              <w:t xml:space="preserve">Frontline</w:t>
+              <w:t xml:space="preserve">Terminal</w:t>
             </w:r>
           </w:p>
         </w:tc>
@@ -27782,7 +27363,7 @@
                 <w:sz w:val="21"/>
                 <w:szCs w:val="21"/>
               </w:rPr>
-              <w:t xml:space="preserve">Current Status</w:t>
+              <w:t xml:space="preserve">Representative Project</w:t>
             </w:r>
           </w:p>
         </w:tc>
@@ -27811,7 +27392,7 @@
                 <w:sz w:val="21"/>
                 <w:szCs w:val="21"/>
               </w:rPr>
-              <w:t xml:space="preserve">Key Milestones</w:t>
+              <w:t xml:space="preserve">What to Experience</w:t>
             </w:r>
           </w:p>
         </w:tc>
@@ -27845,7 +27426,7 @@
                 <w:sz w:val="20"/>
                 <w:szCs w:val="20"/>
               </w:rPr>
-              <w:t xml:space="preserve">industry (edge)</w:t>
+              <w:t xml:space="preserve">low-end PC (no discrete GPU)</w:t>
             </w:r>
           </w:p>
         </w:tc>
@@ -27874,7 +27455,7 @@
                 <w:sz w:val="20"/>
                 <w:szCs w:val="20"/>
               </w:rPr>
-              <w:t xml:space="preserve">Quectel partnership modules landing in IoT; Flutter app covering phones and desktops</w:t>
+              <w:t xml:space="preserve">rwkv.cpp (C++ quantized inference)</w:t>
             </w:r>
           </w:p>
         </w:tc>
@@ -27903,7 +27484,7 @@
                 <w:sz w:val="20"/>
                 <w:szCs w:val="20"/>
               </w:rPr>
-              <w:t xml:space="preserve">edge-side solution shown at WAIC 2025</w:t>
+              <w:t xml:space="preserve">quantized models run smoothly even on CPU</w:t>
             </w:r>
           </w:p>
         </w:tc>
@@ -27937,7 +27518,7 @@
                 <w:sz w:val="20"/>
                 <w:szCs w:val="20"/>
               </w:rPr>
-              <w:t xml:space="preserve">industry (chips)</w:t>
+              <w:t xml:space="preserve">gaming laptop / workstation</w:t>
             </w:r>
           </w:p>
         </w:tc>
@@ -27966,7 +27547,7 @@
                 <w:sz w:val="20"/>
                 <w:szCs w:val="20"/>
               </w:rPr>
-              <w:t xml:space="preserve">dedicated RPU chip plan in progress</w:t>
+              <w:t xml:space="preserve">ai00_server (local inference service)</w:t>
             </w:r>
           </w:p>
         </w:tc>
@@ -27995,7 +27576,7 @@
                 <w:sz w:val="20"/>
                 <w:szCs w:val="20"/>
               </w:rPr>
-              <w:t xml:space="preserve">Peng Bo's 2023 "the decisive battle is in hardware" declaration is being fulfilled (Chapter 17)</w:t>
+              <w:t xml:space="preserve">runs directly on the GPU, fast; build your own local chat service</w:t>
             </w:r>
           </w:p>
         </w:tc>
@@ -28029,7 +27610,7 @@
                 <w:sz w:val="20"/>
                 <w:szCs w:val="20"/>
               </w:rPr>
-              <w:t xml:space="preserve">open-source community</w:t>
+              <w:t xml:space="preserve">edge modules (farm machinery, IoT)</w:t>
             </w:r>
           </w:p>
         </w:tc>
@@ -28058,7 +27639,7 @@
                 <w:sz w:val="20"/>
                 <w:szCs w:val="20"/>
               </w:rPr>
-              <w:t xml:space="preserve">fully open under Apache 2.0; incubated by the LFAI &amp; Data foundation; global volunteers</w:t>
+              <w:t xml:space="preserve">Quectel high-compute modules (shown at WAIC 2025)</w:t>
             </w:r>
           </w:p>
         </w:tc>
@@ -28087,7 +27668,7 @@
                 <w:sz w:val="20"/>
                 <w:szCs w:val="20"/>
               </w:rPr>
-              <w:t xml:space="preserve">projects like RWKV-Runner / ai00 / rwkv.cpp emerged spontaneously</w:t>
+              <w:t xml:space="preserve">putting RWKV into tractors, cameras, sensors</w:t>
             </w:r>
           </w:p>
         </w:tc>
@@ -28121,7 +27702,7 @@
                 <w:sz w:val="20"/>
                 <w:szCs w:val="20"/>
               </w:rPr>
-              <w:t xml:space="preserve">industry (edge side)</w:t>
+              <w:t xml:space="preserve">low-end computers (no discrete GPU)</w:t>
             </w:r>
           </w:p>
         </w:tc>
@@ -28150,7 +27731,7 @@
                 <w:sz w:val="20"/>
                 <w:szCs w:val="20"/>
               </w:rPr>
-              <w:t xml:space="preserve">Quectel modules landing in IoT; the Flutter APP covers phones and desktops</w:t>
+              <w:t xml:space="preserve">rwkv.cpp (C++ quantized inference)</w:t>
             </w:r>
           </w:p>
         </w:tc>
@@ -28179,7 +27760,7 @@
                 <w:sz w:val="20"/>
                 <w:szCs w:val="20"/>
               </w:rPr>
-              <w:t xml:space="preserve">edge solution shown at WAIC 2025</w:t>
+              <w:t xml:space="preserve">quantized models run smoothly even on CPU</w:t>
             </w:r>
           </w:p>
         </w:tc>
@@ -28213,7 +27794,7 @@
                 <w:sz w:val="20"/>
                 <w:szCs w:val="20"/>
               </w:rPr>
-              <w:t xml:space="preserve">industry (chips)</w:t>
+              <w:t xml:space="preserve">home gaming laptops / workstations</w:t>
             </w:r>
           </w:p>
         </w:tc>
@@ -28242,7 +27823,7 @@
                 <w:sz w:val="20"/>
                 <w:szCs w:val="20"/>
               </w:rPr>
-              <w:t xml:space="preserve">the RPU dedicated-chip plan is moving forward</w:t>
+              <w:t xml:space="preserve">ai00_server (local inference service)</w:t>
             </w:r>
           </w:p>
         </w:tc>
@@ -28271,7 +27852,99 @@
                 <w:sz w:val="20"/>
                 <w:szCs w:val="20"/>
               </w:rPr>
-              <w:t xml:space="preserve">Peng Bo's 2023 "the decisive battle is in hardware" declaration is being fulfilled (Chapter 17)</w:t>
+              <w:t xml:space="preserve">runs straight on the GPU, fast; build your own local chat service</w:t>
+            </w:r>
+          </w:p>
+        </w:tc>
+      </w:tr>
+      <w:tr>
+        <w:trPr>
+          <w:cantSplit/>
+        </w:trPr>
+        <w:tc>
+          <w:tcPr>
+            <w:shd w:fill="FFFFFF" w:val="clear"/>
+            <w:tcMar>
+              <w:top w:type="dxa" w:w="80"/>
+              <w:left w:type="dxa" w:w="120"/>
+              <w:bottom w:type="dxa" w:w="80"/>
+              <w:right w:type="dxa" w:w="120"/>
+            </w:tcMar>
+            <w:vAlign w:val="center"/>
+          </w:tcPr>
+          <w:p>
+            <w:pPr>
+              <w:spacing w:after="0" w:line="280"/>
+              <w:jc w:val="left"/>
+            </w:pPr>
+            <w:r>
+              <w:rPr>
+                <w:rFonts w:ascii="Times New Roman" w:hAnsi="Times New Roman"/>
+                <w:b w:val="false"/>
+                <w:bCs w:val="false"/>
+                <w:color w:val="262626"/>
+                <w:sz w:val="20"/>
+                <w:szCs w:val="20"/>
+              </w:rPr>
+              <w:t xml:space="preserve">edge modules (farm machinery, IoT)</w:t>
+            </w:r>
+          </w:p>
+        </w:tc>
+        <w:tc>
+          <w:tcPr>
+            <w:shd w:fill="FAFCFD" w:val="clear"/>
+            <w:tcMar>
+              <w:top w:type="dxa" w:w="80"/>
+              <w:left w:type="dxa" w:w="120"/>
+              <w:bottom w:type="dxa" w:w="80"/>
+              <w:right w:type="dxa" w:w="120"/>
+            </w:tcMar>
+            <w:vAlign w:val="center"/>
+          </w:tcPr>
+          <w:p>
+            <w:pPr>
+              <w:spacing w:after="0" w:line="280"/>
+              <w:jc w:val="left"/>
+            </w:pPr>
+            <w:r>
+              <w:rPr>
+                <w:rFonts w:ascii="Times New Roman" w:hAnsi="Times New Roman"/>
+                <w:b w:val="false"/>
+                <w:bCs w:val="false"/>
+                <w:color w:val="262626"/>
+                <w:sz w:val="20"/>
+                <w:szCs w:val="20"/>
+              </w:rPr>
+              <w:t xml:space="preserve">Quectel high-compute modules (shown at WAIC 2025)</w:t>
+            </w:r>
+          </w:p>
+        </w:tc>
+        <w:tc>
+          <w:tcPr>
+            <w:shd w:fill="FFFFFF" w:val="clear"/>
+            <w:tcMar>
+              <w:top w:type="dxa" w:w="80"/>
+              <w:left w:type="dxa" w:w="120"/>
+              <w:bottom w:type="dxa" w:w="80"/>
+              <w:right w:type="dxa" w:w="120"/>
+            </w:tcMar>
+            <w:vAlign w:val="center"/>
+          </w:tcPr>
+          <w:p>
+            <w:pPr>
+              <w:spacing w:after="0" w:line="280"/>
+              <w:jc w:val="left"/>
+            </w:pPr>
+            <w:r>
+              <w:rPr>
+                <w:rFonts w:ascii="Times New Roman" w:hAnsi="Times New Roman"/>
+                <w:b w:val="false"/>
+                <w:bCs w:val="false"/>
+                <w:color w:val="262626"/>
+                <w:sz w:val="20"/>
+                <w:szCs w:val="20"/>
+              </w:rPr>
+              <w:t xml:space="preserve">put RWKV into tractors, cameras, and sensors</w:t>
             </w:r>
           </w:p>
         </w:tc>
@@ -28291,7 +27964,7 @@
         <w:spacing w:after="170" w:before="340" w:line="320"/>
         <w:outlineLvl w:val="1"/>
       </w:pPr>
-      <w:bookmarkStart w:name="_Toc99" w:id="99"/>
+      <w:bookmarkStart w:name="_Toc96" w:id="96"/>
       <w:r>
         <w:rPr>
           <w:rFonts w:ascii="Arial" w:hAnsi="Arial"/>
@@ -28301,9 +27974,9 @@
           <w:sz w:val="27"/>
           <w:szCs w:val="27"/>
         </w:rPr>
-        <w:t xml:space="preserve">26.2 'The Android of the AI Era'</w:t>
-      </w:r>
-      <w:bookmarkEnd w:id="99"/>
+        <w:t xml:space="preserve">25.2 Why RWKV is the 'King of Edge Computing'</w:t>
+      </w:r>
+      <w:bookmarkEnd w:id="96"/>
     </w:p>
     <w:p>
       <w:pPr>
@@ -28318,7 +27991,7 @@
           <w:sz w:val="24"/>
           <w:szCs w:val="24"/>
         </w:rPr>
-        <w:t xml:space="preserve">In a 2023 interview, Bloomberg shared an ambition: to become 'the Android of the AI era.' Android's strategy isn't to build the fastest phones, but to open-source the system for all manufacturers, letting the ecosystem grow naturally. RWKV follows the same path: architecture and models are fully open-sourced under Apache 2.0, allowing anyone to use them commercially for free; comprehensive layout on edge, cloud, and chip sides; multilingual fairness (World data covers 100+ languages, not biased toward English). As Transformer training and inference bills continue to mount, the 'fast, efficient, and open' approach has carved out its own space for survival.</w:t>
+        <w:t xml:space="preserve">Looking at the device map with the three advantages from Chapter 9: constant memory—even a phone with 4GB memory can run long conversations; no KV cache—browser tabs won't get slower as the conversation continues; sequential inference—doesn't require massive parallel computing power, CPUs and edge chips can handle it. Comparison: Transformer's memory bill expands linearly with length (Figure 4), and what edge devices lack most is memory. This is why edge collaborations (Quectel) and chip plans (RPU, Chapter 17) have chosen RWKV.</w:t>
       </w:r>
     </w:p>
     <w:p>
@@ -28330,7 +28003,7 @@
         <w:spacing w:after="170" w:before="340" w:line="320"/>
         <w:outlineLvl w:val="1"/>
       </w:pPr>
-      <w:bookmarkStart w:name="_Toc100" w:id="100"/>
+      <w:bookmarkStart w:name="_Toc97" w:id="97"/>
       <w:r>
         <w:rPr>
           <w:rFonts w:ascii="Arial" w:hAnsi="Arial"/>
@@ -28340,16 +28013,26 @@
           <w:sz w:val="27"/>
           <w:szCs w:val="27"/>
         </w:rPr>
-        <w:t xml:space="preserve">26.3 Your Place in This Ecosystem</w:t>
-      </w:r>
-      <w:bookmarkEnd w:id="100"/>
-    </w:p>
-    <w:p>
-      <w:pPr>
-        <w:spacing w:after="140" w:line="336"/>
-        <w:ind w:firstLine="480"/>
-        <w:jc w:val="both"/>
-      </w:pPr>
+        <w:t xml:space="preserve">25.3 Recommended Experience Path (from Easy to Hard)</w:t>
+      </w:r>
+      <w:bookmarkEnd w:id="97"/>
+    </w:p>
+    <w:p>
+      <w:pPr>
+        <w:spacing w:after="80" w:line="312"/>
+        <w:ind w:left="640" w:hanging="240"/>
+      </w:pPr>
+      <w:r>
+        <w:rPr>
+          <w:rFonts w:ascii="Times New Roman" w:hAnsi="Times New Roman"/>
+          <w:b/>
+          <w:bCs/>
+          <w:color w:val="1B6B7A"/>
+          <w:sz w:val="24"/>
+          <w:szCs w:val="24"/>
+        </w:rPr>
+        <w:t xml:space="preserve">• </w:t>
+      </w:r>
       <w:r>
         <w:rPr>
           <w:rFonts w:ascii="Times New Roman" w:hAnsi="Times New Roman"/>
@@ -28357,7 +28040,85 @@
           <w:sz w:val="24"/>
           <w:szCs w:val="24"/>
         </w:rPr>
-        <w:t xml:space="preserve">Understanding the layout, think about where you can fit in: if you like hands-on work—Chapters 18-23's model creation path plus Chapter 25's device map are enough for you to create your first 'own AI product'; if you like research—pick a thread (vision/timeseries/medicine) from the 266 papers in Appendix C to explore deeply; if you like engineering—the operators and inference engine directions in Appendix G's advanced roadmap always welcome new talent in community projects. The ecosystem's ambition must be realized through the hands-on work of generation after generation of newcomers.</w:t>
+        <w:t xml:space="preserve">First stop (5 minutes): Open WebGPU Demo in browser—zero installation, first see what a 'model in the browser' looks like.</w:t>
+      </w:r>
+    </w:p>
+    <w:p>
+      <w:pPr>
+        <w:spacing w:after="80" w:line="312"/>
+        <w:ind w:left="640" w:hanging="240"/>
+      </w:pPr>
+      <w:r>
+        <w:rPr>
+          <w:rFonts w:ascii="Times New Roman" w:hAnsi="Times New Roman"/>
+          <w:b/>
+          <w:bCs/>
+          <w:color w:val="1B6B7A"/>
+          <w:sz w:val="24"/>
+          <w:szCs w:val="24"/>
+        </w:rPr>
+        <w:t xml:space="preserve">• </w:t>
+      </w:r>
+      <w:r>
+        <w:rPr>
+          <w:rFonts w:ascii="Times New Roman" w:hAnsi="Times New Roman"/>
+          <w:color w:val="262626"/>
+          <w:sz w:val="24"/>
+          <w:szCs w:val="24"/>
+        </w:rPr>
+        <w:t xml:space="preserve">Second stop (half hour): Download RWKV Runner, automatically download models, start local chatting.</w:t>
+      </w:r>
+    </w:p>
+    <w:p>
+      <w:pPr>
+        <w:spacing w:after="80" w:line="312"/>
+        <w:ind w:left="640" w:hanging="240"/>
+      </w:pPr>
+      <w:r>
+        <w:rPr>
+          <w:rFonts w:ascii="Times New Roman" w:hAnsi="Times New Roman"/>
+          <w:b/>
+          <w:bCs/>
+          <w:color w:val="1B6B7A"/>
+          <w:sz w:val="24"/>
+          <w:szCs w:val="24"/>
+        </w:rPr>
+        <w:t xml:space="preserve">• </w:t>
+      </w:r>
+      <w:r>
+        <w:rPr>
+          <w:rFonts w:ascii="Times New Roman" w:hAnsi="Times New Roman"/>
+          <w:color w:val="262626"/>
+          <w:sz w:val="24"/>
+          <w:szCs w:val="24"/>
+        </w:rPr>
+        <w:t xml:space="preserve">Third stop (an afternoon): Use ai00 or rwkv.cpp to run the same model, compare speed differences, understand the value of 'inference engines'.</w:t>
+      </w:r>
+    </w:p>
+    <w:p>
+      <w:pPr>
+        <w:spacing w:after="80" w:line="312"/>
+        <w:ind w:left="640" w:hanging="240"/>
+      </w:pPr>
+      <w:r>
+        <w:rPr>
+          <w:rFonts w:ascii="Times New Roman" w:hAnsi="Times New Roman"/>
+          <w:b/>
+          <w:bCs/>
+          <w:color w:val="1B6B7A"/>
+          <w:sz w:val="24"/>
+          <w:szCs w:val="24"/>
+        </w:rPr>
+        <w:t xml:space="preserve">• </w:t>
+      </w:r>
+      <w:r>
+        <w:rPr>
+          <w:rFonts w:ascii="Times New Roman" w:hAnsi="Times New Roman"/>
+          <w:color w:val="262626"/>
+          <w:sz w:val="24"/>
+          <w:szCs w:val="24"/>
+        </w:rPr>
+        <w:t xml:space="preserve">Fourth stop (a weekend): Follow Chapters 20-21 to train your own mini model, then load it with your own Runner—complete end-to-end loop.</w:t>
       </w:r>
     </w:p>
     <w:tbl>
@@ -28415,7 +28176,7 @@
                 <w:sz w:val="21"/>
                 <w:szCs w:val="21"/>
               </w:rPr>
-              <w:t xml:space="preserve">【Multiple Choice】What is the core of the 'Android of the AI era' metaphor? A. Building the fastest model B. Open ecosystem with full layout C. Only making phone systems</w:t>
+              <w:t xml:space="preserve">【Multiple Choice】Which type of device best demonstrates RWKV's edge advantages over Transformers? A. Cloud with thousands of GPUs  B. Memory-constrained mobile/edge devices  C. Quantum computer</w:t>
             </w:r>
           </w:p>
           <w:p>
@@ -28430,7 +28191,7 @@
                 <w:sz w:val="21"/>
                 <w:szCs w:val="21"/>
               </w:rPr>
-              <w:t xml:space="preserve">【Short Answer】RWKV uses Apache 2.0 protocol for open source. What does this mean for ecosystem expansion? (Compare with 'closed-source and paid')</w:t>
+              <w:t xml:space="preserve">【Short Answer】Explain using 'constant memory + no KV cache': Why don't browser tabs running RWKV become increasingly laggy during conversations?</w:t>
             </w:r>
           </w:p>
           <w:p>
@@ -28445,7 +28206,7 @@
                 <w:sz w:val="21"/>
                 <w:szCs w:val="21"/>
               </w:rPr>
-              <w:t xml:space="preserve">【Hands-on】Referring to the five frontlines in 26.1, write one sentence about the specific project/paper/direction you're most interested in in each, and circle one as your 'entry point'.</w:t>
+              <w:t xml:space="preserve">【Hands-on】Complete the first and second stops of section 25.3, take a screenshot for each, and write three sentences of experience notes (speed/quality/surprises or shortcomings).</w:t>
             </w:r>
           </w:p>
           <w:p>
@@ -28481,7 +28242,7 @@
         <w:spacing w:after="240" w:before="480" w:line="340"/>
         <w:outlineLvl w:val="0"/>
       </w:pPr>
-      <w:bookmarkStart w:name="_Toc101" w:id="101"/>
+      <w:bookmarkStart w:name="_Toc98" w:id="98"/>
       <w:r>
         <w:rPr>
           <w:rFonts w:ascii="Arial" w:hAnsi="Arial"/>
@@ -28491,9 +28252,914 @@
           <w:sz w:val="32"/>
           <w:szCs w:val="32"/>
         </w:rPr>
+        <w:t xml:space="preserve">Chapter 26: The Panoramic Layout of RWKV: One Person's Experiment, One Ecosystem's Ambition</w:t>
+      </w:r>
+      <w:bookmarkEnd w:id="98"/>
+    </w:p>
+    <w:p>
+      <w:pPr>
+        <w:pStyle w:val="Heading2"/>
+        <w:pBdr>
+          <w:left w:val="single" w:color="4E8CAD" w:sz="22" w:space="10"/>
+        </w:pBdr>
+        <w:spacing w:after="170" w:before="340" w:line="320"/>
+        <w:outlineLvl w:val="1"/>
+      </w:pPr>
+      <w:bookmarkStart w:name="_Toc99" w:id="99"/>
+      <w:r>
+        <w:rPr>
+          <w:rFonts w:ascii="Arial" w:hAnsi="Arial"/>
+          <w:b/>
+          <w:bCs/>
+          <w:color w:val="2C3E50"/>
+          <w:sz w:val="27"/>
+          <w:szCs w:val="27"/>
+        </w:rPr>
+        <w:t xml:space="preserve">26.1 Five Frontlines</w:t>
+      </w:r>
+      <w:bookmarkEnd w:id="99"/>
+    </w:p>
+    <w:tbl>
+      <w:tblPr>
+        <w:tblW w:type="pct" w:w="5000"/>
+        <w:tblBorders>
+          <w:top w:val="single" w:color="1B6B7A" w:sz="8"/>
+          <w:left w:val="none" w:color="FFFFFF" w:sz="0"/>
+          <w:bottom w:val="single" w:color="1B6B7A" w:sz="8"/>
+          <w:right w:val="none" w:color="FFFFFF" w:sz="0"/>
+          <w:insideH w:val="single" w:color="C8DDE2" w:sz="4"/>
+          <w:insideV w:val="single" w:color="C8DDE2" w:sz="4"/>
+        </w:tblBorders>
+        <w:tblLayout w:type="fixed"/>
+      </w:tblPr>
+      <w:tblGrid>
+        <w:gridCol w:w="2929"/>
+        <w:gridCol w:w="2929"/>
+        <w:gridCol w:w="2929"/>
+      </w:tblGrid>
+      <w:tr>
+        <w:trPr>
+          <w:cantSplit/>
+          <w:tblHeader/>
+        </w:trPr>
+        <w:tc>
+          <w:tcPr>
+            <w:shd w:fill="1B6B7A" w:val="clear"/>
+            <w:tcMar>
+              <w:top w:type="dxa" w:w="80"/>
+              <w:left w:type="dxa" w:w="120"/>
+              <w:bottom w:type="dxa" w:w="80"/>
+              <w:right w:type="dxa" w:w="120"/>
+            </w:tcMar>
+            <w:vAlign w:val="center"/>
+          </w:tcPr>
+          <w:p>
+            <w:pPr>
+              <w:spacing w:after="0" w:line="280"/>
+              <w:jc w:val="center"/>
+            </w:pPr>
+            <w:r>
+              <w:rPr>
+                <w:rFonts w:ascii="Times New Roman" w:hAnsi="Times New Roman"/>
+                <w:b/>
+                <w:bCs/>
+                <w:color w:val="FFFFFF"/>
+                <w:sz w:val="21"/>
+                <w:szCs w:val="21"/>
+              </w:rPr>
+              <w:t xml:space="preserve">Frontline</w:t>
+            </w:r>
+          </w:p>
+        </w:tc>
+        <w:tc>
+          <w:tcPr>
+            <w:shd w:fill="1B6B7A" w:val="clear"/>
+            <w:tcMar>
+              <w:top w:type="dxa" w:w="80"/>
+              <w:left w:type="dxa" w:w="120"/>
+              <w:bottom w:type="dxa" w:w="80"/>
+              <w:right w:type="dxa" w:w="120"/>
+            </w:tcMar>
+            <w:vAlign w:val="center"/>
+          </w:tcPr>
+          <w:p>
+            <w:pPr>
+              <w:spacing w:after="0" w:line="280"/>
+              <w:jc w:val="center"/>
+            </w:pPr>
+            <w:r>
+              <w:rPr>
+                <w:rFonts w:ascii="Times New Roman" w:hAnsi="Times New Roman"/>
+                <w:b/>
+                <w:bCs/>
+                <w:color w:val="FFFFFF"/>
+                <w:sz w:val="21"/>
+                <w:szCs w:val="21"/>
+              </w:rPr>
+              <w:t xml:space="preserve">Current Status</w:t>
+            </w:r>
+          </w:p>
+        </w:tc>
+        <w:tc>
+          <w:tcPr>
+            <w:shd w:fill="1B6B7A" w:val="clear"/>
+            <w:tcMar>
+              <w:top w:type="dxa" w:w="80"/>
+              <w:left w:type="dxa" w:w="120"/>
+              <w:bottom w:type="dxa" w:w="80"/>
+              <w:right w:type="dxa" w:w="120"/>
+            </w:tcMar>
+            <w:vAlign w:val="center"/>
+          </w:tcPr>
+          <w:p>
+            <w:pPr>
+              <w:spacing w:after="0" w:line="280"/>
+              <w:jc w:val="center"/>
+            </w:pPr>
+            <w:r>
+              <w:rPr>
+                <w:rFonts w:ascii="Times New Roman" w:hAnsi="Times New Roman"/>
+                <w:b/>
+                <w:bCs/>
+                <w:color w:val="FFFFFF"/>
+                <w:sz w:val="21"/>
+                <w:szCs w:val="21"/>
+              </w:rPr>
+              <w:t xml:space="preserve">Key Milestones</w:t>
+            </w:r>
+          </w:p>
+        </w:tc>
+      </w:tr>
+      <w:tr>
+        <w:trPr>
+          <w:cantSplit/>
+        </w:trPr>
+        <w:tc>
+          <w:tcPr>
+            <w:shd w:fill="FFFFFF" w:val="clear"/>
+            <w:tcMar>
+              <w:top w:type="dxa" w:w="80"/>
+              <w:left w:type="dxa" w:w="120"/>
+              <w:bottom w:type="dxa" w:w="80"/>
+              <w:right w:type="dxa" w:w="120"/>
+            </w:tcMar>
+            <w:vAlign w:val="center"/>
+          </w:tcPr>
+          <w:p>
+            <w:pPr>
+              <w:spacing w:after="0" w:line="280"/>
+              <w:jc w:val="left"/>
+            </w:pPr>
+            <w:r>
+              <w:rPr>
+                <w:rFonts w:ascii="Times New Roman" w:hAnsi="Times New Roman"/>
+                <w:b w:val="false"/>
+                <w:bCs w:val="false"/>
+                <w:color w:val="262626"/>
+                <w:sz w:val="20"/>
+                <w:szCs w:val="20"/>
+              </w:rPr>
+              <w:t xml:space="preserve">industry (edge)</w:t>
+            </w:r>
+          </w:p>
+        </w:tc>
+        <w:tc>
+          <w:tcPr>
+            <w:shd w:fill="FAFCFD" w:val="clear"/>
+            <w:tcMar>
+              <w:top w:type="dxa" w:w="80"/>
+              <w:left w:type="dxa" w:w="120"/>
+              <w:bottom w:type="dxa" w:w="80"/>
+              <w:right w:type="dxa" w:w="120"/>
+            </w:tcMar>
+            <w:vAlign w:val="center"/>
+          </w:tcPr>
+          <w:p>
+            <w:pPr>
+              <w:spacing w:after="0" w:line="280"/>
+              <w:jc w:val="left"/>
+            </w:pPr>
+            <w:r>
+              <w:rPr>
+                <w:rFonts w:ascii="Times New Roman" w:hAnsi="Times New Roman"/>
+                <w:b w:val="false"/>
+                <w:bCs w:val="false"/>
+                <w:color w:val="262626"/>
+                <w:sz w:val="20"/>
+                <w:szCs w:val="20"/>
+              </w:rPr>
+              <w:t xml:space="preserve">Quectel partnership modules landing in IoT; Flutter app covering phones and desktops</w:t>
+            </w:r>
+          </w:p>
+        </w:tc>
+        <w:tc>
+          <w:tcPr>
+            <w:shd w:fill="FFFFFF" w:val="clear"/>
+            <w:tcMar>
+              <w:top w:type="dxa" w:w="80"/>
+              <w:left w:type="dxa" w:w="120"/>
+              <w:bottom w:type="dxa" w:w="80"/>
+              <w:right w:type="dxa" w:w="120"/>
+            </w:tcMar>
+            <w:vAlign w:val="center"/>
+          </w:tcPr>
+          <w:p>
+            <w:pPr>
+              <w:spacing w:after="0" w:line="280"/>
+              <w:jc w:val="left"/>
+            </w:pPr>
+            <w:r>
+              <w:rPr>
+                <w:rFonts w:ascii="Times New Roman" w:hAnsi="Times New Roman"/>
+                <w:b w:val="false"/>
+                <w:bCs w:val="false"/>
+                <w:color w:val="262626"/>
+                <w:sz w:val="20"/>
+                <w:szCs w:val="20"/>
+              </w:rPr>
+              <w:t xml:space="preserve">edge-side solution shown at WAIC 2025</w:t>
+            </w:r>
+          </w:p>
+        </w:tc>
+      </w:tr>
+      <w:tr>
+        <w:trPr>
+          <w:cantSplit/>
+        </w:trPr>
+        <w:tc>
+          <w:tcPr>
+            <w:shd w:fill="FFFFFF" w:val="clear"/>
+            <w:tcMar>
+              <w:top w:type="dxa" w:w="80"/>
+              <w:left w:type="dxa" w:w="120"/>
+              <w:bottom w:type="dxa" w:w="80"/>
+              <w:right w:type="dxa" w:w="120"/>
+            </w:tcMar>
+            <w:vAlign w:val="center"/>
+          </w:tcPr>
+          <w:p>
+            <w:pPr>
+              <w:spacing w:after="0" w:line="280"/>
+              <w:jc w:val="left"/>
+            </w:pPr>
+            <w:r>
+              <w:rPr>
+                <w:rFonts w:ascii="Times New Roman" w:hAnsi="Times New Roman"/>
+                <w:b w:val="false"/>
+                <w:bCs w:val="false"/>
+                <w:color w:val="262626"/>
+                <w:sz w:val="20"/>
+                <w:szCs w:val="20"/>
+              </w:rPr>
+              <w:t xml:space="preserve">industry (chips)</w:t>
+            </w:r>
+          </w:p>
+        </w:tc>
+        <w:tc>
+          <w:tcPr>
+            <w:shd w:fill="FAFCFD" w:val="clear"/>
+            <w:tcMar>
+              <w:top w:type="dxa" w:w="80"/>
+              <w:left w:type="dxa" w:w="120"/>
+              <w:bottom w:type="dxa" w:w="80"/>
+              <w:right w:type="dxa" w:w="120"/>
+            </w:tcMar>
+            <w:vAlign w:val="center"/>
+          </w:tcPr>
+          <w:p>
+            <w:pPr>
+              <w:spacing w:after="0" w:line="280"/>
+              <w:jc w:val="left"/>
+            </w:pPr>
+            <w:r>
+              <w:rPr>
+                <w:rFonts w:ascii="Times New Roman" w:hAnsi="Times New Roman"/>
+                <w:b w:val="false"/>
+                <w:bCs w:val="false"/>
+                <w:color w:val="262626"/>
+                <w:sz w:val="20"/>
+                <w:szCs w:val="20"/>
+              </w:rPr>
+              <w:t xml:space="preserve">dedicated RPU chip plan in progress</w:t>
+            </w:r>
+          </w:p>
+        </w:tc>
+        <w:tc>
+          <w:tcPr>
+            <w:shd w:fill="FFFFFF" w:val="clear"/>
+            <w:tcMar>
+              <w:top w:type="dxa" w:w="80"/>
+              <w:left w:type="dxa" w:w="120"/>
+              <w:bottom w:type="dxa" w:w="80"/>
+              <w:right w:type="dxa" w:w="120"/>
+            </w:tcMar>
+            <w:vAlign w:val="center"/>
+          </w:tcPr>
+          <w:p>
+            <w:pPr>
+              <w:spacing w:after="0" w:line="280"/>
+              <w:jc w:val="left"/>
+            </w:pPr>
+            <w:r>
+              <w:rPr>
+                <w:rFonts w:ascii="Times New Roman" w:hAnsi="Times New Roman"/>
+                <w:b w:val="false"/>
+                <w:bCs w:val="false"/>
+                <w:color w:val="262626"/>
+                <w:sz w:val="20"/>
+                <w:szCs w:val="20"/>
+              </w:rPr>
+              <w:t xml:space="preserve">Peng Bo's 2023 "the decisive battle is in hardware" declaration is being fulfilled (Chapter 17)</w:t>
+            </w:r>
+          </w:p>
+        </w:tc>
+      </w:tr>
+      <w:tr>
+        <w:trPr>
+          <w:cantSplit/>
+        </w:trPr>
+        <w:tc>
+          <w:tcPr>
+            <w:shd w:fill="FFFFFF" w:val="clear"/>
+            <w:tcMar>
+              <w:top w:type="dxa" w:w="80"/>
+              <w:left w:type="dxa" w:w="120"/>
+              <w:bottom w:type="dxa" w:w="80"/>
+              <w:right w:type="dxa" w:w="120"/>
+            </w:tcMar>
+            <w:vAlign w:val="center"/>
+          </w:tcPr>
+          <w:p>
+            <w:pPr>
+              <w:spacing w:after="0" w:line="280"/>
+              <w:jc w:val="left"/>
+            </w:pPr>
+            <w:r>
+              <w:rPr>
+                <w:rFonts w:ascii="Times New Roman" w:hAnsi="Times New Roman"/>
+                <w:b w:val="false"/>
+                <w:bCs w:val="false"/>
+                <w:color w:val="262626"/>
+                <w:sz w:val="20"/>
+                <w:szCs w:val="20"/>
+              </w:rPr>
+              <w:t xml:space="preserve">open-source community</w:t>
+            </w:r>
+          </w:p>
+        </w:tc>
+        <w:tc>
+          <w:tcPr>
+            <w:shd w:fill="FAFCFD" w:val="clear"/>
+            <w:tcMar>
+              <w:top w:type="dxa" w:w="80"/>
+              <w:left w:type="dxa" w:w="120"/>
+              <w:bottom w:type="dxa" w:w="80"/>
+              <w:right w:type="dxa" w:w="120"/>
+            </w:tcMar>
+            <w:vAlign w:val="center"/>
+          </w:tcPr>
+          <w:p>
+            <w:pPr>
+              <w:spacing w:after="0" w:line="280"/>
+              <w:jc w:val="left"/>
+            </w:pPr>
+            <w:r>
+              <w:rPr>
+                <w:rFonts w:ascii="Times New Roman" w:hAnsi="Times New Roman"/>
+                <w:b w:val="false"/>
+                <w:bCs w:val="false"/>
+                <w:color w:val="262626"/>
+                <w:sz w:val="20"/>
+                <w:szCs w:val="20"/>
+              </w:rPr>
+              <w:t xml:space="preserve">fully open under Apache 2.0; incubated by the LFAI &amp; Data foundation; global volunteers</w:t>
+            </w:r>
+          </w:p>
+        </w:tc>
+        <w:tc>
+          <w:tcPr>
+            <w:shd w:fill="FFFFFF" w:val="clear"/>
+            <w:tcMar>
+              <w:top w:type="dxa" w:w="80"/>
+              <w:left w:type="dxa" w:w="120"/>
+              <w:bottom w:type="dxa" w:w="80"/>
+              <w:right w:type="dxa" w:w="120"/>
+            </w:tcMar>
+            <w:vAlign w:val="center"/>
+          </w:tcPr>
+          <w:p>
+            <w:pPr>
+              <w:spacing w:after="0" w:line="280"/>
+              <w:jc w:val="left"/>
+            </w:pPr>
+            <w:r>
+              <w:rPr>
+                <w:rFonts w:ascii="Times New Roman" w:hAnsi="Times New Roman"/>
+                <w:b w:val="false"/>
+                <w:bCs w:val="false"/>
+                <w:color w:val="262626"/>
+                <w:sz w:val="20"/>
+                <w:szCs w:val="20"/>
+              </w:rPr>
+              <w:t xml:space="preserve">projects like RWKV-Runner / ai00 / rwkv.cpp emerged spontaneously</w:t>
+            </w:r>
+          </w:p>
+        </w:tc>
+      </w:tr>
+      <w:tr>
+        <w:trPr>
+          <w:cantSplit/>
+        </w:trPr>
+        <w:tc>
+          <w:tcPr>
+            <w:shd w:fill="FFFFFF" w:val="clear"/>
+            <w:tcMar>
+              <w:top w:type="dxa" w:w="80"/>
+              <w:left w:type="dxa" w:w="120"/>
+              <w:bottom w:type="dxa" w:w="80"/>
+              <w:right w:type="dxa" w:w="120"/>
+            </w:tcMar>
+            <w:vAlign w:val="center"/>
+          </w:tcPr>
+          <w:p>
+            <w:pPr>
+              <w:spacing w:after="0" w:line="280"/>
+              <w:jc w:val="left"/>
+            </w:pPr>
+            <w:r>
+              <w:rPr>
+                <w:rFonts w:ascii="Times New Roman" w:hAnsi="Times New Roman"/>
+                <w:b w:val="false"/>
+                <w:bCs w:val="false"/>
+                <w:color w:val="262626"/>
+                <w:sz w:val="20"/>
+                <w:szCs w:val="20"/>
+              </w:rPr>
+              <w:t xml:space="preserve">industry (edge side)</w:t>
+            </w:r>
+          </w:p>
+        </w:tc>
+        <w:tc>
+          <w:tcPr>
+            <w:shd w:fill="FAFCFD" w:val="clear"/>
+            <w:tcMar>
+              <w:top w:type="dxa" w:w="80"/>
+              <w:left w:type="dxa" w:w="120"/>
+              <w:bottom w:type="dxa" w:w="80"/>
+              <w:right w:type="dxa" w:w="120"/>
+            </w:tcMar>
+            <w:vAlign w:val="center"/>
+          </w:tcPr>
+          <w:p>
+            <w:pPr>
+              <w:spacing w:after="0" w:line="280"/>
+              <w:jc w:val="left"/>
+            </w:pPr>
+            <w:r>
+              <w:rPr>
+                <w:rFonts w:ascii="Times New Roman" w:hAnsi="Times New Roman"/>
+                <w:b w:val="false"/>
+                <w:bCs w:val="false"/>
+                <w:color w:val="262626"/>
+                <w:sz w:val="20"/>
+                <w:szCs w:val="20"/>
+              </w:rPr>
+              <w:t xml:space="preserve">Quectel modules landing in IoT; the Flutter APP covers phones and desktops</w:t>
+            </w:r>
+          </w:p>
+        </w:tc>
+        <w:tc>
+          <w:tcPr>
+            <w:shd w:fill="FFFFFF" w:val="clear"/>
+            <w:tcMar>
+              <w:top w:type="dxa" w:w="80"/>
+              <w:left w:type="dxa" w:w="120"/>
+              <w:bottom w:type="dxa" w:w="80"/>
+              <w:right w:type="dxa" w:w="120"/>
+            </w:tcMar>
+            <w:vAlign w:val="center"/>
+          </w:tcPr>
+          <w:p>
+            <w:pPr>
+              <w:spacing w:after="0" w:line="280"/>
+              <w:jc w:val="left"/>
+            </w:pPr>
+            <w:r>
+              <w:rPr>
+                <w:rFonts w:ascii="Times New Roman" w:hAnsi="Times New Roman"/>
+                <w:b w:val="false"/>
+                <w:bCs w:val="false"/>
+                <w:color w:val="262626"/>
+                <w:sz w:val="20"/>
+                <w:szCs w:val="20"/>
+              </w:rPr>
+              <w:t xml:space="preserve">edge solution shown at WAIC 2025</w:t>
+            </w:r>
+          </w:p>
+        </w:tc>
+      </w:tr>
+      <w:tr>
+        <w:trPr>
+          <w:cantSplit/>
+        </w:trPr>
+        <w:tc>
+          <w:tcPr>
+            <w:shd w:fill="FFFFFF" w:val="clear"/>
+            <w:tcMar>
+              <w:top w:type="dxa" w:w="80"/>
+              <w:left w:type="dxa" w:w="120"/>
+              <w:bottom w:type="dxa" w:w="80"/>
+              <w:right w:type="dxa" w:w="120"/>
+            </w:tcMar>
+            <w:vAlign w:val="center"/>
+          </w:tcPr>
+          <w:p>
+            <w:pPr>
+              <w:spacing w:after="0" w:line="280"/>
+              <w:jc w:val="left"/>
+            </w:pPr>
+            <w:r>
+              <w:rPr>
+                <w:rFonts w:ascii="Times New Roman" w:hAnsi="Times New Roman"/>
+                <w:b w:val="false"/>
+                <w:bCs w:val="false"/>
+                <w:color w:val="262626"/>
+                <w:sz w:val="20"/>
+                <w:szCs w:val="20"/>
+              </w:rPr>
+              <w:t xml:space="preserve">industry (chips)</w:t>
+            </w:r>
+          </w:p>
+        </w:tc>
+        <w:tc>
+          <w:tcPr>
+            <w:shd w:fill="FAFCFD" w:val="clear"/>
+            <w:tcMar>
+              <w:top w:type="dxa" w:w="80"/>
+              <w:left w:type="dxa" w:w="120"/>
+              <w:bottom w:type="dxa" w:w="80"/>
+              <w:right w:type="dxa" w:w="120"/>
+            </w:tcMar>
+            <w:vAlign w:val="center"/>
+          </w:tcPr>
+          <w:p>
+            <w:pPr>
+              <w:spacing w:after="0" w:line="280"/>
+              <w:jc w:val="left"/>
+            </w:pPr>
+            <w:r>
+              <w:rPr>
+                <w:rFonts w:ascii="Times New Roman" w:hAnsi="Times New Roman"/>
+                <w:b w:val="false"/>
+                <w:bCs w:val="false"/>
+                <w:color w:val="262626"/>
+                <w:sz w:val="20"/>
+                <w:szCs w:val="20"/>
+              </w:rPr>
+              <w:t xml:space="preserve">the RPU dedicated-chip plan is moving forward</w:t>
+            </w:r>
+          </w:p>
+        </w:tc>
+        <w:tc>
+          <w:tcPr>
+            <w:shd w:fill="FFFFFF" w:val="clear"/>
+            <w:tcMar>
+              <w:top w:type="dxa" w:w="80"/>
+              <w:left w:type="dxa" w:w="120"/>
+              <w:bottom w:type="dxa" w:w="80"/>
+              <w:right w:type="dxa" w:w="120"/>
+            </w:tcMar>
+            <w:vAlign w:val="center"/>
+          </w:tcPr>
+          <w:p>
+            <w:pPr>
+              <w:spacing w:after="0" w:line="280"/>
+              <w:jc w:val="left"/>
+            </w:pPr>
+            <w:r>
+              <w:rPr>
+                <w:rFonts w:ascii="Times New Roman" w:hAnsi="Times New Roman"/>
+                <w:b w:val="false"/>
+                <w:bCs w:val="false"/>
+                <w:color w:val="262626"/>
+                <w:sz w:val="20"/>
+                <w:szCs w:val="20"/>
+              </w:rPr>
+              <w:t xml:space="preserve">Peng Bo's 2023 "the decisive battle is in hardware" declaration is being fulfilled (Chapter 17)</w:t>
+            </w:r>
+          </w:p>
+        </w:tc>
+      </w:tr>
+      <w:tr>
+        <w:trPr>
+          <w:cantSplit/>
+        </w:trPr>
+        <w:tc>
+          <w:tcPr>
+            <w:shd w:fill="FFFFFF" w:val="clear"/>
+            <w:tcMar>
+              <w:top w:type="dxa" w:w="80"/>
+              <w:left w:type="dxa" w:w="120"/>
+              <w:bottom w:type="dxa" w:w="80"/>
+              <w:right w:type="dxa" w:w="120"/>
+            </w:tcMar>
+            <w:vAlign w:val="center"/>
+          </w:tcPr>
+          <w:p>
+            <w:pPr>
+              <w:spacing w:after="0" w:line="280"/>
+              <w:jc w:val="left"/>
+            </w:pPr>
+            <w:r>
+              <w:rPr>
+                <w:rFonts w:ascii="Times New Roman" w:hAnsi="Times New Roman"/>
+                <w:b w:val="false"/>
+                <w:bCs w:val="false"/>
+                <w:color w:val="262626"/>
+                <w:sz w:val="20"/>
+                <w:szCs w:val="20"/>
+              </w:rPr>
+              <w:t xml:space="preserve">Agent ecosystem</w:t>
+            </w:r>
+          </w:p>
+        </w:tc>
+        <w:tc>
+          <w:tcPr>
+            <w:shd w:fill="FAFCFD" w:val="clear"/>
+            <w:tcMar>
+              <w:top w:type="dxa" w:w="80"/>
+              <w:left w:type="dxa" w:w="120"/>
+              <w:bottom w:type="dxa" w:w="80"/>
+              <w:right w:type="dxa" w:w="120"/>
+            </w:tcMar>
+            <w:vAlign w:val="center"/>
+          </w:tcPr>
+          <w:p>
+            <w:pPr>
+              <w:spacing w:after="0" w:line="280"/>
+              <w:jc w:val="left"/>
+            </w:pPr>
+            <w:r>
+              <w:rPr>
+                <w:rFonts w:ascii="Times New Roman" w:hAnsi="Times New Roman"/>
+                <w:b w:val="false"/>
+                <w:bCs w:val="false"/>
+                <w:color w:val="262626"/>
+                <w:sz w:val="20"/>
+                <w:szCs w:val="20"/>
+              </w:rPr>
+              <w:t xml:space="preserve">community projects like RWKV-Agent teach the G1 series to use tools: read files, search the web, write files</w:t>
+            </w:r>
+          </w:p>
+        </w:tc>
+        <w:tc>
+          <w:tcPr>
+            <w:shd w:fill="FFFFFF" w:val="clear"/>
+            <w:tcMar>
+              <w:top w:type="dxa" w:w="80"/>
+              <w:left w:type="dxa" w:w="120"/>
+              <w:bottom w:type="dxa" w:w="80"/>
+              <w:right w:type="dxa" w:w="120"/>
+            </w:tcMar>
+            <w:vAlign w:val="center"/>
+          </w:tcPr>
+          <w:p>
+            <w:pPr>
+              <w:spacing w:after="0" w:line="280"/>
+              <w:jc w:val="left"/>
+            </w:pPr>
+            <w:r>
+              <w:rPr>
+                <w:rFonts w:ascii="Times New Roman" w:hAnsi="Times New Roman"/>
+                <w:b w:val="false"/>
+                <w:bCs w:val="false"/>
+                <w:color w:val="262626"/>
+                <w:sz w:val="20"/>
+                <w:szCs w:val="20"/>
+              </w:rPr>
+              <w:t xml:space="preserve">the Oct 2026 568-question benchmark turned prompt format and sampling into a science (Section 24.5)</w:t>
+            </w:r>
+          </w:p>
+        </w:tc>
+      </w:tr>
+    </w:tbl>
+    <w:p>
+      <w:pPr>
+        <w:spacing w:after="120"/>
+      </w:pPr>
+    </w:p>
+    <w:p>
+      <w:pPr>
+        <w:pStyle w:val="Heading2"/>
+        <w:pBdr>
+          <w:left w:val="single" w:color="4E8CAD" w:sz="22" w:space="10"/>
+        </w:pBdr>
+        <w:spacing w:after="170" w:before="340" w:line="320"/>
+        <w:outlineLvl w:val="1"/>
+      </w:pPr>
+      <w:bookmarkStart w:name="_Toc100" w:id="100"/>
+      <w:r>
+        <w:rPr>
+          <w:rFonts w:ascii="Arial" w:hAnsi="Arial"/>
+          <w:b/>
+          <w:bCs/>
+          <w:color w:val="2C3E50"/>
+          <w:sz w:val="27"/>
+          <w:szCs w:val="27"/>
+        </w:rPr>
+        <w:t xml:space="preserve">26.2 'The Android of the AI Era'</w:t>
+      </w:r>
+      <w:bookmarkEnd w:id="100"/>
+    </w:p>
+    <w:p>
+      <w:pPr>
+        <w:spacing w:after="140" w:line="336"/>
+        <w:ind w:firstLine="480"/>
+        <w:jc w:val="both"/>
+      </w:pPr>
+      <w:r>
+        <w:rPr>
+          <w:rFonts w:ascii="Times New Roman" w:hAnsi="Times New Roman"/>
+          <w:color w:val="262626"/>
+          <w:sz w:val="24"/>
+          <w:szCs w:val="24"/>
+        </w:rPr>
+        <w:t xml:space="preserve">In a 2023 interview, Bloomberg shared an ambition: to become 'the Android of the AI era.' Android's strategy isn't to build the fastest phones, but to open-source the system for all manufacturers, letting the ecosystem grow naturally. RWKV follows the same path: architecture and models are fully open-sourced under Apache 2.0, allowing anyone to use them commercially for free; comprehensive layout on edge, cloud, and chip sides; multilingual fairness (World data covers 100+ languages, not biased toward English). As Transformer training and inference bills continue to mount, the 'fast, efficient, and open' approach has carved out its own space for survival.</w:t>
+      </w:r>
+    </w:p>
+    <w:p>
+      <w:pPr>
+        <w:pStyle w:val="Heading2"/>
+        <w:pBdr>
+          <w:left w:val="single" w:color="4E8CAD" w:sz="22" w:space="10"/>
+        </w:pBdr>
+        <w:spacing w:after="170" w:before="340" w:line="320"/>
+        <w:outlineLvl w:val="1"/>
+      </w:pPr>
+      <w:bookmarkStart w:name="_Toc101" w:id="101"/>
+      <w:r>
+        <w:rPr>
+          <w:rFonts w:ascii="Arial" w:hAnsi="Arial"/>
+          <w:b/>
+          <w:bCs/>
+          <w:color w:val="2C3E50"/>
+          <w:sz w:val="27"/>
+          <w:szCs w:val="27"/>
+        </w:rPr>
+        <w:t xml:space="preserve">26.3 Your Place in This Ecosystem</w:t>
+      </w:r>
+      <w:bookmarkEnd w:id="101"/>
+    </w:p>
+    <w:p>
+      <w:pPr>
+        <w:spacing w:after="140" w:line="336"/>
+        <w:ind w:firstLine="480"/>
+        <w:jc w:val="both"/>
+      </w:pPr>
+      <w:r>
+        <w:rPr>
+          <w:rFonts w:ascii="Times New Roman" w:hAnsi="Times New Roman"/>
+          <w:color w:val="262626"/>
+          <w:sz w:val="24"/>
+          <w:szCs w:val="24"/>
+        </w:rPr>
+        <w:t xml:space="preserve">Understanding the layout, think about where you can fit in: if you like hands-on work—Chapters 18-23's model creation path plus Chapter 25's device map are enough for you to create your first 'own AI product'; if you like research—pick a thread (vision/timeseries/medicine) from the 266 papers in Appendix C to explore deeply; if you like engineering—the operators and inference engine directions in Appendix G's advanced roadmap always welcome new talent in community projects. The ecosystem's ambition must be realized through the hands-on work of generation after generation of newcomers.</w:t>
+      </w:r>
+    </w:p>
+    <w:tbl>
+      <w:tblPr>
+        <w:tblW w:type="pct" w:w="5000"/>
+        <w:tblBorders>
+          <w:top w:val="none" w:color="FFFFFF" w:sz="0"/>
+          <w:left w:val="single" w:color="1B6B7A" w:sz="18"/>
+          <w:bottom w:val="none" w:color="FFFFFF" w:sz="0"/>
+          <w:right w:val="none" w:color="FFFFFF" w:sz="0"/>
+          <w:insideH w:val="none" w:color="FFFFFF" w:sz="0"/>
+          <w:insideV w:val="none" w:color="FFFFFF" w:sz="0"/>
+        </w:tblBorders>
+        <w:tblLayout w:type="fixed"/>
+      </w:tblPr>
+      <w:tblGrid>
+        <w:gridCol w:w="8788"/>
+      </w:tblGrid>
+      <w:tr>
+        <w:tc>
+          <w:tcPr>
+            <w:shd w:fill="EEF4F7" w:val="clear"/>
+            <w:tcMar>
+              <w:top w:type="dxa" w:w="120"/>
+              <w:left w:type="dxa" w:w="200"/>
+              <w:bottom w:type="dxa" w:w="120"/>
+              <w:right w:type="dxa" w:w="200"/>
+            </w:tcMar>
+          </w:tcPr>
+          <w:p>
+            <w:pPr>
+              <w:spacing w:after="60" w:line="300"/>
+            </w:pPr>
+            <w:r>
+              <w:rPr>
+                <w:rFonts w:ascii="Arial" w:hAnsi="Arial"/>
+                <w:b/>
+                <w:bCs/>
+                <w:color w:val="0F3A44"/>
+                <w:sz w:val="24"/>
+                <w:szCs w:val="24"/>
+              </w:rPr>
+              <w:t xml:space="preserve">Quiz</w:t>
+            </w:r>
+          </w:p>
+          <w:p>
+            <w:pPr>
+              <w:spacing w:after="50" w:line="300"/>
+              <w:ind w:left="200" w:hanging="200"/>
+            </w:pPr>
+            <w:r>
+              <w:rPr>
+                <w:rFonts w:ascii="Times New Roman" w:hAnsi="Times New Roman"/>
+                <w:color w:val="1F2933"/>
+                <w:sz w:val="21"/>
+                <w:szCs w:val="21"/>
+              </w:rPr>
+              <w:t xml:space="preserve">【Multiple Choice】What is the core of the 'Android of the AI era' metaphor? A. Building the fastest model B. Open ecosystem with full layout C. Only making phone systems</w:t>
+            </w:r>
+          </w:p>
+          <w:p>
+            <w:pPr>
+              <w:spacing w:after="50" w:line="300"/>
+              <w:ind w:left="200" w:hanging="200"/>
+            </w:pPr>
+            <w:r>
+              <w:rPr>
+                <w:rFonts w:ascii="Times New Roman" w:hAnsi="Times New Roman"/>
+                <w:color w:val="1F2933"/>
+                <w:sz w:val="21"/>
+                <w:szCs w:val="21"/>
+              </w:rPr>
+              <w:t xml:space="preserve">【Short Answer】RWKV uses Apache 2.0 protocol for open source. What does this mean for ecosystem expansion? (Compare with 'closed-source and paid')</w:t>
+            </w:r>
+          </w:p>
+          <w:p>
+            <w:pPr>
+              <w:spacing w:after="0" w:line="300"/>
+              <w:ind w:left="200" w:hanging="200"/>
+            </w:pPr>
+            <w:r>
+              <w:rPr>
+                <w:rFonts w:ascii="Times New Roman" w:hAnsi="Times New Roman"/>
+                <w:color w:val="1F2933"/>
+                <w:sz w:val="21"/>
+                <w:szCs w:val="21"/>
+              </w:rPr>
+              <w:t xml:space="preserve">【Hands-on】Referring to the five frontlines in 26.1, write one sentence about the specific project/paper/direction you're most interested in in each, and circle one as your 'entry point'.</w:t>
+            </w:r>
+          </w:p>
+          <w:p>
+            <w:pPr>
+              <w:spacing w:after="0" w:before="60" w:line="280"/>
+            </w:pPr>
+            <w:r>
+              <w:rPr>
+                <w:rFonts w:ascii="Times New Roman" w:hAnsi="Times New Roman"/>
+                <w:i/>
+                <w:iCs/>
+                <w:color w:val="8A9BA8"/>
+                <w:sz w:val="18"/>
+                <w:szCs w:val="18"/>
+              </w:rPr>
+              <w:t xml:space="preserve">(Reference answers in Appendix F; hands-on problems pass when the code runs)</w:t>
+            </w:r>
+          </w:p>
+        </w:tc>
+      </w:tr>
+    </w:tbl>
+    <w:p>
+      <w:pPr>
+        <w:spacing w:after="120"/>
+      </w:pPr>
+    </w:p>
+    <w:p>
+      <w:pPr>
+        <w:pStyle w:val="Heading1"/>
+        <w:pBdr>
+          <w:bottom w:val="single" w:color="9FB6C6" w:sz="12" w:space="6"/>
+        </w:pBdr>
+        <w:spacing w:after="240" w:before="480" w:line="340"/>
+        <w:outlineLvl w:val="0"/>
+      </w:pPr>
+      <w:bookmarkStart w:name="_Toc102" w:id="102"/>
+      <w:r>
+        <w:rPr>
+          <w:rFonts w:ascii="Arial" w:hAnsi="Arial"/>
+          <w:b/>
+          <w:bCs/>
+          <w:color w:val="1B6B7A"/>
+          <w:sz w:val="32"/>
+          <w:szCs w:val="32"/>
+        </w:rPr>
         <w:t xml:space="preserve">Appendix A: Quick Reference Table of Core Papers</w:t>
       </w:r>
-      <w:bookmarkEnd w:id="101"/>
+      <w:bookmarkEnd w:id="102"/>
     </w:p>
     <w:tbl>
       <w:tblPr>
@@ -29724,6 +30390,22 @@
     </w:p>
     <w:p>
       <w:pPr>
+        <w:spacing w:after="140" w:line="336"/>
+        <w:ind w:firstLine="480"/>
+        <w:jc w:val="both"/>
+      </w:pPr>
+      <w:r>
+        <w:rPr>
+          <w:rFonts w:ascii="Times New Roman" w:hAnsi="Times New Roman"/>
+          <w:color w:val="262626"/>
+          <w:sz w:val="24"/>
+          <w:szCs w:val="24"/>
+        </w:rPr>
+        <w:t xml:space="preserve">Supplementary material (community benchmark): "G1l Preview: RWKV Agent Prompt, Tool Format and Sampling Analysis" by No.22, 2026-10-24, github.com/No-22-Github/RWKV-Agent (docs/evaluations) - a 568-question exam with 17 controlled experiments that turned Agent-scenario prompt format and sampling into a science; the four pitfalls in Section 24.5 all come from it.</w:t>
+      </w:r>
+    </w:p>
+    <w:p>
+      <w:pPr>
         <w:pStyle w:val="Heading1"/>
         <w:pBdr>
           <w:bottom w:val="single" w:color="9FB6C6" w:sz="12" w:space="6"/>
@@ -29731,7 +30413,7 @@
         <w:spacing w:after="240" w:before="480" w:line="340"/>
         <w:outlineLvl w:val="0"/>
       </w:pPr>
-      <w:bookmarkStart w:name="_Toc102" w:id="102"/>
+      <w:bookmarkStart w:name="_Toc103" w:id="103"/>
       <w:r>
         <w:rPr>
           <w:rFonts w:ascii="Arial" w:hAnsi="Arial"/>
@@ -29743,7 +30425,7 @@
         </w:rPr>
         <w:t xml:space="preserve">Appendix B: Glossary (Sorted by Pinyin)</w:t>
       </w:r>
-      <w:bookmarkEnd w:id="102"/>
+      <w:bookmarkEnd w:id="103"/>
     </w:p>
     <w:tbl>
       <w:tblPr>
@@ -30975,7 +31657,7 @@
         <w:spacing w:after="240" w:before="480" w:line="340"/>
         <w:outlineLvl w:val="0"/>
       </w:pPr>
-      <w:bookmarkStart w:name="_Toc103" w:id="103"/>
+      <w:bookmarkStart w:name="_Toc104" w:id="104"/>
       <w:r>
         <w:rPr>
           <w:rFonts w:ascii="Arial" w:hAnsi="Arial"/>
@@ -30987,7 +31669,7 @@
         </w:rPr>
         <w:t xml:space="preserve">Appendix C: Classification index of 266 ecosystem papers (representatives from each category)</w:t>
       </w:r>
-      <w:bookmarkEnd w:id="103"/>
+      <w:bookmarkEnd w:id="104"/>
     </w:p>
     <w:p>
       <w:pPr>
@@ -32051,7 +32733,7 @@
         <w:spacing w:after="240" w:before="480" w:line="340"/>
         <w:outlineLvl w:val="0"/>
       </w:pPr>
-      <w:bookmarkStart w:name="_Toc104" w:id="104"/>
+      <w:bookmarkStart w:name="_Toc105" w:id="105"/>
       <w:r>
         <w:rPr>
           <w:rFonts w:ascii="Arial" w:hAnsi="Arial"/>
@@ -32063,7 +32745,7 @@
         </w:rPr>
         <w:t xml:space="preserve">Appendix D: Expected Output References for Four Experiments</w:t>
       </w:r>
-      <w:bookmarkEnd w:id="104"/>
+      <w:bookmarkEnd w:id="105"/>
     </w:p>
     <w:p>
       <w:pPr>
@@ -32090,7 +32772,7 @@
         <w:spacing w:after="240" w:before="480" w:line="340"/>
         <w:outlineLvl w:val="0"/>
       </w:pPr>
-      <w:bookmarkStart w:name="_Toc105" w:id="105"/>
+      <w:bookmarkStart w:name="_Toc106" w:id="106"/>
       <w:r>
         <w:rPr>
           <w:rFonts w:ascii="Arial" w:hAnsi="Arial"/>
@@ -32102,7 +32784,7 @@
         </w:rPr>
         <w:t xml:space="preserve">Appendix E: Formula Handbook (All Training &amp; Inference Formulas, Each Verified)</w:t>
       </w:r>
-      <w:bookmarkEnd w:id="105"/>
+      <w:bookmarkEnd w:id="106"/>
     </w:p>
     <w:p>
       <w:pPr>
@@ -32129,7 +32811,7 @@
         <w:spacing w:after="170" w:before="340" w:line="320"/>
         <w:outlineLvl w:val="1"/>
       </w:pPr>
-      <w:bookmarkStart w:name="_Toc106" w:id="106"/>
+      <w:bookmarkStart w:name="_Toc107" w:id="107"/>
       <w:r>
         <w:rPr>
           <w:rFonts w:ascii="Arial" w:hAnsi="Arial"/>
@@ -32141,7 +32823,7 @@
         </w:rPr>
         <w:t xml:space="preserve">E.1 softmax: turning scores into probabilities</w:t>
       </w:r>
-      <w:bookmarkEnd w:id="106"/>
+      <w:bookmarkEnd w:id="107"/>
     </w:p>
     <w:tbl>
       <w:tblPr>
@@ -32220,7 +32902,7 @@
         <w:spacing w:after="170" w:before="340" w:line="320"/>
         <w:outlineLvl w:val="1"/>
       </w:pPr>
-      <w:bookmarkStart w:name="_Toc107" w:id="107"/>
+      <w:bookmarkStart w:name="_Toc108" w:id="108"/>
       <w:r>
         <w:rPr>
           <w:rFonts w:ascii="Arial" w:hAnsi="Arial"/>
@@ -32232,7 +32914,7 @@
         </w:rPr>
         <w:t xml:space="preserve">E.2 Cross-entropy: how hard wrong answers are punished</w:t>
       </w:r>
-      <w:bookmarkEnd w:id="107"/>
+      <w:bookmarkEnd w:id="108"/>
     </w:p>
     <w:tbl>
       <w:tblPr>
@@ -32311,7 +32993,7 @@
         <w:spacing w:after="170" w:before="340" w:line="320"/>
         <w:outlineLvl w:val="1"/>
       </w:pPr>
-      <w:bookmarkStart w:name="_Toc108" w:id="108"/>
+      <w:bookmarkStart w:name="_Toc109" w:id="109"/>
       <w:r>
         <w:rPr>
           <w:rFonts w:ascii="Arial" w:hAnsi="Arial"/>
@@ -32323,7 +33005,7 @@
         </w:rPr>
         <w:t xml:space="preserve">E.3 Perplexity: the thermometer</w:t>
       </w:r>
-      <w:bookmarkEnd w:id="108"/>
+      <w:bookmarkEnd w:id="109"/>
     </w:p>
     <w:tbl>
       <w:tblPr>
@@ -32402,7 +33084,7 @@
         <w:spacing w:after="170" w:before="340" w:line="320"/>
         <w:outlineLvl w:val="1"/>
       </w:pPr>
-      <w:bookmarkStart w:name="_Toc109" w:id="109"/>
+      <w:bookmarkStart w:name="_Toc110" w:id="110"/>
       <w:r>
         <w:rPr>
           <w:rFonts w:ascii="Arial" w:hAnsi="Arial"/>
@@ -32414,7 +33096,7 @@
         </w:rPr>
         <w:t xml:space="preserve">E.4 Token-shift: blending the new with the old</w:t>
       </w:r>
-      <w:bookmarkEnd w:id="109"/>
+      <w:bookmarkEnd w:id="110"/>
     </w:p>
     <w:tbl>
       <w:tblPr>
@@ -32493,7 +33175,7 @@
         <w:spacing w:after="170" w:before="340" w:line="320"/>
         <w:outlineLvl w:val="1"/>
       </w:pPr>
-      <w:bookmarkStart w:name="_Toc110" w:id="110"/>
+      <w:bookmarkStart w:name="_Toc111" w:id="111"/>
       <w:r>
         <w:rPr>
           <w:rFonts w:ascii="Arial" w:hAnsi="Arial"/>
@@ -32505,7 +33187,7 @@
         </w:rPr>
         <w:t xml:space="preserve">E.5 Time-mixing · reading the ledger (output)</w:t>
       </w:r>
-      <w:bookmarkEnd w:id="110"/>
+      <w:bookmarkEnd w:id="111"/>
     </w:p>
     <w:tbl>
       <w:tblPr>
@@ -32584,7 +33266,7 @@
         <w:spacing w:after="170" w:before="340" w:line="320"/>
         <w:outlineLvl w:val="1"/>
       </w:pPr>
-      <w:bookmarkStart w:name="_Toc111" w:id="111"/>
+      <w:bookmarkStart w:name="_Toc112" w:id="112"/>
       <w:r>
         <w:rPr>
           <w:rFonts w:ascii="Arial" w:hAnsi="Arial"/>
@@ -32596,7 +33278,7 @@
         </w:rPr>
         <w:t xml:space="preserve">E.6 Time-mixing · updating the ledger (state update)</w:t>
       </w:r>
-      <w:bookmarkEnd w:id="111"/>
+      <w:bookmarkEnd w:id="112"/>
     </w:p>
     <w:tbl>
       <w:tblPr>
@@ -32675,7 +33357,7 @@
         <w:spacing w:after="170" w:before="340" w:line="320"/>
         <w:outlineLvl w:val="1"/>
       </w:pPr>
-      <w:bookmarkStart w:name="_Toc112" w:id="112"/>
+      <w:bookmarkStart w:name="_Toc113" w:id="113"/>
       <w:r>
         <w:rPr>
           <w:rFonts w:ascii="Arial" w:hAnsi="Arial"/>
@@ -32687,7 +33369,7 @@
         </w:rPr>
         <w:t xml:space="preserve">E.7 Time-mixing · parallel form (the training face)</w:t>
       </w:r>
-      <w:bookmarkEnd w:id="112"/>
+      <w:bookmarkEnd w:id="113"/>
     </w:p>
     <w:tbl>
       <w:tblPr>
@@ -32989,7 +33671,7 @@
         <w:spacing w:after="170" w:before="340" w:line="320"/>
         <w:outlineLvl w:val="1"/>
       </w:pPr>
-      <w:bookmarkStart w:name="_Toc113" w:id="113"/>
+      <w:bookmarkStart w:name="_Toc114" w:id="114"/>
       <w:r>
         <w:rPr>
           <w:rFonts w:ascii="Arial" w:hAnsi="Arial"/>
@@ -33001,7 +33683,7 @@
         </w:rPr>
         <w:t xml:space="preserve">E.8 Channel-mixing · three parts</w:t>
       </w:r>
-      <w:bookmarkEnd w:id="113"/>
+      <w:bookmarkEnd w:id="114"/>
     </w:p>
     <w:tbl>
       <w:tblPr>
@@ -33080,7 +33762,7 @@
         <w:spacing w:after="170" w:before="340" w:line="320"/>
         <w:outlineLvl w:val="1"/>
       </w:pPr>
-      <w:bookmarkStart w:name="_Toc114" w:id="114"/>
+      <w:bookmarkStart w:name="_Toc115" w:id="115"/>
       <w:r>
         <w:rPr>
           <w:rFonts w:ascii="Arial" w:hAnsi="Arial"/>
@@ -33092,7 +33774,7 @@
         </w:rPr>
         <w:t xml:space="preserve">E.9 Sigmoid and SiLU</w:t>
       </w:r>
-      <w:bookmarkEnd w:id="114"/>
+      <w:bookmarkEnd w:id="115"/>
     </w:p>
     <w:tbl>
       <w:tblPr>
@@ -33171,7 +33853,7 @@
         <w:spacing w:after="170" w:before="340" w:line="320"/>
         <w:outlineLvl w:val="1"/>
       </w:pPr>
-      <w:bookmarkStart w:name="_Toc115" w:id="115"/>
+      <w:bookmarkStart w:name="_Toc116" w:id="116"/>
       <w:r>
         <w:rPr>
           <w:rFonts w:ascii="Arial" w:hAnsi="Arial"/>
@@ -33183,7 +33865,7 @@
         </w:rPr>
         <w:t xml:space="preserve">E.10 Outer product: label × content makes a card</w:t>
       </w:r>
-      <w:bookmarkEnd w:id="115"/>
+      <w:bookmarkEnd w:id="116"/>
     </w:p>
     <w:tbl>
       <w:tblPr>
@@ -33262,7 +33944,7 @@
         <w:spacing w:after="170" w:before="340" w:line="320"/>
         <w:outlineLvl w:val="1"/>
       </w:pPr>
-      <w:bookmarkStart w:name="_Toc116" w:id="116"/>
+      <w:bookmarkStart w:name="_Toc117" w:id="117"/>
       <w:r>
         <w:rPr>
           <w:rFonts w:ascii="Arial" w:hAnsi="Arial"/>
@@ -33274,7 +33956,7 @@
         </w:rPr>
         <w:t xml:space="preserve">E.11 Eagle's matrix-state update</w:t>
       </w:r>
-      <w:bookmarkEnd w:id="116"/>
+      <w:bookmarkEnd w:id="117"/>
     </w:p>
     <w:tbl>
       <w:tblPr>
@@ -33353,7 +34035,7 @@
         <w:spacing w:after="170" w:before="340" w:line="320"/>
         <w:outlineLvl w:val="1"/>
       </w:pPr>
-      <w:bookmarkStart w:name="_Toc117" w:id="117"/>
+      <w:bookmarkStart w:name="_Toc118" w:id="118"/>
       <w:r>
         <w:rPr>
           <w:rFonts w:ascii="Arial" w:hAnsi="Arial"/>
@@ -33365,7 +34047,7 @@
         </w:rPr>
         <w:t xml:space="preserve">E.12 Finch's data-dependent decay</w:t>
       </w:r>
-      <w:bookmarkEnd w:id="117"/>
+      <w:bookmarkEnd w:id="118"/>
     </w:p>
     <w:tbl>
       <w:tblPr>
@@ -33444,7 +34126,7 @@
         <w:spacing w:after="170" w:before="340" w:line="320"/>
         <w:outlineLvl w:val="1"/>
       </w:pPr>
-      <w:bookmarkStart w:name="_Toc118" w:id="118"/>
+      <w:bookmarkStart w:name="_Toc119" w:id="119"/>
       <w:r>
         <w:rPr>
           <w:rFonts w:ascii="Arial" w:hAnsi="Arial"/>
@@ -33456,7 +34138,7 @@
         </w:rPr>
         <w:t xml:space="preserve">E.13 RWKV-7 generalized Delta (simplified computable version)</w:t>
       </w:r>
-      <w:bookmarkEnd w:id="118"/>
+      <w:bookmarkEnd w:id="119"/>
     </w:p>
     <w:tbl>
       <w:tblPr>
@@ -33535,7 +34217,7 @@
         <w:spacing w:after="170" w:before="340" w:line="320"/>
         <w:outlineLvl w:val="1"/>
       </w:pPr>
-      <w:bookmarkStart w:name="_Toc119" w:id="119"/>
+      <w:bookmarkStart w:name="_Toc120" w:id="120"/>
       <w:r>
         <w:rPr>
           <w:rFonts w:ascii="Arial" w:hAnsi="Arial"/>
@@ -33547,7 +34229,7 @@
         </w:rPr>
         <w:t xml:space="preserve">E.14 The Chinchilla ratio</w:t>
       </w:r>
-      <w:bookmarkEnd w:id="119"/>
+      <w:bookmarkEnd w:id="120"/>
     </w:p>
     <w:tbl>
       <w:tblPr>
@@ -33626,7 +34308,7 @@
         <w:spacing w:after="170" w:before="340" w:line="320"/>
         <w:outlineLvl w:val="1"/>
       </w:pPr>
-      <w:bookmarkStart w:name="_Toc120" w:id="120"/>
+      <w:bookmarkStart w:name="_Toc121" w:id="121"/>
       <w:r>
         <w:rPr>
           <w:rFonts w:ascii="Arial" w:hAnsi="Arial"/>
@@ -33638,7 +34320,7 @@
         </w:rPr>
         <w:t xml:space="preserve">E.15 The three-phase learning rate</w:t>
       </w:r>
-      <w:bookmarkEnd w:id="120"/>
+      <w:bookmarkEnd w:id="121"/>
     </w:p>
     <w:tbl>
       <w:tblPr>
@@ -33717,7 +34399,7 @@
         <w:spacing w:after="170" w:before="340" w:line="320"/>
         <w:outlineLvl w:val="1"/>
       </w:pPr>
-      <w:bookmarkStart w:name="_Toc121" w:id="121"/>
+      <w:bookmarkStart w:name="_Toc122" w:id="122"/>
       <w:r>
         <w:rPr>
           <w:rFonts w:ascii="Arial" w:hAnsi="Arial"/>
@@ -33729,7 +34411,7 @@
         </w:rPr>
         <w:t xml:space="preserve">E.16 AdamW update (simplified)</w:t>
       </w:r>
-      <w:bookmarkEnd w:id="121"/>
+      <w:bookmarkEnd w:id="122"/>
     </w:p>
     <w:tbl>
       <w:tblPr>
@@ -33808,7 +34490,7 @@
         <w:spacing w:after="170" w:before="340" w:line="320"/>
         <w:outlineLvl w:val="1"/>
       </w:pPr>
-      <w:bookmarkStart w:name="_Toc122" w:id="122"/>
+      <w:bookmarkStart w:name="_Toc123" w:id="123"/>
       <w:r>
         <w:rPr>
           <w:rFonts w:ascii="Arial" w:hAnsi="Arial"/>
@@ -33820,7 +34502,7 @@
         </w:rPr>
         <w:t xml:space="preserve">E.17 Temperature sampling</w:t>
       </w:r>
-      <w:bookmarkEnd w:id="122"/>
+      <w:bookmarkEnd w:id="123"/>
     </w:p>
     <w:tbl>
       <w:tblPr>
@@ -33899,7 +34581,7 @@
         <w:spacing w:after="170" w:before="340" w:line="320"/>
         <w:outlineLvl w:val="1"/>
       </w:pPr>
-      <w:bookmarkStart w:name="_Toc123" w:id="123"/>
+      <w:bookmarkStart w:name="_Toc124" w:id="124"/>
       <w:r>
         <w:rPr>
           <w:rFonts w:ascii="Arial" w:hAnsi="Arial"/>
@@ -33911,7 +34593,7 @@
         </w:rPr>
         <w:t xml:space="preserve">E.18 General rules for verification</w:t>
       </w:r>
-      <w:bookmarkEnd w:id="123"/>
+      <w:bookmarkEnd w:id="124"/>
     </w:p>
     <w:p>
       <w:pPr>
@@ -34026,7 +34708,7 @@
         <w:spacing w:after="240" w:before="480" w:line="340"/>
         <w:outlineLvl w:val="0"/>
       </w:pPr>
-      <w:bookmarkStart w:name="_Toc124" w:id="124"/>
+      <w:bookmarkStart w:name="_Toc125" w:id="125"/>
       <w:r>
         <w:rPr>
           <w:rFonts w:ascii="Arial" w:hAnsi="Arial"/>
@@ -34038,7 +34720,7 @@
         </w:rPr>
         <w:t xml:space="preserve">Appendix F: Reference Answers for the In-Class Quizzes</w:t>
       </w:r>
-      <w:bookmarkEnd w:id="124"/>
+      <w:bookmarkEnd w:id="125"/>
     </w:p>
     <w:p>
       <w:pPr>
@@ -34065,7 +34747,7 @@
         <w:spacing w:after="170" w:before="340" w:line="320"/>
         <w:outlineLvl w:val="1"/>
       </w:pPr>
-      <w:bookmarkStart w:name="_Toc125" w:id="125"/>
+      <w:bookmarkStart w:name="_Toc126" w:id="126"/>
       <w:r>
         <w:rPr>
           <w:rFonts w:ascii="Arial" w:hAnsi="Arial"/>
@@ -34077,7 +34759,7 @@
         </w:rPr>
         <w:t xml:space="preserve">Chapters 1-9</w:t>
       </w:r>
-      <w:bookmarkEnd w:id="125"/>
+      <w:bookmarkEnd w:id="126"/>
     </w:p>
     <w:p>
       <w:pPr>
@@ -34322,7 +35004,7 @@
         <w:spacing w:after="170" w:before="340" w:line="320"/>
         <w:outlineLvl w:val="1"/>
       </w:pPr>
-      <w:bookmarkStart w:name="_Toc126" w:id="126"/>
+      <w:bookmarkStart w:name="_Toc127" w:id="127"/>
       <w:r>
         <w:rPr>
           <w:rFonts w:ascii="Arial" w:hAnsi="Arial"/>
@@ -34334,7 +35016,7 @@
         </w:rPr>
         <w:t xml:space="preserve">Chapters 10-17</w:t>
       </w:r>
-      <w:bookmarkEnd w:id="126"/>
+      <w:bookmarkEnd w:id="127"/>
     </w:p>
     <w:p>
       <w:pPr>
@@ -34553,7 +35235,7 @@
         <w:spacing w:after="170" w:before="340" w:line="320"/>
         <w:outlineLvl w:val="1"/>
       </w:pPr>
-      <w:bookmarkStart w:name="_Toc127" w:id="127"/>
+      <w:bookmarkStart w:name="_Toc128" w:id="128"/>
       <w:r>
         <w:rPr>
           <w:rFonts w:ascii="Arial" w:hAnsi="Arial"/>
@@ -34565,7 +35247,7 @@
         </w:rPr>
         <w:t xml:space="preserve">Chapters 18-23</w:t>
       </w:r>
-      <w:bookmarkEnd w:id="127"/>
+      <w:bookmarkEnd w:id="128"/>
     </w:p>
     <w:p>
       <w:pPr>
@@ -34732,7 +35414,7 @@
         <w:spacing w:after="170" w:before="340" w:line="320"/>
         <w:outlineLvl w:val="1"/>
       </w:pPr>
-      <w:bookmarkStart w:name="_Toc128" w:id="128"/>
+      <w:bookmarkStart w:name="_Toc129" w:id="129"/>
       <w:r>
         <w:rPr>
           <w:rFonts w:ascii="Arial" w:hAnsi="Arial"/>
@@ -34744,7 +35426,7 @@
         </w:rPr>
         <w:t xml:space="preserve">Chapters 24-26</w:t>
       </w:r>
-      <w:bookmarkEnd w:id="128"/>
+      <w:bookmarkEnd w:id="129"/>
     </w:p>
     <w:p>
       <w:pPr>
@@ -34833,7 +35515,7 @@
         <w:spacing w:after="240" w:before="480" w:line="340"/>
         <w:outlineLvl w:val="0"/>
       </w:pPr>
-      <w:bookmarkStart w:name="_Toc129" w:id="129"/>
+      <w:bookmarkStart w:name="_Toc130" w:id="130"/>
       <w:r>
         <w:rPr>
           <w:rFonts w:ascii="Arial" w:hAnsi="Arial"/>
@@ -34845,7 +35527,7 @@
         </w:rPr>
         <w:t xml:space="preserve">Appendix G: After This Book - Roadmaps for Advanced and Expert Study</w:t>
       </w:r>
-      <w:bookmarkEnd w:id="129"/>
+      <w:bookmarkEnd w:id="130"/>
     </w:p>
     <w:p>
       <w:pPr>
@@ -34856,7 +35538,7 @@
         <w:spacing w:after="170" w:before="340" w:line="320"/>
         <w:outlineLvl w:val="1"/>
       </w:pPr>
-      <w:bookmarkStart w:name="_Toc130" w:id="130"/>
+      <w:bookmarkStart w:name="_Toc131" w:id="131"/>
       <w:r>
         <w:rPr>
           <w:rFonts w:ascii="Arial" w:hAnsi="Arial"/>
@@ -34868,7 +35550,7 @@
         </w:rPr>
         <w:t xml:space="preserve">G.1 Advanced courses: making models useful</w:t>
       </w:r>
-      <w:bookmarkEnd w:id="130"/>
+      <w:bookmarkEnd w:id="131"/>
     </w:p>
     <w:tbl>
       <w:tblPr>
@@ -35456,7 +36138,7 @@
         <w:spacing w:after="170" w:before="340" w:line="320"/>
         <w:outlineLvl w:val="1"/>
       </w:pPr>
-      <w:bookmarkStart w:name="_Toc131" w:id="131"/>
+      <w:bookmarkStart w:name="_Toc132" w:id="132"/>
       <w:r>
         <w:rPr>
           <w:rFonts w:ascii="Arial" w:hAnsi="Arial"/>
@@ -35468,7 +36150,7 @@
         </w:rPr>
         <w:t xml:space="preserve">G.2 Expert textbook: heading down the stack</w:t>
       </w:r>
-      <w:bookmarkEnd w:id="131"/>
+      <w:bookmarkEnd w:id="132"/>
     </w:p>
     <w:tbl>
       <w:tblPr>

--- a/01_教材_Textbooks/RWKV_Textbook_English_Edition.docx
+++ b/01_教材_Textbooks/RWKV_Textbook_English_Edition.docx
@@ -2072,14 +2072,15 @@
         </w:p>
         <w:p>
           <w:pPr>
-            <w:pStyle w:val="9"/>
+            <w:pStyle w:val="11"/>
+            <w:ind w:left="360"/>
             <w:tabs>
               <w:tab w:val="right" w:leader="dot" w:pos="9026"/>
             </w:tabs>
             <w:spacing w:before="120" w:after="60"/>
           </w:pPr>
           <w:r>
-            <w:t>Chapter 25: The Full Device Map: Where RWKV Can Run</w:t>
+            <w:t>24.6 Post-training: teaching the model to actually use tools</w:t>
           </w:r>
           <w:r>
             <w:tab/>
@@ -2098,13 +2099,31 @@
             <w:spacing w:before="120" w:after="60"/>
           </w:pPr>
           <w:r>
-            <w:t>25.1 Six Types of Terminals × Available Projects</w:t>
+            <w:t>24.7 Fit tuning: making the application and the model mesh</w:t>
           </w:r>
           <w:r>
             <w:tab/>
           </w:r>
           <w:r>
-            <w:t>47</w:t>
+            <w:t>48</w:t>
+          </w:r>
+        </w:p>
+        <w:p>
+          <w:pPr>
+            <w:pStyle w:val="9"/>
+            <w:tabs>
+              <w:tab w:val="right" w:leader="dot" w:pos="9026"/>
+            </w:tabs>
+            <w:spacing w:before="120" w:after="60"/>
+          </w:pPr>
+          <w:r>
+            <w:t>Chapter 25: The Full Device Map: Where RWKV Can Run</w:t>
+          </w:r>
+          <w:r>
+            <w:tab/>
+          </w:r>
+          <w:r>
+            <w:t>49</w:t>
           </w:r>
         </w:p>
         <w:p>
@@ -2117,13 +2136,13 @@
             <w:spacing w:before="120" w:after="60"/>
           </w:pPr>
           <w:r>
-            <w:t>25.2 Why RWKV is the 'King of Edge Computing'</w:t>
+            <w:t>25.1 Six Types of Terminals × Available Projects</w:t>
           </w:r>
           <w:r>
             <w:tab/>
           </w:r>
           <w:r>
-            <w:t>48</w:t>
+            <w:t>49</w:t>
           </w:r>
         </w:p>
         <w:p>
@@ -2136,25 +2155,7 @@
             <w:spacing w:before="120" w:after="60"/>
           </w:pPr>
           <w:r>
-            <w:t>25.3 Recommended Experience Path (from Easy to Hard)</w:t>
-          </w:r>
-          <w:r>
-            <w:tab/>
-          </w:r>
-          <w:r>
-            <w:t>48</w:t>
-          </w:r>
-        </w:p>
-        <w:p>
-          <w:pPr>
-            <w:pStyle w:val="9"/>
-            <w:tabs>
-              <w:tab w:val="right" w:leader="dot" w:pos="9026"/>
-            </w:tabs>
-            <w:spacing w:before="120" w:after="60"/>
-          </w:pPr>
-          <w:r>
-            <w:t>Chapter 26: The Panoramic Layout of RWKV: One Person's Experiment, One Ecosystem's Ambition</w:t>
+            <w:t>25.2 Why RWKV is the 'King of Edge Computing'</w:t>
           </w:r>
           <w:r>
             <w:tab/>
@@ -2173,13 +2174,31 @@
             <w:spacing w:before="120" w:after="60"/>
           </w:pPr>
           <w:r>
-            <w:t>26.1 Five Frontlines</w:t>
+            <w:t>25.3 Recommended Experience Path (from Easy to Hard)</w:t>
           </w:r>
           <w:r>
             <w:tab/>
           </w:r>
           <w:r>
-            <w:t>49</w:t>
+            <w:t>50</w:t>
+          </w:r>
+        </w:p>
+        <w:p>
+          <w:pPr>
+            <w:pStyle w:val="9"/>
+            <w:tabs>
+              <w:tab w:val="right" w:leader="dot" w:pos="9026"/>
+            </w:tabs>
+            <w:spacing w:before="120" w:after="60"/>
+          </w:pPr>
+          <w:r>
+            <w:t>Chapter 26: The Panoramic Layout of RWKV: One Person's Experiment, One Ecosystem's Ambition</w:t>
+          </w:r>
+          <w:r>
+            <w:tab/>
+          </w:r>
+          <w:r>
+            <w:t>50</w:t>
           </w:r>
         </w:p>
         <w:p>
@@ -2192,13 +2211,13 @@
             <w:spacing w:before="120" w:after="60"/>
           </w:pPr>
           <w:r>
-            <w:t>26.2 'The Android of the AI Era'</w:t>
+            <w:t>26.1 Five Frontlines</w:t>
           </w:r>
           <w:r>
             <w:tab/>
           </w:r>
           <w:r>
-            <w:t>49</w:t>
+            <w:t>51</w:t>
           </w:r>
         </w:p>
         <w:p>
@@ -2211,97 +2230,7 @@
             <w:spacing w:before="120" w:after="60"/>
           </w:pPr>
           <w:r>
-            <w:t>26.3 Your Place in This Ecosystem</w:t>
-          </w:r>
-          <w:r>
-            <w:tab/>
-          </w:r>
-          <w:r>
-            <w:t>49</w:t>
-          </w:r>
-        </w:p>
-        <w:p>
-          <w:pPr>
-            <w:pStyle w:val="9"/>
-            <w:tabs>
-              <w:tab w:val="right" w:leader="dot" w:pos="9026"/>
-            </w:tabs>
-            <w:spacing w:before="120" w:after="60"/>
-          </w:pPr>
-          <w:r>
-            <w:t>Appendix A: Quick Reference Table of Core Papers</w:t>
-          </w:r>
-          <w:r>
-            <w:tab/>
-          </w:r>
-          <w:r>
-            <w:t>50</w:t>
-          </w:r>
-        </w:p>
-        <w:p>
-          <w:pPr>
-            <w:pStyle w:val="9"/>
-            <w:tabs>
-              <w:tab w:val="right" w:leader="dot" w:pos="9026"/>
-            </w:tabs>
-            <w:spacing w:before="120" w:after="60"/>
-          </w:pPr>
-          <w:r>
-            <w:t>Appendix B: Glossary (Sorted by Pinyin)</w:t>
-          </w:r>
-          <w:r>
-            <w:tab/>
-          </w:r>
-          <w:r>
-            <w:t>50</w:t>
-          </w:r>
-        </w:p>
-        <w:p>
-          <w:pPr>
-            <w:pStyle w:val="9"/>
-            <w:tabs>
-              <w:tab w:val="right" w:leader="dot" w:pos="9026"/>
-            </w:tabs>
-            <w:spacing w:before="120" w:after="60"/>
-          </w:pPr>
-          <w:r>
-            <w:t>Appendix C: Classification index of 266 ecosystem papers (representatives from each category)</w:t>
-          </w:r>
-          <w:r>
-            <w:tab/>
-          </w:r>
-          <w:r>
-            <w:t>50</w:t>
-          </w:r>
-        </w:p>
-        <w:p>
-          <w:pPr>
-            <w:pStyle w:val="9"/>
-            <w:tabs>
-              <w:tab w:val="right" w:leader="dot" w:pos="9026"/>
-            </w:tabs>
-            <w:spacing w:before="120" w:after="60"/>
-          </w:pPr>
-          <w:r>
-            <w:t>Appendix D: Expected Output References for Four Experiments</w:t>
-          </w:r>
-          <w:r>
-            <w:tab/>
-          </w:r>
-          <w:r>
-            <w:t>51</w:t>
-          </w:r>
-        </w:p>
-        <w:p>
-          <w:pPr>
-            <w:pStyle w:val="9"/>
-            <w:tabs>
-              <w:tab w:val="right" w:leader="dot" w:pos="9026"/>
-            </w:tabs>
-            <w:spacing w:before="120" w:after="60"/>
-          </w:pPr>
-          <w:r>
-            <w:t>Appendix E: Formula Handbook (All Training &amp; Inference Formulas, Each Verified)</w:t>
+            <w:t>26.2 'The Android of the AI Era'</w:t>
           </w:r>
           <w:r>
             <w:tab/>
@@ -2320,13 +2249,103 @@
             <w:spacing w:before="120" w:after="60"/>
           </w:pPr>
           <w:r>
-            <w:t>E.1 softmax: turning scores into probabilities</w:t>
+            <w:t>26.3 Your Place in This Ecosystem</w:t>
           </w:r>
           <w:r>
             <w:tab/>
           </w:r>
           <w:r>
             <w:t>51</w:t>
+          </w:r>
+        </w:p>
+        <w:p>
+          <w:pPr>
+            <w:pStyle w:val="9"/>
+            <w:tabs>
+              <w:tab w:val="right" w:leader="dot" w:pos="9026"/>
+            </w:tabs>
+            <w:spacing w:before="120" w:after="60"/>
+          </w:pPr>
+          <w:r>
+            <w:t>Appendix A: Quick Reference Table of Core Papers</w:t>
+          </w:r>
+          <w:r>
+            <w:tab/>
+          </w:r>
+          <w:r>
+            <w:t>51</w:t>
+          </w:r>
+        </w:p>
+        <w:p>
+          <w:pPr>
+            <w:pStyle w:val="9"/>
+            <w:tabs>
+              <w:tab w:val="right" w:leader="dot" w:pos="9026"/>
+            </w:tabs>
+            <w:spacing w:before="120" w:after="60"/>
+          </w:pPr>
+          <w:r>
+            <w:t>Appendix B: Glossary (Sorted by Pinyin)</w:t>
+          </w:r>
+          <w:r>
+            <w:tab/>
+          </w:r>
+          <w:r>
+            <w:t>52</w:t>
+          </w:r>
+        </w:p>
+        <w:p>
+          <w:pPr>
+            <w:pStyle w:val="9"/>
+            <w:tabs>
+              <w:tab w:val="right" w:leader="dot" w:pos="9026"/>
+            </w:tabs>
+            <w:spacing w:before="120" w:after="60"/>
+          </w:pPr>
+          <w:r>
+            <w:t>Appendix C: Classification index of 266 ecosystem papers (representatives from each category)</w:t>
+          </w:r>
+          <w:r>
+            <w:tab/>
+          </w:r>
+          <w:r>
+            <w:t>52</w:t>
+          </w:r>
+        </w:p>
+        <w:p>
+          <w:pPr>
+            <w:pStyle w:val="9"/>
+            <w:tabs>
+              <w:tab w:val="right" w:leader="dot" w:pos="9026"/>
+            </w:tabs>
+            <w:spacing w:before="120" w:after="60"/>
+          </w:pPr>
+          <w:r>
+            <w:t>Appendix D: Expected Output References for Four Experiments</w:t>
+          </w:r>
+          <w:r>
+            <w:tab/>
+          </w:r>
+          <w:r>
+            <w:t>52</w:t>
+          </w:r>
+        </w:p>
+        <w:p>
+          <w:pPr>
+            <w:pStyle w:val="9"/>
+            <w:tabs>
+              <w:tab w:val="right" w:leader="dot" w:pos="9026"/>
+            </w:tabs>
+            <w:spacing w:before="120" w:after="60"/>
+          </w:pPr>
+          <w:r>
+            <w:t>Appendix E: Formula Handbook (All Training &amp; Inference Formulas, Each Verified)</w:t>
+          </w:r>
+          <w:r>
+            <w:tab/>
+          </w:r>
+          <w:r>
+            <w:t>53</w:t>
           </w:r>
         </w:p>
         <w:p>
@@ -2339,13 +2358,13 @@
             <w:spacing w:before="120" w:after="60"/>
           </w:pPr>
           <w:r>
-            <w:t>E.2 Cross-entropy: how hard wrong answers are punished</w:t>
+            <w:t>E.1 softmax: turning scores into probabilities</w:t>
           </w:r>
           <w:r>
             <w:tab/>
           </w:r>
           <w:r>
-            <w:t>52</w:t>
+            <w:t>53</w:t>
           </w:r>
         </w:p>
         <w:p>
@@ -2358,13 +2377,13 @@
             <w:spacing w:before="120" w:after="60"/>
           </w:pPr>
           <w:r>
-            <w:t>E.3 Perplexity: the thermometer</w:t>
+            <w:t>E.2 Cross-entropy: how hard wrong answers are punished</w:t>
           </w:r>
           <w:r>
             <w:tab/>
           </w:r>
           <w:r>
-            <w:t>52</w:t>
+            <w:t>53</w:t>
           </w:r>
         </w:p>
         <w:p>
@@ -2377,13 +2396,13 @@
             <w:spacing w:before="120" w:after="60"/>
           </w:pPr>
           <w:r>
-            <w:t>E.4 Token-shift: blending the new with the old</w:t>
+            <w:t>E.3 Perplexity: the thermometer</w:t>
           </w:r>
           <w:r>
             <w:tab/>
           </w:r>
           <w:r>
-            <w:t>52</w:t>
+            <w:t>54</w:t>
           </w:r>
         </w:p>
         <w:p>
@@ -2396,13 +2415,13 @@
             <w:spacing w:before="120" w:after="60"/>
           </w:pPr>
           <w:r>
-            <w:t>E.5 Time-mixing · reading the ledger (output)</w:t>
+            <w:t>E.4 Token-shift: blending the new with the old</w:t>
           </w:r>
           <w:r>
             <w:tab/>
           </w:r>
           <w:r>
-            <w:t>53</w:t>
+            <w:t>54</w:t>
           </w:r>
         </w:p>
         <w:p>
@@ -2415,13 +2434,13 @@
             <w:spacing w:before="120" w:after="60"/>
           </w:pPr>
           <w:r>
-            <w:t>E.6 Time-mixing · updating the ledger (state update)</w:t>
+            <w:t>E.5 Time-mixing · reading the ledger (output)</w:t>
           </w:r>
           <w:r>
             <w:tab/>
           </w:r>
           <w:r>
-            <w:t>53</w:t>
+            <w:t>54</w:t>
           </w:r>
         </w:p>
         <w:p>
@@ -2434,13 +2453,13 @@
             <w:spacing w:before="120" w:after="60"/>
           </w:pPr>
           <w:r>
-            <w:t>E.7 Time-mixing · parallel form (the training face)</w:t>
+            <w:t>E.6 Time-mixing · updating the ledger (state update)</w:t>
           </w:r>
           <w:r>
             <w:tab/>
           </w:r>
           <w:r>
-            <w:t>53</w:t>
+            <w:t>55</w:t>
           </w:r>
         </w:p>
         <w:p>
@@ -2453,13 +2472,13 @@
             <w:spacing w:before="120" w:after="60"/>
           </w:pPr>
           <w:r>
-            <w:t>E.8 Channel-mixing · three parts</w:t>
+            <w:t>E.7 Time-mixing · parallel form (the training face)</w:t>
           </w:r>
           <w:r>
             <w:tab/>
           </w:r>
           <w:r>
-            <w:t>54</w:t>
+            <w:t>55</w:t>
           </w:r>
         </w:p>
         <w:p>
@@ -2472,13 +2491,13 @@
             <w:spacing w:before="120" w:after="60"/>
           </w:pPr>
           <w:r>
-            <w:t>E.9 Sigmoid and SiLU</w:t>
+            <w:t>E.8 Channel-mixing · three parts</w:t>
           </w:r>
           <w:r>
             <w:tab/>
           </w:r>
           <w:r>
-            <w:t>54</w:t>
+            <w:t>56</w:t>
           </w:r>
         </w:p>
         <w:p>
@@ -2491,13 +2510,13 @@
             <w:spacing w:before="120" w:after="60"/>
           </w:pPr>
           <w:r>
-            <w:t>E.10 Outer product: label × content makes a card</w:t>
+            <w:t>E.9 Sigmoid and SiLU</w:t>
           </w:r>
           <w:r>
             <w:tab/>
           </w:r>
           <w:r>
-            <w:t>55</w:t>
+            <w:t>56</w:t>
           </w:r>
         </w:p>
         <w:p>
@@ -2510,13 +2529,13 @@
             <w:spacing w:before="120" w:after="60"/>
           </w:pPr>
           <w:r>
-            <w:t>E.11 Eagle's matrix-state update</w:t>
+            <w:t>E.10 Outer product: label × content makes a card</w:t>
           </w:r>
           <w:r>
             <w:tab/>
           </w:r>
           <w:r>
-            <w:t>55</w:t>
+            <w:t>57</w:t>
           </w:r>
         </w:p>
         <w:p>
@@ -2529,13 +2548,13 @@
             <w:spacing w:before="120" w:after="60"/>
           </w:pPr>
           <w:r>
-            <w:t>E.12 Finch's data-dependent decay</w:t>
+            <w:t>E.11 Eagle's matrix-state update</w:t>
           </w:r>
           <w:r>
             <w:tab/>
           </w:r>
           <w:r>
-            <w:t>56</w:t>
+            <w:t>57</w:t>
           </w:r>
         </w:p>
         <w:p>
@@ -2548,13 +2567,13 @@
             <w:spacing w:before="120" w:after="60"/>
           </w:pPr>
           <w:r>
-            <w:t>E.13 RWKV-7 generalized Delta (simplified computable version)</w:t>
+            <w:t>E.12 Finch's data-dependent decay</w:t>
           </w:r>
           <w:r>
             <w:tab/>
           </w:r>
           <w:r>
-            <w:t>56</w:t>
+            <w:t>57</w:t>
           </w:r>
         </w:p>
         <w:p>
@@ -2567,13 +2586,13 @@
             <w:spacing w:before="120" w:after="60"/>
           </w:pPr>
           <w:r>
-            <w:t>E.14 The Chinchilla ratio</w:t>
+            <w:t>E.13 RWKV-7 generalized Delta (simplified computable version)</w:t>
           </w:r>
           <w:r>
             <w:tab/>
           </w:r>
           <w:r>
-            <w:t>56</w:t>
+            <w:t>58</w:t>
           </w:r>
         </w:p>
         <w:p>
@@ -2586,13 +2605,13 @@
             <w:spacing w:before="120" w:after="60"/>
           </w:pPr>
           <w:r>
-            <w:t>E.15 The three-phase learning rate</w:t>
+            <w:t>E.14 The Chinchilla ratio</w:t>
           </w:r>
           <w:r>
             <w:tab/>
           </w:r>
           <w:r>
-            <w:t>57</w:t>
+            <w:t>58</w:t>
           </w:r>
         </w:p>
         <w:p>
@@ -2605,13 +2624,13 @@
             <w:spacing w:before="120" w:after="60"/>
           </w:pPr>
           <w:r>
-            <w:t>E.16 AdamW update (simplified)</w:t>
+            <w:t>E.15 The three-phase learning rate</w:t>
           </w:r>
           <w:r>
             <w:tab/>
           </w:r>
           <w:r>
-            <w:t>57</w:t>
+            <w:t>58</w:t>
           </w:r>
         </w:p>
         <w:p>
@@ -2624,13 +2643,13 @@
             <w:spacing w:before="120" w:after="60"/>
           </w:pPr>
           <w:r>
-            <w:t>E.17 Temperature sampling</w:t>
+            <w:t>E.16 AdamW update (simplified)</w:t>
           </w:r>
           <w:r>
             <w:tab/>
           </w:r>
           <w:r>
-            <w:t>57</w:t>
+            <w:t>59</w:t>
           </w:r>
         </w:p>
         <w:p>
@@ -2643,31 +2662,13 @@
             <w:spacing w:before="120" w:after="60"/>
           </w:pPr>
           <w:r>
-            <w:t>E.18 General rules for verification</w:t>
+            <w:t>E.17 Temperature sampling</w:t>
           </w:r>
           <w:r>
             <w:tab/>
           </w:r>
           <w:r>
-            <w:t>58</w:t>
-          </w:r>
-        </w:p>
-        <w:p>
-          <w:pPr>
-            <w:pStyle w:val="9"/>
-            <w:tabs>
-              <w:tab w:val="right" w:leader="dot" w:pos="9026"/>
-            </w:tabs>
-            <w:spacing w:before="120" w:after="60"/>
-          </w:pPr>
-          <w:r>
-            <w:t>Appendix F: Reference Answers for the In-Class Quizzes</w:t>
-          </w:r>
-          <w:r>
-            <w:tab/>
-          </w:r>
-          <w:r>
-            <w:t>58</w:t>
+            <w:t>59</w:t>
           </w:r>
         </w:p>
         <w:p>
@@ -2680,13 +2681,31 @@
             <w:spacing w:before="120" w:after="60"/>
           </w:pPr>
           <w:r>
-            <w:t>Chapters 1-9</w:t>
+            <w:t>E.18 General rules for verification</w:t>
           </w:r>
           <w:r>
             <w:tab/>
           </w:r>
           <w:r>
-            <w:t>59</w:t>
+            <w:t>60</w:t>
+          </w:r>
+        </w:p>
+        <w:p>
+          <w:pPr>
+            <w:pStyle w:val="9"/>
+            <w:tabs>
+              <w:tab w:val="right" w:leader="dot" w:pos="9026"/>
+            </w:tabs>
+            <w:spacing w:before="120" w:after="60"/>
+          </w:pPr>
+          <w:r>
+            <w:t>Appendix F: Reference Answers for the In-Class Quizzes</w:t>
+          </w:r>
+          <w:r>
+            <w:tab/>
+          </w:r>
+          <w:r>
+            <w:t>60</w:t>
           </w:r>
         </w:p>
         <w:p>
@@ -2699,7 +2718,7 @@
             <w:spacing w:before="120" w:after="60"/>
           </w:pPr>
           <w:r>
-            <w:t>Chapters 10-17</w:t>
+            <w:t>Chapters 1-9</w:t>
           </w:r>
           <w:r>
             <w:tab/>
@@ -2718,13 +2737,13 @@
             <w:spacing w:before="120" w:after="60"/>
           </w:pPr>
           <w:r>
-            <w:t>Chapters 18-23</w:t>
+            <w:t>Chapters 10-17</w:t>
           </w:r>
           <w:r>
             <w:tab/>
           </w:r>
           <w:r>
-            <w:t>61</w:t>
+            <w:t>62</w:t>
           </w:r>
         </w:p>
         <w:p>
@@ -2737,31 +2756,13 @@
             <w:spacing w:before="120" w:after="60"/>
           </w:pPr>
           <w:r>
-            <w:t>Chapters 24-26</w:t>
+            <w:t>Chapters 18-23</w:t>
           </w:r>
           <w:r>
             <w:tab/>
           </w:r>
           <w:r>
-            <w:t>62</w:t>
-          </w:r>
-        </w:p>
-        <w:p>
-          <w:pPr>
-            <w:pStyle w:val="9"/>
-            <w:tabs>
-              <w:tab w:val="right" w:leader="dot" w:pos="9026"/>
-            </w:tabs>
-            <w:spacing w:before="120" w:after="60"/>
-          </w:pPr>
-          <w:r>
-            <w:t>Appendix G: After This Book - Roadmaps for Advanced and Expert Study</w:t>
-          </w:r>
-          <w:r>
-            <w:tab/>
-          </w:r>
-          <w:r>
-            <w:t>62</w:t>
+            <w:t>63</w:t>
           </w:r>
         </w:p>
         <w:p>
@@ -2774,13 +2775,31 @@
             <w:spacing w:before="120" w:after="60"/>
           </w:pPr>
           <w:r>
-            <w:t>G.1 Advanced courses: making models useful</w:t>
+            <w:t>Chapters 24-26</w:t>
           </w:r>
           <w:r>
             <w:tab/>
           </w:r>
           <w:r>
-            <w:t>63</w:t>
+            <w:t>64</w:t>
+          </w:r>
+        </w:p>
+        <w:p>
+          <w:pPr>
+            <w:pStyle w:val="9"/>
+            <w:tabs>
+              <w:tab w:val="right" w:leader="dot" w:pos="9026"/>
+            </w:tabs>
+            <w:spacing w:before="120" w:after="60"/>
+          </w:pPr>
+          <w:r>
+            <w:t>Appendix G: After This Book - Roadmaps for Advanced and Expert Study</w:t>
+          </w:r>
+          <w:r>
+            <w:tab/>
+          </w:r>
+          <w:r>
+            <w:t>64</w:t>
           </w:r>
         </w:p>
         <w:p>
@@ -2793,13 +2812,32 @@
             <w:spacing w:before="120" w:after="60"/>
           </w:pPr>
           <w:r>
+            <w:t>G.1 Advanced courses: making models useful</w:t>
+          </w:r>
+          <w:r>
+            <w:tab/>
+          </w:r>
+          <w:r>
+            <w:t>64</w:t>
+          </w:r>
+        </w:p>
+        <w:p>
+          <w:pPr>
+            <w:pStyle w:val="11"/>
+            <w:ind w:left="360"/>
+            <w:tabs>
+              <w:tab w:val="right" w:leader="dot" w:pos="9026"/>
+            </w:tabs>
+            <w:spacing w:before="120" w:after="60"/>
+          </w:pPr>
+          <w:r>
             <w:t>G.2 Expert textbook: heading down the stack</w:t>
           </w:r>
           <w:r>
             <w:tab/>
           </w:r>
           <w:r>
-            <w:t>63</w:t>
+            <w:t>65</w:t>
           </w:r>
         </w:p>
         <w:p>
@@ -27097,172 +27135,6 @@
         <w:t xml:space="preserve">Three more lessons worth remembering: (1) the model will copy its own previous tool call - after removing the "no tool needed" exit tool, repeated calls jumped 30%; this kind of fault cannot be fixed by prompts, only by training data; (2) the stop condition must cover both EOS and the "User" marker - base models often never emit EOS and will keep writing the next turn themselves; (3) do not judge a prompt change by total score alone - when two prompts have close totals, they may be getting two entirely different sets of questions right; look at the behavior distribution. The full report is listed in Appendix A.</w:t>
       </w:r>
     </w:p>
-    <w:tbl>
-      <w:tblPr>
-        <w:tblW w:type="pct" w:w="5000"/>
-        <w:tblBorders>
-          <w:top w:val="none" w:color="FFFFFF" w:sz="0"/>
-          <w:left w:val="single" w:color="1B6B7A" w:sz="18"/>
-          <w:bottom w:val="none" w:color="FFFFFF" w:sz="0"/>
-          <w:right w:val="none" w:color="FFFFFF" w:sz="0"/>
-          <w:insideH w:val="none" w:color="FFFFFF" w:sz="0"/>
-          <w:insideV w:val="none" w:color="FFFFFF" w:sz="0"/>
-        </w:tblBorders>
-        <w:tblLayout w:type="fixed"/>
-      </w:tblPr>
-      <w:tblGrid>
-        <w:gridCol w:w="8788"/>
-      </w:tblGrid>
-      <w:tr>
-        <w:tc>
-          <w:tcPr>
-            <w:shd w:fill="EEF4F7" w:val="clear"/>
-            <w:tcMar>
-              <w:top w:type="dxa" w:w="120"/>
-              <w:left w:type="dxa" w:w="200"/>
-              <w:bottom w:type="dxa" w:w="120"/>
-              <w:right w:type="dxa" w:w="200"/>
-            </w:tcMar>
-          </w:tcPr>
-          <w:p>
-            <w:pPr>
-              <w:spacing w:after="60" w:line="300"/>
-            </w:pPr>
-            <w:r>
-              <w:rPr>
-                <w:rFonts w:ascii="Arial" w:hAnsi="Arial"/>
-                <w:b/>
-                <w:bCs/>
-                <w:color w:val="0F3A44"/>
-                <w:sz w:val="24"/>
-                <w:szCs w:val="24"/>
-              </w:rPr>
-              <w:t xml:space="preserve">Quiz</w:t>
-            </w:r>
-          </w:p>
-          <w:p>
-            <w:pPr>
-              <w:spacing w:after="50" w:line="300"/>
-              <w:ind w:left="200" w:hanging="200"/>
-            </w:pPr>
-            <w:r>
-              <w:rPr>
-                <w:rFonts w:ascii="Times New Roman" w:hAnsi="Times New Roman"/>
-                <w:color w:val="1F2933"/>
-                <w:sz w:val="21"/>
-                <w:szCs w:val="21"/>
-              </w:rPr>
-              <w:t xml:space="preserve">【Multiple Choice】What is the most common cause of garbled output? A. Graphics card is too poor  B. Tokenizer does not match the model  C. Temperature set too high</w:t>
-            </w:r>
-          </w:p>
-          <w:p>
-            <w:pPr>
-              <w:spacing w:after="50" w:line="300"/>
-              <w:ind w:left="200" w:hanging="200"/>
-            </w:pPr>
-            <w:r>
-              <w:rPr>
-                <w:rFonts w:ascii="Times New Roman" w:hAnsi="Times New Roman"/>
-                <w:color w:val="1F2933"/>
-                <w:sz w:val="21"/>
-                <w:szCs w:val="21"/>
-              </w:rPr>
-              <w:t xml:space="preserve">【Short Answer】Why does the paper specifically include a "numerically stable version" of the formula? Explain using fp16 overflow.</w:t>
-            </w:r>
-          </w:p>
-          <w:p>
-            <w:pPr>
-              <w:spacing w:after="50" w:line="300"/>
-              <w:ind w:left="200" w:hanging="200"/>
-            </w:pPr>
-            <w:r>
-              <w:rPr>
-                <w:rFonts w:ascii="Times New Roman" w:hAnsi="Times New Roman"/>
-                <w:color w:val="1F2933"/>
-                <w:sz w:val="21"/>
-                <w:szCs w:val="21"/>
-              </w:rPr>
-              <w:t xml:space="preserve">【Short Answer】With one extra space after "Assistant:", why do English questions get answered in Chinese? Explain using the "leading space" knowledge from Chapter 19.</w:t>
-            </w:r>
-          </w:p>
-          <w:p>
-            <w:pPr>
-              <w:spacing w:after="0" w:line="300"/>
-              <w:ind w:left="200" w:hanging="200"/>
-            </w:pPr>
-            <w:r>
-              <w:rPr>
-                <w:rFonts w:ascii="Times New Roman" w:hAnsi="Times New Roman"/>
-                <w:color w:val="1F2933"/>
-                <w:sz w:val="21"/>
-                <w:szCs w:val="21"/>
-              </w:rPr>
-              <w:t xml:space="preserve">【Hands-on】Copy the four-step pitfall elimination method from 24.4 on a sticky note and post it next to your computer - run through it in order the next time a bug appears.</w:t>
-            </w:r>
-          </w:p>
-          <w:p>
-            <w:pPr>
-              <w:spacing w:after="0" w:before="60" w:line="280"/>
-            </w:pPr>
-            <w:r>
-              <w:rPr>
-                <w:rFonts w:ascii="Times New Roman" w:hAnsi="Times New Roman"/>
-                <w:i/>
-                <w:iCs/>
-                <w:color w:val="8A9BA8"/>
-                <w:sz w:val="18"/>
-                <w:szCs w:val="18"/>
-              </w:rPr>
-              <w:t xml:space="preserve">(Reference answers in Appendix F; hands-on problems pass when the code runs)</w:t>
-            </w:r>
-          </w:p>
-        </w:tc>
-      </w:tr>
-    </w:tbl>
-    <w:p>
-      <w:pPr>
-        <w:spacing w:after="120"/>
-      </w:pPr>
-    </w:p>
-    <w:p>
-      <w:pPr>
-        <w:pStyle w:val="Heading1"/>
-        <w:pBdr>
-          <w:bottom w:val="single" w:color="9FB6C6" w:sz="12" w:space="6"/>
-        </w:pBdr>
-        <w:spacing w:after="240" w:before="480" w:line="340"/>
-        <w:outlineLvl w:val="0"/>
-      </w:pPr>
-      <w:bookmarkStart w:name="_Toc94" w:id="94"/>
-      <w:r>
-        <w:rPr>
-          <w:rFonts w:ascii="Arial" w:hAnsi="Arial"/>
-          <w:b/>
-          <w:bCs/>
-          <w:color w:val="1B6B7A"/>
-          <w:sz w:val="32"/>
-          <w:szCs w:val="32"/>
-        </w:rPr>
-        <w:t xml:space="preserve">Chapter 25: The Full Device Map: Where RWKV Can Run</w:t>
-      </w:r>
-      <w:bookmarkEnd w:id="94"/>
-    </w:p>
-    <w:p>
-      <w:pPr>
-        <w:spacing w:after="140" w:line="336"/>
-        <w:ind w:firstLine="480"/>
-        <w:jc w:val="both"/>
-      </w:pPr>
-      <w:r>
-        <w:rPr>
-          <w:rFonts w:ascii="Times New Roman" w:hAnsi="Times New Roman"/>
-          <w:color w:val="262626"/>
-          <w:sz w:val="24"/>
-          <w:szCs w:val="24"/>
-        </w:rPr>
-        <w:t xml:space="preserve">RWKV's 'little notebook' architecture (constant inference memory, no KV cache) makes it naturally suitable for running 'anywhere'. This chapter is a family photo: from the phone in your pocket to computing clusters in the cloud, there are ready-to-use community projects for every type of device.</w:t>
-      </w:r>
-    </w:p>
     <w:p>
       <w:pPr>
         <w:pStyle w:val="Heading2"/>
@@ -27272,7 +27144,7 @@
         <w:spacing w:after="170" w:before="340" w:line="320"/>
         <w:outlineLvl w:val="1"/>
       </w:pPr>
-      <w:bookmarkStart w:name="_Toc95" w:id="95"/>
+      <w:bookmarkStart w:name="_Toc94" w:id="94"/>
       <w:r>
         <w:rPr>
           <w:rFonts w:ascii="Arial" w:hAnsi="Arial"/>
@@ -27282,9 +27154,41 @@
           <w:sz w:val="27"/>
           <w:szCs w:val="27"/>
         </w:rPr>
-        <w:t xml:space="preserve">25.1 Six Types of Terminals × Available Projects</w:t>
-      </w:r>
-      <w:bookmarkEnd w:id="95"/>
+        <w:t xml:space="preserve">24.6 Post-training: teaching the model to actually use tools</w:t>
+      </w:r>
+      <w:bookmarkEnd w:id="94"/>
+    </w:p>
+    <w:p>
+      <w:pPr>
+        <w:spacing w:after="140" w:line="336"/>
+        <w:ind w:firstLine="480"/>
+        <w:jc w:val="both"/>
+      </w:pPr>
+      <w:r>
+        <w:rPr>
+          <w:rFonts w:ascii="Times New Roman" w:hAnsi="Times New Roman"/>
+          <w:color w:val="262626"/>
+          <w:sz w:val="24"/>
+          <w:szCs w:val="24"/>
+        </w:rPr>
+        <w:t xml:space="preserve">Finding 6 of Section 24.5 left a loose end: the model copies its own previous tool call, and prompts cannot cure it. Why? Because a base model is fundamentally a "sentence-continuation champion" - in the text it has seen, if the previous turn is a tool call, the next turn looks like another tool call with high probability, so inertia carries it into a copy. The cure is post-training - extra lessons for the model. The G1 family's iteration history is a post-training textbook in itself: G1i (2026-08) to G1k (2026-09) to the G1l preview - each generation was "find the fault, build targeted data, retrain."</w:t>
+      </w:r>
+    </w:p>
+    <w:p>
+      <w:pPr>
+        <w:spacing w:after="140" w:line="336"/>
+        <w:ind w:firstLine="480"/>
+        <w:jc w:val="both"/>
+      </w:pPr>
+      <w:r>
+        <w:rPr>
+          <w:rFonts w:ascii="Times New Roman" w:hAnsi="Times New Roman"/>
+          <w:color w:val="262626"/>
+          <w:sz w:val="24"/>
+          <w:szCs w:val="24"/>
+        </w:rPr>
+        <w:t xml:space="preserve">The core weapon of post-training is SFT (supervised fine-tuning; Chapter 15 covered LoRA as its budget version). Ordinary SFT teaches chatting; Agent SFT teaches working - and the unit of training data is not a sentence but a complete trajectory.</w:t>
+      </w:r>
     </w:p>
     <w:tbl>
       <w:tblPr>
@@ -27334,7 +27238,7 @@
                 <w:sz w:val="21"/>
                 <w:szCs w:val="21"/>
               </w:rPr>
-              <w:t xml:space="preserve">Terminal</w:t>
+              <w:t xml:space="preserve">The six beats of a trajectory</w:t>
             </w:r>
           </w:p>
         </w:tc>
@@ -27363,7 +27267,7 @@
                 <w:sz w:val="21"/>
                 <w:szCs w:val="21"/>
               </w:rPr>
-              <w:t xml:space="preserve">Representative Project</w:t>
+              <w:t xml:space="preserve">Example</w:t>
             </w:r>
           </w:p>
         </w:tc>
@@ -27392,7 +27296,7 @@
                 <w:sz w:val="21"/>
                 <w:szCs w:val="21"/>
               </w:rPr>
-              <w:t xml:space="preserve">What to Experience</w:t>
+              <w:t xml:space="preserve">Skill the model learns</w:t>
             </w:r>
           </w:p>
         </w:tc>
@@ -27426,7 +27330,7 @@
                 <w:sz w:val="20"/>
                 <w:szCs w:val="20"/>
               </w:rPr>
-              <w:t xml:space="preserve">low-end PC (no discrete GPU)</w:t>
+              <w:t xml:space="preserve">1. receive the task</w:t>
             </w:r>
           </w:p>
         </w:tc>
@@ -27455,7 +27359,7 @@
                 <w:sz w:val="20"/>
                 <w:szCs w:val="20"/>
               </w:rPr>
-              <w:t xml:space="preserve">rwkv.cpp (C++ quantized inference)</w:t>
+              <w:t xml:space="preserve">User: What is hold_queue_depth for dispatch-router in staging?</w:t>
             </w:r>
           </w:p>
         </w:tc>
@@ -27484,7 +27388,7 @@
                 <w:sz w:val="20"/>
                 <w:szCs w:val="20"/>
               </w:rPr>
-              <w:t xml:space="preserve">quantized models run smoothly even on CPU</w:t>
+              <w:t xml:space="preserve">understanding the task</w:t>
             </w:r>
           </w:p>
         </w:tc>
@@ -27518,7 +27422,7 @@
                 <w:sz w:val="20"/>
                 <w:szCs w:val="20"/>
               </w:rPr>
-              <w:t xml:space="preserve">gaming laptop / workstation</w:t>
+              <w:t xml:space="preserve">2. decide to call</w:t>
             </w:r>
           </w:p>
         </w:tc>
@@ -27547,7 +27451,7 @@
                 <w:sz w:val="20"/>
                 <w:szCs w:val="20"/>
               </w:rPr>
-              <w:t xml:space="preserve">ai00_server (local inference service)</w:t>
+              <w:t xml:space="preserve">Assistant: Let me check the config file. &lt;tool&gt;{"name":"read_file","arguments":{"path":"configs/dispatch-router.yaml"}}&lt;/tool&gt;</w:t>
             </w:r>
           </w:p>
         </w:tc>
@@ -27576,7 +27480,7 @@
                 <w:sz w:val="20"/>
                 <w:szCs w:val="20"/>
               </w:rPr>
-              <w:t xml:space="preserve">runs directly on the GPU, fast; build your own local chat service</w:t>
+              <w:t xml:space="preserve">judging "should I use a tool, and which one"</w:t>
             </w:r>
           </w:p>
         </w:tc>
@@ -27610,7 +27514,7 @@
                 <w:sz w:val="20"/>
                 <w:szCs w:val="20"/>
               </w:rPr>
-              <w:t xml:space="preserve">edge modules (farm machinery, IoT)</w:t>
+              <w:t xml:space="preserve">3. receive the result</w:t>
             </w:r>
           </w:p>
         </w:tc>
@@ -27639,7 +27543,7 @@
                 <w:sz w:val="20"/>
                 <w:szCs w:val="20"/>
               </w:rPr>
-              <w:t xml:space="preserve">Quectel high-compute modules (shown at WAIC 2025)</w:t>
+              <w:t xml:space="preserve">User (tool result): hold_queue_depth: 128</w:t>
             </w:r>
           </w:p>
         </w:tc>
@@ -27668,7 +27572,7 @@
                 <w:sz w:val="20"/>
                 <w:szCs w:val="20"/>
               </w:rPr>
-              <w:t xml:space="preserve">putting RWKV into tractors, cameras, sensors</w:t>
+              <w:t xml:space="preserve">taking the evidence in</w:t>
             </w:r>
           </w:p>
         </w:tc>
@@ -27702,7 +27606,7 @@
                 <w:sz w:val="20"/>
                 <w:szCs w:val="20"/>
               </w:rPr>
-              <w:t xml:space="preserve">low-end computers (no discrete GPU)</w:t>
+              <w:t xml:space="preserve">4. wrap up and answer</w:t>
             </w:r>
           </w:p>
         </w:tc>
@@ -27731,7 +27635,7 @@
                 <w:sz w:val="20"/>
                 <w:szCs w:val="20"/>
               </w:rPr>
-              <w:t xml:space="preserve">rwkv.cpp (C++ quantized inference)</w:t>
+              <w:t xml:space="preserve">Assistant: hold_queue_depth is 128.</w:t>
             </w:r>
           </w:p>
         </w:tc>
@@ -27760,7 +27664,7 @@
                 <w:sz w:val="20"/>
                 <w:szCs w:val="20"/>
               </w:rPr>
-              <w:t xml:space="preserve">quantized models run smoothly even on CPU</w:t>
+              <w:t xml:space="preserve">"once you have the result, answer; do not call again"</w:t>
             </w:r>
           </w:p>
         </w:tc>
@@ -27794,7 +27698,7 @@
                 <w:sz w:val="20"/>
                 <w:szCs w:val="20"/>
               </w:rPr>
-              <w:t xml:space="preserve">home gaming laptops / workstations</w:t>
+              <w:t xml:space="preserve">5. answer directly</w:t>
             </w:r>
           </w:p>
         </w:tc>
@@ -27823,7 +27727,7 @@
                 <w:sz w:val="20"/>
                 <w:szCs w:val="20"/>
               </w:rPr>
-              <w:t xml:space="preserve">ai00_server (local inference service)</w:t>
+              <w:t xml:space="preserve">User: Hi!  Assistant: Hi, how can I help?</w:t>
             </w:r>
           </w:p>
         </w:tc>
@@ -27852,7 +27756,7 @@
                 <w:sz w:val="20"/>
                 <w:szCs w:val="20"/>
               </w:rPr>
-              <w:t xml:space="preserve">runs straight on the GPU, fast; build your own local chat service</w:t>
+              <w:t xml:space="preserve">"do not reach for tools when none is needed"</w:t>
             </w:r>
           </w:p>
         </w:tc>
@@ -27886,7 +27790,7 @@
                 <w:sz w:val="20"/>
                 <w:szCs w:val="20"/>
               </w:rPr>
-              <w:t xml:space="preserve">edge modules (farm machinery, IoT)</w:t>
+              <w:t xml:space="preserve">6. bad samples (counter-examples)</w:t>
             </w:r>
           </w:p>
         </w:tc>
@@ -27915,7 +27819,7 @@
                 <w:sz w:val="20"/>
                 <w:szCs w:val="20"/>
               </w:rPr>
-              <w:t xml:space="preserve">Quectel high-compute modules (shown at WAIC 2025)</w:t>
+              <w:t xml:space="preserve">repeating the same tool call, broken JSON brackets, calling again after getting the result</w:t>
             </w:r>
           </w:p>
         </w:tc>
@@ -27944,7 +27848,7 @@
                 <w:sz w:val="20"/>
                 <w:szCs w:val="20"/>
               </w:rPr>
-              <w:t xml:space="preserve">put RWKV into tractors, cameras, and sensors</w:t>
+              <w:t xml:space="preserve">learning "what not to do" from the negative side</w:t>
             </w:r>
           </w:p>
         </w:tc>
@@ -27954,6 +27858,54 @@
       <w:pPr>
         <w:spacing w:after="120"/>
       </w:pPr>
+    </w:p>
+    <w:p>
+      <w:pPr>
+        <w:spacing w:after="140" w:line="336"/>
+        <w:ind w:firstLine="480"/>
+        <w:jc w:val="both"/>
+      </w:pPr>
+      <w:r>
+        <w:rPr>
+          <w:rFonts w:ascii="Times New Roman" w:hAnsi="Times New Roman"/>
+          <w:color w:val="262626"/>
+          <w:sz w:val="24"/>
+          <w:szCs w:val="24"/>
+        </w:rPr>
+        <w:t xml:space="preserve">Beats 1-3 teach "calling"; beat 4 specifically treats "cannot stop" (the copy-inertia); beat 5 treats "itchy hands"; beat 6 is the counter-example - research has repeatedly shown that good samples alone train slowly, while good samples plus labeled counter-examples (or preference-style contrasts) converge much faster. The jump from 40 to 49/60 in function calling measured in 24.5 came exactly from adding this kind of targeted data in the G1k era.</w:t>
+      </w:r>
+    </w:p>
+    <w:p>
+      <w:pPr>
+        <w:spacing w:after="140" w:line="336"/>
+        <w:ind w:firstLine="480"/>
+        <w:jc w:val="both"/>
+      </w:pPr>
+      <w:r>
+        <w:rPr>
+          <w:rFonts w:ascii="Times New Roman" w:hAnsi="Times New Roman"/>
+          <w:color w:val="262626"/>
+          <w:sz w:val="24"/>
+          <w:szCs w:val="24"/>
+        </w:rPr>
+        <w:t xml:space="preserve">Where does the data come from? Human annotation of one trajectory takes minutes; annotating 50,000 is a fortune. The community playbook is threefold: (1) synthesis - let a strong model (a teacher) generate tasks and trajectories from templates, with rule-based scripts auto-grading and filtering (can the JSON be parsed, does the tool name actually exist, does the answer hit); (2) backflow - record real online failure cases (the full context at the moment of a copy-loop, say) and turn them into counter-examples or corrected samples - the most precious data of all; (3) distillation - start from open Agent trajectory datasets (ToolBench, AgentInstruct and the like) and rewrite them in your own format templates. Note the twist on Section 24.5's lesson: the format inside the training data must be exactly the format used at inference ("Assistant:" without the space, two User messages, the envelope wrapping tool calls) - a mismatch between training format and serving format means all that training was wasted effort.</w:t>
+      </w:r>
+    </w:p>
+    <w:p>
+      <w:pPr>
+        <w:spacing w:after="140" w:line="336"/>
+        <w:ind w:firstLine="480"/>
+        <w:jc w:val="both"/>
+      </w:pPr>
+      <w:r>
+        <w:rPr>
+          <w:rFonts w:ascii="Times New Roman" w:hAnsi="Times New Roman"/>
+          <w:color w:val="262626"/>
+          <w:sz w:val="24"/>
+          <w:szCs w:val="24"/>
+        </w:rPr>
+        <w:t xml:space="preserve">Above SFT there is one more "elective": preference optimization (DPO/RLHF, a close cousin of Chapter 15's RLHF). Build two trajectories for the same task: one crisp (one tool call, then the wrap-up answer), one sloppy (repeated calls, or calling when a direct answer would do), then tell the model "the first is better than the second." The model does not relearn knowledge; it only adjusts its choice tendencies - a small parameter change, ideal as the final polish after SFT. This layer is still early in the RWKV ecosystem, but it is on the roadmap of the official G1 release.</w:t>
+      </w:r>
     </w:p>
     <w:p>
       <w:pPr>
@@ -27964,7 +27916,7 @@
         <w:spacing w:after="170" w:before="340" w:line="320"/>
         <w:outlineLvl w:val="1"/>
       </w:pPr>
-      <w:bookmarkStart w:name="_Toc96" w:id="96"/>
+      <w:bookmarkStart w:name="_Toc95" w:id="95"/>
       <w:r>
         <w:rPr>
           <w:rFonts w:ascii="Arial" w:hAnsi="Arial"/>
@@ -27974,9 +27926,9 @@
           <w:sz w:val="27"/>
           <w:szCs w:val="27"/>
         </w:rPr>
-        <w:t xml:space="preserve">25.2 Why RWKV is the 'King of Edge Computing'</w:t>
-      </w:r>
-      <w:bookmarkEnd w:id="96"/>
+        <w:t xml:space="preserve">24.7 Fit tuning: making the application and the model mesh</w:t>
+      </w:r>
+      <w:bookmarkEnd w:id="95"/>
     </w:p>
     <w:p>
       <w:pPr>
@@ -27991,48 +27943,15 @@
           <w:sz w:val="24"/>
           <w:szCs w:val="24"/>
         </w:rPr>
-        <w:t xml:space="preserve">Looking at the device map with the three advantages from Chapter 9: constant memory—even a phone with 4GB memory can run long conversations; no KV cache—browser tabs won't get slower as the conversation continues; sequential inference—doesn't require massive parallel computing power, CPUs and edge chips can handle it. Comparison: Transformer's memory bill expands linearly with length (Figure 4), and what edge devices lack most is memory. This is why edge collaborations (Quectel) and chip plans (RPU, Chapter 17) have chosen RWKV.</w:t>
-      </w:r>
-    </w:p>
-    <w:p>
-      <w:pPr>
-        <w:pStyle w:val="Heading2"/>
-        <w:pBdr>
-          <w:left w:val="single" w:color="4E8CAD" w:sz="22" w:space="10"/>
-        </w:pBdr>
-        <w:spacing w:after="170" w:before="340" w:line="320"/>
-        <w:outlineLvl w:val="1"/>
-      </w:pPr>
-      <w:bookmarkStart w:name="_Toc97" w:id="97"/>
-      <w:r>
-        <w:rPr>
-          <w:rFonts w:ascii="Arial" w:hAnsi="Arial"/>
-          <w:b/>
-          <w:bCs/>
-          <w:color w:val="2C3E50"/>
-          <w:sz w:val="27"/>
-          <w:szCs w:val="27"/>
-        </w:rPr>
-        <w:t xml:space="preserve">25.3 Recommended Experience Path (from Easy to Hard)</w:t>
-      </w:r>
-      <w:bookmarkEnd w:id="97"/>
-    </w:p>
-    <w:p>
-      <w:pPr>
-        <w:spacing w:after="80" w:line="312"/>
-        <w:ind w:left="640" w:hanging="240"/>
-      </w:pPr>
-      <w:r>
-        <w:rPr>
-          <w:rFonts w:ascii="Times New Roman" w:hAnsi="Times New Roman"/>
-          <w:b/>
-          <w:bCs/>
-          <w:color w:val="1B6B7A"/>
-          <w:sz w:val="24"/>
-          <w:szCs w:val="24"/>
-        </w:rPr>
-        <w:t xml:space="preserve">• </w:t>
-      </w:r>
+        <w:t xml:space="preserve">Post-training changes the model - but the application side is not idle either. Real Agent experts treat "model capability" and "application engineering" as two adjustable gears that mesh with each other: when the model is not well-behaved, the application covers for it; where the application cannot cover, training data for the model is built in return. We call this craft fit tuning, and its goal is a perfect match between the model's output structure and the structure the application can consume.</w:t>
+      </w:r>
+    </w:p>
+    <w:p>
+      <w:pPr>
+        <w:spacing w:after="140" w:line="336"/>
+        <w:ind w:firstLine="480"/>
+        <w:jc w:val="both"/>
+      </w:pPr>
       <w:r>
         <w:rPr>
           <w:rFonts w:ascii="Times New Roman" w:hAnsi="Times New Roman"/>
@@ -28040,244 +27959,8 @@
           <w:sz w:val="24"/>
           <w:szCs w:val="24"/>
         </w:rPr>
-        <w:t xml:space="preserve">First stop (5 minutes): Open WebGPU Demo in browser—zero installation, first see what a 'model in the browser' looks like.</w:t>
-      </w:r>
-    </w:p>
-    <w:p>
-      <w:pPr>
-        <w:spacing w:after="80" w:line="312"/>
-        <w:ind w:left="640" w:hanging="240"/>
-      </w:pPr>
-      <w:r>
-        <w:rPr>
-          <w:rFonts w:ascii="Times New Roman" w:hAnsi="Times New Roman"/>
-          <w:b/>
-          <w:bCs/>
-          <w:color w:val="1B6B7A"/>
-          <w:sz w:val="24"/>
-          <w:szCs w:val="24"/>
-        </w:rPr>
-        <w:t xml:space="preserve">• </w:t>
-      </w:r>
-      <w:r>
-        <w:rPr>
-          <w:rFonts w:ascii="Times New Roman" w:hAnsi="Times New Roman"/>
-          <w:color w:val="262626"/>
-          <w:sz w:val="24"/>
-          <w:szCs w:val="24"/>
-        </w:rPr>
-        <w:t xml:space="preserve">Second stop (half hour): Download RWKV Runner, automatically download models, start local chatting.</w:t>
-      </w:r>
-    </w:p>
-    <w:p>
-      <w:pPr>
-        <w:spacing w:after="80" w:line="312"/>
-        <w:ind w:left="640" w:hanging="240"/>
-      </w:pPr>
-      <w:r>
-        <w:rPr>
-          <w:rFonts w:ascii="Times New Roman" w:hAnsi="Times New Roman"/>
-          <w:b/>
-          <w:bCs/>
-          <w:color w:val="1B6B7A"/>
-          <w:sz w:val="24"/>
-          <w:szCs w:val="24"/>
-        </w:rPr>
-        <w:t xml:space="preserve">• </w:t>
-      </w:r>
-      <w:r>
-        <w:rPr>
-          <w:rFonts w:ascii="Times New Roman" w:hAnsi="Times New Roman"/>
-          <w:color w:val="262626"/>
-          <w:sz w:val="24"/>
-          <w:szCs w:val="24"/>
-        </w:rPr>
-        <w:t xml:space="preserve">Third stop (an afternoon): Use ai00 or rwkv.cpp to run the same model, compare speed differences, understand the value of 'inference engines'.</w:t>
-      </w:r>
-    </w:p>
-    <w:p>
-      <w:pPr>
-        <w:spacing w:after="80" w:line="312"/>
-        <w:ind w:left="640" w:hanging="240"/>
-      </w:pPr>
-      <w:r>
-        <w:rPr>
-          <w:rFonts w:ascii="Times New Roman" w:hAnsi="Times New Roman"/>
-          <w:b/>
-          <w:bCs/>
-          <w:color w:val="1B6B7A"/>
-          <w:sz w:val="24"/>
-          <w:szCs w:val="24"/>
-        </w:rPr>
-        <w:t xml:space="preserve">• </w:t>
-      </w:r>
-      <w:r>
-        <w:rPr>
-          <w:rFonts w:ascii="Times New Roman" w:hAnsi="Times New Roman"/>
-          <w:color w:val="262626"/>
-          <w:sz w:val="24"/>
-          <w:szCs w:val="24"/>
-        </w:rPr>
-        <w:t xml:space="preserve">Fourth stop (a weekend): Follow Chapters 20-21 to train your own mini model, then load it with your own Runner—complete end-to-end loop.</w:t>
-      </w:r>
-    </w:p>
-    <w:tbl>
-      <w:tblPr>
-        <w:tblW w:type="pct" w:w="5000"/>
-        <w:tblBorders>
-          <w:top w:val="none" w:color="FFFFFF" w:sz="0"/>
-          <w:left w:val="single" w:color="1B6B7A" w:sz="18"/>
-          <w:bottom w:val="none" w:color="FFFFFF" w:sz="0"/>
-          <w:right w:val="none" w:color="FFFFFF" w:sz="0"/>
-          <w:insideH w:val="none" w:color="FFFFFF" w:sz="0"/>
-          <w:insideV w:val="none" w:color="FFFFFF" w:sz="0"/>
-        </w:tblBorders>
-        <w:tblLayout w:type="fixed"/>
-      </w:tblPr>
-      <w:tblGrid>
-        <w:gridCol w:w="8788"/>
-      </w:tblGrid>
-      <w:tr>
-        <w:tc>
-          <w:tcPr>
-            <w:shd w:fill="EEF4F7" w:val="clear"/>
-            <w:tcMar>
-              <w:top w:type="dxa" w:w="120"/>
-              <w:left w:type="dxa" w:w="200"/>
-              <w:bottom w:type="dxa" w:w="120"/>
-              <w:right w:type="dxa" w:w="200"/>
-            </w:tcMar>
-          </w:tcPr>
-          <w:p>
-            <w:pPr>
-              <w:spacing w:after="60" w:line="300"/>
-            </w:pPr>
-            <w:r>
-              <w:rPr>
-                <w:rFonts w:ascii="Arial" w:hAnsi="Arial"/>
-                <w:b/>
-                <w:bCs/>
-                <w:color w:val="0F3A44"/>
-                <w:sz w:val="24"/>
-                <w:szCs w:val="24"/>
-              </w:rPr>
-              <w:t xml:space="preserve">Quiz</w:t>
-            </w:r>
-          </w:p>
-          <w:p>
-            <w:pPr>
-              <w:spacing w:after="50" w:line="300"/>
-              <w:ind w:left="200" w:hanging="200"/>
-            </w:pPr>
-            <w:r>
-              <w:rPr>
-                <w:rFonts w:ascii="Times New Roman" w:hAnsi="Times New Roman"/>
-                <w:color w:val="1F2933"/>
-                <w:sz w:val="21"/>
-                <w:szCs w:val="21"/>
-              </w:rPr>
-              <w:t xml:space="preserve">【Multiple Choice】Which type of device best demonstrates RWKV's edge advantages over Transformers? A. Cloud with thousands of GPUs  B. Memory-constrained mobile/edge devices  C. Quantum computer</w:t>
-            </w:r>
-          </w:p>
-          <w:p>
-            <w:pPr>
-              <w:spacing w:after="50" w:line="300"/>
-              <w:ind w:left="200" w:hanging="200"/>
-            </w:pPr>
-            <w:r>
-              <w:rPr>
-                <w:rFonts w:ascii="Times New Roman" w:hAnsi="Times New Roman"/>
-                <w:color w:val="1F2933"/>
-                <w:sz w:val="21"/>
-                <w:szCs w:val="21"/>
-              </w:rPr>
-              <w:t xml:space="preserve">【Short Answer】Explain using 'constant memory + no KV cache': Why don't browser tabs running RWKV become increasingly laggy during conversations?</w:t>
-            </w:r>
-          </w:p>
-          <w:p>
-            <w:pPr>
-              <w:spacing w:after="0" w:line="300"/>
-              <w:ind w:left="200" w:hanging="200"/>
-            </w:pPr>
-            <w:r>
-              <w:rPr>
-                <w:rFonts w:ascii="Times New Roman" w:hAnsi="Times New Roman"/>
-                <w:color w:val="1F2933"/>
-                <w:sz w:val="21"/>
-                <w:szCs w:val="21"/>
-              </w:rPr>
-              <w:t xml:space="preserve">【Hands-on】Complete the first and second stops of section 25.3, take a screenshot for each, and write three sentences of experience notes (speed/quality/surprises or shortcomings).</w:t>
-            </w:r>
-          </w:p>
-          <w:p>
-            <w:pPr>
-              <w:spacing w:after="0" w:before="60" w:line="280"/>
-            </w:pPr>
-            <w:r>
-              <w:rPr>
-                <w:rFonts w:ascii="Times New Roman" w:hAnsi="Times New Roman"/>
-                <w:i/>
-                <w:iCs/>
-                <w:color w:val="8A9BA8"/>
-                <w:sz w:val="18"/>
-                <w:szCs w:val="18"/>
-              </w:rPr>
-              <w:t xml:space="preserve">(Reference answers in Appendix F; hands-on problems pass when the code runs)</w:t>
-            </w:r>
-          </w:p>
-        </w:tc>
-      </w:tr>
-    </w:tbl>
-    <w:p>
-      <w:pPr>
-        <w:spacing w:after="120"/>
-      </w:pPr>
-    </w:p>
-    <w:p>
-      <w:pPr>
-        <w:pStyle w:val="Heading1"/>
-        <w:pBdr>
-          <w:bottom w:val="single" w:color="9FB6C6" w:sz="12" w:space="6"/>
-        </w:pBdr>
-        <w:spacing w:after="240" w:before="480" w:line="340"/>
-        <w:outlineLvl w:val="0"/>
-      </w:pPr>
-      <w:bookmarkStart w:name="_Toc98" w:id="98"/>
-      <w:r>
-        <w:rPr>
-          <w:rFonts w:ascii="Arial" w:hAnsi="Arial"/>
-          <w:b/>
-          <w:bCs/>
-          <w:color w:val="1B6B7A"/>
-          <w:sz w:val="32"/>
-          <w:szCs w:val="32"/>
-        </w:rPr>
-        <w:t xml:space="preserve">Chapter 26: The Panoramic Layout of RWKV: One Person's Experiment, One Ecosystem's Ambition</w:t>
-      </w:r>
-      <w:bookmarkEnd w:id="98"/>
-    </w:p>
-    <w:p>
-      <w:pPr>
-        <w:pStyle w:val="Heading2"/>
-        <w:pBdr>
-          <w:left w:val="single" w:color="4E8CAD" w:sz="22" w:space="10"/>
-        </w:pBdr>
-        <w:spacing w:after="170" w:before="340" w:line="320"/>
-        <w:outlineLvl w:val="1"/>
-      </w:pPr>
-      <w:bookmarkStart w:name="_Toc99" w:id="99"/>
-      <w:r>
-        <w:rPr>
-          <w:rFonts w:ascii="Arial" w:hAnsi="Arial"/>
-          <w:b/>
-          <w:bCs/>
-          <w:color w:val="2C3E50"/>
-          <w:sz w:val="27"/>
-          <w:szCs w:val="27"/>
-        </w:rPr>
-        <w:t xml:space="preserve">26.1 Five Frontlines</w:t>
-      </w:r>
-      <w:bookmarkEnd w:id="99"/>
+        <w:t xml:space="preserve">Step one: turn "feels nice to use" into a score. Build a small exam (50-100 questions is enough to start), covering your product's real scenarios (weather, file reading, arithmetic...), and write an auto-grader. The grader watches three numbers: correctness (is the answer right), format validity (can the parser eat the output), and call efficiency (how many tool calls per task on average, any repeats). With these three numbers, "fit" turns from an adjective into a dashboard.</w:t>
+      </w:r>
     </w:p>
     <w:tbl>
       <w:tblPr>
@@ -28327,7 +28010,7 @@
                 <w:sz w:val="21"/>
                 <w:szCs w:val="21"/>
               </w:rPr>
-              <w:t xml:space="preserve">Frontline</w:t>
+              <w:t xml:space="preserve">The five-step loop</w:t>
             </w:r>
           </w:p>
         </w:tc>
@@ -28356,7 +28039,7 @@
                 <w:sz w:val="21"/>
                 <w:szCs w:val="21"/>
               </w:rPr>
-              <w:t xml:space="preserve">Current Status</w:t>
+              <w:t xml:space="preserve">What to do</w:t>
             </w:r>
           </w:p>
         </w:tc>
@@ -28385,7 +28068,7 @@
                 <w:sz w:val="21"/>
                 <w:szCs w:val="21"/>
               </w:rPr>
-              <w:t xml:space="preserve">Key Milestones</w:t>
+              <w:t xml:space="preserve">Common mistake</w:t>
             </w:r>
           </w:p>
         </w:tc>
@@ -28419,7 +28102,7 @@
                 <w:sz w:val="20"/>
                 <w:szCs w:val="20"/>
               </w:rPr>
-              <w:t xml:space="preserve">industry (edge)</w:t>
+              <w:t xml:space="preserve">1. freeze the exam</w:t>
             </w:r>
           </w:p>
         </w:tc>
@@ -28448,7 +28131,7 @@
                 <w:sz w:val="20"/>
                 <w:szCs w:val="20"/>
               </w:rPr>
-              <w:t xml:space="preserve">Quectel partnership modules landing in IoT; Flutter app covering phones and desktops</w:t>
+              <w:t xml:space="preserve">lock the question set and grader once written; do not edit mid-run</w:t>
             </w:r>
           </w:p>
         </w:tc>
@@ -28477,7 +28160,7 @@
                 <w:sz w:val="20"/>
                 <w:szCs w:val="20"/>
               </w:rPr>
-              <w:t xml:space="preserve">edge-side solution shown at WAIC 2025</w:t>
+              <w:t xml:space="preserve">casually adding questions each run, invalidating all historical scores</w:t>
             </w:r>
           </w:p>
         </w:tc>
@@ -28511,7 +28194,7 @@
                 <w:sz w:val="20"/>
                 <w:szCs w:val="20"/>
               </w:rPr>
-              <w:t xml:space="preserve">industry (chips)</w:t>
+              <w:t xml:space="preserve">2. single-variable contrast</w:t>
             </w:r>
           </w:p>
         </w:tc>
@@ -28540,7 +28223,7 @@
                 <w:sz w:val="20"/>
                 <w:szCs w:val="20"/>
               </w:rPr>
-              <w:t xml:space="preserve">dedicated RPU chip plan in progress</w:t>
+              <w:t xml:space="preserve">change exactly one thing (prompt / format / sampling / model version); run control and experiment 2-4 times each</w:t>
             </w:r>
           </w:p>
         </w:tc>
@@ -28569,7 +28252,7 @@
                 <w:sz w:val="20"/>
                 <w:szCs w:val="20"/>
               </w:rPr>
-              <w:t xml:space="preserve">Peng Bo's 2023 "the decisive battle is in hardware" declaration is being fulfilled (Chapter 17)</w:t>
+              <w:t xml:space="preserve">swapping three configs at once - the score rises but you do not know whom to thank</w:t>
             </w:r>
           </w:p>
         </w:tc>
@@ -28603,7 +28286,7 @@
                 <w:sz w:val="20"/>
                 <w:szCs w:val="20"/>
               </w:rPr>
-              <w:t xml:space="preserve">open-source community</w:t>
+              <w:t xml:space="preserve">3. watch behavior distributions</w:t>
             </w:r>
           </w:p>
         </w:tc>
@@ -28632,7 +28315,7 @@
                 <w:sz w:val="20"/>
                 <w:szCs w:val="20"/>
               </w:rPr>
-              <w:t xml:space="preserve">fully open under Apache 2.0; incubated by the LFAI &amp; Data foundation; global volunteers</w:t>
+              <w:t xml:space="preserve">two configs with similar correctness: compare call rate / format error rate / repeat rate - the correctly answered questions may be two entirely different batches</w:t>
             </w:r>
           </w:p>
         </w:tc>
@@ -28661,7 +28344,7 @@
                 <w:sz w:val="20"/>
                 <w:szCs w:val="20"/>
               </w:rPr>
-              <w:t xml:space="preserve">projects like RWKV-Runner / ai00 / rwkv.cpp emerged spontaneously</w:t>
+              <w:t xml:space="preserve">looking only at totals, picking a config that is "good at chitchat, bad at work" (the lesson of finding 5 in 24.5)</w:t>
             </w:r>
           </w:p>
         </w:tc>
@@ -28695,7 +28378,7 @@
                 <w:sz w:val="20"/>
                 <w:szCs w:val="20"/>
               </w:rPr>
-              <w:t xml:space="preserve">industry (edge side)</w:t>
+              <w:t xml:space="preserve">4. fix from both sides</w:t>
             </w:r>
           </w:p>
         </w:tc>
@@ -28724,7 +28407,7 @@
                 <w:sz w:val="20"/>
                 <w:szCs w:val="20"/>
               </w:rPr>
-              <w:t xml:space="preserve">Quectel modules landing in IoT; the Flutter APP covers phones and desktops</w:t>
+              <w:t xml:space="preserve">app side: parser tolerance, format envelopes, retry policy; model side: failed cases flow back as training data</w:t>
             </w:r>
           </w:p>
         </w:tc>
@@ -28753,7 +28436,7 @@
                 <w:sz w:val="20"/>
                 <w:szCs w:val="20"/>
               </w:rPr>
-              <w:t xml:space="preserve">edge solution shown at WAIC 2025</w:t>
+              <w:t xml:space="preserve">dumping every problem onto prompts, tuning ever deeper into mysticism</w:t>
             </w:r>
           </w:p>
         </w:tc>
@@ -28787,7 +28470,7 @@
                 <w:sz w:val="20"/>
                 <w:szCs w:val="20"/>
               </w:rPr>
-              <w:t xml:space="preserve">industry (chips)</w:t>
+              <w:t xml:space="preserve">5. regression testing</w:t>
             </w:r>
           </w:p>
         </w:tc>
@@ -28816,7 +28499,7 @@
                 <w:sz w:val="20"/>
                 <w:szCs w:val="20"/>
               </w:rPr>
-              <w:t xml:space="preserve">the RPU dedicated-chip plan is moving forward</w:t>
+              <w:t xml:space="preserve">run the full exam on every change; roll back on any regression (like the checkpoint rollback of Chapter 21)</w:t>
             </w:r>
           </w:p>
         </w:tc>
@@ -28845,7 +28528,140 @@
                 <w:sz w:val="20"/>
                 <w:szCs w:val="20"/>
               </w:rPr>
-              <w:t xml:space="preserve">Peng Bo's 2023 "the decisive battle is in hardware" declaration is being fulfilled (Chapter 17)</w:t>
+              <w:t xml:space="preserve">fixing one bug and quietly breaking three</w:t>
+            </w:r>
+          </w:p>
+        </w:tc>
+      </w:tr>
+    </w:tbl>
+    <w:p>
+      <w:pPr>
+        <w:spacing w:after="120"/>
+      </w:pPr>
+    </w:p>
+    <w:p>
+      <w:pPr>
+        <w:spacing w:after="140" w:line="336"/>
+        <w:ind w:firstLine="480"/>
+        <w:jc w:val="both"/>
+      </w:pPr>
+      <w:r>
+        <w:rPr>
+          <w:rFonts w:ascii="Times New Roman" w:hAnsi="Times New Roman"/>
+          <w:color w:val="262626"/>
+          <w:sz w:val="24"/>
+          <w:szCs w:val="24"/>
+        </w:rPr>
+        <w:t xml:space="preserve">Output-structure matching rests on three lines of defense - miss any one and it leaks: the prompt layer (a format specification plus the "no tool needed" exit tool - removing it raised repeated calls 30% in 24.5), the decoding layer (stop conditions watching both EOS and the "User" marker; low-temperature sampling; prefilling a legal prefix), and the parser layer (tolerant regex that strips commentary like "Let me check first," repair of broken JSON, and one format-reminding retry on failure). The G1l benchmark's "the parser must tolerate commentary plus call" is a classic of the parser layer: one degree of application lenience buys one degree of model performance.</w:t>
+      </w:r>
+    </w:p>
+    <w:tbl>
+      <w:tblPr>
+        <w:tblW w:type="pct" w:w="5000"/>
+        <w:tblBorders>
+          <w:top w:val="single" w:color="1B6B7A" w:sz="8"/>
+          <w:left w:val="none" w:color="FFFFFF" w:sz="0"/>
+          <w:bottom w:val="single" w:color="1B6B7A" w:sz="8"/>
+          <w:right w:val="none" w:color="FFFFFF" w:sz="0"/>
+          <w:insideH w:val="single" w:color="C8DDE2" w:sz="4"/>
+          <w:insideV w:val="single" w:color="C8DDE2" w:sz="4"/>
+        </w:tblBorders>
+        <w:tblLayout w:type="fixed"/>
+      </w:tblPr>
+      <w:tblGrid>
+        <w:gridCol w:w="2929"/>
+        <w:gridCol w:w="2929"/>
+        <w:gridCol w:w="2929"/>
+      </w:tblGrid>
+      <w:tr>
+        <w:trPr>
+          <w:cantSplit/>
+          <w:tblHeader/>
+        </w:trPr>
+        <w:tc>
+          <w:tcPr>
+            <w:shd w:fill="1B6B7A" w:val="clear"/>
+            <w:tcMar>
+              <w:top w:type="dxa" w:w="80"/>
+              <w:left w:type="dxa" w:w="120"/>
+              <w:bottom w:type="dxa" w:w="80"/>
+              <w:right w:type="dxa" w:w="120"/>
+            </w:tcMar>
+            <w:vAlign w:val="center"/>
+          </w:tcPr>
+          <w:p>
+            <w:pPr>
+              <w:spacing w:after="0" w:line="280"/>
+              <w:jc w:val="center"/>
+            </w:pPr>
+            <w:r>
+              <w:rPr>
+                <w:rFonts w:ascii="Times New Roman" w:hAnsi="Times New Roman"/>
+                <w:b/>
+                <w:bCs/>
+                <w:color w:val="FFFFFF"/>
+                <w:sz w:val="21"/>
+                <w:szCs w:val="21"/>
+              </w:rPr>
+              <w:t xml:space="preserve">Common symptom</w:t>
+            </w:r>
+          </w:p>
+        </w:tc>
+        <w:tc>
+          <w:tcPr>
+            <w:shd w:fill="1B6B7A" w:val="clear"/>
+            <w:tcMar>
+              <w:top w:type="dxa" w:w="80"/>
+              <w:left w:type="dxa" w:w="120"/>
+              <w:bottom w:type="dxa" w:w="80"/>
+              <w:right w:type="dxa" w:w="120"/>
+            </w:tcMar>
+            <w:vAlign w:val="center"/>
+          </w:tcPr>
+          <w:p>
+            <w:pPr>
+              <w:spacing w:after="0" w:line="280"/>
+              <w:jc w:val="center"/>
+            </w:pPr>
+            <w:r>
+              <w:rPr>
+                <w:rFonts w:ascii="Times New Roman" w:hAnsi="Times New Roman"/>
+                <w:b/>
+                <w:bCs/>
+                <w:color w:val="FFFFFF"/>
+                <w:sz w:val="21"/>
+                <w:szCs w:val="21"/>
+              </w:rPr>
+              <w:t xml:space="preserve">Try the app side first (cheap)</w:t>
+            </w:r>
+          </w:p>
+        </w:tc>
+        <w:tc>
+          <w:tcPr>
+            <w:shd w:fill="1B6B7A" w:val="clear"/>
+            <w:tcMar>
+              <w:top w:type="dxa" w:w="80"/>
+              <w:left w:type="dxa" w:w="120"/>
+              <w:bottom w:type="dxa" w:w="80"/>
+              <w:right w:type="dxa" w:w="120"/>
+            </w:tcMar>
+            <w:vAlign w:val="center"/>
+          </w:tcPr>
+          <w:p>
+            <w:pPr>
+              <w:spacing w:after="0" w:line="280"/>
+              <w:jc w:val="center"/>
+            </w:pPr>
+            <w:r>
+              <w:rPr>
+                <w:rFonts w:ascii="Times New Roman" w:hAnsi="Times New Roman"/>
+                <w:b/>
+                <w:bCs/>
+                <w:color w:val="FFFFFF"/>
+                <w:sz w:val="21"/>
+                <w:szCs w:val="21"/>
+              </w:rPr>
+              <w:t xml:space="preserve">Then the model side (pricey but curative)</w:t>
             </w:r>
           </w:p>
         </w:tc>
@@ -28879,7 +28695,7 @@
                 <w:sz w:val="20"/>
                 <w:szCs w:val="20"/>
               </w:rPr>
-              <w:t xml:space="preserve">Agent ecosystem</w:t>
+              <w:t xml:space="preserve">repeated calls to the same tool</w:t>
             </w:r>
           </w:p>
         </w:tc>
@@ -28908,7 +28724,7 @@
                 <w:sz w:val="20"/>
                 <w:szCs w:val="20"/>
               </w:rPr>
-              <w:t xml:space="preserve">community projects like RWKV-Agent teach the G1 series to use tools: read files, search the web, write files</w:t>
+              <w:t xml:space="preserve">a User reminder after the result; a hard cap on repeats (cut off at the 3rd)</w:t>
             </w:r>
           </w:p>
         </w:tc>
@@ -28937,7 +28753,375 @@
                 <w:sz w:val="20"/>
                 <w:szCs w:val="20"/>
               </w:rPr>
-              <w:t xml:space="preserve">the Oct 2026 568-question benchmark turned prompt format and sampling into a science (Section 24.5)</w:t>
+              <w:t xml:space="preserve">trajectory counter-examples into the training set (cures copy-inertia)</w:t>
+            </w:r>
+          </w:p>
+        </w:tc>
+      </w:tr>
+      <w:tr>
+        <w:trPr>
+          <w:cantSplit/>
+        </w:trPr>
+        <w:tc>
+          <w:tcPr>
+            <w:shd w:fill="FFFFFF" w:val="clear"/>
+            <w:tcMar>
+              <w:top w:type="dxa" w:w="80"/>
+              <w:left w:type="dxa" w:w="120"/>
+              <w:bottom w:type="dxa" w:w="80"/>
+              <w:right w:type="dxa" w:w="120"/>
+            </w:tcMar>
+            <w:vAlign w:val="center"/>
+          </w:tcPr>
+          <w:p>
+            <w:pPr>
+              <w:spacing w:after="0" w:line="280"/>
+              <w:jc w:val="left"/>
+            </w:pPr>
+            <w:r>
+              <w:rPr>
+                <w:rFonts w:ascii="Times New Roman" w:hAnsi="Times New Roman"/>
+                <w:b w:val="false"/>
+                <w:bCs w:val="false"/>
+                <w:color w:val="262626"/>
+                <w:sz w:val="20"/>
+                <w:szCs w:val="20"/>
+              </w:rPr>
+              <w:t xml:space="preserve">broken JSON brackets</w:t>
+            </w:r>
+          </w:p>
+        </w:tc>
+        <w:tc>
+          <w:tcPr>
+            <w:shd w:fill="FAFCFD" w:val="clear"/>
+            <w:tcMar>
+              <w:top w:type="dxa" w:w="80"/>
+              <w:left w:type="dxa" w:w="120"/>
+              <w:bottom w:type="dxa" w:w="80"/>
+              <w:right w:type="dxa" w:w="120"/>
+            </w:tcMar>
+            <w:vAlign w:val="center"/>
+          </w:tcPr>
+          <w:p>
+            <w:pPr>
+              <w:spacing w:after="0" w:line="280"/>
+              <w:jc w:val="left"/>
+            </w:pPr>
+            <w:r>
+              <w:rPr>
+                <w:rFonts w:ascii="Times New Roman" w:hAnsi="Times New Roman"/>
+                <w:b w:val="false"/>
+                <w:bCs w:val="false"/>
+                <w:color w:val="262626"/>
+                <w:sz w:val="20"/>
+                <w:szCs w:val="20"/>
+              </w:rPr>
+              <w:t xml:space="preserve">parser-layer repair: append the closing brackets, re-format; one retry on failure</w:t>
+            </w:r>
+          </w:p>
+        </w:tc>
+        <w:tc>
+          <w:tcPr>
+            <w:shd w:fill="FFFFFF" w:val="clear"/>
+            <w:tcMar>
+              <w:top w:type="dxa" w:w="80"/>
+              <w:left w:type="dxa" w:w="120"/>
+              <w:bottom w:type="dxa" w:w="80"/>
+              <w:right w:type="dxa" w:w="120"/>
+            </w:tcMar>
+            <w:vAlign w:val="center"/>
+          </w:tcPr>
+          <w:p>
+            <w:pPr>
+              <w:spacing w:after="0" w:line="280"/>
+              <w:jc w:val="left"/>
+            </w:pPr>
+            <w:r>
+              <w:rPr>
+                <w:rFonts w:ascii="Times New Roman" w:hAnsi="Times New Roman"/>
+                <w:b w:val="false"/>
+                <w:bCs w:val="false"/>
+                <w:color w:val="262626"/>
+                <w:sz w:val="20"/>
+                <w:szCs w:val="20"/>
+              </w:rPr>
+              <w:t xml:space="preserve">SFT data for format stability</w:t>
+            </w:r>
+          </w:p>
+        </w:tc>
+      </w:tr>
+      <w:tr>
+        <w:trPr>
+          <w:cantSplit/>
+        </w:trPr>
+        <w:tc>
+          <w:tcPr>
+            <w:shd w:fill="FFFFFF" w:val="clear"/>
+            <w:tcMar>
+              <w:top w:type="dxa" w:w="80"/>
+              <w:left w:type="dxa" w:w="120"/>
+              <w:bottom w:type="dxa" w:w="80"/>
+              <w:right w:type="dxa" w:w="120"/>
+            </w:tcMar>
+            <w:vAlign w:val="center"/>
+          </w:tcPr>
+          <w:p>
+            <w:pPr>
+              <w:spacing w:after="0" w:line="280"/>
+              <w:jc w:val="left"/>
+            </w:pPr>
+            <w:r>
+              <w:rPr>
+                <w:rFonts w:ascii="Times New Roman" w:hAnsi="Times New Roman"/>
+                <w:b w:val="false"/>
+                <w:bCs w:val="false"/>
+                <w:color w:val="262626"/>
+                <w:sz w:val="20"/>
+                <w:szCs w:val="20"/>
+              </w:rPr>
+              <w:t xml:space="preserve">English questions answered in Chinese</w:t>
+            </w:r>
+          </w:p>
+        </w:tc>
+        <w:tc>
+          <w:tcPr>
+            <w:shd w:fill="FAFCFD" w:val="clear"/>
+            <w:tcMar>
+              <w:top w:type="dxa" w:w="80"/>
+              <w:left w:type="dxa" w:w="120"/>
+              <w:bottom w:type="dxa" w:w="80"/>
+              <w:right w:type="dxa" w:w="120"/>
+            </w:tcMar>
+            <w:vAlign w:val="center"/>
+          </w:tcPr>
+          <w:p>
+            <w:pPr>
+              <w:spacing w:after="0" w:line="280"/>
+              <w:jc w:val="left"/>
+            </w:pPr>
+            <w:r>
+              <w:rPr>
+                <w:rFonts w:ascii="Times New Roman" w:hAnsi="Times New Roman"/>
+                <w:b w:val="false"/>
+                <w:bCs w:val="false"/>
+                <w:color w:val="262626"/>
+                <w:sz w:val="20"/>
+                <w:szCs w:val="20"/>
+              </w:rPr>
+              <w:t xml:space="preserve">check for the extra space after "Assistant:" (pitfall 1 of 24.5)</w:t>
+            </w:r>
+          </w:p>
+        </w:tc>
+        <w:tc>
+          <w:tcPr>
+            <w:shd w:fill="FFFFFF" w:val="clear"/>
+            <w:tcMar>
+              <w:top w:type="dxa" w:w="80"/>
+              <w:left w:type="dxa" w:w="120"/>
+              <w:bottom w:type="dxa" w:w="80"/>
+              <w:right w:type="dxa" w:w="120"/>
+            </w:tcMar>
+            <w:vAlign w:val="center"/>
+          </w:tcPr>
+          <w:p>
+            <w:pPr>
+              <w:spacing w:after="0" w:line="280"/>
+              <w:jc w:val="left"/>
+            </w:pPr>
+            <w:r>
+              <w:rPr>
+                <w:rFonts w:ascii="Times New Roman" w:hAnsi="Times New Roman"/>
+                <w:b w:val="false"/>
+                <w:bCs w:val="false"/>
+                <w:color w:val="262626"/>
+                <w:sz w:val="20"/>
+                <w:szCs w:val="20"/>
+              </w:rPr>
+              <w:t xml:space="preserve">more mixed-language trajectory data</w:t>
+            </w:r>
+          </w:p>
+        </w:tc>
+      </w:tr>
+      <w:tr>
+        <w:trPr>
+          <w:cantSplit/>
+        </w:trPr>
+        <w:tc>
+          <w:tcPr>
+            <w:shd w:fill="FFFFFF" w:val="clear"/>
+            <w:tcMar>
+              <w:top w:type="dxa" w:w="80"/>
+              <w:left w:type="dxa" w:w="120"/>
+              <w:bottom w:type="dxa" w:w="80"/>
+              <w:right w:type="dxa" w:w="120"/>
+            </w:tcMar>
+            <w:vAlign w:val="center"/>
+          </w:tcPr>
+          <w:p>
+            <w:pPr>
+              <w:spacing w:after="0" w:line="280"/>
+              <w:jc w:val="left"/>
+            </w:pPr>
+            <w:r>
+              <w:rPr>
+                <w:rFonts w:ascii="Times New Roman" w:hAnsi="Times New Roman"/>
+                <w:b w:val="false"/>
+                <w:bCs w:val="false"/>
+                <w:color w:val="262626"/>
+                <w:sz w:val="20"/>
+                <w:szCs w:val="20"/>
+              </w:rPr>
+              <w:t xml:space="preserve">never calls tools</w:t>
+            </w:r>
+          </w:p>
+        </w:tc>
+        <w:tc>
+          <w:tcPr>
+            <w:shd w:fill="FAFCFD" w:val="clear"/>
+            <w:tcMar>
+              <w:top w:type="dxa" w:w="80"/>
+              <w:left w:type="dxa" w:w="120"/>
+              <w:bottom w:type="dxa" w:w="80"/>
+              <w:right w:type="dxa" w:w="120"/>
+            </w:tcMar>
+            <w:vAlign w:val="center"/>
+          </w:tcPr>
+          <w:p>
+            <w:pPr>
+              <w:spacing w:after="0" w:line="280"/>
+              <w:jc w:val="left"/>
+            </w:pPr>
+            <w:r>
+              <w:rPr>
+                <w:rFonts w:ascii="Times New Roman" w:hAnsi="Times New Roman"/>
+                <w:b w:val="false"/>
+                <w:bCs w:val="false"/>
+                <w:color w:val="262626"/>
+                <w:sz w:val="20"/>
+                <w:szCs w:val="20"/>
+              </w:rPr>
+              <w:t xml:space="preserve">state explicitly in the system prompt "which questions must be verified"</w:t>
+            </w:r>
+          </w:p>
+        </w:tc>
+        <w:tc>
+          <w:tcPr>
+            <w:shd w:fill="FFFFFF" w:val="clear"/>
+            <w:tcMar>
+              <w:top w:type="dxa" w:w="80"/>
+              <w:left w:type="dxa" w:w="120"/>
+              <w:bottom w:type="dxa" w:w="80"/>
+              <w:right w:type="dxa" w:w="120"/>
+            </w:tcMar>
+            <w:vAlign w:val="center"/>
+          </w:tcPr>
+          <w:p>
+            <w:pPr>
+              <w:spacing w:after="0" w:line="280"/>
+              <w:jc w:val="left"/>
+            </w:pPr>
+            <w:r>
+              <w:rPr>
+                <w:rFonts w:ascii="Times New Roman" w:hAnsi="Times New Roman"/>
+                <w:b w:val="false"/>
+                <w:bCs w:val="false"/>
+                <w:color w:val="262626"/>
+                <w:sz w:val="20"/>
+                <w:szCs w:val="20"/>
+              </w:rPr>
+              <w:t xml:space="preserve">more positive beat-2 samples</w:t>
+            </w:r>
+          </w:p>
+        </w:tc>
+      </w:tr>
+      <w:tr>
+        <w:trPr>
+          <w:cantSplit/>
+        </w:trPr>
+        <w:tc>
+          <w:tcPr>
+            <w:shd w:fill="FFFFFF" w:val="clear"/>
+            <w:tcMar>
+              <w:top w:type="dxa" w:w="80"/>
+              <w:left w:type="dxa" w:w="120"/>
+              <w:bottom w:type="dxa" w:w="80"/>
+              <w:right w:type="dxa" w:w="120"/>
+            </w:tcMar>
+            <w:vAlign w:val="center"/>
+          </w:tcPr>
+          <w:p>
+            <w:pPr>
+              <w:spacing w:after="0" w:line="280"/>
+              <w:jc w:val="left"/>
+            </w:pPr>
+            <w:r>
+              <w:rPr>
+                <w:rFonts w:ascii="Times New Roman" w:hAnsi="Times New Roman"/>
+                <w:b w:val="false"/>
+                <w:bCs w:val="false"/>
+                <w:color w:val="262626"/>
+                <w:sz w:val="20"/>
+                <w:szCs w:val="20"/>
+              </w:rPr>
+              <w:t xml:space="preserve">answers never come after results</w:t>
+            </w:r>
+          </w:p>
+        </w:tc>
+        <w:tc>
+          <w:tcPr>
+            <w:shd w:fill="FAFCFD" w:val="clear"/>
+            <w:tcMar>
+              <w:top w:type="dxa" w:w="80"/>
+              <w:left w:type="dxa" w:w="120"/>
+              <w:bottom w:type="dxa" w:w="80"/>
+              <w:right w:type="dxa" w:w="120"/>
+            </w:tcMar>
+            <w:vAlign w:val="center"/>
+          </w:tcPr>
+          <w:p>
+            <w:pPr>
+              <w:spacing w:after="0" w:line="280"/>
+              <w:jc w:val="left"/>
+            </w:pPr>
+            <w:r>
+              <w:rPr>
+                <w:rFonts w:ascii="Times New Roman" w:hAnsi="Times New Roman"/>
+                <w:b w:val="false"/>
+                <w:bCs w:val="false"/>
+                <w:color w:val="262626"/>
+                <w:sz w:val="20"/>
+                <w:szCs w:val="20"/>
+              </w:rPr>
+              <w:t xml:space="preserve">the reminder as the last User message (finding 3 of 24.5)</w:t>
+            </w:r>
+          </w:p>
+        </w:tc>
+        <w:tc>
+          <w:tcPr>
+            <w:shd w:fill="FFFFFF" w:val="clear"/>
+            <w:tcMar>
+              <w:top w:type="dxa" w:w="80"/>
+              <w:left w:type="dxa" w:w="120"/>
+              <w:bottom w:type="dxa" w:w="80"/>
+              <w:right w:type="dxa" w:w="120"/>
+            </w:tcMar>
+            <w:vAlign w:val="center"/>
+          </w:tcPr>
+          <w:p>
+            <w:pPr>
+              <w:spacing w:after="0" w:line="280"/>
+              <w:jc w:val="left"/>
+            </w:pPr>
+            <w:r>
+              <w:rPr>
+                <w:rFonts w:ascii="Times New Roman" w:hAnsi="Times New Roman"/>
+                <w:b w:val="false"/>
+                <w:bCs w:val="false"/>
+                <w:color w:val="262626"/>
+                <w:sz w:val="20"/>
+                <w:szCs w:val="20"/>
+              </w:rPr>
+              <w:t xml:space="preserve">more beat-4 wrap-up samples</w:t>
             </w:r>
           </w:p>
         </w:tc>
@@ -28947,29 +29131,6 @@
       <w:pPr>
         <w:spacing w:after="120"/>
       </w:pPr>
-    </w:p>
-    <w:p>
-      <w:pPr>
-        <w:pStyle w:val="Heading2"/>
-        <w:pBdr>
-          <w:left w:val="single" w:color="4E8CAD" w:sz="22" w:space="10"/>
-        </w:pBdr>
-        <w:spacing w:after="170" w:before="340" w:line="320"/>
-        <w:outlineLvl w:val="1"/>
-      </w:pPr>
-      <w:bookmarkStart w:name="_Toc100" w:id="100"/>
-      <w:r>
-        <w:rPr>
-          <w:rFonts w:ascii="Arial" w:hAnsi="Arial"/>
-          <w:b/>
-          <w:bCs/>
-          <w:color w:val="2C3E50"/>
-          <w:sz w:val="27"/>
-          <w:szCs w:val="27"/>
-        </w:rPr>
-        <w:t xml:space="preserve">26.2 'The Android of the AI Era'</w:t>
-      </w:r>
-      <w:bookmarkEnd w:id="100"/>
     </w:p>
     <w:p>
       <w:pPr>
@@ -28984,46 +29145,7 @@
           <w:sz w:val="24"/>
           <w:szCs w:val="24"/>
         </w:rPr>
-        <w:t xml:space="preserve">In a 2023 interview, Bloomberg shared an ambition: to become 'the Android of the AI era.' Android's strategy isn't to build the fastest phones, but to open-source the system for all manufacturers, letting the ecosystem grow naturally. RWKV follows the same path: architecture and models are fully open-sourced under Apache 2.0, allowing anyone to use them commercially for free; comprehensive layout on edge, cloud, and chip sides; multilingual fairness (World data covers 100+ languages, not biased toward English). As Transformer training and inference bills continue to mount, the 'fast, efficient, and open' approach has carved out its own space for survival.</w:t>
-      </w:r>
-    </w:p>
-    <w:p>
-      <w:pPr>
-        <w:pStyle w:val="Heading2"/>
-        <w:pBdr>
-          <w:left w:val="single" w:color="4E8CAD" w:sz="22" w:space="10"/>
-        </w:pBdr>
-        <w:spacing w:after="170" w:before="340" w:line="320"/>
-        <w:outlineLvl w:val="1"/>
-      </w:pPr>
-      <w:bookmarkStart w:name="_Toc101" w:id="101"/>
-      <w:r>
-        <w:rPr>
-          <w:rFonts w:ascii="Arial" w:hAnsi="Arial"/>
-          <w:b/>
-          <w:bCs/>
-          <w:color w:val="2C3E50"/>
-          <w:sz w:val="27"/>
-          <w:szCs w:val="27"/>
-        </w:rPr>
-        <w:t xml:space="preserve">26.3 Your Place in This Ecosystem</w:t>
-      </w:r>
-      <w:bookmarkEnd w:id="101"/>
-    </w:p>
-    <w:p>
-      <w:pPr>
-        <w:spacing w:after="140" w:line="336"/>
-        <w:ind w:firstLine="480"/>
-        <w:jc w:val="both"/>
-      </w:pPr>
-      <w:r>
-        <w:rPr>
-          <w:rFonts w:ascii="Times New Roman" w:hAnsi="Times New Roman"/>
-          <w:color w:val="262626"/>
-          <w:sz w:val="24"/>
-          <w:szCs w:val="24"/>
-        </w:rPr>
-        <w:t xml:space="preserve">Understanding the layout, think about where you can fit in: if you like hands-on work—Chapters 18-23's model creation path plus Chapter 25's device map are enough for you to create your first 'own AI product'; if you like research—pick a thread (vision/timeseries/medicine) from the 266 papers in Appendix C to explore deeply; if you like engineering—the operators and inference engine directions in Appendix G's advanced roadmap always welcome new talent in community projects. The ecosystem's ambition must be realized through the hands-on work of generation after generation of newcomers.</w:t>
+        <w:t xml:space="preserve">One-sentence summary: the benchmark is the compass; the app side is light cavalry (fast, cheap, redeployable at will); the model side is heavy infantry (slow, expensive, decisive). Let the cavalry scout ahead; where the cavalry cannot pass, report the coordinates to the infantry - failed cases flow back as training data - and the next model version is naturally stronger. RWKV-Agent's three jumps from G1i to G1l walked exactly this road; your project, big or small, runs the same loop.</w:t>
       </w:r>
     </w:p>
     <w:tbl>
@@ -29081,7 +29203,7 @@
                 <w:sz w:val="21"/>
                 <w:szCs w:val="21"/>
               </w:rPr>
-              <w:t xml:space="preserve">【Multiple Choice】What is the core of the 'Android of the AI era' metaphor? A. Building the fastest model B. Open ecosystem with full layout C. Only making phone systems</w:t>
+              <w:t xml:space="preserve">【Multiple Choice】What is the most common cause of garbled output? A. Graphics card is too poor  B. Tokenizer does not match the model  C. Temperature set too high</w:t>
             </w:r>
           </w:p>
           <w:p>
@@ -29096,12 +29218,12 @@
                 <w:sz w:val="21"/>
                 <w:szCs w:val="21"/>
               </w:rPr>
-              <w:t xml:space="preserve">【Short Answer】RWKV uses Apache 2.0 protocol for open source. What does this mean for ecosystem expansion? (Compare with 'closed-source and paid')</w:t>
-            </w:r>
-          </w:p>
-          <w:p>
-            <w:pPr>
-              <w:spacing w:after="0" w:line="300"/>
+              <w:t xml:space="preserve">【Short Answer】Why does the paper specifically include a "numerically stable version" of the formula? Explain using fp16 overflow.</w:t>
+            </w:r>
+          </w:p>
+          <w:p>
+            <w:pPr>
+              <w:spacing w:after="50" w:line="300"/>
               <w:ind w:left="200" w:hanging="200"/>
             </w:pPr>
             <w:r>
@@ -29111,7 +29233,67 @@
                 <w:sz w:val="21"/>
                 <w:szCs w:val="21"/>
               </w:rPr>
-              <w:t xml:space="preserve">【Hands-on】Referring to the five frontlines in 26.1, write one sentence about the specific project/paper/direction you're most interested in in each, and circle one as your 'entry point'.</w:t>
+              <w:t xml:space="preserve">【Short Answer】With one extra space after "Assistant:", why do English questions get answered in Chinese? Explain using the "leading space" knowledge from Chapter 19.</w:t>
+            </w:r>
+          </w:p>
+          <w:p>
+            <w:pPr>
+              <w:spacing w:after="50" w:line="300"/>
+              <w:ind w:left="200" w:hanging="200"/>
+            </w:pPr>
+            <w:r>
+              <w:rPr>
+                <w:rFonts w:ascii="Times New Roman" w:hAnsi="Times New Roman"/>
+                <w:color w:val="1F2933"/>
+                <w:sz w:val="21"/>
+                <w:szCs w:val="21"/>
+              </w:rPr>
+              <w:t xml:space="preserve">【Hands-on】Copy the four-step pitfall elimination method from 24.4 on a sticky note and post it next to your computer - run through it in order the next time a bug appears.</w:t>
+            </w:r>
+          </w:p>
+          <w:p>
+            <w:pPr>
+              <w:spacing w:after="50" w:line="300"/>
+              <w:ind w:left="200" w:hanging="200"/>
+            </w:pPr>
+            <w:r>
+              <w:rPr>
+                <w:rFonts w:ascii="Times New Roman" w:hAnsi="Times New Roman"/>
+                <w:color w:val="1F2933"/>
+                <w:sz w:val="21"/>
+                <w:szCs w:val="21"/>
+              </w:rPr>
+              <w:t xml:space="preserve">【Multiple Choice】The most on-target cure for the model copying its previous tool call is? A. Add "do not repeat" to the prompt  B. Trajectory counter-examples into the training set  C. Crank the temperature to 1.0</w:t>
+            </w:r>
+          </w:p>
+          <w:p>
+            <w:pPr>
+              <w:spacing w:after="50" w:line="300"/>
+              <w:ind w:left="200" w:hanging="200"/>
+            </w:pPr>
+            <w:r>
+              <w:rPr>
+                <w:rFonts w:ascii="Times New Roman" w:hAnsi="Times New Roman"/>
+                <w:color w:val="1F2933"/>
+                <w:sz w:val="21"/>
+                <w:szCs w:val="21"/>
+              </w:rPr>
+              <w:t xml:space="preserve">【Short Answer】Why must the format inside Agent training data be exactly the format used at inference? Give an example using the space pitfall of 24.5.</w:t>
+            </w:r>
+          </w:p>
+          <w:p>
+            <w:pPr>
+              <w:spacing w:after="0" w:line="300"/>
+              <w:ind w:left="200" w:hanging="200"/>
+            </w:pPr>
+            <w:r>
+              <w:rPr>
+                <w:rFonts w:ascii="Times New Roman" w:hAnsi="Times New Roman"/>
+                <w:color w:val="1F2933"/>
+                <w:sz w:val="21"/>
+                <w:szCs w:val="21"/>
+              </w:rPr>
+              <w:t xml:space="preserve">【Hands-on】Design a 10-question mini exam for a small tool around you (weather lookup / notepad): write the questions, the grading rules, and the three dashboard metrics.</w:t>
             </w:r>
           </w:p>
           <w:p>
@@ -29147,7 +29329,7 @@
         <w:spacing w:after="240" w:before="480" w:line="340"/>
         <w:outlineLvl w:val="0"/>
       </w:pPr>
-      <w:bookmarkStart w:name="_Toc102" w:id="102"/>
+      <w:bookmarkStart w:name="_Toc96" w:id="96"/>
       <w:r>
         <w:rPr>
           <w:rFonts w:ascii="Arial" w:hAnsi="Arial"/>
@@ -29157,9 +29339,1923 @@
           <w:sz w:val="32"/>
           <w:szCs w:val="32"/>
         </w:rPr>
+        <w:t xml:space="preserve">Chapter 25: The Full Device Map: Where RWKV Can Run</w:t>
+      </w:r>
+      <w:bookmarkEnd w:id="96"/>
+    </w:p>
+    <w:p>
+      <w:pPr>
+        <w:spacing w:after="140" w:line="336"/>
+        <w:ind w:firstLine="480"/>
+        <w:jc w:val="both"/>
+      </w:pPr>
+      <w:r>
+        <w:rPr>
+          <w:rFonts w:ascii="Times New Roman" w:hAnsi="Times New Roman"/>
+          <w:color w:val="262626"/>
+          <w:sz w:val="24"/>
+          <w:szCs w:val="24"/>
+        </w:rPr>
+        <w:t xml:space="preserve">RWKV's 'little notebook' architecture (constant inference memory, no KV cache) makes it naturally suitable for running 'anywhere'. This chapter is a family photo: from the phone in your pocket to computing clusters in the cloud, there are ready-to-use community projects for every type of device.</w:t>
+      </w:r>
+    </w:p>
+    <w:p>
+      <w:pPr>
+        <w:pStyle w:val="Heading2"/>
+        <w:pBdr>
+          <w:left w:val="single" w:color="4E8CAD" w:sz="22" w:space="10"/>
+        </w:pBdr>
+        <w:spacing w:after="170" w:before="340" w:line="320"/>
+        <w:outlineLvl w:val="1"/>
+      </w:pPr>
+      <w:bookmarkStart w:name="_Toc97" w:id="97"/>
+      <w:r>
+        <w:rPr>
+          <w:rFonts w:ascii="Arial" w:hAnsi="Arial"/>
+          <w:b/>
+          <w:bCs/>
+          <w:color w:val="2C3E50"/>
+          <w:sz w:val="27"/>
+          <w:szCs w:val="27"/>
+        </w:rPr>
+        <w:t xml:space="preserve">25.1 Six Types of Terminals × Available Projects</w:t>
+      </w:r>
+      <w:bookmarkEnd w:id="97"/>
+    </w:p>
+    <w:tbl>
+      <w:tblPr>
+        <w:tblW w:type="pct" w:w="5000"/>
+        <w:tblBorders>
+          <w:top w:val="single" w:color="1B6B7A" w:sz="8"/>
+          <w:left w:val="none" w:color="FFFFFF" w:sz="0"/>
+          <w:bottom w:val="single" w:color="1B6B7A" w:sz="8"/>
+          <w:right w:val="none" w:color="FFFFFF" w:sz="0"/>
+          <w:insideH w:val="single" w:color="C8DDE2" w:sz="4"/>
+          <w:insideV w:val="single" w:color="C8DDE2" w:sz="4"/>
+        </w:tblBorders>
+        <w:tblLayout w:type="fixed"/>
+      </w:tblPr>
+      <w:tblGrid>
+        <w:gridCol w:w="2929"/>
+        <w:gridCol w:w="2929"/>
+        <w:gridCol w:w="2929"/>
+      </w:tblGrid>
+      <w:tr>
+        <w:trPr>
+          <w:cantSplit/>
+          <w:tblHeader/>
+        </w:trPr>
+        <w:tc>
+          <w:tcPr>
+            <w:shd w:fill="1B6B7A" w:val="clear"/>
+            <w:tcMar>
+              <w:top w:type="dxa" w:w="80"/>
+              <w:left w:type="dxa" w:w="120"/>
+              <w:bottom w:type="dxa" w:w="80"/>
+              <w:right w:type="dxa" w:w="120"/>
+            </w:tcMar>
+            <w:vAlign w:val="center"/>
+          </w:tcPr>
+          <w:p>
+            <w:pPr>
+              <w:spacing w:after="0" w:line="280"/>
+              <w:jc w:val="center"/>
+            </w:pPr>
+            <w:r>
+              <w:rPr>
+                <w:rFonts w:ascii="Times New Roman" w:hAnsi="Times New Roman"/>
+                <w:b/>
+                <w:bCs/>
+                <w:color w:val="FFFFFF"/>
+                <w:sz w:val="21"/>
+                <w:szCs w:val="21"/>
+              </w:rPr>
+              <w:t xml:space="preserve">Terminal</w:t>
+            </w:r>
+          </w:p>
+        </w:tc>
+        <w:tc>
+          <w:tcPr>
+            <w:shd w:fill="1B6B7A" w:val="clear"/>
+            <w:tcMar>
+              <w:top w:type="dxa" w:w="80"/>
+              <w:left w:type="dxa" w:w="120"/>
+              <w:bottom w:type="dxa" w:w="80"/>
+              <w:right w:type="dxa" w:w="120"/>
+            </w:tcMar>
+            <w:vAlign w:val="center"/>
+          </w:tcPr>
+          <w:p>
+            <w:pPr>
+              <w:spacing w:after="0" w:line="280"/>
+              <w:jc w:val="center"/>
+            </w:pPr>
+            <w:r>
+              <w:rPr>
+                <w:rFonts w:ascii="Times New Roman" w:hAnsi="Times New Roman"/>
+                <w:b/>
+                <w:bCs/>
+                <w:color w:val="FFFFFF"/>
+                <w:sz w:val="21"/>
+                <w:szCs w:val="21"/>
+              </w:rPr>
+              <w:t xml:space="preserve">Representative Project</w:t>
+            </w:r>
+          </w:p>
+        </w:tc>
+        <w:tc>
+          <w:tcPr>
+            <w:shd w:fill="1B6B7A" w:val="clear"/>
+            <w:tcMar>
+              <w:top w:type="dxa" w:w="80"/>
+              <w:left w:type="dxa" w:w="120"/>
+              <w:bottom w:type="dxa" w:w="80"/>
+              <w:right w:type="dxa" w:w="120"/>
+            </w:tcMar>
+            <w:vAlign w:val="center"/>
+          </w:tcPr>
+          <w:p>
+            <w:pPr>
+              <w:spacing w:after="0" w:line="280"/>
+              <w:jc w:val="center"/>
+            </w:pPr>
+            <w:r>
+              <w:rPr>
+                <w:rFonts w:ascii="Times New Roman" w:hAnsi="Times New Roman"/>
+                <w:b/>
+                <w:bCs/>
+                <w:color w:val="FFFFFF"/>
+                <w:sz w:val="21"/>
+                <w:szCs w:val="21"/>
+              </w:rPr>
+              <w:t xml:space="preserve">What to Experience</w:t>
+            </w:r>
+          </w:p>
+        </w:tc>
+      </w:tr>
+      <w:tr>
+        <w:trPr>
+          <w:cantSplit/>
+        </w:trPr>
+        <w:tc>
+          <w:tcPr>
+            <w:shd w:fill="FFFFFF" w:val="clear"/>
+            <w:tcMar>
+              <w:top w:type="dxa" w:w="80"/>
+              <w:left w:type="dxa" w:w="120"/>
+              <w:bottom w:type="dxa" w:w="80"/>
+              <w:right w:type="dxa" w:w="120"/>
+            </w:tcMar>
+            <w:vAlign w:val="center"/>
+          </w:tcPr>
+          <w:p>
+            <w:pPr>
+              <w:spacing w:after="0" w:line="280"/>
+              <w:jc w:val="left"/>
+            </w:pPr>
+            <w:r>
+              <w:rPr>
+                <w:rFonts w:ascii="Times New Roman" w:hAnsi="Times New Roman"/>
+                <w:b w:val="false"/>
+                <w:bCs w:val="false"/>
+                <w:color w:val="262626"/>
+                <w:sz w:val="20"/>
+                <w:szCs w:val="20"/>
+              </w:rPr>
+              <w:t xml:space="preserve">low-end PC (no discrete GPU)</w:t>
+            </w:r>
+          </w:p>
+        </w:tc>
+        <w:tc>
+          <w:tcPr>
+            <w:shd w:fill="FAFCFD" w:val="clear"/>
+            <w:tcMar>
+              <w:top w:type="dxa" w:w="80"/>
+              <w:left w:type="dxa" w:w="120"/>
+              <w:bottom w:type="dxa" w:w="80"/>
+              <w:right w:type="dxa" w:w="120"/>
+            </w:tcMar>
+            <w:vAlign w:val="center"/>
+          </w:tcPr>
+          <w:p>
+            <w:pPr>
+              <w:spacing w:after="0" w:line="280"/>
+              <w:jc w:val="left"/>
+            </w:pPr>
+            <w:r>
+              <w:rPr>
+                <w:rFonts w:ascii="Times New Roman" w:hAnsi="Times New Roman"/>
+                <w:b w:val="false"/>
+                <w:bCs w:val="false"/>
+                <w:color w:val="262626"/>
+                <w:sz w:val="20"/>
+                <w:szCs w:val="20"/>
+              </w:rPr>
+              <w:t xml:space="preserve">rwkv.cpp (C++ quantized inference)</w:t>
+            </w:r>
+          </w:p>
+        </w:tc>
+        <w:tc>
+          <w:tcPr>
+            <w:shd w:fill="FFFFFF" w:val="clear"/>
+            <w:tcMar>
+              <w:top w:type="dxa" w:w="80"/>
+              <w:left w:type="dxa" w:w="120"/>
+              <w:bottom w:type="dxa" w:w="80"/>
+              <w:right w:type="dxa" w:w="120"/>
+            </w:tcMar>
+            <w:vAlign w:val="center"/>
+          </w:tcPr>
+          <w:p>
+            <w:pPr>
+              <w:spacing w:after="0" w:line="280"/>
+              <w:jc w:val="left"/>
+            </w:pPr>
+            <w:r>
+              <w:rPr>
+                <w:rFonts w:ascii="Times New Roman" w:hAnsi="Times New Roman"/>
+                <w:b w:val="false"/>
+                <w:bCs w:val="false"/>
+                <w:color w:val="262626"/>
+                <w:sz w:val="20"/>
+                <w:szCs w:val="20"/>
+              </w:rPr>
+              <w:t xml:space="preserve">quantized models run smoothly even on CPU</w:t>
+            </w:r>
+          </w:p>
+        </w:tc>
+      </w:tr>
+      <w:tr>
+        <w:trPr>
+          <w:cantSplit/>
+        </w:trPr>
+        <w:tc>
+          <w:tcPr>
+            <w:shd w:fill="FFFFFF" w:val="clear"/>
+            <w:tcMar>
+              <w:top w:type="dxa" w:w="80"/>
+              <w:left w:type="dxa" w:w="120"/>
+              <w:bottom w:type="dxa" w:w="80"/>
+              <w:right w:type="dxa" w:w="120"/>
+            </w:tcMar>
+            <w:vAlign w:val="center"/>
+          </w:tcPr>
+          <w:p>
+            <w:pPr>
+              <w:spacing w:after="0" w:line="280"/>
+              <w:jc w:val="left"/>
+            </w:pPr>
+            <w:r>
+              <w:rPr>
+                <w:rFonts w:ascii="Times New Roman" w:hAnsi="Times New Roman"/>
+                <w:b w:val="false"/>
+                <w:bCs w:val="false"/>
+                <w:color w:val="262626"/>
+                <w:sz w:val="20"/>
+                <w:szCs w:val="20"/>
+              </w:rPr>
+              <w:t xml:space="preserve">gaming laptop / workstation</w:t>
+            </w:r>
+          </w:p>
+        </w:tc>
+        <w:tc>
+          <w:tcPr>
+            <w:shd w:fill="FAFCFD" w:val="clear"/>
+            <w:tcMar>
+              <w:top w:type="dxa" w:w="80"/>
+              <w:left w:type="dxa" w:w="120"/>
+              <w:bottom w:type="dxa" w:w="80"/>
+              <w:right w:type="dxa" w:w="120"/>
+            </w:tcMar>
+            <w:vAlign w:val="center"/>
+          </w:tcPr>
+          <w:p>
+            <w:pPr>
+              <w:spacing w:after="0" w:line="280"/>
+              <w:jc w:val="left"/>
+            </w:pPr>
+            <w:r>
+              <w:rPr>
+                <w:rFonts w:ascii="Times New Roman" w:hAnsi="Times New Roman"/>
+                <w:b w:val="false"/>
+                <w:bCs w:val="false"/>
+                <w:color w:val="262626"/>
+                <w:sz w:val="20"/>
+                <w:szCs w:val="20"/>
+              </w:rPr>
+              <w:t xml:space="preserve">ai00_server (local inference service)</w:t>
+            </w:r>
+          </w:p>
+        </w:tc>
+        <w:tc>
+          <w:tcPr>
+            <w:shd w:fill="FFFFFF" w:val="clear"/>
+            <w:tcMar>
+              <w:top w:type="dxa" w:w="80"/>
+              <w:left w:type="dxa" w:w="120"/>
+              <w:bottom w:type="dxa" w:w="80"/>
+              <w:right w:type="dxa" w:w="120"/>
+            </w:tcMar>
+            <w:vAlign w:val="center"/>
+          </w:tcPr>
+          <w:p>
+            <w:pPr>
+              <w:spacing w:after="0" w:line="280"/>
+              <w:jc w:val="left"/>
+            </w:pPr>
+            <w:r>
+              <w:rPr>
+                <w:rFonts w:ascii="Times New Roman" w:hAnsi="Times New Roman"/>
+                <w:b w:val="false"/>
+                <w:bCs w:val="false"/>
+                <w:color w:val="262626"/>
+                <w:sz w:val="20"/>
+                <w:szCs w:val="20"/>
+              </w:rPr>
+              <w:t xml:space="preserve">runs directly on the GPU, fast; build your own local chat service</w:t>
+            </w:r>
+          </w:p>
+        </w:tc>
+      </w:tr>
+      <w:tr>
+        <w:trPr>
+          <w:cantSplit/>
+        </w:trPr>
+        <w:tc>
+          <w:tcPr>
+            <w:shd w:fill="FFFFFF" w:val="clear"/>
+            <w:tcMar>
+              <w:top w:type="dxa" w:w="80"/>
+              <w:left w:type="dxa" w:w="120"/>
+              <w:bottom w:type="dxa" w:w="80"/>
+              <w:right w:type="dxa" w:w="120"/>
+            </w:tcMar>
+            <w:vAlign w:val="center"/>
+          </w:tcPr>
+          <w:p>
+            <w:pPr>
+              <w:spacing w:after="0" w:line="280"/>
+              <w:jc w:val="left"/>
+            </w:pPr>
+            <w:r>
+              <w:rPr>
+                <w:rFonts w:ascii="Times New Roman" w:hAnsi="Times New Roman"/>
+                <w:b w:val="false"/>
+                <w:bCs w:val="false"/>
+                <w:color w:val="262626"/>
+                <w:sz w:val="20"/>
+                <w:szCs w:val="20"/>
+              </w:rPr>
+              <w:t xml:space="preserve">edge modules (farm machinery, IoT)</w:t>
+            </w:r>
+          </w:p>
+        </w:tc>
+        <w:tc>
+          <w:tcPr>
+            <w:shd w:fill="FAFCFD" w:val="clear"/>
+            <w:tcMar>
+              <w:top w:type="dxa" w:w="80"/>
+              <w:left w:type="dxa" w:w="120"/>
+              <w:bottom w:type="dxa" w:w="80"/>
+              <w:right w:type="dxa" w:w="120"/>
+            </w:tcMar>
+            <w:vAlign w:val="center"/>
+          </w:tcPr>
+          <w:p>
+            <w:pPr>
+              <w:spacing w:after="0" w:line="280"/>
+              <w:jc w:val="left"/>
+            </w:pPr>
+            <w:r>
+              <w:rPr>
+                <w:rFonts w:ascii="Times New Roman" w:hAnsi="Times New Roman"/>
+                <w:b w:val="false"/>
+                <w:bCs w:val="false"/>
+                <w:color w:val="262626"/>
+                <w:sz w:val="20"/>
+                <w:szCs w:val="20"/>
+              </w:rPr>
+              <w:t xml:space="preserve">Quectel high-compute modules (shown at WAIC 2025)</w:t>
+            </w:r>
+          </w:p>
+        </w:tc>
+        <w:tc>
+          <w:tcPr>
+            <w:shd w:fill="FFFFFF" w:val="clear"/>
+            <w:tcMar>
+              <w:top w:type="dxa" w:w="80"/>
+              <w:left w:type="dxa" w:w="120"/>
+              <w:bottom w:type="dxa" w:w="80"/>
+              <w:right w:type="dxa" w:w="120"/>
+            </w:tcMar>
+            <w:vAlign w:val="center"/>
+          </w:tcPr>
+          <w:p>
+            <w:pPr>
+              <w:spacing w:after="0" w:line="280"/>
+              <w:jc w:val="left"/>
+            </w:pPr>
+            <w:r>
+              <w:rPr>
+                <w:rFonts w:ascii="Times New Roman" w:hAnsi="Times New Roman"/>
+                <w:b w:val="false"/>
+                <w:bCs w:val="false"/>
+                <w:color w:val="262626"/>
+                <w:sz w:val="20"/>
+                <w:szCs w:val="20"/>
+              </w:rPr>
+              <w:t xml:space="preserve">putting RWKV into tractors, cameras, sensors</w:t>
+            </w:r>
+          </w:p>
+        </w:tc>
+      </w:tr>
+      <w:tr>
+        <w:trPr>
+          <w:cantSplit/>
+        </w:trPr>
+        <w:tc>
+          <w:tcPr>
+            <w:shd w:fill="FFFFFF" w:val="clear"/>
+            <w:tcMar>
+              <w:top w:type="dxa" w:w="80"/>
+              <w:left w:type="dxa" w:w="120"/>
+              <w:bottom w:type="dxa" w:w="80"/>
+              <w:right w:type="dxa" w:w="120"/>
+            </w:tcMar>
+            <w:vAlign w:val="center"/>
+          </w:tcPr>
+          <w:p>
+            <w:pPr>
+              <w:spacing w:after="0" w:line="280"/>
+              <w:jc w:val="left"/>
+            </w:pPr>
+            <w:r>
+              <w:rPr>
+                <w:rFonts w:ascii="Times New Roman" w:hAnsi="Times New Roman"/>
+                <w:b w:val="false"/>
+                <w:bCs w:val="false"/>
+                <w:color w:val="262626"/>
+                <w:sz w:val="20"/>
+                <w:szCs w:val="20"/>
+              </w:rPr>
+              <w:t xml:space="preserve">low-end computers (no discrete GPU)</w:t>
+            </w:r>
+          </w:p>
+        </w:tc>
+        <w:tc>
+          <w:tcPr>
+            <w:shd w:fill="FAFCFD" w:val="clear"/>
+            <w:tcMar>
+              <w:top w:type="dxa" w:w="80"/>
+              <w:left w:type="dxa" w:w="120"/>
+              <w:bottom w:type="dxa" w:w="80"/>
+              <w:right w:type="dxa" w:w="120"/>
+            </w:tcMar>
+            <w:vAlign w:val="center"/>
+          </w:tcPr>
+          <w:p>
+            <w:pPr>
+              <w:spacing w:after="0" w:line="280"/>
+              <w:jc w:val="left"/>
+            </w:pPr>
+            <w:r>
+              <w:rPr>
+                <w:rFonts w:ascii="Times New Roman" w:hAnsi="Times New Roman"/>
+                <w:b w:val="false"/>
+                <w:bCs w:val="false"/>
+                <w:color w:val="262626"/>
+                <w:sz w:val="20"/>
+                <w:szCs w:val="20"/>
+              </w:rPr>
+              <w:t xml:space="preserve">rwkv.cpp (C++ quantized inference)</w:t>
+            </w:r>
+          </w:p>
+        </w:tc>
+        <w:tc>
+          <w:tcPr>
+            <w:shd w:fill="FFFFFF" w:val="clear"/>
+            <w:tcMar>
+              <w:top w:type="dxa" w:w="80"/>
+              <w:left w:type="dxa" w:w="120"/>
+              <w:bottom w:type="dxa" w:w="80"/>
+              <w:right w:type="dxa" w:w="120"/>
+            </w:tcMar>
+            <w:vAlign w:val="center"/>
+          </w:tcPr>
+          <w:p>
+            <w:pPr>
+              <w:spacing w:after="0" w:line="280"/>
+              <w:jc w:val="left"/>
+            </w:pPr>
+            <w:r>
+              <w:rPr>
+                <w:rFonts w:ascii="Times New Roman" w:hAnsi="Times New Roman"/>
+                <w:b w:val="false"/>
+                <w:bCs w:val="false"/>
+                <w:color w:val="262626"/>
+                <w:sz w:val="20"/>
+                <w:szCs w:val="20"/>
+              </w:rPr>
+              <w:t xml:space="preserve">quantized models run smoothly even on CPU</w:t>
+            </w:r>
+          </w:p>
+        </w:tc>
+      </w:tr>
+      <w:tr>
+        <w:trPr>
+          <w:cantSplit/>
+        </w:trPr>
+        <w:tc>
+          <w:tcPr>
+            <w:shd w:fill="FFFFFF" w:val="clear"/>
+            <w:tcMar>
+              <w:top w:type="dxa" w:w="80"/>
+              <w:left w:type="dxa" w:w="120"/>
+              <w:bottom w:type="dxa" w:w="80"/>
+              <w:right w:type="dxa" w:w="120"/>
+            </w:tcMar>
+            <w:vAlign w:val="center"/>
+          </w:tcPr>
+          <w:p>
+            <w:pPr>
+              <w:spacing w:after="0" w:line="280"/>
+              <w:jc w:val="left"/>
+            </w:pPr>
+            <w:r>
+              <w:rPr>
+                <w:rFonts w:ascii="Times New Roman" w:hAnsi="Times New Roman"/>
+                <w:b w:val="false"/>
+                <w:bCs w:val="false"/>
+                <w:color w:val="262626"/>
+                <w:sz w:val="20"/>
+                <w:szCs w:val="20"/>
+              </w:rPr>
+              <w:t xml:space="preserve">home gaming laptops / workstations</w:t>
+            </w:r>
+          </w:p>
+        </w:tc>
+        <w:tc>
+          <w:tcPr>
+            <w:shd w:fill="FAFCFD" w:val="clear"/>
+            <w:tcMar>
+              <w:top w:type="dxa" w:w="80"/>
+              <w:left w:type="dxa" w:w="120"/>
+              <w:bottom w:type="dxa" w:w="80"/>
+              <w:right w:type="dxa" w:w="120"/>
+            </w:tcMar>
+            <w:vAlign w:val="center"/>
+          </w:tcPr>
+          <w:p>
+            <w:pPr>
+              <w:spacing w:after="0" w:line="280"/>
+              <w:jc w:val="left"/>
+            </w:pPr>
+            <w:r>
+              <w:rPr>
+                <w:rFonts w:ascii="Times New Roman" w:hAnsi="Times New Roman"/>
+                <w:b w:val="false"/>
+                <w:bCs w:val="false"/>
+                <w:color w:val="262626"/>
+                <w:sz w:val="20"/>
+                <w:szCs w:val="20"/>
+              </w:rPr>
+              <w:t xml:space="preserve">ai00_server (local inference service)</w:t>
+            </w:r>
+          </w:p>
+        </w:tc>
+        <w:tc>
+          <w:tcPr>
+            <w:shd w:fill="FFFFFF" w:val="clear"/>
+            <w:tcMar>
+              <w:top w:type="dxa" w:w="80"/>
+              <w:left w:type="dxa" w:w="120"/>
+              <w:bottom w:type="dxa" w:w="80"/>
+              <w:right w:type="dxa" w:w="120"/>
+            </w:tcMar>
+            <w:vAlign w:val="center"/>
+          </w:tcPr>
+          <w:p>
+            <w:pPr>
+              <w:spacing w:after="0" w:line="280"/>
+              <w:jc w:val="left"/>
+            </w:pPr>
+            <w:r>
+              <w:rPr>
+                <w:rFonts w:ascii="Times New Roman" w:hAnsi="Times New Roman"/>
+                <w:b w:val="false"/>
+                <w:bCs w:val="false"/>
+                <w:color w:val="262626"/>
+                <w:sz w:val="20"/>
+                <w:szCs w:val="20"/>
+              </w:rPr>
+              <w:t xml:space="preserve">runs straight on the GPU, fast; build your own local chat service</w:t>
+            </w:r>
+          </w:p>
+        </w:tc>
+      </w:tr>
+      <w:tr>
+        <w:trPr>
+          <w:cantSplit/>
+        </w:trPr>
+        <w:tc>
+          <w:tcPr>
+            <w:shd w:fill="FFFFFF" w:val="clear"/>
+            <w:tcMar>
+              <w:top w:type="dxa" w:w="80"/>
+              <w:left w:type="dxa" w:w="120"/>
+              <w:bottom w:type="dxa" w:w="80"/>
+              <w:right w:type="dxa" w:w="120"/>
+            </w:tcMar>
+            <w:vAlign w:val="center"/>
+          </w:tcPr>
+          <w:p>
+            <w:pPr>
+              <w:spacing w:after="0" w:line="280"/>
+              <w:jc w:val="left"/>
+            </w:pPr>
+            <w:r>
+              <w:rPr>
+                <w:rFonts w:ascii="Times New Roman" w:hAnsi="Times New Roman"/>
+                <w:b w:val="false"/>
+                <w:bCs w:val="false"/>
+                <w:color w:val="262626"/>
+                <w:sz w:val="20"/>
+                <w:szCs w:val="20"/>
+              </w:rPr>
+              <w:t xml:space="preserve">edge modules (farm machinery, IoT)</w:t>
+            </w:r>
+          </w:p>
+        </w:tc>
+        <w:tc>
+          <w:tcPr>
+            <w:shd w:fill="FAFCFD" w:val="clear"/>
+            <w:tcMar>
+              <w:top w:type="dxa" w:w="80"/>
+              <w:left w:type="dxa" w:w="120"/>
+              <w:bottom w:type="dxa" w:w="80"/>
+              <w:right w:type="dxa" w:w="120"/>
+            </w:tcMar>
+            <w:vAlign w:val="center"/>
+          </w:tcPr>
+          <w:p>
+            <w:pPr>
+              <w:spacing w:after="0" w:line="280"/>
+              <w:jc w:val="left"/>
+            </w:pPr>
+            <w:r>
+              <w:rPr>
+                <w:rFonts w:ascii="Times New Roman" w:hAnsi="Times New Roman"/>
+                <w:b w:val="false"/>
+                <w:bCs w:val="false"/>
+                <w:color w:val="262626"/>
+                <w:sz w:val="20"/>
+                <w:szCs w:val="20"/>
+              </w:rPr>
+              <w:t xml:space="preserve">Quectel high-compute modules (shown at WAIC 2025)</w:t>
+            </w:r>
+          </w:p>
+        </w:tc>
+        <w:tc>
+          <w:tcPr>
+            <w:shd w:fill="FFFFFF" w:val="clear"/>
+            <w:tcMar>
+              <w:top w:type="dxa" w:w="80"/>
+              <w:left w:type="dxa" w:w="120"/>
+              <w:bottom w:type="dxa" w:w="80"/>
+              <w:right w:type="dxa" w:w="120"/>
+            </w:tcMar>
+            <w:vAlign w:val="center"/>
+          </w:tcPr>
+          <w:p>
+            <w:pPr>
+              <w:spacing w:after="0" w:line="280"/>
+              <w:jc w:val="left"/>
+            </w:pPr>
+            <w:r>
+              <w:rPr>
+                <w:rFonts w:ascii="Times New Roman" w:hAnsi="Times New Roman"/>
+                <w:b w:val="false"/>
+                <w:bCs w:val="false"/>
+                <w:color w:val="262626"/>
+                <w:sz w:val="20"/>
+                <w:szCs w:val="20"/>
+              </w:rPr>
+              <w:t xml:space="preserve">put RWKV into tractors, cameras, and sensors</w:t>
+            </w:r>
+          </w:p>
+        </w:tc>
+      </w:tr>
+    </w:tbl>
+    <w:p>
+      <w:pPr>
+        <w:spacing w:after="120"/>
+      </w:pPr>
+    </w:p>
+    <w:p>
+      <w:pPr>
+        <w:pStyle w:val="Heading2"/>
+        <w:pBdr>
+          <w:left w:val="single" w:color="4E8CAD" w:sz="22" w:space="10"/>
+        </w:pBdr>
+        <w:spacing w:after="170" w:before="340" w:line="320"/>
+        <w:outlineLvl w:val="1"/>
+      </w:pPr>
+      <w:bookmarkStart w:name="_Toc98" w:id="98"/>
+      <w:r>
+        <w:rPr>
+          <w:rFonts w:ascii="Arial" w:hAnsi="Arial"/>
+          <w:b/>
+          <w:bCs/>
+          <w:color w:val="2C3E50"/>
+          <w:sz w:val="27"/>
+          <w:szCs w:val="27"/>
+        </w:rPr>
+        <w:t xml:space="preserve">25.2 Why RWKV is the 'King of Edge Computing'</w:t>
+      </w:r>
+      <w:bookmarkEnd w:id="98"/>
+    </w:p>
+    <w:p>
+      <w:pPr>
+        <w:spacing w:after="140" w:line="336"/>
+        <w:ind w:firstLine="480"/>
+        <w:jc w:val="both"/>
+      </w:pPr>
+      <w:r>
+        <w:rPr>
+          <w:rFonts w:ascii="Times New Roman" w:hAnsi="Times New Roman"/>
+          <w:color w:val="262626"/>
+          <w:sz w:val="24"/>
+          <w:szCs w:val="24"/>
+        </w:rPr>
+        <w:t xml:space="preserve">Looking at the device map with the three advantages from Chapter 9: constant memory—even a phone with 4GB memory can run long conversations; no KV cache—browser tabs won't get slower as the conversation continues; sequential inference—doesn't require massive parallel computing power, CPUs and edge chips can handle it. Comparison: Transformer's memory bill expands linearly with length (Figure 4), and what edge devices lack most is memory. This is why edge collaborations (Quectel) and chip plans (RPU, Chapter 17) have chosen RWKV.</w:t>
+      </w:r>
+    </w:p>
+    <w:p>
+      <w:pPr>
+        <w:pStyle w:val="Heading2"/>
+        <w:pBdr>
+          <w:left w:val="single" w:color="4E8CAD" w:sz="22" w:space="10"/>
+        </w:pBdr>
+        <w:spacing w:after="170" w:before="340" w:line="320"/>
+        <w:outlineLvl w:val="1"/>
+      </w:pPr>
+      <w:bookmarkStart w:name="_Toc99" w:id="99"/>
+      <w:r>
+        <w:rPr>
+          <w:rFonts w:ascii="Arial" w:hAnsi="Arial"/>
+          <w:b/>
+          <w:bCs/>
+          <w:color w:val="2C3E50"/>
+          <w:sz w:val="27"/>
+          <w:szCs w:val="27"/>
+        </w:rPr>
+        <w:t xml:space="preserve">25.3 Recommended Experience Path (from Easy to Hard)</w:t>
+      </w:r>
+      <w:bookmarkEnd w:id="99"/>
+    </w:p>
+    <w:p>
+      <w:pPr>
+        <w:spacing w:after="80" w:line="312"/>
+        <w:ind w:left="640" w:hanging="240"/>
+      </w:pPr>
+      <w:r>
+        <w:rPr>
+          <w:rFonts w:ascii="Times New Roman" w:hAnsi="Times New Roman"/>
+          <w:b/>
+          <w:bCs/>
+          <w:color w:val="1B6B7A"/>
+          <w:sz w:val="24"/>
+          <w:szCs w:val="24"/>
+        </w:rPr>
+        <w:t xml:space="preserve">• </w:t>
+      </w:r>
+      <w:r>
+        <w:rPr>
+          <w:rFonts w:ascii="Times New Roman" w:hAnsi="Times New Roman"/>
+          <w:color w:val="262626"/>
+          <w:sz w:val="24"/>
+          <w:szCs w:val="24"/>
+        </w:rPr>
+        <w:t xml:space="preserve">First stop (5 minutes): Open WebGPU Demo in browser—zero installation, first see what a 'model in the browser' looks like.</w:t>
+      </w:r>
+    </w:p>
+    <w:p>
+      <w:pPr>
+        <w:spacing w:after="80" w:line="312"/>
+        <w:ind w:left="640" w:hanging="240"/>
+      </w:pPr>
+      <w:r>
+        <w:rPr>
+          <w:rFonts w:ascii="Times New Roman" w:hAnsi="Times New Roman"/>
+          <w:b/>
+          <w:bCs/>
+          <w:color w:val="1B6B7A"/>
+          <w:sz w:val="24"/>
+          <w:szCs w:val="24"/>
+        </w:rPr>
+        <w:t xml:space="preserve">• </w:t>
+      </w:r>
+      <w:r>
+        <w:rPr>
+          <w:rFonts w:ascii="Times New Roman" w:hAnsi="Times New Roman"/>
+          <w:color w:val="262626"/>
+          <w:sz w:val="24"/>
+          <w:szCs w:val="24"/>
+        </w:rPr>
+        <w:t xml:space="preserve">Second stop (half hour): Download RWKV Runner, automatically download models, start local chatting.</w:t>
+      </w:r>
+    </w:p>
+    <w:p>
+      <w:pPr>
+        <w:spacing w:after="80" w:line="312"/>
+        <w:ind w:left="640" w:hanging="240"/>
+      </w:pPr>
+      <w:r>
+        <w:rPr>
+          <w:rFonts w:ascii="Times New Roman" w:hAnsi="Times New Roman"/>
+          <w:b/>
+          <w:bCs/>
+          <w:color w:val="1B6B7A"/>
+          <w:sz w:val="24"/>
+          <w:szCs w:val="24"/>
+        </w:rPr>
+        <w:t xml:space="preserve">• </w:t>
+      </w:r>
+      <w:r>
+        <w:rPr>
+          <w:rFonts w:ascii="Times New Roman" w:hAnsi="Times New Roman"/>
+          <w:color w:val="262626"/>
+          <w:sz w:val="24"/>
+          <w:szCs w:val="24"/>
+        </w:rPr>
+        <w:t xml:space="preserve">Third stop (an afternoon): Use ai00 or rwkv.cpp to run the same model, compare speed differences, understand the value of 'inference engines'.</w:t>
+      </w:r>
+    </w:p>
+    <w:p>
+      <w:pPr>
+        <w:spacing w:after="80" w:line="312"/>
+        <w:ind w:left="640" w:hanging="240"/>
+      </w:pPr>
+      <w:r>
+        <w:rPr>
+          <w:rFonts w:ascii="Times New Roman" w:hAnsi="Times New Roman"/>
+          <w:b/>
+          <w:bCs/>
+          <w:color w:val="1B6B7A"/>
+          <w:sz w:val="24"/>
+          <w:szCs w:val="24"/>
+        </w:rPr>
+        <w:t xml:space="preserve">• </w:t>
+      </w:r>
+      <w:r>
+        <w:rPr>
+          <w:rFonts w:ascii="Times New Roman" w:hAnsi="Times New Roman"/>
+          <w:color w:val="262626"/>
+          <w:sz w:val="24"/>
+          <w:szCs w:val="24"/>
+        </w:rPr>
+        <w:t xml:space="preserve">Fourth stop (a weekend): Follow Chapters 20-21 to train your own mini model, then load it with your own Runner—complete end-to-end loop.</w:t>
+      </w:r>
+    </w:p>
+    <w:tbl>
+      <w:tblPr>
+        <w:tblW w:type="pct" w:w="5000"/>
+        <w:tblBorders>
+          <w:top w:val="none" w:color="FFFFFF" w:sz="0"/>
+          <w:left w:val="single" w:color="1B6B7A" w:sz="18"/>
+          <w:bottom w:val="none" w:color="FFFFFF" w:sz="0"/>
+          <w:right w:val="none" w:color="FFFFFF" w:sz="0"/>
+          <w:insideH w:val="none" w:color="FFFFFF" w:sz="0"/>
+          <w:insideV w:val="none" w:color="FFFFFF" w:sz="0"/>
+        </w:tblBorders>
+        <w:tblLayout w:type="fixed"/>
+      </w:tblPr>
+      <w:tblGrid>
+        <w:gridCol w:w="8788"/>
+      </w:tblGrid>
+      <w:tr>
+        <w:tc>
+          <w:tcPr>
+            <w:shd w:fill="EEF4F7" w:val="clear"/>
+            <w:tcMar>
+              <w:top w:type="dxa" w:w="120"/>
+              <w:left w:type="dxa" w:w="200"/>
+              <w:bottom w:type="dxa" w:w="120"/>
+              <w:right w:type="dxa" w:w="200"/>
+            </w:tcMar>
+          </w:tcPr>
+          <w:p>
+            <w:pPr>
+              <w:spacing w:after="60" w:line="300"/>
+            </w:pPr>
+            <w:r>
+              <w:rPr>
+                <w:rFonts w:ascii="Arial" w:hAnsi="Arial"/>
+                <w:b/>
+                <w:bCs/>
+                <w:color w:val="0F3A44"/>
+                <w:sz w:val="24"/>
+                <w:szCs w:val="24"/>
+              </w:rPr>
+              <w:t xml:space="preserve">Quiz</w:t>
+            </w:r>
+          </w:p>
+          <w:p>
+            <w:pPr>
+              <w:spacing w:after="50" w:line="300"/>
+              <w:ind w:left="200" w:hanging="200"/>
+            </w:pPr>
+            <w:r>
+              <w:rPr>
+                <w:rFonts w:ascii="Times New Roman" w:hAnsi="Times New Roman"/>
+                <w:color w:val="1F2933"/>
+                <w:sz w:val="21"/>
+                <w:szCs w:val="21"/>
+              </w:rPr>
+              <w:t xml:space="preserve">【Multiple Choice】Which type of device best demonstrates RWKV's edge advantages over Transformers? A. Cloud with thousands of GPUs  B. Memory-constrained mobile/edge devices  C. Quantum computer</w:t>
+            </w:r>
+          </w:p>
+          <w:p>
+            <w:pPr>
+              <w:spacing w:after="50" w:line="300"/>
+              <w:ind w:left="200" w:hanging="200"/>
+            </w:pPr>
+            <w:r>
+              <w:rPr>
+                <w:rFonts w:ascii="Times New Roman" w:hAnsi="Times New Roman"/>
+                <w:color w:val="1F2933"/>
+                <w:sz w:val="21"/>
+                <w:szCs w:val="21"/>
+              </w:rPr>
+              <w:t xml:space="preserve">【Short Answer】Explain using 'constant memory + no KV cache': Why don't browser tabs running RWKV become increasingly laggy during conversations?</w:t>
+            </w:r>
+          </w:p>
+          <w:p>
+            <w:pPr>
+              <w:spacing w:after="0" w:line="300"/>
+              <w:ind w:left="200" w:hanging="200"/>
+            </w:pPr>
+            <w:r>
+              <w:rPr>
+                <w:rFonts w:ascii="Times New Roman" w:hAnsi="Times New Roman"/>
+                <w:color w:val="1F2933"/>
+                <w:sz w:val="21"/>
+                <w:szCs w:val="21"/>
+              </w:rPr>
+              <w:t xml:space="preserve">【Hands-on】Complete the first and second stops of section 25.3, take a screenshot for each, and write three sentences of experience notes (speed/quality/surprises or shortcomings).</w:t>
+            </w:r>
+          </w:p>
+          <w:p>
+            <w:pPr>
+              <w:spacing w:after="0" w:before="60" w:line="280"/>
+            </w:pPr>
+            <w:r>
+              <w:rPr>
+                <w:rFonts w:ascii="Times New Roman" w:hAnsi="Times New Roman"/>
+                <w:i/>
+                <w:iCs/>
+                <w:color w:val="8A9BA8"/>
+                <w:sz w:val="18"/>
+                <w:szCs w:val="18"/>
+              </w:rPr>
+              <w:t xml:space="preserve">(Reference answers in Appendix F; hands-on problems pass when the code runs)</w:t>
+            </w:r>
+          </w:p>
+        </w:tc>
+      </w:tr>
+    </w:tbl>
+    <w:p>
+      <w:pPr>
+        <w:spacing w:after="120"/>
+      </w:pPr>
+    </w:p>
+    <w:p>
+      <w:pPr>
+        <w:pStyle w:val="Heading1"/>
+        <w:pBdr>
+          <w:bottom w:val="single" w:color="9FB6C6" w:sz="12" w:space="6"/>
+        </w:pBdr>
+        <w:spacing w:after="240" w:before="480" w:line="340"/>
+        <w:outlineLvl w:val="0"/>
+      </w:pPr>
+      <w:bookmarkStart w:name="_Toc100" w:id="100"/>
+      <w:r>
+        <w:rPr>
+          <w:rFonts w:ascii="Arial" w:hAnsi="Arial"/>
+          <w:b/>
+          <w:bCs/>
+          <w:color w:val="1B6B7A"/>
+          <w:sz w:val="32"/>
+          <w:szCs w:val="32"/>
+        </w:rPr>
+        <w:t xml:space="preserve">Chapter 26: The Panoramic Layout of RWKV: One Person's Experiment, One Ecosystem's Ambition</w:t>
+      </w:r>
+      <w:bookmarkEnd w:id="100"/>
+    </w:p>
+    <w:p>
+      <w:pPr>
+        <w:pStyle w:val="Heading2"/>
+        <w:pBdr>
+          <w:left w:val="single" w:color="4E8CAD" w:sz="22" w:space="10"/>
+        </w:pBdr>
+        <w:spacing w:after="170" w:before="340" w:line="320"/>
+        <w:outlineLvl w:val="1"/>
+      </w:pPr>
+      <w:bookmarkStart w:name="_Toc101" w:id="101"/>
+      <w:r>
+        <w:rPr>
+          <w:rFonts w:ascii="Arial" w:hAnsi="Arial"/>
+          <w:b/>
+          <w:bCs/>
+          <w:color w:val="2C3E50"/>
+          <w:sz w:val="27"/>
+          <w:szCs w:val="27"/>
+        </w:rPr>
+        <w:t xml:space="preserve">26.1 Five Frontlines</w:t>
+      </w:r>
+      <w:bookmarkEnd w:id="101"/>
+    </w:p>
+    <w:tbl>
+      <w:tblPr>
+        <w:tblW w:type="pct" w:w="5000"/>
+        <w:tblBorders>
+          <w:top w:val="single" w:color="1B6B7A" w:sz="8"/>
+          <w:left w:val="none" w:color="FFFFFF" w:sz="0"/>
+          <w:bottom w:val="single" w:color="1B6B7A" w:sz="8"/>
+          <w:right w:val="none" w:color="FFFFFF" w:sz="0"/>
+          <w:insideH w:val="single" w:color="C8DDE2" w:sz="4"/>
+          <w:insideV w:val="single" w:color="C8DDE2" w:sz="4"/>
+        </w:tblBorders>
+        <w:tblLayout w:type="fixed"/>
+      </w:tblPr>
+      <w:tblGrid>
+        <w:gridCol w:w="2929"/>
+        <w:gridCol w:w="2929"/>
+        <w:gridCol w:w="2929"/>
+      </w:tblGrid>
+      <w:tr>
+        <w:trPr>
+          <w:cantSplit/>
+          <w:tblHeader/>
+        </w:trPr>
+        <w:tc>
+          <w:tcPr>
+            <w:shd w:fill="1B6B7A" w:val="clear"/>
+            <w:tcMar>
+              <w:top w:type="dxa" w:w="80"/>
+              <w:left w:type="dxa" w:w="120"/>
+              <w:bottom w:type="dxa" w:w="80"/>
+              <w:right w:type="dxa" w:w="120"/>
+            </w:tcMar>
+            <w:vAlign w:val="center"/>
+          </w:tcPr>
+          <w:p>
+            <w:pPr>
+              <w:spacing w:after="0" w:line="280"/>
+              <w:jc w:val="center"/>
+            </w:pPr>
+            <w:r>
+              <w:rPr>
+                <w:rFonts w:ascii="Times New Roman" w:hAnsi="Times New Roman"/>
+                <w:b/>
+                <w:bCs/>
+                <w:color w:val="FFFFFF"/>
+                <w:sz w:val="21"/>
+                <w:szCs w:val="21"/>
+              </w:rPr>
+              <w:t xml:space="preserve">Frontline</w:t>
+            </w:r>
+          </w:p>
+        </w:tc>
+        <w:tc>
+          <w:tcPr>
+            <w:shd w:fill="1B6B7A" w:val="clear"/>
+            <w:tcMar>
+              <w:top w:type="dxa" w:w="80"/>
+              <w:left w:type="dxa" w:w="120"/>
+              <w:bottom w:type="dxa" w:w="80"/>
+              <w:right w:type="dxa" w:w="120"/>
+            </w:tcMar>
+            <w:vAlign w:val="center"/>
+          </w:tcPr>
+          <w:p>
+            <w:pPr>
+              <w:spacing w:after="0" w:line="280"/>
+              <w:jc w:val="center"/>
+            </w:pPr>
+            <w:r>
+              <w:rPr>
+                <w:rFonts w:ascii="Times New Roman" w:hAnsi="Times New Roman"/>
+                <w:b/>
+                <w:bCs/>
+                <w:color w:val="FFFFFF"/>
+                <w:sz w:val="21"/>
+                <w:szCs w:val="21"/>
+              </w:rPr>
+              <w:t xml:space="preserve">Current Status</w:t>
+            </w:r>
+          </w:p>
+        </w:tc>
+        <w:tc>
+          <w:tcPr>
+            <w:shd w:fill="1B6B7A" w:val="clear"/>
+            <w:tcMar>
+              <w:top w:type="dxa" w:w="80"/>
+              <w:left w:type="dxa" w:w="120"/>
+              <w:bottom w:type="dxa" w:w="80"/>
+              <w:right w:type="dxa" w:w="120"/>
+            </w:tcMar>
+            <w:vAlign w:val="center"/>
+          </w:tcPr>
+          <w:p>
+            <w:pPr>
+              <w:spacing w:after="0" w:line="280"/>
+              <w:jc w:val="center"/>
+            </w:pPr>
+            <w:r>
+              <w:rPr>
+                <w:rFonts w:ascii="Times New Roman" w:hAnsi="Times New Roman"/>
+                <w:b/>
+                <w:bCs/>
+                <w:color w:val="FFFFFF"/>
+                <w:sz w:val="21"/>
+                <w:szCs w:val="21"/>
+              </w:rPr>
+              <w:t xml:space="preserve">Key Milestones</w:t>
+            </w:r>
+          </w:p>
+        </w:tc>
+      </w:tr>
+      <w:tr>
+        <w:trPr>
+          <w:cantSplit/>
+        </w:trPr>
+        <w:tc>
+          <w:tcPr>
+            <w:shd w:fill="FFFFFF" w:val="clear"/>
+            <w:tcMar>
+              <w:top w:type="dxa" w:w="80"/>
+              <w:left w:type="dxa" w:w="120"/>
+              <w:bottom w:type="dxa" w:w="80"/>
+              <w:right w:type="dxa" w:w="120"/>
+            </w:tcMar>
+            <w:vAlign w:val="center"/>
+          </w:tcPr>
+          <w:p>
+            <w:pPr>
+              <w:spacing w:after="0" w:line="280"/>
+              <w:jc w:val="left"/>
+            </w:pPr>
+            <w:r>
+              <w:rPr>
+                <w:rFonts w:ascii="Times New Roman" w:hAnsi="Times New Roman"/>
+                <w:b w:val="false"/>
+                <w:bCs w:val="false"/>
+                <w:color w:val="262626"/>
+                <w:sz w:val="20"/>
+                <w:szCs w:val="20"/>
+              </w:rPr>
+              <w:t xml:space="preserve">industry (edge)</w:t>
+            </w:r>
+          </w:p>
+        </w:tc>
+        <w:tc>
+          <w:tcPr>
+            <w:shd w:fill="FAFCFD" w:val="clear"/>
+            <w:tcMar>
+              <w:top w:type="dxa" w:w="80"/>
+              <w:left w:type="dxa" w:w="120"/>
+              <w:bottom w:type="dxa" w:w="80"/>
+              <w:right w:type="dxa" w:w="120"/>
+            </w:tcMar>
+            <w:vAlign w:val="center"/>
+          </w:tcPr>
+          <w:p>
+            <w:pPr>
+              <w:spacing w:after="0" w:line="280"/>
+              <w:jc w:val="left"/>
+            </w:pPr>
+            <w:r>
+              <w:rPr>
+                <w:rFonts w:ascii="Times New Roman" w:hAnsi="Times New Roman"/>
+                <w:b w:val="false"/>
+                <w:bCs w:val="false"/>
+                <w:color w:val="262626"/>
+                <w:sz w:val="20"/>
+                <w:szCs w:val="20"/>
+              </w:rPr>
+              <w:t xml:space="preserve">Quectel partnership modules landing in IoT; Flutter app covering phones and desktops</w:t>
+            </w:r>
+          </w:p>
+        </w:tc>
+        <w:tc>
+          <w:tcPr>
+            <w:shd w:fill="FFFFFF" w:val="clear"/>
+            <w:tcMar>
+              <w:top w:type="dxa" w:w="80"/>
+              <w:left w:type="dxa" w:w="120"/>
+              <w:bottom w:type="dxa" w:w="80"/>
+              <w:right w:type="dxa" w:w="120"/>
+            </w:tcMar>
+            <w:vAlign w:val="center"/>
+          </w:tcPr>
+          <w:p>
+            <w:pPr>
+              <w:spacing w:after="0" w:line="280"/>
+              <w:jc w:val="left"/>
+            </w:pPr>
+            <w:r>
+              <w:rPr>
+                <w:rFonts w:ascii="Times New Roman" w:hAnsi="Times New Roman"/>
+                <w:b w:val="false"/>
+                <w:bCs w:val="false"/>
+                <w:color w:val="262626"/>
+                <w:sz w:val="20"/>
+                <w:szCs w:val="20"/>
+              </w:rPr>
+              <w:t xml:space="preserve">edge-side solution shown at WAIC 2025</w:t>
+            </w:r>
+          </w:p>
+        </w:tc>
+      </w:tr>
+      <w:tr>
+        <w:trPr>
+          <w:cantSplit/>
+        </w:trPr>
+        <w:tc>
+          <w:tcPr>
+            <w:shd w:fill="FFFFFF" w:val="clear"/>
+            <w:tcMar>
+              <w:top w:type="dxa" w:w="80"/>
+              <w:left w:type="dxa" w:w="120"/>
+              <w:bottom w:type="dxa" w:w="80"/>
+              <w:right w:type="dxa" w:w="120"/>
+            </w:tcMar>
+            <w:vAlign w:val="center"/>
+          </w:tcPr>
+          <w:p>
+            <w:pPr>
+              <w:spacing w:after="0" w:line="280"/>
+              <w:jc w:val="left"/>
+            </w:pPr>
+            <w:r>
+              <w:rPr>
+                <w:rFonts w:ascii="Times New Roman" w:hAnsi="Times New Roman"/>
+                <w:b w:val="false"/>
+                <w:bCs w:val="false"/>
+                <w:color w:val="262626"/>
+                <w:sz w:val="20"/>
+                <w:szCs w:val="20"/>
+              </w:rPr>
+              <w:t xml:space="preserve">industry (chips)</w:t>
+            </w:r>
+          </w:p>
+        </w:tc>
+        <w:tc>
+          <w:tcPr>
+            <w:shd w:fill="FAFCFD" w:val="clear"/>
+            <w:tcMar>
+              <w:top w:type="dxa" w:w="80"/>
+              <w:left w:type="dxa" w:w="120"/>
+              <w:bottom w:type="dxa" w:w="80"/>
+              <w:right w:type="dxa" w:w="120"/>
+            </w:tcMar>
+            <w:vAlign w:val="center"/>
+          </w:tcPr>
+          <w:p>
+            <w:pPr>
+              <w:spacing w:after="0" w:line="280"/>
+              <w:jc w:val="left"/>
+            </w:pPr>
+            <w:r>
+              <w:rPr>
+                <w:rFonts w:ascii="Times New Roman" w:hAnsi="Times New Roman"/>
+                <w:b w:val="false"/>
+                <w:bCs w:val="false"/>
+                <w:color w:val="262626"/>
+                <w:sz w:val="20"/>
+                <w:szCs w:val="20"/>
+              </w:rPr>
+              <w:t xml:space="preserve">dedicated RPU chip plan in progress</w:t>
+            </w:r>
+          </w:p>
+        </w:tc>
+        <w:tc>
+          <w:tcPr>
+            <w:shd w:fill="FFFFFF" w:val="clear"/>
+            <w:tcMar>
+              <w:top w:type="dxa" w:w="80"/>
+              <w:left w:type="dxa" w:w="120"/>
+              <w:bottom w:type="dxa" w:w="80"/>
+              <w:right w:type="dxa" w:w="120"/>
+            </w:tcMar>
+            <w:vAlign w:val="center"/>
+          </w:tcPr>
+          <w:p>
+            <w:pPr>
+              <w:spacing w:after="0" w:line="280"/>
+              <w:jc w:val="left"/>
+            </w:pPr>
+            <w:r>
+              <w:rPr>
+                <w:rFonts w:ascii="Times New Roman" w:hAnsi="Times New Roman"/>
+                <w:b w:val="false"/>
+                <w:bCs w:val="false"/>
+                <w:color w:val="262626"/>
+                <w:sz w:val="20"/>
+                <w:szCs w:val="20"/>
+              </w:rPr>
+              <w:t xml:space="preserve">Peng Bo's 2023 "the decisive battle is in hardware" declaration is being fulfilled (Chapter 17)</w:t>
+            </w:r>
+          </w:p>
+        </w:tc>
+      </w:tr>
+      <w:tr>
+        <w:trPr>
+          <w:cantSplit/>
+        </w:trPr>
+        <w:tc>
+          <w:tcPr>
+            <w:shd w:fill="FFFFFF" w:val="clear"/>
+            <w:tcMar>
+              <w:top w:type="dxa" w:w="80"/>
+              <w:left w:type="dxa" w:w="120"/>
+              <w:bottom w:type="dxa" w:w="80"/>
+              <w:right w:type="dxa" w:w="120"/>
+            </w:tcMar>
+            <w:vAlign w:val="center"/>
+          </w:tcPr>
+          <w:p>
+            <w:pPr>
+              <w:spacing w:after="0" w:line="280"/>
+              <w:jc w:val="left"/>
+            </w:pPr>
+            <w:r>
+              <w:rPr>
+                <w:rFonts w:ascii="Times New Roman" w:hAnsi="Times New Roman"/>
+                <w:b w:val="false"/>
+                <w:bCs w:val="false"/>
+                <w:color w:val="262626"/>
+                <w:sz w:val="20"/>
+                <w:szCs w:val="20"/>
+              </w:rPr>
+              <w:t xml:space="preserve">open-source community</w:t>
+            </w:r>
+          </w:p>
+        </w:tc>
+        <w:tc>
+          <w:tcPr>
+            <w:shd w:fill="FAFCFD" w:val="clear"/>
+            <w:tcMar>
+              <w:top w:type="dxa" w:w="80"/>
+              <w:left w:type="dxa" w:w="120"/>
+              <w:bottom w:type="dxa" w:w="80"/>
+              <w:right w:type="dxa" w:w="120"/>
+            </w:tcMar>
+            <w:vAlign w:val="center"/>
+          </w:tcPr>
+          <w:p>
+            <w:pPr>
+              <w:spacing w:after="0" w:line="280"/>
+              <w:jc w:val="left"/>
+            </w:pPr>
+            <w:r>
+              <w:rPr>
+                <w:rFonts w:ascii="Times New Roman" w:hAnsi="Times New Roman"/>
+                <w:b w:val="false"/>
+                <w:bCs w:val="false"/>
+                <w:color w:val="262626"/>
+                <w:sz w:val="20"/>
+                <w:szCs w:val="20"/>
+              </w:rPr>
+              <w:t xml:space="preserve">fully open under Apache 2.0; incubated by the LFAI &amp; Data foundation; global volunteers</w:t>
+            </w:r>
+          </w:p>
+        </w:tc>
+        <w:tc>
+          <w:tcPr>
+            <w:shd w:fill="FFFFFF" w:val="clear"/>
+            <w:tcMar>
+              <w:top w:type="dxa" w:w="80"/>
+              <w:left w:type="dxa" w:w="120"/>
+              <w:bottom w:type="dxa" w:w="80"/>
+              <w:right w:type="dxa" w:w="120"/>
+            </w:tcMar>
+            <w:vAlign w:val="center"/>
+          </w:tcPr>
+          <w:p>
+            <w:pPr>
+              <w:spacing w:after="0" w:line="280"/>
+              <w:jc w:val="left"/>
+            </w:pPr>
+            <w:r>
+              <w:rPr>
+                <w:rFonts w:ascii="Times New Roman" w:hAnsi="Times New Roman"/>
+                <w:b w:val="false"/>
+                <w:bCs w:val="false"/>
+                <w:color w:val="262626"/>
+                <w:sz w:val="20"/>
+                <w:szCs w:val="20"/>
+              </w:rPr>
+              <w:t xml:space="preserve">projects like RWKV-Runner / ai00 / rwkv.cpp emerged spontaneously</w:t>
+            </w:r>
+          </w:p>
+        </w:tc>
+      </w:tr>
+      <w:tr>
+        <w:trPr>
+          <w:cantSplit/>
+        </w:trPr>
+        <w:tc>
+          <w:tcPr>
+            <w:shd w:fill="FFFFFF" w:val="clear"/>
+            <w:tcMar>
+              <w:top w:type="dxa" w:w="80"/>
+              <w:left w:type="dxa" w:w="120"/>
+              <w:bottom w:type="dxa" w:w="80"/>
+              <w:right w:type="dxa" w:w="120"/>
+            </w:tcMar>
+            <w:vAlign w:val="center"/>
+          </w:tcPr>
+          <w:p>
+            <w:pPr>
+              <w:spacing w:after="0" w:line="280"/>
+              <w:jc w:val="left"/>
+            </w:pPr>
+            <w:r>
+              <w:rPr>
+                <w:rFonts w:ascii="Times New Roman" w:hAnsi="Times New Roman"/>
+                <w:b w:val="false"/>
+                <w:bCs w:val="false"/>
+                <w:color w:val="262626"/>
+                <w:sz w:val="20"/>
+                <w:szCs w:val="20"/>
+              </w:rPr>
+              <w:t xml:space="preserve">industry (edge side)</w:t>
+            </w:r>
+          </w:p>
+        </w:tc>
+        <w:tc>
+          <w:tcPr>
+            <w:shd w:fill="FAFCFD" w:val="clear"/>
+            <w:tcMar>
+              <w:top w:type="dxa" w:w="80"/>
+              <w:left w:type="dxa" w:w="120"/>
+              <w:bottom w:type="dxa" w:w="80"/>
+              <w:right w:type="dxa" w:w="120"/>
+            </w:tcMar>
+            <w:vAlign w:val="center"/>
+          </w:tcPr>
+          <w:p>
+            <w:pPr>
+              <w:spacing w:after="0" w:line="280"/>
+              <w:jc w:val="left"/>
+            </w:pPr>
+            <w:r>
+              <w:rPr>
+                <w:rFonts w:ascii="Times New Roman" w:hAnsi="Times New Roman"/>
+                <w:b w:val="false"/>
+                <w:bCs w:val="false"/>
+                <w:color w:val="262626"/>
+                <w:sz w:val="20"/>
+                <w:szCs w:val="20"/>
+              </w:rPr>
+              <w:t xml:space="preserve">Quectel modules landing in IoT; the Flutter APP covers phones and desktops</w:t>
+            </w:r>
+          </w:p>
+        </w:tc>
+        <w:tc>
+          <w:tcPr>
+            <w:shd w:fill="FFFFFF" w:val="clear"/>
+            <w:tcMar>
+              <w:top w:type="dxa" w:w="80"/>
+              <w:left w:type="dxa" w:w="120"/>
+              <w:bottom w:type="dxa" w:w="80"/>
+              <w:right w:type="dxa" w:w="120"/>
+            </w:tcMar>
+            <w:vAlign w:val="center"/>
+          </w:tcPr>
+          <w:p>
+            <w:pPr>
+              <w:spacing w:after="0" w:line="280"/>
+              <w:jc w:val="left"/>
+            </w:pPr>
+            <w:r>
+              <w:rPr>
+                <w:rFonts w:ascii="Times New Roman" w:hAnsi="Times New Roman"/>
+                <w:b w:val="false"/>
+                <w:bCs w:val="false"/>
+                <w:color w:val="262626"/>
+                <w:sz w:val="20"/>
+                <w:szCs w:val="20"/>
+              </w:rPr>
+              <w:t xml:space="preserve">edge solution shown at WAIC 2025</w:t>
+            </w:r>
+          </w:p>
+        </w:tc>
+      </w:tr>
+      <w:tr>
+        <w:trPr>
+          <w:cantSplit/>
+        </w:trPr>
+        <w:tc>
+          <w:tcPr>
+            <w:shd w:fill="FFFFFF" w:val="clear"/>
+            <w:tcMar>
+              <w:top w:type="dxa" w:w="80"/>
+              <w:left w:type="dxa" w:w="120"/>
+              <w:bottom w:type="dxa" w:w="80"/>
+              <w:right w:type="dxa" w:w="120"/>
+            </w:tcMar>
+            <w:vAlign w:val="center"/>
+          </w:tcPr>
+          <w:p>
+            <w:pPr>
+              <w:spacing w:after="0" w:line="280"/>
+              <w:jc w:val="left"/>
+            </w:pPr>
+            <w:r>
+              <w:rPr>
+                <w:rFonts w:ascii="Times New Roman" w:hAnsi="Times New Roman"/>
+                <w:b w:val="false"/>
+                <w:bCs w:val="false"/>
+                <w:color w:val="262626"/>
+                <w:sz w:val="20"/>
+                <w:szCs w:val="20"/>
+              </w:rPr>
+              <w:t xml:space="preserve">industry (chips)</w:t>
+            </w:r>
+          </w:p>
+        </w:tc>
+        <w:tc>
+          <w:tcPr>
+            <w:shd w:fill="FAFCFD" w:val="clear"/>
+            <w:tcMar>
+              <w:top w:type="dxa" w:w="80"/>
+              <w:left w:type="dxa" w:w="120"/>
+              <w:bottom w:type="dxa" w:w="80"/>
+              <w:right w:type="dxa" w:w="120"/>
+            </w:tcMar>
+            <w:vAlign w:val="center"/>
+          </w:tcPr>
+          <w:p>
+            <w:pPr>
+              <w:spacing w:after="0" w:line="280"/>
+              <w:jc w:val="left"/>
+            </w:pPr>
+            <w:r>
+              <w:rPr>
+                <w:rFonts w:ascii="Times New Roman" w:hAnsi="Times New Roman"/>
+                <w:b w:val="false"/>
+                <w:bCs w:val="false"/>
+                <w:color w:val="262626"/>
+                <w:sz w:val="20"/>
+                <w:szCs w:val="20"/>
+              </w:rPr>
+              <w:t xml:space="preserve">the RPU dedicated-chip plan is moving forward</w:t>
+            </w:r>
+          </w:p>
+        </w:tc>
+        <w:tc>
+          <w:tcPr>
+            <w:shd w:fill="FFFFFF" w:val="clear"/>
+            <w:tcMar>
+              <w:top w:type="dxa" w:w="80"/>
+              <w:left w:type="dxa" w:w="120"/>
+              <w:bottom w:type="dxa" w:w="80"/>
+              <w:right w:type="dxa" w:w="120"/>
+            </w:tcMar>
+            <w:vAlign w:val="center"/>
+          </w:tcPr>
+          <w:p>
+            <w:pPr>
+              <w:spacing w:after="0" w:line="280"/>
+              <w:jc w:val="left"/>
+            </w:pPr>
+            <w:r>
+              <w:rPr>
+                <w:rFonts w:ascii="Times New Roman" w:hAnsi="Times New Roman"/>
+                <w:b w:val="false"/>
+                <w:bCs w:val="false"/>
+                <w:color w:val="262626"/>
+                <w:sz w:val="20"/>
+                <w:szCs w:val="20"/>
+              </w:rPr>
+              <w:t xml:space="preserve">Peng Bo's 2023 "the decisive battle is in hardware" declaration is being fulfilled (Chapter 17)</w:t>
+            </w:r>
+          </w:p>
+        </w:tc>
+      </w:tr>
+      <w:tr>
+        <w:trPr>
+          <w:cantSplit/>
+        </w:trPr>
+        <w:tc>
+          <w:tcPr>
+            <w:shd w:fill="FFFFFF" w:val="clear"/>
+            <w:tcMar>
+              <w:top w:type="dxa" w:w="80"/>
+              <w:left w:type="dxa" w:w="120"/>
+              <w:bottom w:type="dxa" w:w="80"/>
+              <w:right w:type="dxa" w:w="120"/>
+            </w:tcMar>
+            <w:vAlign w:val="center"/>
+          </w:tcPr>
+          <w:p>
+            <w:pPr>
+              <w:spacing w:after="0" w:line="280"/>
+              <w:jc w:val="left"/>
+            </w:pPr>
+            <w:r>
+              <w:rPr>
+                <w:rFonts w:ascii="Times New Roman" w:hAnsi="Times New Roman"/>
+                <w:b w:val="false"/>
+                <w:bCs w:val="false"/>
+                <w:color w:val="262626"/>
+                <w:sz w:val="20"/>
+                <w:szCs w:val="20"/>
+              </w:rPr>
+              <w:t xml:space="preserve">Agent ecosystem</w:t>
+            </w:r>
+          </w:p>
+        </w:tc>
+        <w:tc>
+          <w:tcPr>
+            <w:shd w:fill="FAFCFD" w:val="clear"/>
+            <w:tcMar>
+              <w:top w:type="dxa" w:w="80"/>
+              <w:left w:type="dxa" w:w="120"/>
+              <w:bottom w:type="dxa" w:w="80"/>
+              <w:right w:type="dxa" w:w="120"/>
+            </w:tcMar>
+            <w:vAlign w:val="center"/>
+          </w:tcPr>
+          <w:p>
+            <w:pPr>
+              <w:spacing w:after="0" w:line="280"/>
+              <w:jc w:val="left"/>
+            </w:pPr>
+            <w:r>
+              <w:rPr>
+                <w:rFonts w:ascii="Times New Roman" w:hAnsi="Times New Roman"/>
+                <w:b w:val="false"/>
+                <w:bCs w:val="false"/>
+                <w:color w:val="262626"/>
+                <w:sz w:val="20"/>
+                <w:szCs w:val="20"/>
+              </w:rPr>
+              <w:t xml:space="preserve">community projects like RWKV-Agent teach the G1 series to use tools: read files, search the web, write files</w:t>
+            </w:r>
+          </w:p>
+        </w:tc>
+        <w:tc>
+          <w:tcPr>
+            <w:shd w:fill="FFFFFF" w:val="clear"/>
+            <w:tcMar>
+              <w:top w:type="dxa" w:w="80"/>
+              <w:left w:type="dxa" w:w="120"/>
+              <w:bottom w:type="dxa" w:w="80"/>
+              <w:right w:type="dxa" w:w="120"/>
+            </w:tcMar>
+            <w:vAlign w:val="center"/>
+          </w:tcPr>
+          <w:p>
+            <w:pPr>
+              <w:spacing w:after="0" w:line="280"/>
+              <w:jc w:val="left"/>
+            </w:pPr>
+            <w:r>
+              <w:rPr>
+                <w:rFonts w:ascii="Times New Roman" w:hAnsi="Times New Roman"/>
+                <w:b w:val="false"/>
+                <w:bCs w:val="false"/>
+                <w:color w:val="262626"/>
+                <w:sz w:val="20"/>
+                <w:szCs w:val="20"/>
+              </w:rPr>
+              <w:t xml:space="preserve">the Oct 2026 568-question benchmark turned prompt format and sampling into a science (Section 24.5)</w:t>
+            </w:r>
+          </w:p>
+        </w:tc>
+      </w:tr>
+    </w:tbl>
+    <w:p>
+      <w:pPr>
+        <w:spacing w:after="120"/>
+      </w:pPr>
+    </w:p>
+    <w:p>
+      <w:pPr>
+        <w:pStyle w:val="Heading2"/>
+        <w:pBdr>
+          <w:left w:val="single" w:color="4E8CAD" w:sz="22" w:space="10"/>
+        </w:pBdr>
+        <w:spacing w:after="170" w:before="340" w:line="320"/>
+        <w:outlineLvl w:val="1"/>
+      </w:pPr>
+      <w:bookmarkStart w:name="_Toc102" w:id="102"/>
+      <w:r>
+        <w:rPr>
+          <w:rFonts w:ascii="Arial" w:hAnsi="Arial"/>
+          <w:b/>
+          <w:bCs/>
+          <w:color w:val="2C3E50"/>
+          <w:sz w:val="27"/>
+          <w:szCs w:val="27"/>
+        </w:rPr>
+        <w:t xml:space="preserve">26.2 'The Android of the AI Era'</w:t>
+      </w:r>
+      <w:bookmarkEnd w:id="102"/>
+    </w:p>
+    <w:p>
+      <w:pPr>
+        <w:spacing w:after="140" w:line="336"/>
+        <w:ind w:firstLine="480"/>
+        <w:jc w:val="both"/>
+      </w:pPr>
+      <w:r>
+        <w:rPr>
+          <w:rFonts w:ascii="Times New Roman" w:hAnsi="Times New Roman"/>
+          <w:color w:val="262626"/>
+          <w:sz w:val="24"/>
+          <w:szCs w:val="24"/>
+        </w:rPr>
+        <w:t xml:space="preserve">In a 2023 interview, Bloomberg shared an ambition: to become 'the Android of the AI era.' Android's strategy isn't to build the fastest phones, but to open-source the system for all manufacturers, letting the ecosystem grow naturally. RWKV follows the same path: architecture and models are fully open-sourced under Apache 2.0, allowing anyone to use them commercially for free; comprehensive layout on edge, cloud, and chip sides; multilingual fairness (World data covers 100+ languages, not biased toward English). As Transformer training and inference bills continue to mount, the 'fast, efficient, and open' approach has carved out its own space for survival.</w:t>
+      </w:r>
+    </w:p>
+    <w:p>
+      <w:pPr>
+        <w:pStyle w:val="Heading2"/>
+        <w:pBdr>
+          <w:left w:val="single" w:color="4E8CAD" w:sz="22" w:space="10"/>
+        </w:pBdr>
+        <w:spacing w:after="170" w:before="340" w:line="320"/>
+        <w:outlineLvl w:val="1"/>
+      </w:pPr>
+      <w:bookmarkStart w:name="_Toc103" w:id="103"/>
+      <w:r>
+        <w:rPr>
+          <w:rFonts w:ascii="Arial" w:hAnsi="Arial"/>
+          <w:b/>
+          <w:bCs/>
+          <w:color w:val="2C3E50"/>
+          <w:sz w:val="27"/>
+          <w:szCs w:val="27"/>
+        </w:rPr>
+        <w:t xml:space="preserve">26.3 Your Place in This Ecosystem</w:t>
+      </w:r>
+      <w:bookmarkEnd w:id="103"/>
+    </w:p>
+    <w:p>
+      <w:pPr>
+        <w:spacing w:after="140" w:line="336"/>
+        <w:ind w:firstLine="480"/>
+        <w:jc w:val="both"/>
+      </w:pPr>
+      <w:r>
+        <w:rPr>
+          <w:rFonts w:ascii="Times New Roman" w:hAnsi="Times New Roman"/>
+          <w:color w:val="262626"/>
+          <w:sz w:val="24"/>
+          <w:szCs w:val="24"/>
+        </w:rPr>
+        <w:t xml:space="preserve">Understanding the layout, think about where you can fit in: if you like hands-on work—Chapters 18-23's model creation path plus Chapter 25's device map are enough for you to create your first 'own AI product'; if you like research—pick a thread (vision/timeseries/medicine) from the 266 papers in Appendix C to explore deeply; if you like engineering—the operators and inference engine directions in Appendix G's advanced roadmap always welcome new talent in community projects. The ecosystem's ambition must be realized through the hands-on work of generation after generation of newcomers.</w:t>
+      </w:r>
+    </w:p>
+    <w:tbl>
+      <w:tblPr>
+        <w:tblW w:type="pct" w:w="5000"/>
+        <w:tblBorders>
+          <w:top w:val="none" w:color="FFFFFF" w:sz="0"/>
+          <w:left w:val="single" w:color="1B6B7A" w:sz="18"/>
+          <w:bottom w:val="none" w:color="FFFFFF" w:sz="0"/>
+          <w:right w:val="none" w:color="FFFFFF" w:sz="0"/>
+          <w:insideH w:val="none" w:color="FFFFFF" w:sz="0"/>
+          <w:insideV w:val="none" w:color="FFFFFF" w:sz="0"/>
+        </w:tblBorders>
+        <w:tblLayout w:type="fixed"/>
+      </w:tblPr>
+      <w:tblGrid>
+        <w:gridCol w:w="8788"/>
+      </w:tblGrid>
+      <w:tr>
+        <w:tc>
+          <w:tcPr>
+            <w:shd w:fill="EEF4F7" w:val="clear"/>
+            <w:tcMar>
+              <w:top w:type="dxa" w:w="120"/>
+              <w:left w:type="dxa" w:w="200"/>
+              <w:bottom w:type="dxa" w:w="120"/>
+              <w:right w:type="dxa" w:w="200"/>
+            </w:tcMar>
+          </w:tcPr>
+          <w:p>
+            <w:pPr>
+              <w:spacing w:after="60" w:line="300"/>
+            </w:pPr>
+            <w:r>
+              <w:rPr>
+                <w:rFonts w:ascii="Arial" w:hAnsi="Arial"/>
+                <w:b/>
+                <w:bCs/>
+                <w:color w:val="0F3A44"/>
+                <w:sz w:val="24"/>
+                <w:szCs w:val="24"/>
+              </w:rPr>
+              <w:t xml:space="preserve">Quiz</w:t>
+            </w:r>
+          </w:p>
+          <w:p>
+            <w:pPr>
+              <w:spacing w:after="50" w:line="300"/>
+              <w:ind w:left="200" w:hanging="200"/>
+            </w:pPr>
+            <w:r>
+              <w:rPr>
+                <w:rFonts w:ascii="Times New Roman" w:hAnsi="Times New Roman"/>
+                <w:color w:val="1F2933"/>
+                <w:sz w:val="21"/>
+                <w:szCs w:val="21"/>
+              </w:rPr>
+              <w:t xml:space="preserve">【Multiple Choice】What is the core of the 'Android of the AI era' metaphor? A. Building the fastest model B. Open ecosystem with full layout C. Only making phone systems</w:t>
+            </w:r>
+          </w:p>
+          <w:p>
+            <w:pPr>
+              <w:spacing w:after="50" w:line="300"/>
+              <w:ind w:left="200" w:hanging="200"/>
+            </w:pPr>
+            <w:r>
+              <w:rPr>
+                <w:rFonts w:ascii="Times New Roman" w:hAnsi="Times New Roman"/>
+                <w:color w:val="1F2933"/>
+                <w:sz w:val="21"/>
+                <w:szCs w:val="21"/>
+              </w:rPr>
+              <w:t xml:space="preserve">【Short Answer】RWKV uses Apache 2.0 protocol for open source. What does this mean for ecosystem expansion? (Compare with 'closed-source and paid')</w:t>
+            </w:r>
+          </w:p>
+          <w:p>
+            <w:pPr>
+              <w:spacing w:after="0" w:line="300"/>
+              <w:ind w:left="200" w:hanging="200"/>
+            </w:pPr>
+            <w:r>
+              <w:rPr>
+                <w:rFonts w:ascii="Times New Roman" w:hAnsi="Times New Roman"/>
+                <w:color w:val="1F2933"/>
+                <w:sz w:val="21"/>
+                <w:szCs w:val="21"/>
+              </w:rPr>
+              <w:t xml:space="preserve">【Hands-on】Referring to the five frontlines in 26.1, write one sentence about the specific project/paper/direction you're most interested in in each, and circle one as your 'entry point'.</w:t>
+            </w:r>
+          </w:p>
+          <w:p>
+            <w:pPr>
+              <w:spacing w:after="0" w:before="60" w:line="280"/>
+            </w:pPr>
+            <w:r>
+              <w:rPr>
+                <w:rFonts w:ascii="Times New Roman" w:hAnsi="Times New Roman"/>
+                <w:i/>
+                <w:iCs/>
+                <w:color w:val="8A9BA8"/>
+                <w:sz w:val="18"/>
+                <w:szCs w:val="18"/>
+              </w:rPr>
+              <w:t xml:space="preserve">(Reference answers in Appendix F; hands-on problems pass when the code runs)</w:t>
+            </w:r>
+          </w:p>
+        </w:tc>
+      </w:tr>
+    </w:tbl>
+    <w:p>
+      <w:pPr>
+        <w:spacing w:after="120"/>
+      </w:pPr>
+    </w:p>
+    <w:p>
+      <w:pPr>
+        <w:pStyle w:val="Heading1"/>
+        <w:pBdr>
+          <w:bottom w:val="single" w:color="9FB6C6" w:sz="12" w:space="6"/>
+        </w:pBdr>
+        <w:spacing w:after="240" w:before="480" w:line="340"/>
+        <w:outlineLvl w:val="0"/>
+      </w:pPr>
+      <w:bookmarkStart w:name="_Toc104" w:id="104"/>
+      <w:r>
+        <w:rPr>
+          <w:rFonts w:ascii="Arial" w:hAnsi="Arial"/>
+          <w:b/>
+          <w:bCs/>
+          <w:color w:val="1B6B7A"/>
+          <w:sz w:val="32"/>
+          <w:szCs w:val="32"/>
+        </w:rPr>
         <w:t xml:space="preserve">Appendix A: Quick Reference Table of Core Papers</w:t>
       </w:r>
-      <w:bookmarkEnd w:id="102"/>
+      <w:bookmarkEnd w:id="104"/>
     </w:p>
     <w:tbl>
       <w:tblPr>
@@ -30413,7 +32509,7 @@
         <w:spacing w:after="240" w:before="480" w:line="340"/>
         <w:outlineLvl w:val="0"/>
       </w:pPr>
-      <w:bookmarkStart w:name="_Toc103" w:id="103"/>
+      <w:bookmarkStart w:name="_Toc105" w:id="105"/>
       <w:r>
         <w:rPr>
           <w:rFonts w:ascii="Arial" w:hAnsi="Arial"/>
@@ -30425,7 +32521,7 @@
         </w:rPr>
         <w:t xml:space="preserve">Appendix B: Glossary (Sorted by Pinyin)</w:t>
       </w:r>
-      <w:bookmarkEnd w:id="103"/>
+      <w:bookmarkEnd w:id="105"/>
     </w:p>
     <w:tbl>
       <w:tblPr>
@@ -31657,7 +33753,7 @@
         <w:spacing w:after="240" w:before="480" w:line="340"/>
         <w:outlineLvl w:val="0"/>
       </w:pPr>
-      <w:bookmarkStart w:name="_Toc104" w:id="104"/>
+      <w:bookmarkStart w:name="_Toc106" w:id="106"/>
       <w:r>
         <w:rPr>
           <w:rFonts w:ascii="Arial" w:hAnsi="Arial"/>
@@ -31669,7 +33765,7 @@
         </w:rPr>
         <w:t xml:space="preserve">Appendix C: Classification index of 266 ecosystem papers (representatives from each category)</w:t>
       </w:r>
-      <w:bookmarkEnd w:id="104"/>
+      <w:bookmarkEnd w:id="106"/>
     </w:p>
     <w:p>
       <w:pPr>
@@ -32733,7 +34829,7 @@
         <w:spacing w:after="240" w:before="480" w:line="340"/>
         <w:outlineLvl w:val="0"/>
       </w:pPr>
-      <w:bookmarkStart w:name="_Toc105" w:id="105"/>
+      <w:bookmarkStart w:name="_Toc107" w:id="107"/>
       <w:r>
         <w:rPr>
           <w:rFonts w:ascii="Arial" w:hAnsi="Arial"/>
@@ -32745,7 +34841,7 @@
         </w:rPr>
         <w:t xml:space="preserve">Appendix D: Expected Output References for Four Experiments</w:t>
       </w:r>
-      <w:bookmarkEnd w:id="105"/>
+      <w:bookmarkEnd w:id="107"/>
     </w:p>
     <w:p>
       <w:pPr>
@@ -32772,7 +34868,7 @@
         <w:spacing w:after="240" w:before="480" w:line="340"/>
         <w:outlineLvl w:val="0"/>
       </w:pPr>
-      <w:bookmarkStart w:name="_Toc106" w:id="106"/>
+      <w:bookmarkStart w:name="_Toc108" w:id="108"/>
       <w:r>
         <w:rPr>
           <w:rFonts w:ascii="Arial" w:hAnsi="Arial"/>
@@ -32784,7 +34880,7 @@
         </w:rPr>
         <w:t xml:space="preserve">Appendix E: Formula Handbook (All Training &amp; Inference Formulas, Each Verified)</w:t>
       </w:r>
-      <w:bookmarkEnd w:id="106"/>
+      <w:bookmarkEnd w:id="108"/>
     </w:p>
     <w:p>
       <w:pPr>
@@ -32811,7 +34907,7 @@
         <w:spacing w:after="170" w:before="340" w:line="320"/>
         <w:outlineLvl w:val="1"/>
       </w:pPr>
-      <w:bookmarkStart w:name="_Toc107" w:id="107"/>
+      <w:bookmarkStart w:name="_Toc109" w:id="109"/>
       <w:r>
         <w:rPr>
           <w:rFonts w:ascii="Arial" w:hAnsi="Arial"/>
@@ -32823,7 +34919,7 @@
         </w:rPr>
         <w:t xml:space="preserve">E.1 softmax: turning scores into probabilities</w:t>
       </w:r>
-      <w:bookmarkEnd w:id="107"/>
+      <w:bookmarkEnd w:id="109"/>
     </w:p>
     <w:tbl>
       <w:tblPr>
@@ -32902,7 +34998,7 @@
         <w:spacing w:after="170" w:before="340" w:line="320"/>
         <w:outlineLvl w:val="1"/>
       </w:pPr>
-      <w:bookmarkStart w:name="_Toc108" w:id="108"/>
+      <w:bookmarkStart w:name="_Toc110" w:id="110"/>
       <w:r>
         <w:rPr>
           <w:rFonts w:ascii="Arial" w:hAnsi="Arial"/>
@@ -32914,7 +35010,7 @@
         </w:rPr>
         <w:t xml:space="preserve">E.2 Cross-entropy: how hard wrong answers are punished</w:t>
       </w:r>
-      <w:bookmarkEnd w:id="108"/>
+      <w:bookmarkEnd w:id="110"/>
     </w:p>
     <w:tbl>
       <w:tblPr>
@@ -32993,7 +35089,7 @@
         <w:spacing w:after="170" w:before="340" w:line="320"/>
         <w:outlineLvl w:val="1"/>
       </w:pPr>
-      <w:bookmarkStart w:name="_Toc109" w:id="109"/>
+      <w:bookmarkStart w:name="_Toc111" w:id="111"/>
       <w:r>
         <w:rPr>
           <w:rFonts w:ascii="Arial" w:hAnsi="Arial"/>
@@ -33005,7 +35101,7 @@
         </w:rPr>
         <w:t xml:space="preserve">E.3 Perplexity: the thermometer</w:t>
       </w:r>
-      <w:bookmarkEnd w:id="109"/>
+      <w:bookmarkEnd w:id="111"/>
     </w:p>
     <w:tbl>
       <w:tblPr>
@@ -33084,7 +35180,7 @@
         <w:spacing w:after="170" w:before="340" w:line="320"/>
         <w:outlineLvl w:val="1"/>
       </w:pPr>
-      <w:bookmarkStart w:name="_Toc110" w:id="110"/>
+      <w:bookmarkStart w:name="_Toc112" w:id="112"/>
       <w:r>
         <w:rPr>
           <w:rFonts w:ascii="Arial" w:hAnsi="Arial"/>
@@ -33096,7 +35192,7 @@
         </w:rPr>
         <w:t xml:space="preserve">E.4 Token-shift: blending the new with the old</w:t>
       </w:r>
-      <w:bookmarkEnd w:id="110"/>
+      <w:bookmarkEnd w:id="112"/>
     </w:p>
     <w:tbl>
       <w:tblPr>
@@ -33175,7 +35271,7 @@
         <w:spacing w:after="170" w:before="340" w:line="320"/>
         <w:outlineLvl w:val="1"/>
       </w:pPr>
-      <w:bookmarkStart w:name="_Toc111" w:id="111"/>
+      <w:bookmarkStart w:name="_Toc113" w:id="113"/>
       <w:r>
         <w:rPr>
           <w:rFonts w:ascii="Arial" w:hAnsi="Arial"/>
@@ -33187,7 +35283,7 @@
         </w:rPr>
         <w:t xml:space="preserve">E.5 Time-mixing · reading the ledger (output)</w:t>
       </w:r>
-      <w:bookmarkEnd w:id="111"/>
+      <w:bookmarkEnd w:id="113"/>
     </w:p>
     <w:tbl>
       <w:tblPr>
@@ -33266,7 +35362,7 @@
         <w:spacing w:after="170" w:before="340" w:line="320"/>
         <w:outlineLvl w:val="1"/>
       </w:pPr>
-      <w:bookmarkStart w:name="_Toc112" w:id="112"/>
+      <w:bookmarkStart w:name="_Toc114" w:id="114"/>
       <w:r>
         <w:rPr>
           <w:rFonts w:ascii="Arial" w:hAnsi="Arial"/>
@@ -33278,7 +35374,7 @@
         </w:rPr>
         <w:t xml:space="preserve">E.6 Time-mixing · updating the ledger (state update)</w:t>
       </w:r>
-      <w:bookmarkEnd w:id="112"/>
+      <w:bookmarkEnd w:id="114"/>
     </w:p>
     <w:tbl>
       <w:tblPr>
@@ -33357,7 +35453,7 @@
         <w:spacing w:after="170" w:before="340" w:line="320"/>
         <w:outlineLvl w:val="1"/>
       </w:pPr>
-      <w:bookmarkStart w:name="_Toc113" w:id="113"/>
+      <w:bookmarkStart w:name="_Toc115" w:id="115"/>
       <w:r>
         <w:rPr>
           <w:rFonts w:ascii="Arial" w:hAnsi="Arial"/>
@@ -33369,7 +35465,7 @@
         </w:rPr>
         <w:t xml:space="preserve">E.7 Time-mixing · parallel form (the training face)</w:t>
       </w:r>
-      <w:bookmarkEnd w:id="113"/>
+      <w:bookmarkEnd w:id="115"/>
     </w:p>
     <w:tbl>
       <w:tblPr>
@@ -33671,7 +35767,7 @@
         <w:spacing w:after="170" w:before="340" w:line="320"/>
         <w:outlineLvl w:val="1"/>
       </w:pPr>
-      <w:bookmarkStart w:name="_Toc114" w:id="114"/>
+      <w:bookmarkStart w:name="_Toc116" w:id="116"/>
       <w:r>
         <w:rPr>
           <w:rFonts w:ascii="Arial" w:hAnsi="Arial"/>
@@ -33683,7 +35779,7 @@
         </w:rPr>
         <w:t xml:space="preserve">E.8 Channel-mixing · three parts</w:t>
       </w:r>
-      <w:bookmarkEnd w:id="114"/>
+      <w:bookmarkEnd w:id="116"/>
     </w:p>
     <w:tbl>
       <w:tblPr>
@@ -33762,7 +35858,7 @@
         <w:spacing w:after="170" w:before="340" w:line="320"/>
         <w:outlineLvl w:val="1"/>
       </w:pPr>
-      <w:bookmarkStart w:name="_Toc115" w:id="115"/>
+      <w:bookmarkStart w:name="_Toc117" w:id="117"/>
       <w:r>
         <w:rPr>
           <w:rFonts w:ascii="Arial" w:hAnsi="Arial"/>
@@ -33774,7 +35870,7 @@
         </w:rPr>
         <w:t xml:space="preserve">E.9 Sigmoid and SiLU</w:t>
       </w:r>
-      <w:bookmarkEnd w:id="115"/>
+      <w:bookmarkEnd w:id="117"/>
     </w:p>
     <w:tbl>
       <w:tblPr>
@@ -33853,7 +35949,7 @@
         <w:spacing w:after="170" w:before="340" w:line="320"/>
         <w:outlineLvl w:val="1"/>
       </w:pPr>
-      <w:bookmarkStart w:name="_Toc116" w:id="116"/>
+      <w:bookmarkStart w:name="_Toc118" w:id="118"/>
       <w:r>
         <w:rPr>
           <w:rFonts w:ascii="Arial" w:hAnsi="Arial"/>
@@ -33865,7 +35961,7 @@
         </w:rPr>
         <w:t xml:space="preserve">E.10 Outer product: label × content makes a card</w:t>
       </w:r>
-      <w:bookmarkEnd w:id="116"/>
+      <w:bookmarkEnd w:id="118"/>
     </w:p>
     <w:tbl>
       <w:tblPr>
@@ -33944,7 +36040,7 @@
         <w:spacing w:after="170" w:before="340" w:line="320"/>
         <w:outlineLvl w:val="1"/>
       </w:pPr>
-      <w:bookmarkStart w:name="_Toc117" w:id="117"/>
+      <w:bookmarkStart w:name="_Toc119" w:id="119"/>
       <w:r>
         <w:rPr>
           <w:rFonts w:ascii="Arial" w:hAnsi="Arial"/>
@@ -33956,7 +36052,7 @@
         </w:rPr>
         <w:t xml:space="preserve">E.11 Eagle's matrix-state update</w:t>
       </w:r>
-      <w:bookmarkEnd w:id="117"/>
+      <w:bookmarkEnd w:id="119"/>
     </w:p>
     <w:tbl>
       <w:tblPr>
@@ -34035,7 +36131,7 @@
         <w:spacing w:after="170" w:before="340" w:line="320"/>
         <w:outlineLvl w:val="1"/>
       </w:pPr>
-      <w:bookmarkStart w:name="_Toc118" w:id="118"/>
+      <w:bookmarkStart w:name="_Toc120" w:id="120"/>
       <w:r>
         <w:rPr>
           <w:rFonts w:ascii="Arial" w:hAnsi="Arial"/>
@@ -34047,7 +36143,7 @@
         </w:rPr>
         <w:t xml:space="preserve">E.12 Finch's data-dependent decay</w:t>
       </w:r>
-      <w:bookmarkEnd w:id="118"/>
+      <w:bookmarkEnd w:id="120"/>
     </w:p>
     <w:tbl>
       <w:tblPr>
@@ -34126,7 +36222,7 @@
         <w:spacing w:after="170" w:before="340" w:line="320"/>
         <w:outlineLvl w:val="1"/>
       </w:pPr>
-      <w:bookmarkStart w:name="_Toc119" w:id="119"/>
+      <w:bookmarkStart w:name="_Toc121" w:id="121"/>
       <w:r>
         <w:rPr>
           <w:rFonts w:ascii="Arial" w:hAnsi="Arial"/>
@@ -34138,7 +36234,7 @@
         </w:rPr>
         <w:t xml:space="preserve">E.13 RWKV-7 generalized Delta (simplified computable version)</w:t>
       </w:r>
-      <w:bookmarkEnd w:id="119"/>
+      <w:bookmarkEnd w:id="121"/>
     </w:p>
     <w:tbl>
       <w:tblPr>
@@ -34217,7 +36313,7 @@
         <w:spacing w:after="170" w:before="340" w:line="320"/>
         <w:outlineLvl w:val="1"/>
       </w:pPr>
-      <w:bookmarkStart w:name="_Toc120" w:id="120"/>
+      <w:bookmarkStart w:name="_Toc122" w:id="122"/>
       <w:r>
         <w:rPr>
           <w:rFonts w:ascii="Arial" w:hAnsi="Arial"/>
@@ -34229,7 +36325,7 @@
         </w:rPr>
         <w:t xml:space="preserve">E.14 The Chinchilla ratio</w:t>
       </w:r>
-      <w:bookmarkEnd w:id="120"/>
+      <w:bookmarkEnd w:id="122"/>
     </w:p>
     <w:tbl>
       <w:tblPr>
@@ -34308,7 +36404,7 @@
         <w:spacing w:after="170" w:before="340" w:line="320"/>
         <w:outlineLvl w:val="1"/>
       </w:pPr>
-      <w:bookmarkStart w:name="_Toc121" w:id="121"/>
+      <w:bookmarkStart w:name="_Toc123" w:id="123"/>
       <w:r>
         <w:rPr>
           <w:rFonts w:ascii="Arial" w:hAnsi="Arial"/>
@@ -34320,7 +36416,7 @@
         </w:rPr>
         <w:t xml:space="preserve">E.15 The three-phase learning rate</w:t>
       </w:r>
-      <w:bookmarkEnd w:id="121"/>
+      <w:bookmarkEnd w:id="123"/>
     </w:p>
     <w:tbl>
       <w:tblPr>
@@ -34399,7 +36495,7 @@
         <w:spacing w:after="170" w:before="340" w:line="320"/>
         <w:outlineLvl w:val="1"/>
       </w:pPr>
-      <w:bookmarkStart w:name="_Toc122" w:id="122"/>
+      <w:bookmarkStart w:name="_Toc124" w:id="124"/>
       <w:r>
         <w:rPr>
           <w:rFonts w:ascii="Arial" w:hAnsi="Arial"/>
@@ -34411,7 +36507,7 @@
         </w:rPr>
         <w:t xml:space="preserve">E.16 AdamW update (simplified)</w:t>
       </w:r>
-      <w:bookmarkEnd w:id="122"/>
+      <w:bookmarkEnd w:id="124"/>
     </w:p>
     <w:tbl>
       <w:tblPr>
@@ -34490,7 +36586,7 @@
         <w:spacing w:after="170" w:before="340" w:line="320"/>
         <w:outlineLvl w:val="1"/>
       </w:pPr>
-      <w:bookmarkStart w:name="_Toc123" w:id="123"/>
+      <w:bookmarkStart w:name="_Toc125" w:id="125"/>
       <w:r>
         <w:rPr>
           <w:rFonts w:ascii="Arial" w:hAnsi="Arial"/>
@@ -34502,7 +36598,7 @@
         </w:rPr>
         <w:t xml:space="preserve">E.17 Temperature sampling</w:t>
       </w:r>
-      <w:bookmarkEnd w:id="123"/>
+      <w:bookmarkEnd w:id="125"/>
     </w:p>
     <w:tbl>
       <w:tblPr>
@@ -34581,7 +36677,7 @@
         <w:spacing w:after="170" w:before="340" w:line="320"/>
         <w:outlineLvl w:val="1"/>
       </w:pPr>
-      <w:bookmarkStart w:name="_Toc124" w:id="124"/>
+      <w:bookmarkStart w:name="_Toc126" w:id="126"/>
       <w:r>
         <w:rPr>
           <w:rFonts w:ascii="Arial" w:hAnsi="Arial"/>
@@ -34593,7 +36689,7 @@
         </w:rPr>
         <w:t xml:space="preserve">E.18 General rules for verification</w:t>
       </w:r>
-      <w:bookmarkEnd w:id="124"/>
+      <w:bookmarkEnd w:id="126"/>
     </w:p>
     <w:p>
       <w:pPr>
@@ -34708,7 +36804,7 @@
         <w:spacing w:after="240" w:before="480" w:line="340"/>
         <w:outlineLvl w:val="0"/>
       </w:pPr>
-      <w:bookmarkStart w:name="_Toc125" w:id="125"/>
+      <w:bookmarkStart w:name="_Toc127" w:id="127"/>
       <w:r>
         <w:rPr>
           <w:rFonts w:ascii="Arial" w:hAnsi="Arial"/>
@@ -34720,7 +36816,7 @@
         </w:rPr>
         <w:t xml:space="preserve">Appendix F: Reference Answers for the In-Class Quizzes</w:t>
       </w:r>
-      <w:bookmarkEnd w:id="125"/>
+      <w:bookmarkEnd w:id="127"/>
     </w:p>
     <w:p>
       <w:pPr>
@@ -34747,7 +36843,7 @@
         <w:spacing w:after="170" w:before="340" w:line="320"/>
         <w:outlineLvl w:val="1"/>
       </w:pPr>
-      <w:bookmarkStart w:name="_Toc126" w:id="126"/>
+      <w:bookmarkStart w:name="_Toc128" w:id="128"/>
       <w:r>
         <w:rPr>
           <w:rFonts w:ascii="Arial" w:hAnsi="Arial"/>
@@ -34759,7 +36855,7 @@
         </w:rPr>
         <w:t xml:space="preserve">Chapters 1-9</w:t>
       </w:r>
-      <w:bookmarkEnd w:id="126"/>
+      <w:bookmarkEnd w:id="128"/>
     </w:p>
     <w:p>
       <w:pPr>
@@ -35004,7 +37100,7 @@
         <w:spacing w:after="170" w:before="340" w:line="320"/>
         <w:outlineLvl w:val="1"/>
       </w:pPr>
-      <w:bookmarkStart w:name="_Toc127" w:id="127"/>
+      <w:bookmarkStart w:name="_Toc129" w:id="129"/>
       <w:r>
         <w:rPr>
           <w:rFonts w:ascii="Arial" w:hAnsi="Arial"/>
@@ -35016,7 +37112,7 @@
         </w:rPr>
         <w:t xml:space="preserve">Chapters 10-17</w:t>
       </w:r>
-      <w:bookmarkEnd w:id="127"/>
+      <w:bookmarkEnd w:id="129"/>
     </w:p>
     <w:p>
       <w:pPr>
@@ -35235,7 +37331,7 @@
         <w:spacing w:after="170" w:before="340" w:line="320"/>
         <w:outlineLvl w:val="1"/>
       </w:pPr>
-      <w:bookmarkStart w:name="_Toc128" w:id="128"/>
+      <w:bookmarkStart w:name="_Toc130" w:id="130"/>
       <w:r>
         <w:rPr>
           <w:rFonts w:ascii="Arial" w:hAnsi="Arial"/>
@@ -35247,7 +37343,7 @@
         </w:rPr>
         <w:t xml:space="preserve">Chapters 18-23</w:t>
       </w:r>
-      <w:bookmarkEnd w:id="128"/>
+      <w:bookmarkEnd w:id="130"/>
     </w:p>
     <w:p>
       <w:pPr>
@@ -35414,7 +37510,7 @@
         <w:spacing w:after="170" w:before="340" w:line="320"/>
         <w:outlineLvl w:val="1"/>
       </w:pPr>
-      <w:bookmarkStart w:name="_Toc129" w:id="129"/>
+      <w:bookmarkStart w:name="_Toc131" w:id="131"/>
       <w:r>
         <w:rPr>
           <w:rFonts w:ascii="Arial" w:hAnsi="Arial"/>
@@ -35426,7 +37522,7 @@
         </w:rPr>
         <w:t xml:space="preserve">Chapters 24-26</w:t>
       </w:r>
-      <w:bookmarkEnd w:id="129"/>
+      <w:bookmarkEnd w:id="131"/>
     </w:p>
     <w:p>
       <w:pPr>
@@ -35515,7 +37611,7 @@
         <w:spacing w:after="240" w:before="480" w:line="340"/>
         <w:outlineLvl w:val="0"/>
       </w:pPr>
-      <w:bookmarkStart w:name="_Toc130" w:id="130"/>
+      <w:bookmarkStart w:name="_Toc132" w:id="132"/>
       <w:r>
         <w:rPr>
           <w:rFonts w:ascii="Arial" w:hAnsi="Arial"/>
@@ -35527,7 +37623,7 @@
         </w:rPr>
         <w:t xml:space="preserve">Appendix G: After This Book - Roadmaps for Advanced and Expert Study</w:t>
       </w:r>
-      <w:bookmarkEnd w:id="130"/>
+      <w:bookmarkEnd w:id="132"/>
     </w:p>
     <w:p>
       <w:pPr>
@@ -35538,7 +37634,7 @@
         <w:spacing w:after="170" w:before="340" w:line="320"/>
         <w:outlineLvl w:val="1"/>
       </w:pPr>
-      <w:bookmarkStart w:name="_Toc131" w:id="131"/>
+      <w:bookmarkStart w:name="_Toc133" w:id="133"/>
       <w:r>
         <w:rPr>
           <w:rFonts w:ascii="Arial" w:hAnsi="Arial"/>
@@ -35550,7 +37646,7 @@
         </w:rPr>
         <w:t xml:space="preserve">G.1 Advanced courses: making models useful</w:t>
       </w:r>
-      <w:bookmarkEnd w:id="131"/>
+      <w:bookmarkEnd w:id="133"/>
     </w:p>
     <w:tbl>
       <w:tblPr>
@@ -36138,7 +38234,7 @@
         <w:spacing w:after="170" w:before="340" w:line="320"/>
         <w:outlineLvl w:val="1"/>
       </w:pPr>
-      <w:bookmarkStart w:name="_Toc132" w:id="132"/>
+      <w:bookmarkStart w:name="_Toc134" w:id="134"/>
       <w:r>
         <w:rPr>
           <w:rFonts w:ascii="Arial" w:hAnsi="Arial"/>
@@ -36150,7 +38246,7 @@
         </w:rPr>
         <w:t xml:space="preserve">G.2 Expert textbook: heading down the stack</w:t>
       </w:r>
-      <w:bookmarkEnd w:id="132"/>
+      <w:bookmarkEnd w:id="134"/>
     </w:p>
     <w:tbl>
       <w:tblPr>

--- a/01_教材_Textbooks/RWKV_Textbook_English_Edition.docx
+++ b/01_教材_Textbooks/RWKV_Textbook_English_Edition.docx
@@ -2185,6 +2185,25 @@
         </w:p>
         <w:p>
           <w:pPr>
+            <w:pStyle w:val="11"/>
+            <w:ind w:left="360"/>
+            <w:tabs>
+              <w:tab w:val="right" w:leader="dot" w:pos="9026"/>
+            </w:tabs>
+            <w:spacing w:before="120" w:after="60"/>
+          </w:pPr>
+          <w:r>
+            <w:t>25.4 HTMLNLM: one HTML file = one training factory (Oct 2026)</w:t>
+          </w:r>
+          <w:r>
+            <w:tab/>
+          </w:r>
+          <w:r>
+            <w:t>50</w:t>
+          </w:r>
+        </w:p>
+        <w:p>
+          <w:pPr>
             <w:pStyle w:val="9"/>
             <w:tabs>
               <w:tab w:val="right" w:leader="dot" w:pos="9026"/>
@@ -2198,7 +2217,7 @@
             <w:tab/>
           </w:r>
           <w:r>
-            <w:t>50</w:t>
+            <w:t>51</w:t>
           </w:r>
         </w:p>
         <w:p>
@@ -2236,7 +2255,7 @@
             <w:tab/>
           </w:r>
           <w:r>
-            <w:t>51</w:t>
+            <w:t>52</w:t>
           </w:r>
         </w:p>
         <w:p>
@@ -2255,7 +2274,7 @@
             <w:tab/>
           </w:r>
           <w:r>
-            <w:t>51</w:t>
+            <w:t>52</w:t>
           </w:r>
         </w:p>
         <w:p>
@@ -2273,7 +2292,7 @@
             <w:tab/>
           </w:r>
           <w:r>
-            <w:t>51</w:t>
+            <w:t>52</w:t>
           </w:r>
         </w:p>
         <w:p>
@@ -2291,7 +2310,7 @@
             <w:tab/>
           </w:r>
           <w:r>
-            <w:t>52</w:t>
+            <w:t>53</w:t>
           </w:r>
         </w:p>
         <w:p>
@@ -2309,7 +2328,7 @@
             <w:tab/>
           </w:r>
           <w:r>
-            <w:t>52</w:t>
+            <w:t>53</w:t>
           </w:r>
         </w:p>
         <w:p>
@@ -2327,7 +2346,7 @@
             <w:tab/>
           </w:r>
           <w:r>
-            <w:t>52</w:t>
+            <w:t>53</w:t>
           </w:r>
         </w:p>
         <w:p>
@@ -2345,7 +2364,7 @@
             <w:tab/>
           </w:r>
           <w:r>
-            <w:t>53</w:t>
+            <w:t>54</w:t>
           </w:r>
         </w:p>
         <w:p>
@@ -2364,7 +2383,7 @@
             <w:tab/>
           </w:r>
           <w:r>
-            <w:t>53</w:t>
+            <w:t>54</w:t>
           </w:r>
         </w:p>
         <w:p>
@@ -2383,7 +2402,7 @@
             <w:tab/>
           </w:r>
           <w:r>
-            <w:t>53</w:t>
+            <w:t>54</w:t>
           </w:r>
         </w:p>
         <w:p>
@@ -2402,7 +2421,7 @@
             <w:tab/>
           </w:r>
           <w:r>
-            <w:t>54</w:t>
+            <w:t>55</w:t>
           </w:r>
         </w:p>
         <w:p>
@@ -2421,7 +2440,7 @@
             <w:tab/>
           </w:r>
           <w:r>
-            <w:t>54</w:t>
+            <w:t>55</w:t>
           </w:r>
         </w:p>
         <w:p>
@@ -2440,7 +2459,7 @@
             <w:tab/>
           </w:r>
           <w:r>
-            <w:t>54</w:t>
+            <w:t>55</w:t>
           </w:r>
         </w:p>
         <w:p>
@@ -2459,7 +2478,7 @@
             <w:tab/>
           </w:r>
           <w:r>
-            <w:t>55</w:t>
+            <w:t>56</w:t>
           </w:r>
         </w:p>
         <w:p>
@@ -2478,7 +2497,7 @@
             <w:tab/>
           </w:r>
           <w:r>
-            <w:t>55</w:t>
+            <w:t>56</w:t>
           </w:r>
         </w:p>
         <w:p>
@@ -2497,7 +2516,7 @@
             <w:tab/>
           </w:r>
           <w:r>
-            <w:t>56</w:t>
+            <w:t>57</w:t>
           </w:r>
         </w:p>
         <w:p>
@@ -2516,7 +2535,7 @@
             <w:tab/>
           </w:r>
           <w:r>
-            <w:t>56</w:t>
+            <w:t>57</w:t>
           </w:r>
         </w:p>
         <w:p>
@@ -2554,7 +2573,7 @@
             <w:tab/>
           </w:r>
           <w:r>
-            <w:t>57</w:t>
+            <w:t>58</w:t>
           </w:r>
         </w:p>
         <w:p>
@@ -2573,7 +2592,7 @@
             <w:tab/>
           </w:r>
           <w:r>
-            <w:t>57</w:t>
+            <w:t>58</w:t>
           </w:r>
         </w:p>
         <w:p>
@@ -2592,7 +2611,7 @@
             <w:tab/>
           </w:r>
           <w:r>
-            <w:t>58</w:t>
+            <w:t>59</w:t>
           </w:r>
         </w:p>
         <w:p>
@@ -2611,7 +2630,7 @@
             <w:tab/>
           </w:r>
           <w:r>
-            <w:t>58</w:t>
+            <w:t>59</w:t>
           </w:r>
         </w:p>
         <w:p>
@@ -2630,7 +2649,7 @@
             <w:tab/>
           </w:r>
           <w:r>
-            <w:t>58</w:t>
+            <w:t>59</w:t>
           </w:r>
         </w:p>
         <w:p>
@@ -2649,7 +2668,7 @@
             <w:tab/>
           </w:r>
           <w:r>
-            <w:t>59</w:t>
+            <w:t>60</w:t>
           </w:r>
         </w:p>
         <w:p>
@@ -2668,7 +2687,7 @@
             <w:tab/>
           </w:r>
           <w:r>
-            <w:t>59</w:t>
+            <w:t>60</w:t>
           </w:r>
         </w:p>
         <w:p>
@@ -2705,7 +2724,7 @@
             <w:tab/>
           </w:r>
           <w:r>
-            <w:t>60</w:t>
+            <w:t>61</w:t>
           </w:r>
         </w:p>
         <w:p>
@@ -2724,7 +2743,7 @@
             <w:tab/>
           </w:r>
           <w:r>
-            <w:t>60</w:t>
+            <w:t>61</w:t>
           </w:r>
         </w:p>
         <w:p>
@@ -2743,7 +2762,7 @@
             <w:tab/>
           </w:r>
           <w:r>
-            <w:t>62</w:t>
+            <w:t>63</w:t>
           </w:r>
         </w:p>
         <w:p>
@@ -2762,7 +2781,7 @@
             <w:tab/>
           </w:r>
           <w:r>
-            <w:t>63</w:t>
+            <w:t>64</w:t>
           </w:r>
         </w:p>
         <w:p>
@@ -2781,7 +2800,7 @@
             <w:tab/>
           </w:r>
           <w:r>
-            <w:t>64</w:t>
+            <w:t>65</w:t>
           </w:r>
         </w:p>
         <w:p>
@@ -2799,7 +2818,7 @@
             <w:tab/>
           </w:r>
           <w:r>
-            <w:t>64</w:t>
+            <w:t>65</w:t>
           </w:r>
         </w:p>
         <w:p>
@@ -2818,7 +2837,7 @@
             <w:tab/>
           </w:r>
           <w:r>
-            <w:t>64</w:t>
+            <w:t>65</w:t>
           </w:r>
         </w:p>
         <w:p>
@@ -18101,7 +18120,7 @@
           <w:sz w:val="24"/>
           <w:szCs w:val="24"/>
         </w:rPr>
-        <w:t xml:space="preserve">Experimental code for RWKV-8 has already appeared in community repositories (such as the 4-bit quantized ROSA demo model), and this generation's architecture is moving from blueprint to reality.</w:t>
+        <w:t xml:space="preserve">Experimental code for RWKV-8 has already appeared in community repositories (such as the 4-bit quantized ROSA demo model); this generation is moving from blueprint to reality. The boldest sprint is ConsciousNode's Simulacra (2026, a sibling of HTMLNLM in Section 25.4) - it calls itself "the RWKV-v8 clean break": WKV is replaced wholesale, with ROSA as the only sequence mechanism, and it is claimed to be runnable in the browser already. The official blueprint and the community sprint chasing each other is exactly the vitality of an open-source ecosystem.</w:t>
       </w:r>
     </w:p>
     <w:p>
@@ -29522,7 +29541,7 @@
                 <w:sz w:val="20"/>
                 <w:szCs w:val="20"/>
               </w:rPr>
-              <w:t xml:space="preserve">low-end PC (no discrete GPU)</w:t>
+              <w:t xml:space="preserve">Browser (any computer)</w:t>
             </w:r>
           </w:p>
         </w:tc>
@@ -29551,7 +29570,7 @@
                 <w:sz w:val="20"/>
                 <w:szCs w:val="20"/>
               </w:rPr>
-              <w:t xml:space="preserve">rwkv.cpp (C++ quantized inference)</w:t>
+              <w:t xml:space="preserve">RWKV WebGPU Demo / WebLLM / HTMLNLM</w:t>
             </w:r>
           </w:p>
         </w:tc>
@@ -29580,7 +29599,7 @@
                 <w:sz w:val="20"/>
                 <w:szCs w:val="20"/>
               </w:rPr>
-              <w:t xml:space="preserve">quantized models run smoothly even on CPU</w:t>
+              <w:t xml:space="preserve">no download, run RWKV-7 locally in a web page: chat, solitaire, composing; go further with HTMLNLM and train from scratch (25.4)</w:t>
             </w:r>
           </w:p>
         </w:tc>
@@ -29614,7 +29633,7 @@
                 <w:sz w:val="20"/>
                 <w:szCs w:val="20"/>
               </w:rPr>
-              <w:t xml:space="preserve">gaming laptop / workstation</w:t>
+              <w:t xml:space="preserve">Windows / Mac / Linux desktop</w:t>
             </w:r>
           </w:p>
         </w:tc>
@@ -29643,7 +29662,7 @@
                 <w:sz w:val="20"/>
                 <w:szCs w:val="20"/>
               </w:rPr>
-              <w:t xml:space="preserve">ai00_server (local inference service)</w:t>
+              <w:t xml:space="preserve">RWKV Runner (by community member josStorer, only 8 MB)</w:t>
             </w:r>
           </w:p>
         </w:tc>
@@ -29672,7 +29691,7 @@
                 <w:sz w:val="20"/>
                 <w:szCs w:val="20"/>
               </w:rPr>
-              <w:t xml:space="preserve">runs directly on the GPU, fast; build your own local chat service</w:t>
+              <w:t xml:space="preserve">works out of the box: chat, continuation, composing, MIDI input; one-click LoRA fine-tuning</w:t>
             </w:r>
           </w:p>
         </w:tc>
@@ -29706,7 +29725,7 @@
                 <w:sz w:val="20"/>
                 <w:szCs w:val="20"/>
               </w:rPr>
-              <w:t xml:space="preserve">edge modules (farm machinery, IoT)</w:t>
+              <w:t xml:space="preserve">Phone / tablet</w:t>
             </w:r>
           </w:p>
         </w:tc>
@@ -29735,7 +29754,7 @@
                 <w:sz w:val="20"/>
                 <w:szCs w:val="20"/>
               </w:rPr>
-              <w:t xml:space="preserve">Quectel high-compute modules (shown at WAIC 2025)</w:t>
+              <w:t xml:space="preserve">RWKV APP (Flutter cross-platform)</w:t>
             </w:r>
           </w:p>
         </w:tc>
@@ -29764,7 +29783,7 @@
                 <w:sz w:val="20"/>
                 <w:szCs w:val="20"/>
               </w:rPr>
-              <w:t xml:space="preserve">putting RWKV into tractors, cameras, sensors</w:t>
+              <w:t xml:space="preserve">fully local and offline - a large model in your pocket</w:t>
             </w:r>
           </w:p>
         </w:tc>
@@ -29798,7 +29817,7 @@
                 <w:sz w:val="20"/>
                 <w:szCs w:val="20"/>
               </w:rPr>
-              <w:t xml:space="preserve">low-end computers (no discrete GPU)</w:t>
+              <w:t xml:space="preserve">Low-end computers (no discrete GPU)</w:t>
             </w:r>
           </w:p>
         </w:tc>
@@ -29890,7 +29909,7 @@
                 <w:sz w:val="20"/>
                 <w:szCs w:val="20"/>
               </w:rPr>
-              <w:t xml:space="preserve">home gaming laptops / workstations</w:t>
+              <w:t xml:space="preserve">Home gaming laptops / workstations</w:t>
             </w:r>
           </w:p>
         </w:tc>
@@ -29982,7 +30001,7 @@
                 <w:sz w:val="20"/>
                 <w:szCs w:val="20"/>
               </w:rPr>
-              <w:t xml:space="preserve">edge modules (farm machinery, IoT)</w:t>
+              <w:t xml:space="preserve">Edge modules (farm machinery, IoT)</w:t>
             </w:r>
           </w:p>
         </w:tc>
@@ -30217,140 +30236,31 @@
         <w:t xml:space="preserve">Fourth stop (a weekend): Follow Chapters 20-21 to train your own mini model, then load it with your own Runner—complete end-to-end loop.</w:t>
       </w:r>
     </w:p>
-    <w:tbl>
-      <w:tblPr>
-        <w:tblW w:type="pct" w:w="5000"/>
-        <w:tblBorders>
-          <w:top w:val="none" w:color="FFFFFF" w:sz="0"/>
-          <w:left w:val="single" w:color="1B6B7A" w:sz="18"/>
-          <w:bottom w:val="none" w:color="FFFFFF" w:sz="0"/>
-          <w:right w:val="none" w:color="FFFFFF" w:sz="0"/>
-          <w:insideH w:val="none" w:color="FFFFFF" w:sz="0"/>
-          <w:insideV w:val="none" w:color="FFFFFF" w:sz="0"/>
-        </w:tblBorders>
-        <w:tblLayout w:type="fixed"/>
-      </w:tblPr>
-      <w:tblGrid>
-        <w:gridCol w:w="8788"/>
-      </w:tblGrid>
-      <w:tr>
-        <w:tc>
-          <w:tcPr>
-            <w:shd w:fill="EEF4F7" w:val="clear"/>
-            <w:tcMar>
-              <w:top w:type="dxa" w:w="120"/>
-              <w:left w:type="dxa" w:w="200"/>
-              <w:bottom w:type="dxa" w:w="120"/>
-              <w:right w:type="dxa" w:w="200"/>
-            </w:tcMar>
-          </w:tcPr>
-          <w:p>
-            <w:pPr>
-              <w:spacing w:after="60" w:line="300"/>
-            </w:pPr>
-            <w:r>
-              <w:rPr>
-                <w:rFonts w:ascii="Arial" w:hAnsi="Arial"/>
-                <w:b/>
-                <w:bCs/>
-                <w:color w:val="0F3A44"/>
-                <w:sz w:val="24"/>
-                <w:szCs w:val="24"/>
-              </w:rPr>
-              <w:t xml:space="preserve">Quiz</w:t>
-            </w:r>
-          </w:p>
-          <w:p>
-            <w:pPr>
-              <w:spacing w:after="50" w:line="300"/>
-              <w:ind w:left="200" w:hanging="200"/>
-            </w:pPr>
-            <w:r>
-              <w:rPr>
-                <w:rFonts w:ascii="Times New Roman" w:hAnsi="Times New Roman"/>
-                <w:color w:val="1F2933"/>
-                <w:sz w:val="21"/>
-                <w:szCs w:val="21"/>
-              </w:rPr>
-              <w:t xml:space="preserve">【Multiple Choice】Which type of device best demonstrates RWKV's edge advantages over Transformers? A. Cloud with thousands of GPUs  B. Memory-constrained mobile/edge devices  C. Quantum computer</w:t>
-            </w:r>
-          </w:p>
-          <w:p>
-            <w:pPr>
-              <w:spacing w:after="50" w:line="300"/>
-              <w:ind w:left="200" w:hanging="200"/>
-            </w:pPr>
-            <w:r>
-              <w:rPr>
-                <w:rFonts w:ascii="Times New Roman" w:hAnsi="Times New Roman"/>
-                <w:color w:val="1F2933"/>
-                <w:sz w:val="21"/>
-                <w:szCs w:val="21"/>
-              </w:rPr>
-              <w:t xml:space="preserve">【Short Answer】Explain using 'constant memory + no KV cache': Why don't browser tabs running RWKV become increasingly laggy during conversations?</w:t>
-            </w:r>
-          </w:p>
-          <w:p>
-            <w:pPr>
-              <w:spacing w:after="0" w:line="300"/>
-              <w:ind w:left="200" w:hanging="200"/>
-            </w:pPr>
-            <w:r>
-              <w:rPr>
-                <w:rFonts w:ascii="Times New Roman" w:hAnsi="Times New Roman"/>
-                <w:color w:val="1F2933"/>
-                <w:sz w:val="21"/>
-                <w:szCs w:val="21"/>
-              </w:rPr>
-              <w:t xml:space="preserve">【Hands-on】Complete the first and second stops of section 25.3, take a screenshot for each, and write three sentences of experience notes (speed/quality/surprises or shortcomings).</w:t>
-            </w:r>
-          </w:p>
-          <w:p>
-            <w:pPr>
-              <w:spacing w:after="0" w:before="60" w:line="280"/>
-            </w:pPr>
-            <w:r>
-              <w:rPr>
-                <w:rFonts w:ascii="Times New Roman" w:hAnsi="Times New Roman"/>
-                <w:i/>
-                <w:iCs/>
-                <w:color w:val="8A9BA8"/>
-                <w:sz w:val="18"/>
-                <w:szCs w:val="18"/>
-              </w:rPr>
-              <w:t xml:space="preserve">(Reference answers in Appendix F; hands-on problems pass when the code runs)</w:t>
-            </w:r>
-          </w:p>
-        </w:tc>
-      </w:tr>
-    </w:tbl>
-    <w:p>
-      <w:pPr>
-        <w:spacing w:after="120"/>
-      </w:pPr>
-    </w:p>
-    <w:p>
-      <w:pPr>
-        <w:pStyle w:val="Heading1"/>
-        <w:pBdr>
-          <w:bottom w:val="single" w:color="9FB6C6" w:sz="12" w:space="6"/>
-        </w:pBdr>
-        <w:spacing w:after="240" w:before="480" w:line="340"/>
-        <w:outlineLvl w:val="0"/>
-      </w:pPr>
-      <w:bookmarkStart w:name="_Toc100" w:id="100"/>
-      <w:r>
-        <w:rPr>
-          <w:rFonts w:ascii="Arial" w:hAnsi="Arial"/>
+    <w:p>
+      <w:pPr>
+        <w:spacing w:after="80" w:line="312"/>
+        <w:ind w:left="640" w:hanging="240"/>
+      </w:pPr>
+      <w:r>
+        <w:rPr>
+          <w:rFonts w:ascii="Times New Roman" w:hAnsi="Times New Roman"/>
           <w:b/>
           <w:bCs/>
           <w:color w:val="1B6B7A"/>
-          <w:sz w:val="32"/>
-          <w:szCs w:val="32"/>
-        </w:rPr>
-        <w:t xml:space="preserve">Chapter 26: The Panoramic Layout of RWKV: One Person's Experiment, One Ecosystem's Ambition</w:t>
-      </w:r>
-      <w:bookmarkEnd w:id="100"/>
+          <w:sz w:val="24"/>
+          <w:szCs w:val="24"/>
+        </w:rPr>
+        <w:t xml:space="preserve">• </w:t>
+      </w:r>
+      <w:r>
+        <w:rPr>
+          <w:rFonts w:ascii="Times New Roman" w:hAnsi="Times New Roman"/>
+          <w:color w:val="262626"/>
+          <w:sz w:val="24"/>
+          <w:szCs w:val="24"/>
+        </w:rPr>
+        <w:t xml:space="preserve">Fifth stop (if you refuse to be impressed): open HTMLNLM (25.4) - click a few buttons in the browser and watch an RWKV-v7 learn to talk from zero, without even installing Python.</w:t>
+      </w:r>
     </w:p>
     <w:p>
       <w:pPr>
@@ -30361,7 +30271,7 @@
         <w:spacing w:after="170" w:before="340" w:line="320"/>
         <w:outlineLvl w:val="1"/>
       </w:pPr>
-      <w:bookmarkStart w:name="_Toc101" w:id="101"/>
+      <w:bookmarkStart w:name="_Toc100" w:id="100"/>
       <w:r>
         <w:rPr>
           <w:rFonts w:ascii="Arial" w:hAnsi="Arial"/>
@@ -30371,9 +30281,25 @@
           <w:sz w:val="27"/>
           <w:szCs w:val="27"/>
         </w:rPr>
-        <w:t xml:space="preserve">26.1 Five Frontlines</w:t>
-      </w:r>
-      <w:bookmarkEnd w:id="101"/>
+        <w:t xml:space="preserve">25.4 HTMLNLM: one HTML file = one training factory (Oct 2026)</w:t>
+      </w:r>
+      <w:bookmarkEnd w:id="100"/>
+    </w:p>
+    <w:p>
+      <w:pPr>
+        <w:spacing w:after="140" w:line="336"/>
+        <w:ind w:firstLine="480"/>
+        <w:jc w:val="both"/>
+      </w:pPr>
+      <w:r>
+        <w:rPr>
+          <w:rFonts w:ascii="Times New Roman" w:hAnsi="Times New Roman"/>
+          <w:color w:val="262626"/>
+          <w:sz w:val="24"/>
+          <w:szCs w:val="24"/>
+        </w:rPr>
+        <w:t xml:space="preserve">In October 2026, the ConsciousNode team (Kham, Kehai, and Ed) released a project of maximum defiance: HTMLNLM. It packs complete RWKV-v7 training plus inference into a single HTML file - no server, no Python, no CUDA, no install; open it in a browser and you can train a model from scratch. Their slogan is the "xinu principle: the browser is bare metal." The whole model-building pipeline this book teaches across Chapters 18-23 (data to tokenizer to training to inference) - one file walks it all.</w:t>
+      </w:r>
     </w:p>
     <w:tbl>
       <w:tblPr>
@@ -30423,7 +30349,7 @@
                 <w:sz w:val="21"/>
                 <w:szCs w:val="21"/>
               </w:rPr>
-              <w:t xml:space="preserve">Frontline</w:t>
+              <w:t xml:space="preserve">Component</w:t>
             </w:r>
           </w:p>
         </w:tc>
@@ -30452,7 +30378,7 @@
                 <w:sz w:val="21"/>
                 <w:szCs w:val="21"/>
               </w:rPr>
-              <w:t xml:space="preserve">Current Status</w:t>
+              <w:t xml:space="preserve">What it does</w:t>
             </w:r>
           </w:p>
         </w:tc>
@@ -30481,7 +30407,7 @@
                 <w:sz w:val="21"/>
                 <w:szCs w:val="21"/>
               </w:rPr>
-              <w:t xml:space="preserve">Key Milestones</w:t>
+              <w:t xml:space="preserve">In middle-school words</w:t>
             </w:r>
           </w:p>
         </w:tc>
@@ -30515,7 +30441,7 @@
                 <w:sz w:val="20"/>
                 <w:szCs w:val="20"/>
               </w:rPr>
-              <w:t xml:space="preserve">industry (edge)</w:t>
+              <w:t xml:space="preserve">RWKV-v7 backbone</w:t>
             </w:r>
           </w:p>
         </w:tc>
@@ -30544,7 +30470,7 @@
                 <w:sz w:val="20"/>
                 <w:szCs w:val="20"/>
               </w:rPr>
-              <w:t xml:space="preserve">Quectel partnership modules landing in IoT; Flutter app covering phones and desktops</w:t>
+              <w:t xml:space="preserve">linear-time recurrent architecture, O(1) inference memory</w:t>
             </w:r>
           </w:p>
         </w:tc>
@@ -30573,7 +30499,7 @@
                 <w:sz w:val="20"/>
                 <w:szCs w:val="20"/>
               </w:rPr>
-              <w:t xml:space="preserve">edge-side solution shown at WAIC 2025</w:t>
+              <w:t xml:space="preserve">the very ledger you met in Chapters 12-14</w:t>
             </w:r>
           </w:p>
         </w:tc>
@@ -30607,7 +30533,7 @@
                 <w:sz w:val="20"/>
                 <w:szCs w:val="20"/>
               </w:rPr>
-              <w:t xml:space="preserve">industry (chips)</w:t>
+              <w:t xml:space="preserve">BitNet b1.58</w:t>
             </w:r>
           </w:p>
         </w:tc>
@@ -30636,7 +30562,7 @@
                 <w:sz w:val="20"/>
                 <w:szCs w:val="20"/>
               </w:rPr>
-              <w:t xml:space="preserve">dedicated RPU chip plan in progress</w:t>
+              <w:t xml:space="preserve">ternary weights {-1, 0, +1}, with a T-MAC lookup-table microkernel replacing matrix multiplication</w:t>
             </w:r>
           </w:p>
         </w:tc>
@@ -30665,7 +30591,7 @@
                 <w:sz w:val="20"/>
                 <w:szCs w:val="20"/>
               </w:rPr>
-              <w:t xml:space="preserve">Peng Bo's 2023 "the decisive battle is in hardware" declaration is being fulfilled (Chapter 17)</w:t>
+              <w:t xml:space="preserve">swaps multiplication for "looking it up in a dictionary": weights are only -1/0/+1, and a matrix multiply becomes consulting a small table</w:t>
             </w:r>
           </w:p>
         </w:tc>
@@ -30699,7 +30625,7 @@
                 <w:sz w:val="20"/>
                 <w:szCs w:val="20"/>
               </w:rPr>
-              <w:t xml:space="preserve">open-source community</w:t>
+              <w:t xml:space="preserve">OOMB backprop</w:t>
             </w:r>
           </w:p>
         </w:tc>
@@ -30728,7 +30654,7 @@
                 <w:sz w:val="20"/>
                 <w:szCs w:val="20"/>
               </w:rPr>
-              <w:t xml:space="preserve">fully open under Apache 2.0; incubated by the LFAI &amp; Data foundation; global volunteers</w:t>
+              <w:t xml:space="preserve">chunk-recurrent backprop with activation recomputation, constant memory at any sequence length</w:t>
             </w:r>
           </w:p>
         </w:tc>
@@ -30757,7 +30683,7 @@
                 <w:sz w:val="20"/>
                 <w:szCs w:val="20"/>
               </w:rPr>
-              <w:t xml:space="preserve">projects like RWKV-Runner / ai00 / rwkv.cpp emerged spontaneously</w:t>
+              <w:t xml:space="preserve">do not keep every page of scratch paper - recompute whichever page you need; the memory never grows no matter how long the sequence</w:t>
             </w:r>
           </w:p>
         </w:tc>
@@ -30791,7 +30717,7 @@
                 <w:sz w:val="20"/>
                 <w:szCs w:val="20"/>
               </w:rPr>
-              <w:t xml:space="preserve">industry (edge side)</w:t>
+              <w:t xml:space="preserve">MuonOptimizer</w:t>
             </w:r>
           </w:p>
         </w:tc>
@@ -30820,7 +30746,7 @@
                 <w:sz w:val="20"/>
                 <w:szCs w:val="20"/>
               </w:rPr>
-              <w:t xml:space="preserve">Quectel modules landing in IoT; the Flutter APP covers phones and desktops</w:t>
+              <w:t xml:space="preserve">five Newton-Schulz orthogonalization passes keeping weight matrices "healthy"</w:t>
             </w:r>
           </w:p>
         </w:tc>
@@ -30849,7 +30775,7 @@
                 <w:sz w:val="20"/>
                 <w:szCs w:val="20"/>
               </w:rPr>
-              <w:t xml:space="preserve">edge solution shown at WAIC 2025</w:t>
+              <w:t xml:space="preserve">a set of anti-drift gymnastics for gradient updates (a distant cousin of Chapter 21's warmup)</w:t>
             </w:r>
           </w:p>
         </w:tc>
@@ -30883,7 +30809,7 @@
                 <w:sz w:val="20"/>
                 <w:szCs w:val="20"/>
               </w:rPr>
-              <w:t xml:space="preserve">industry (chips)</w:t>
+              <w:t xml:space="preserve">GRPO alignment</w:t>
             </w:r>
           </w:p>
         </w:tc>
@@ -30912,7 +30838,7 @@
                 <w:sz w:val="20"/>
                 <w:szCs w:val="20"/>
               </w:rPr>
-              <w:t xml:space="preserve">the RPU dedicated-chip plan is moving forward</w:t>
+              <w:t xml:space="preserve">critic-free reinforcement learning alignment, z-score normalized advantages plus KL constraint</w:t>
             </w:r>
           </w:p>
         </w:tc>
@@ -30941,7 +30867,7 @@
                 <w:sz w:val="20"/>
                 <w:szCs w:val="20"/>
               </w:rPr>
-              <w:t xml:space="preserve">Peng Bo's 2023 "the decisive battle is in hardware" declaration is being fulfilled (Chapter 17)</w:t>
+              <w:t xml:space="preserve">a lightweight cousin of Chapter 15's RLHF: no need to hire a second model as judge</w:t>
             </w:r>
           </w:p>
         </w:tc>
@@ -30975,7 +30901,7 @@
                 <w:sz w:val="20"/>
                 <w:szCs w:val="20"/>
               </w:rPr>
-              <w:t xml:space="preserve">Agent ecosystem</w:t>
+              <w:t xml:space="preserve">BPE tokenizer</w:t>
             </w:r>
           </w:p>
         </w:tc>
@@ -31004,7 +30930,7 @@
                 <w:sz w:val="20"/>
                 <w:szCs w:val="20"/>
               </w:rPr>
-              <w:t xml:space="preserve">community projects like RWKV-Agent teach the G1 series to use tools: read files, search the web, write files</w:t>
+              <w:t xml:space="preserve">compiled into a WebWorker so the UI never freezes</w:t>
             </w:r>
           </w:p>
         </w:tc>
@@ -31033,7 +30959,7 @@
                 <w:sz w:val="20"/>
                 <w:szCs w:val="20"/>
               </w:rPr>
-              <w:t xml:space="preserve">the Oct 2026 568-question benchmark turned prompt format and sampling into a science (Section 24.5)</w:t>
+              <w:t xml:space="preserve">the Chapter 19 BPE running in a "backstage worker" - you can keep clicking the page while it trains</w:t>
             </w:r>
           </w:p>
         </w:tc>
@@ -31043,29 +30969,6 @@
       <w:pPr>
         <w:spacing w:after="120"/>
       </w:pPr>
-    </w:p>
-    <w:p>
-      <w:pPr>
-        <w:pStyle w:val="Heading2"/>
-        <w:pBdr>
-          <w:left w:val="single" w:color="4E8CAD" w:sz="22" w:space="10"/>
-        </w:pBdr>
-        <w:spacing w:after="170" w:before="340" w:line="320"/>
-        <w:outlineLvl w:val="1"/>
-      </w:pPr>
-      <w:bookmarkStart w:name="_Toc102" w:id="102"/>
-      <w:r>
-        <w:rPr>
-          <w:rFonts w:ascii="Arial" w:hAnsi="Arial"/>
-          <w:b/>
-          <w:bCs/>
-          <w:color w:val="2C3E50"/>
-          <w:sz w:val="27"/>
-          <w:szCs w:val="27"/>
-        </w:rPr>
-        <w:t xml:space="preserve">26.2 'The Android of the AI Era'</w:t>
-      </w:r>
-      <w:bookmarkEnd w:id="102"/>
     </w:p>
     <w:p>
       <w:pPr>
@@ -31080,31 +30983,8 @@
           <w:sz w:val="24"/>
           <w:szCs w:val="24"/>
         </w:rPr>
-        <w:t xml:space="preserve">In a 2023 interview, Bloomberg shared an ambition: to become 'the Android of the AI era.' Android's strategy isn't to build the fastest phones, but to open-source the system for all manufacturers, letting the ecosystem grow naturally. RWKV follows the same path: architecture and models are fully open-sourced under Apache 2.0, allowing anyone to use them commercially for free; comprehensive layout on edge, cloud, and chip sides; multilingual fairness (World data covers 100+ languages, not biased toward English). As Transformer training and inference bills continue to mount, the 'fast, efficient, and open' approach has carved out its own space for survival.</w:t>
-      </w:r>
-    </w:p>
-    <w:p>
-      <w:pPr>
-        <w:pStyle w:val="Heading2"/>
-        <w:pBdr>
-          <w:left w:val="single" w:color="4E8CAD" w:sz="22" w:space="10"/>
-        </w:pBdr>
-        <w:spacing w:after="170" w:before="340" w:line="320"/>
-        <w:outlineLvl w:val="1"/>
-      </w:pPr>
-      <w:bookmarkStart w:name="_Toc103" w:id="103"/>
-      <w:r>
-        <w:rPr>
-          <w:rFonts w:ascii="Arial" w:hAnsi="Arial"/>
-          <w:b/>
-          <w:bCs/>
-          <w:color w:val="2C3E50"/>
-          <w:sz w:val="27"/>
-          <w:szCs w:val="27"/>
-        </w:rPr>
-        <w:t xml:space="preserve">26.3 Your Place in This Ecosystem</w:t>
-      </w:r>
-      <w:bookmarkEnd w:id="103"/>
+        <w:t xml:space="preserve">Using it is as easy as ordering food: open HTMLNLM.html, set the model size in ARCHITECTURE (recommended start: vocab 2048, hidden 256, 4 layers, chunk 128), drop in a .txt corpus, click COMPILE BPE, ALLOCATE VM, switch to PRE-TRAIN, START LOOP - then watch it learn. Better still, it does not only eat self-trained models: the official RWKV-7 Goose (x070) .pth weights, downloaded straight from BlinkDL's releases, can be dragged in directly (no PyTorch, no conversion); .safetensors and 13 llama.cpp quantization formats (Q4_K_M, Q8_0, and friends) are all supported. Measured numbers: the 0.1B (about 190M parameters) occupies about 760 MB in a browser tab and runs at about 360 ms/token on a single cloud CPU thread; the 0.4B at Q4_K_M takes about 752 MB at 767 ms/token - less than the 0.1B's original .pth. The project even guards its food: a damaged (all-zero) weight file is refused at load with a message to re-download.</w:t>
+      </w:r>
     </w:p>
     <w:p>
       <w:pPr>
@@ -31119,7 +30999,7 @@
           <w:sz w:val="24"/>
           <w:szCs w:val="24"/>
         </w:rPr>
-        <w:t xml:space="preserve">Understanding the layout, think about where you can fit in: if you like hands-on work—Chapters 18-23's model creation path plus Chapter 25's device map are enough for you to create your first 'own AI product'; if you like research—pick a thread (vision/timeseries/medicine) from the 266 papers in Appendix C to explore deeply; if you like engineering—the operators and inference engine directions in Appendix G's advanced roadmap always welcome new talent in community projects. The ecosystem's ambition must be realized through the hands-on work of generation after generation of newcomers.</w:t>
+        <w:t xml:space="preserve">The team's product line is itself a map of the RWKV frontier: on top of HTMLNLM (the stable text runtime) grew Evangelion (omnimodal: vision/audio/spatial plus SheafMemory), OmniVocal (browser TTS), RAG-Time (browser RAG), EvaROSA (neuro-symbolic "inner monologue"), Brymar College (a teaching edition that LoRA-fine-tunes a real RWKV-7), and the Pip Suite (a multi-model conversation workshop). The one most worth remembering is Simulacra - it calls itself "the RWKV-v8 clean break": ROSA entirely replaces WKV as the sequence mechanism. Section 17.3 said RWKV-8 was still on the drawing board? Someone in the community already sprinted the blueprint into something runnable. For this book's readers, HTMLNLM is the cheapest full-pipeline laboratory: to watch the loss curve fall with your own eyes, or to see what Chapter 21 looks like inside a browser, go to consciousnode.github.io/HTMLNLM and click.</w:t>
       </w:r>
     </w:p>
     <w:tbl>
@@ -31177,7 +31057,7 @@
                 <w:sz w:val="21"/>
                 <w:szCs w:val="21"/>
               </w:rPr>
-              <w:t xml:space="preserve">【Multiple Choice】What is the core of the 'Android of the AI era' metaphor? A. Building the fastest model B. Open ecosystem with full layout C. Only making phone systems</w:t>
+              <w:t xml:space="preserve">【Multiple Choice】Which type of device best demonstrates RWKV's edge advantages over Transformers? A. Cloud with thousands of GPUs  B. Memory-constrained mobile/edge devices  C. Quantum computer</w:t>
             </w:r>
           </w:p>
           <w:p>
@@ -31192,12 +31072,12 @@
                 <w:sz w:val="21"/>
                 <w:szCs w:val="21"/>
               </w:rPr>
-              <w:t xml:space="preserve">【Short Answer】RWKV uses Apache 2.0 protocol for open source. What does this mean for ecosystem expansion? (Compare with 'closed-source and paid')</w:t>
-            </w:r>
-          </w:p>
-          <w:p>
-            <w:pPr>
-              <w:spacing w:after="0" w:line="300"/>
+              <w:t xml:space="preserve">【Short Answer】Explain using 'constant memory + no KV cache': Why don't browser tabs running RWKV become increasingly laggy during conversations?</w:t>
+            </w:r>
+          </w:p>
+          <w:p>
+            <w:pPr>
+              <w:spacing w:after="50" w:line="300"/>
               <w:ind w:left="200" w:hanging="200"/>
             </w:pPr>
             <w:r>
@@ -31207,7 +31087,37 @@
                 <w:sz w:val="21"/>
                 <w:szCs w:val="21"/>
               </w:rPr>
-              <w:t xml:space="preserve">【Hands-on】Referring to the five frontlines in 26.1, write one sentence about the specific project/paper/direction you're most interested in in each, and circle one as your 'entry point'.</w:t>
+              <w:t xml:space="preserve">【Hands-on】Complete the first and second stops of section 25.3, take a screenshot for each, and write three sentences of experience notes (speed/quality/surprises or shortcomings).</w:t>
+            </w:r>
+          </w:p>
+          <w:p>
+            <w:pPr>
+              <w:spacing w:after="50" w:line="300"/>
+              <w:ind w:left="200" w:hanging="200"/>
+            </w:pPr>
+            <w:r>
+              <w:rPr>
+                <w:rFonts w:ascii="Times New Roman" w:hAnsi="Times New Roman"/>
+                <w:color w:val="1F2933"/>
+                <w:sz w:val="21"/>
+                <w:szCs w:val="21"/>
+              </w:rPr>
+              <w:t xml:space="preserve">【Short Answer】HTMLNLM replaces matrix multiplication with "ternary weights plus a lookup table." Using the Chapter 22 quantization mindset, explain: why does storing weights as only {-1, 0, +1} save so much memory and compute?</w:t>
+            </w:r>
+          </w:p>
+          <w:p>
+            <w:pPr>
+              <w:spacing w:after="0" w:line="300"/>
+              <w:ind w:left="200" w:hanging="200"/>
+            </w:pPr>
+            <w:r>
+              <w:rPr>
+                <w:rFonts w:ascii="Times New Roman" w:hAnsi="Times New Roman"/>
+                <w:color w:val="1F2933"/>
+                <w:sz w:val="21"/>
+                <w:szCs w:val="21"/>
+              </w:rPr>
+              <w:t xml:space="preserve">【Hands-on】Open HTMLNLM, feed it the Appendix E mini-corpus (or 100 lines of your own Chinese), run COMPILE BPE then PRE-TRAIN, screenshot the loss curve, and mark the loss at step 100 and step 1000.</w:t>
             </w:r>
           </w:p>
           <w:p>
@@ -31243,7 +31153,7 @@
         <w:spacing w:after="240" w:before="480" w:line="340"/>
         <w:outlineLvl w:val="0"/>
       </w:pPr>
-      <w:bookmarkStart w:name="_Toc104" w:id="104"/>
+      <w:bookmarkStart w:name="_Toc101" w:id="101"/>
       <w:r>
         <w:rPr>
           <w:rFonts w:ascii="Arial" w:hAnsi="Arial"/>
@@ -31253,9 +31163,914 @@
           <w:sz w:val="32"/>
           <w:szCs w:val="32"/>
         </w:rPr>
+        <w:t xml:space="preserve">Chapter 26: The Panoramic Layout of RWKV: One Person's Experiment, One Ecosystem's Ambition</w:t>
+      </w:r>
+      <w:bookmarkEnd w:id="101"/>
+    </w:p>
+    <w:p>
+      <w:pPr>
+        <w:pStyle w:val="Heading2"/>
+        <w:pBdr>
+          <w:left w:val="single" w:color="4E8CAD" w:sz="22" w:space="10"/>
+        </w:pBdr>
+        <w:spacing w:after="170" w:before="340" w:line="320"/>
+        <w:outlineLvl w:val="1"/>
+      </w:pPr>
+      <w:bookmarkStart w:name="_Toc102" w:id="102"/>
+      <w:r>
+        <w:rPr>
+          <w:rFonts w:ascii="Arial" w:hAnsi="Arial"/>
+          <w:b/>
+          <w:bCs/>
+          <w:color w:val="2C3E50"/>
+          <w:sz w:val="27"/>
+          <w:szCs w:val="27"/>
+        </w:rPr>
+        <w:t xml:space="preserve">26.1 Five Frontlines</w:t>
+      </w:r>
+      <w:bookmarkEnd w:id="102"/>
+    </w:p>
+    <w:tbl>
+      <w:tblPr>
+        <w:tblW w:type="pct" w:w="5000"/>
+        <w:tblBorders>
+          <w:top w:val="single" w:color="1B6B7A" w:sz="8"/>
+          <w:left w:val="none" w:color="FFFFFF" w:sz="0"/>
+          <w:bottom w:val="single" w:color="1B6B7A" w:sz="8"/>
+          <w:right w:val="none" w:color="FFFFFF" w:sz="0"/>
+          <w:insideH w:val="single" w:color="C8DDE2" w:sz="4"/>
+          <w:insideV w:val="single" w:color="C8DDE2" w:sz="4"/>
+        </w:tblBorders>
+        <w:tblLayout w:type="fixed"/>
+      </w:tblPr>
+      <w:tblGrid>
+        <w:gridCol w:w="2929"/>
+        <w:gridCol w:w="2929"/>
+        <w:gridCol w:w="2929"/>
+      </w:tblGrid>
+      <w:tr>
+        <w:trPr>
+          <w:cantSplit/>
+          <w:tblHeader/>
+        </w:trPr>
+        <w:tc>
+          <w:tcPr>
+            <w:shd w:fill="1B6B7A" w:val="clear"/>
+            <w:tcMar>
+              <w:top w:type="dxa" w:w="80"/>
+              <w:left w:type="dxa" w:w="120"/>
+              <w:bottom w:type="dxa" w:w="80"/>
+              <w:right w:type="dxa" w:w="120"/>
+            </w:tcMar>
+            <w:vAlign w:val="center"/>
+          </w:tcPr>
+          <w:p>
+            <w:pPr>
+              <w:spacing w:after="0" w:line="280"/>
+              <w:jc w:val="center"/>
+            </w:pPr>
+            <w:r>
+              <w:rPr>
+                <w:rFonts w:ascii="Times New Roman" w:hAnsi="Times New Roman"/>
+                <w:b/>
+                <w:bCs/>
+                <w:color w:val="FFFFFF"/>
+                <w:sz w:val="21"/>
+                <w:szCs w:val="21"/>
+              </w:rPr>
+              <w:t xml:space="preserve">Frontline</w:t>
+            </w:r>
+          </w:p>
+        </w:tc>
+        <w:tc>
+          <w:tcPr>
+            <w:shd w:fill="1B6B7A" w:val="clear"/>
+            <w:tcMar>
+              <w:top w:type="dxa" w:w="80"/>
+              <w:left w:type="dxa" w:w="120"/>
+              <w:bottom w:type="dxa" w:w="80"/>
+              <w:right w:type="dxa" w:w="120"/>
+            </w:tcMar>
+            <w:vAlign w:val="center"/>
+          </w:tcPr>
+          <w:p>
+            <w:pPr>
+              <w:spacing w:after="0" w:line="280"/>
+              <w:jc w:val="center"/>
+            </w:pPr>
+            <w:r>
+              <w:rPr>
+                <w:rFonts w:ascii="Times New Roman" w:hAnsi="Times New Roman"/>
+                <w:b/>
+                <w:bCs/>
+                <w:color w:val="FFFFFF"/>
+                <w:sz w:val="21"/>
+                <w:szCs w:val="21"/>
+              </w:rPr>
+              <w:t xml:space="preserve">Current Status</w:t>
+            </w:r>
+          </w:p>
+        </w:tc>
+        <w:tc>
+          <w:tcPr>
+            <w:shd w:fill="1B6B7A" w:val="clear"/>
+            <w:tcMar>
+              <w:top w:type="dxa" w:w="80"/>
+              <w:left w:type="dxa" w:w="120"/>
+              <w:bottom w:type="dxa" w:w="80"/>
+              <w:right w:type="dxa" w:w="120"/>
+            </w:tcMar>
+            <w:vAlign w:val="center"/>
+          </w:tcPr>
+          <w:p>
+            <w:pPr>
+              <w:spacing w:after="0" w:line="280"/>
+              <w:jc w:val="center"/>
+            </w:pPr>
+            <w:r>
+              <w:rPr>
+                <w:rFonts w:ascii="Times New Roman" w:hAnsi="Times New Roman"/>
+                <w:b/>
+                <w:bCs/>
+                <w:color w:val="FFFFFF"/>
+                <w:sz w:val="21"/>
+                <w:szCs w:val="21"/>
+              </w:rPr>
+              <w:t xml:space="preserve">Key Milestones</w:t>
+            </w:r>
+          </w:p>
+        </w:tc>
+      </w:tr>
+      <w:tr>
+        <w:trPr>
+          <w:cantSplit/>
+        </w:trPr>
+        <w:tc>
+          <w:tcPr>
+            <w:shd w:fill="FFFFFF" w:val="clear"/>
+            <w:tcMar>
+              <w:top w:type="dxa" w:w="80"/>
+              <w:left w:type="dxa" w:w="120"/>
+              <w:bottom w:type="dxa" w:w="80"/>
+              <w:right w:type="dxa" w:w="120"/>
+            </w:tcMar>
+            <w:vAlign w:val="center"/>
+          </w:tcPr>
+          <w:p>
+            <w:pPr>
+              <w:spacing w:after="0" w:line="280"/>
+              <w:jc w:val="left"/>
+            </w:pPr>
+            <w:r>
+              <w:rPr>
+                <w:rFonts w:ascii="Times New Roman" w:hAnsi="Times New Roman"/>
+                <w:b w:val="false"/>
+                <w:bCs w:val="false"/>
+                <w:color w:val="262626"/>
+                <w:sz w:val="20"/>
+                <w:szCs w:val="20"/>
+              </w:rPr>
+              <w:t xml:space="preserve">industry (edge)</w:t>
+            </w:r>
+          </w:p>
+        </w:tc>
+        <w:tc>
+          <w:tcPr>
+            <w:shd w:fill="FAFCFD" w:val="clear"/>
+            <w:tcMar>
+              <w:top w:type="dxa" w:w="80"/>
+              <w:left w:type="dxa" w:w="120"/>
+              <w:bottom w:type="dxa" w:w="80"/>
+              <w:right w:type="dxa" w:w="120"/>
+            </w:tcMar>
+            <w:vAlign w:val="center"/>
+          </w:tcPr>
+          <w:p>
+            <w:pPr>
+              <w:spacing w:after="0" w:line="280"/>
+              <w:jc w:val="left"/>
+            </w:pPr>
+            <w:r>
+              <w:rPr>
+                <w:rFonts w:ascii="Times New Roman" w:hAnsi="Times New Roman"/>
+                <w:b w:val="false"/>
+                <w:bCs w:val="false"/>
+                <w:color w:val="262626"/>
+                <w:sz w:val="20"/>
+                <w:szCs w:val="20"/>
+              </w:rPr>
+              <w:t xml:space="preserve">Quectel partnership modules landing in IoT; Flutter app covering phones and desktops</w:t>
+            </w:r>
+          </w:p>
+        </w:tc>
+        <w:tc>
+          <w:tcPr>
+            <w:shd w:fill="FFFFFF" w:val="clear"/>
+            <w:tcMar>
+              <w:top w:type="dxa" w:w="80"/>
+              <w:left w:type="dxa" w:w="120"/>
+              <w:bottom w:type="dxa" w:w="80"/>
+              <w:right w:type="dxa" w:w="120"/>
+            </w:tcMar>
+            <w:vAlign w:val="center"/>
+          </w:tcPr>
+          <w:p>
+            <w:pPr>
+              <w:spacing w:after="0" w:line="280"/>
+              <w:jc w:val="left"/>
+            </w:pPr>
+            <w:r>
+              <w:rPr>
+                <w:rFonts w:ascii="Times New Roman" w:hAnsi="Times New Roman"/>
+                <w:b w:val="false"/>
+                <w:bCs w:val="false"/>
+                <w:color w:val="262626"/>
+                <w:sz w:val="20"/>
+                <w:szCs w:val="20"/>
+              </w:rPr>
+              <w:t xml:space="preserve">edge-side solution shown at WAIC 2025</w:t>
+            </w:r>
+          </w:p>
+        </w:tc>
+      </w:tr>
+      <w:tr>
+        <w:trPr>
+          <w:cantSplit/>
+        </w:trPr>
+        <w:tc>
+          <w:tcPr>
+            <w:shd w:fill="FFFFFF" w:val="clear"/>
+            <w:tcMar>
+              <w:top w:type="dxa" w:w="80"/>
+              <w:left w:type="dxa" w:w="120"/>
+              <w:bottom w:type="dxa" w:w="80"/>
+              <w:right w:type="dxa" w:w="120"/>
+            </w:tcMar>
+            <w:vAlign w:val="center"/>
+          </w:tcPr>
+          <w:p>
+            <w:pPr>
+              <w:spacing w:after="0" w:line="280"/>
+              <w:jc w:val="left"/>
+            </w:pPr>
+            <w:r>
+              <w:rPr>
+                <w:rFonts w:ascii="Times New Roman" w:hAnsi="Times New Roman"/>
+                <w:b w:val="false"/>
+                <w:bCs w:val="false"/>
+                <w:color w:val="262626"/>
+                <w:sz w:val="20"/>
+                <w:szCs w:val="20"/>
+              </w:rPr>
+              <w:t xml:space="preserve">industry (chips)</w:t>
+            </w:r>
+          </w:p>
+        </w:tc>
+        <w:tc>
+          <w:tcPr>
+            <w:shd w:fill="FAFCFD" w:val="clear"/>
+            <w:tcMar>
+              <w:top w:type="dxa" w:w="80"/>
+              <w:left w:type="dxa" w:w="120"/>
+              <w:bottom w:type="dxa" w:w="80"/>
+              <w:right w:type="dxa" w:w="120"/>
+            </w:tcMar>
+            <w:vAlign w:val="center"/>
+          </w:tcPr>
+          <w:p>
+            <w:pPr>
+              <w:spacing w:after="0" w:line="280"/>
+              <w:jc w:val="left"/>
+            </w:pPr>
+            <w:r>
+              <w:rPr>
+                <w:rFonts w:ascii="Times New Roman" w:hAnsi="Times New Roman"/>
+                <w:b w:val="false"/>
+                <w:bCs w:val="false"/>
+                <w:color w:val="262626"/>
+                <w:sz w:val="20"/>
+                <w:szCs w:val="20"/>
+              </w:rPr>
+              <w:t xml:space="preserve">dedicated RPU chip plan in progress</w:t>
+            </w:r>
+          </w:p>
+        </w:tc>
+        <w:tc>
+          <w:tcPr>
+            <w:shd w:fill="FFFFFF" w:val="clear"/>
+            <w:tcMar>
+              <w:top w:type="dxa" w:w="80"/>
+              <w:left w:type="dxa" w:w="120"/>
+              <w:bottom w:type="dxa" w:w="80"/>
+              <w:right w:type="dxa" w:w="120"/>
+            </w:tcMar>
+            <w:vAlign w:val="center"/>
+          </w:tcPr>
+          <w:p>
+            <w:pPr>
+              <w:spacing w:after="0" w:line="280"/>
+              <w:jc w:val="left"/>
+            </w:pPr>
+            <w:r>
+              <w:rPr>
+                <w:rFonts w:ascii="Times New Roman" w:hAnsi="Times New Roman"/>
+                <w:b w:val="false"/>
+                <w:bCs w:val="false"/>
+                <w:color w:val="262626"/>
+                <w:sz w:val="20"/>
+                <w:szCs w:val="20"/>
+              </w:rPr>
+              <w:t xml:space="preserve">Peng Bo's 2023 "the decisive battle is in hardware" declaration is being fulfilled (Chapter 17)</w:t>
+            </w:r>
+          </w:p>
+        </w:tc>
+      </w:tr>
+      <w:tr>
+        <w:trPr>
+          <w:cantSplit/>
+        </w:trPr>
+        <w:tc>
+          <w:tcPr>
+            <w:shd w:fill="FFFFFF" w:val="clear"/>
+            <w:tcMar>
+              <w:top w:type="dxa" w:w="80"/>
+              <w:left w:type="dxa" w:w="120"/>
+              <w:bottom w:type="dxa" w:w="80"/>
+              <w:right w:type="dxa" w:w="120"/>
+            </w:tcMar>
+            <w:vAlign w:val="center"/>
+          </w:tcPr>
+          <w:p>
+            <w:pPr>
+              <w:spacing w:after="0" w:line="280"/>
+              <w:jc w:val="left"/>
+            </w:pPr>
+            <w:r>
+              <w:rPr>
+                <w:rFonts w:ascii="Times New Roman" w:hAnsi="Times New Roman"/>
+                <w:b w:val="false"/>
+                <w:bCs w:val="false"/>
+                <w:color w:val="262626"/>
+                <w:sz w:val="20"/>
+                <w:szCs w:val="20"/>
+              </w:rPr>
+              <w:t xml:space="preserve">open-source community</w:t>
+            </w:r>
+          </w:p>
+        </w:tc>
+        <w:tc>
+          <w:tcPr>
+            <w:shd w:fill="FAFCFD" w:val="clear"/>
+            <w:tcMar>
+              <w:top w:type="dxa" w:w="80"/>
+              <w:left w:type="dxa" w:w="120"/>
+              <w:bottom w:type="dxa" w:w="80"/>
+              <w:right w:type="dxa" w:w="120"/>
+            </w:tcMar>
+            <w:vAlign w:val="center"/>
+          </w:tcPr>
+          <w:p>
+            <w:pPr>
+              <w:spacing w:after="0" w:line="280"/>
+              <w:jc w:val="left"/>
+            </w:pPr>
+            <w:r>
+              <w:rPr>
+                <w:rFonts w:ascii="Times New Roman" w:hAnsi="Times New Roman"/>
+                <w:b w:val="false"/>
+                <w:bCs w:val="false"/>
+                <w:color w:val="262626"/>
+                <w:sz w:val="20"/>
+                <w:szCs w:val="20"/>
+              </w:rPr>
+              <w:t xml:space="preserve">fully open under Apache 2.0; incubated by the LFAI &amp; Data foundation; global volunteers</w:t>
+            </w:r>
+          </w:p>
+        </w:tc>
+        <w:tc>
+          <w:tcPr>
+            <w:shd w:fill="FFFFFF" w:val="clear"/>
+            <w:tcMar>
+              <w:top w:type="dxa" w:w="80"/>
+              <w:left w:type="dxa" w:w="120"/>
+              <w:bottom w:type="dxa" w:w="80"/>
+              <w:right w:type="dxa" w:w="120"/>
+            </w:tcMar>
+            <w:vAlign w:val="center"/>
+          </w:tcPr>
+          <w:p>
+            <w:pPr>
+              <w:spacing w:after="0" w:line="280"/>
+              <w:jc w:val="left"/>
+            </w:pPr>
+            <w:r>
+              <w:rPr>
+                <w:rFonts w:ascii="Times New Roman" w:hAnsi="Times New Roman"/>
+                <w:b w:val="false"/>
+                <w:bCs w:val="false"/>
+                <w:color w:val="262626"/>
+                <w:sz w:val="20"/>
+                <w:szCs w:val="20"/>
+              </w:rPr>
+              <w:t xml:space="preserve">projects like RWKV-Runner / ai00 / rwkv.cpp emerged spontaneously</w:t>
+            </w:r>
+          </w:p>
+        </w:tc>
+      </w:tr>
+      <w:tr>
+        <w:trPr>
+          <w:cantSplit/>
+        </w:trPr>
+        <w:tc>
+          <w:tcPr>
+            <w:shd w:fill="FFFFFF" w:val="clear"/>
+            <w:tcMar>
+              <w:top w:type="dxa" w:w="80"/>
+              <w:left w:type="dxa" w:w="120"/>
+              <w:bottom w:type="dxa" w:w="80"/>
+              <w:right w:type="dxa" w:w="120"/>
+            </w:tcMar>
+            <w:vAlign w:val="center"/>
+          </w:tcPr>
+          <w:p>
+            <w:pPr>
+              <w:spacing w:after="0" w:line="280"/>
+              <w:jc w:val="left"/>
+            </w:pPr>
+            <w:r>
+              <w:rPr>
+                <w:rFonts w:ascii="Times New Roman" w:hAnsi="Times New Roman"/>
+                <w:b w:val="false"/>
+                <w:bCs w:val="false"/>
+                <w:color w:val="262626"/>
+                <w:sz w:val="20"/>
+                <w:szCs w:val="20"/>
+              </w:rPr>
+              <w:t xml:space="preserve">industry (edge side)</w:t>
+            </w:r>
+          </w:p>
+        </w:tc>
+        <w:tc>
+          <w:tcPr>
+            <w:shd w:fill="FAFCFD" w:val="clear"/>
+            <w:tcMar>
+              <w:top w:type="dxa" w:w="80"/>
+              <w:left w:type="dxa" w:w="120"/>
+              <w:bottom w:type="dxa" w:w="80"/>
+              <w:right w:type="dxa" w:w="120"/>
+            </w:tcMar>
+            <w:vAlign w:val="center"/>
+          </w:tcPr>
+          <w:p>
+            <w:pPr>
+              <w:spacing w:after="0" w:line="280"/>
+              <w:jc w:val="left"/>
+            </w:pPr>
+            <w:r>
+              <w:rPr>
+                <w:rFonts w:ascii="Times New Roman" w:hAnsi="Times New Roman"/>
+                <w:b w:val="false"/>
+                <w:bCs w:val="false"/>
+                <w:color w:val="262626"/>
+                <w:sz w:val="20"/>
+                <w:szCs w:val="20"/>
+              </w:rPr>
+              <w:t xml:space="preserve">Quectel modules landing in IoT; the Flutter APP covers phones and desktops</w:t>
+            </w:r>
+          </w:p>
+        </w:tc>
+        <w:tc>
+          <w:tcPr>
+            <w:shd w:fill="FFFFFF" w:val="clear"/>
+            <w:tcMar>
+              <w:top w:type="dxa" w:w="80"/>
+              <w:left w:type="dxa" w:w="120"/>
+              <w:bottom w:type="dxa" w:w="80"/>
+              <w:right w:type="dxa" w:w="120"/>
+            </w:tcMar>
+            <w:vAlign w:val="center"/>
+          </w:tcPr>
+          <w:p>
+            <w:pPr>
+              <w:spacing w:after="0" w:line="280"/>
+              <w:jc w:val="left"/>
+            </w:pPr>
+            <w:r>
+              <w:rPr>
+                <w:rFonts w:ascii="Times New Roman" w:hAnsi="Times New Roman"/>
+                <w:b w:val="false"/>
+                <w:bCs w:val="false"/>
+                <w:color w:val="262626"/>
+                <w:sz w:val="20"/>
+                <w:szCs w:val="20"/>
+              </w:rPr>
+              <w:t xml:space="preserve">edge solution shown at WAIC 2025</w:t>
+            </w:r>
+          </w:p>
+        </w:tc>
+      </w:tr>
+      <w:tr>
+        <w:trPr>
+          <w:cantSplit/>
+        </w:trPr>
+        <w:tc>
+          <w:tcPr>
+            <w:shd w:fill="FFFFFF" w:val="clear"/>
+            <w:tcMar>
+              <w:top w:type="dxa" w:w="80"/>
+              <w:left w:type="dxa" w:w="120"/>
+              <w:bottom w:type="dxa" w:w="80"/>
+              <w:right w:type="dxa" w:w="120"/>
+            </w:tcMar>
+            <w:vAlign w:val="center"/>
+          </w:tcPr>
+          <w:p>
+            <w:pPr>
+              <w:spacing w:after="0" w:line="280"/>
+              <w:jc w:val="left"/>
+            </w:pPr>
+            <w:r>
+              <w:rPr>
+                <w:rFonts w:ascii="Times New Roman" w:hAnsi="Times New Roman"/>
+                <w:b w:val="false"/>
+                <w:bCs w:val="false"/>
+                <w:color w:val="262626"/>
+                <w:sz w:val="20"/>
+                <w:szCs w:val="20"/>
+              </w:rPr>
+              <w:t xml:space="preserve">industry (chips)</w:t>
+            </w:r>
+          </w:p>
+        </w:tc>
+        <w:tc>
+          <w:tcPr>
+            <w:shd w:fill="FAFCFD" w:val="clear"/>
+            <w:tcMar>
+              <w:top w:type="dxa" w:w="80"/>
+              <w:left w:type="dxa" w:w="120"/>
+              <w:bottom w:type="dxa" w:w="80"/>
+              <w:right w:type="dxa" w:w="120"/>
+            </w:tcMar>
+            <w:vAlign w:val="center"/>
+          </w:tcPr>
+          <w:p>
+            <w:pPr>
+              <w:spacing w:after="0" w:line="280"/>
+              <w:jc w:val="left"/>
+            </w:pPr>
+            <w:r>
+              <w:rPr>
+                <w:rFonts w:ascii="Times New Roman" w:hAnsi="Times New Roman"/>
+                <w:b w:val="false"/>
+                <w:bCs w:val="false"/>
+                <w:color w:val="262626"/>
+                <w:sz w:val="20"/>
+                <w:szCs w:val="20"/>
+              </w:rPr>
+              <w:t xml:space="preserve">the RPU dedicated-chip plan is moving forward</w:t>
+            </w:r>
+          </w:p>
+        </w:tc>
+        <w:tc>
+          <w:tcPr>
+            <w:shd w:fill="FFFFFF" w:val="clear"/>
+            <w:tcMar>
+              <w:top w:type="dxa" w:w="80"/>
+              <w:left w:type="dxa" w:w="120"/>
+              <w:bottom w:type="dxa" w:w="80"/>
+              <w:right w:type="dxa" w:w="120"/>
+            </w:tcMar>
+            <w:vAlign w:val="center"/>
+          </w:tcPr>
+          <w:p>
+            <w:pPr>
+              <w:spacing w:after="0" w:line="280"/>
+              <w:jc w:val="left"/>
+            </w:pPr>
+            <w:r>
+              <w:rPr>
+                <w:rFonts w:ascii="Times New Roman" w:hAnsi="Times New Roman"/>
+                <w:b w:val="false"/>
+                <w:bCs w:val="false"/>
+                <w:color w:val="262626"/>
+                <w:sz w:val="20"/>
+                <w:szCs w:val="20"/>
+              </w:rPr>
+              <w:t xml:space="preserve">Peng Bo's 2023 "the decisive battle is in hardware" declaration is being fulfilled (Chapter 17)</w:t>
+            </w:r>
+          </w:p>
+        </w:tc>
+      </w:tr>
+      <w:tr>
+        <w:trPr>
+          <w:cantSplit/>
+        </w:trPr>
+        <w:tc>
+          <w:tcPr>
+            <w:shd w:fill="FFFFFF" w:val="clear"/>
+            <w:tcMar>
+              <w:top w:type="dxa" w:w="80"/>
+              <w:left w:type="dxa" w:w="120"/>
+              <w:bottom w:type="dxa" w:w="80"/>
+              <w:right w:type="dxa" w:w="120"/>
+            </w:tcMar>
+            <w:vAlign w:val="center"/>
+          </w:tcPr>
+          <w:p>
+            <w:pPr>
+              <w:spacing w:after="0" w:line="280"/>
+              <w:jc w:val="left"/>
+            </w:pPr>
+            <w:r>
+              <w:rPr>
+                <w:rFonts w:ascii="Times New Roman" w:hAnsi="Times New Roman"/>
+                <w:b w:val="false"/>
+                <w:bCs w:val="false"/>
+                <w:color w:val="262626"/>
+                <w:sz w:val="20"/>
+                <w:szCs w:val="20"/>
+              </w:rPr>
+              <w:t xml:space="preserve">Agent ecosystem</w:t>
+            </w:r>
+          </w:p>
+        </w:tc>
+        <w:tc>
+          <w:tcPr>
+            <w:shd w:fill="FAFCFD" w:val="clear"/>
+            <w:tcMar>
+              <w:top w:type="dxa" w:w="80"/>
+              <w:left w:type="dxa" w:w="120"/>
+              <w:bottom w:type="dxa" w:w="80"/>
+              <w:right w:type="dxa" w:w="120"/>
+            </w:tcMar>
+            <w:vAlign w:val="center"/>
+          </w:tcPr>
+          <w:p>
+            <w:pPr>
+              <w:spacing w:after="0" w:line="280"/>
+              <w:jc w:val="left"/>
+            </w:pPr>
+            <w:r>
+              <w:rPr>
+                <w:rFonts w:ascii="Times New Roman" w:hAnsi="Times New Roman"/>
+                <w:b w:val="false"/>
+                <w:bCs w:val="false"/>
+                <w:color w:val="262626"/>
+                <w:sz w:val="20"/>
+                <w:szCs w:val="20"/>
+              </w:rPr>
+              <w:t xml:space="preserve">community projects like RWKV-Agent teach the G1 series to use tools: read files, search the web, write files</w:t>
+            </w:r>
+          </w:p>
+        </w:tc>
+        <w:tc>
+          <w:tcPr>
+            <w:shd w:fill="FFFFFF" w:val="clear"/>
+            <w:tcMar>
+              <w:top w:type="dxa" w:w="80"/>
+              <w:left w:type="dxa" w:w="120"/>
+              <w:bottom w:type="dxa" w:w="80"/>
+              <w:right w:type="dxa" w:w="120"/>
+            </w:tcMar>
+            <w:vAlign w:val="center"/>
+          </w:tcPr>
+          <w:p>
+            <w:pPr>
+              <w:spacing w:after="0" w:line="280"/>
+              <w:jc w:val="left"/>
+            </w:pPr>
+            <w:r>
+              <w:rPr>
+                <w:rFonts w:ascii="Times New Roman" w:hAnsi="Times New Roman"/>
+                <w:b w:val="false"/>
+                <w:bCs w:val="false"/>
+                <w:color w:val="262626"/>
+                <w:sz w:val="20"/>
+                <w:szCs w:val="20"/>
+              </w:rPr>
+              <w:t xml:space="preserve">the Oct 2026 568-question benchmark turned prompt format and sampling into a science (Section 24.5)</w:t>
+            </w:r>
+          </w:p>
+        </w:tc>
+      </w:tr>
+    </w:tbl>
+    <w:p>
+      <w:pPr>
+        <w:spacing w:after="120"/>
+      </w:pPr>
+    </w:p>
+    <w:p>
+      <w:pPr>
+        <w:pStyle w:val="Heading2"/>
+        <w:pBdr>
+          <w:left w:val="single" w:color="4E8CAD" w:sz="22" w:space="10"/>
+        </w:pBdr>
+        <w:spacing w:after="170" w:before="340" w:line="320"/>
+        <w:outlineLvl w:val="1"/>
+      </w:pPr>
+      <w:bookmarkStart w:name="_Toc103" w:id="103"/>
+      <w:r>
+        <w:rPr>
+          <w:rFonts w:ascii="Arial" w:hAnsi="Arial"/>
+          <w:b/>
+          <w:bCs/>
+          <w:color w:val="2C3E50"/>
+          <w:sz w:val="27"/>
+          <w:szCs w:val="27"/>
+        </w:rPr>
+        <w:t xml:space="preserve">26.2 'The Android of the AI Era'</w:t>
+      </w:r>
+      <w:bookmarkEnd w:id="103"/>
+    </w:p>
+    <w:p>
+      <w:pPr>
+        <w:spacing w:after="140" w:line="336"/>
+        <w:ind w:firstLine="480"/>
+        <w:jc w:val="both"/>
+      </w:pPr>
+      <w:r>
+        <w:rPr>
+          <w:rFonts w:ascii="Times New Roman" w:hAnsi="Times New Roman"/>
+          <w:color w:val="262626"/>
+          <w:sz w:val="24"/>
+          <w:szCs w:val="24"/>
+        </w:rPr>
+        <w:t xml:space="preserve">In a 2023 interview, Bloomberg shared an ambition: to become 'the Android of the AI era.' Android's strategy isn't to build the fastest phones, but to open-source the system for all manufacturers, letting the ecosystem grow naturally. RWKV follows the same path: architecture and models are fully open-sourced under Apache 2.0, allowing anyone to use them commercially for free; comprehensive layout on edge, cloud, and chip sides; multilingual fairness (World data covers 100+ languages, not biased toward English). As Transformer training and inference bills continue to mount, the 'fast, efficient, and open' approach has carved out its own space for survival.</w:t>
+      </w:r>
+    </w:p>
+    <w:p>
+      <w:pPr>
+        <w:pStyle w:val="Heading2"/>
+        <w:pBdr>
+          <w:left w:val="single" w:color="4E8CAD" w:sz="22" w:space="10"/>
+        </w:pBdr>
+        <w:spacing w:after="170" w:before="340" w:line="320"/>
+        <w:outlineLvl w:val="1"/>
+      </w:pPr>
+      <w:bookmarkStart w:name="_Toc104" w:id="104"/>
+      <w:r>
+        <w:rPr>
+          <w:rFonts w:ascii="Arial" w:hAnsi="Arial"/>
+          <w:b/>
+          <w:bCs/>
+          <w:color w:val="2C3E50"/>
+          <w:sz w:val="27"/>
+          <w:szCs w:val="27"/>
+        </w:rPr>
+        <w:t xml:space="preserve">26.3 Your Place in This Ecosystem</w:t>
+      </w:r>
+      <w:bookmarkEnd w:id="104"/>
+    </w:p>
+    <w:p>
+      <w:pPr>
+        <w:spacing w:after="140" w:line="336"/>
+        <w:ind w:firstLine="480"/>
+        <w:jc w:val="both"/>
+      </w:pPr>
+      <w:r>
+        <w:rPr>
+          <w:rFonts w:ascii="Times New Roman" w:hAnsi="Times New Roman"/>
+          <w:color w:val="262626"/>
+          <w:sz w:val="24"/>
+          <w:szCs w:val="24"/>
+        </w:rPr>
+        <w:t xml:space="preserve">Understanding the layout, think about where you can fit in: if you like hands-on work—Chapters 18-23's model creation path plus Chapter 25's device map are enough for you to create your first 'own AI product'; if you like research—pick a thread (vision/timeseries/medicine) from the 266 papers in Appendix C to explore deeply; if you like engineering—the operators and inference engine directions in Appendix G's advanced roadmap always welcome new talent in community projects. The ecosystem's ambition must be realized through the hands-on work of generation after generation of newcomers.</w:t>
+      </w:r>
+    </w:p>
+    <w:tbl>
+      <w:tblPr>
+        <w:tblW w:type="pct" w:w="5000"/>
+        <w:tblBorders>
+          <w:top w:val="none" w:color="FFFFFF" w:sz="0"/>
+          <w:left w:val="single" w:color="1B6B7A" w:sz="18"/>
+          <w:bottom w:val="none" w:color="FFFFFF" w:sz="0"/>
+          <w:right w:val="none" w:color="FFFFFF" w:sz="0"/>
+          <w:insideH w:val="none" w:color="FFFFFF" w:sz="0"/>
+          <w:insideV w:val="none" w:color="FFFFFF" w:sz="0"/>
+        </w:tblBorders>
+        <w:tblLayout w:type="fixed"/>
+      </w:tblPr>
+      <w:tblGrid>
+        <w:gridCol w:w="8788"/>
+      </w:tblGrid>
+      <w:tr>
+        <w:tc>
+          <w:tcPr>
+            <w:shd w:fill="EEF4F7" w:val="clear"/>
+            <w:tcMar>
+              <w:top w:type="dxa" w:w="120"/>
+              <w:left w:type="dxa" w:w="200"/>
+              <w:bottom w:type="dxa" w:w="120"/>
+              <w:right w:type="dxa" w:w="200"/>
+            </w:tcMar>
+          </w:tcPr>
+          <w:p>
+            <w:pPr>
+              <w:spacing w:after="60" w:line="300"/>
+            </w:pPr>
+            <w:r>
+              <w:rPr>
+                <w:rFonts w:ascii="Arial" w:hAnsi="Arial"/>
+                <w:b/>
+                <w:bCs/>
+                <w:color w:val="0F3A44"/>
+                <w:sz w:val="24"/>
+                <w:szCs w:val="24"/>
+              </w:rPr>
+              <w:t xml:space="preserve">Quiz</w:t>
+            </w:r>
+          </w:p>
+          <w:p>
+            <w:pPr>
+              <w:spacing w:after="50" w:line="300"/>
+              <w:ind w:left="200" w:hanging="200"/>
+            </w:pPr>
+            <w:r>
+              <w:rPr>
+                <w:rFonts w:ascii="Times New Roman" w:hAnsi="Times New Roman"/>
+                <w:color w:val="1F2933"/>
+                <w:sz w:val="21"/>
+                <w:szCs w:val="21"/>
+              </w:rPr>
+              <w:t xml:space="preserve">【Multiple Choice】What is the core of the 'Android of the AI era' metaphor? A. Building the fastest model B. Open ecosystem with full layout C. Only making phone systems</w:t>
+            </w:r>
+          </w:p>
+          <w:p>
+            <w:pPr>
+              <w:spacing w:after="50" w:line="300"/>
+              <w:ind w:left="200" w:hanging="200"/>
+            </w:pPr>
+            <w:r>
+              <w:rPr>
+                <w:rFonts w:ascii="Times New Roman" w:hAnsi="Times New Roman"/>
+                <w:color w:val="1F2933"/>
+                <w:sz w:val="21"/>
+                <w:szCs w:val="21"/>
+              </w:rPr>
+              <w:t xml:space="preserve">【Short Answer】RWKV uses Apache 2.0 protocol for open source. What does this mean for ecosystem expansion? (Compare with 'closed-source and paid')</w:t>
+            </w:r>
+          </w:p>
+          <w:p>
+            <w:pPr>
+              <w:spacing w:after="0" w:line="300"/>
+              <w:ind w:left="200" w:hanging="200"/>
+            </w:pPr>
+            <w:r>
+              <w:rPr>
+                <w:rFonts w:ascii="Times New Roman" w:hAnsi="Times New Roman"/>
+                <w:color w:val="1F2933"/>
+                <w:sz w:val="21"/>
+                <w:szCs w:val="21"/>
+              </w:rPr>
+              <w:t xml:space="preserve">【Hands-on】Referring to the five frontlines in 26.1, write one sentence about the specific project/paper/direction you're most interested in in each, and circle one as your 'entry point'.</w:t>
+            </w:r>
+          </w:p>
+          <w:p>
+            <w:pPr>
+              <w:spacing w:after="0" w:before="60" w:line="280"/>
+            </w:pPr>
+            <w:r>
+              <w:rPr>
+                <w:rFonts w:ascii="Times New Roman" w:hAnsi="Times New Roman"/>
+                <w:i/>
+                <w:iCs/>
+                <w:color w:val="8A9BA8"/>
+                <w:sz w:val="18"/>
+                <w:szCs w:val="18"/>
+              </w:rPr>
+              <w:t xml:space="preserve">(Reference answers in Appendix F; hands-on problems pass when the code runs)</w:t>
+            </w:r>
+          </w:p>
+        </w:tc>
+      </w:tr>
+    </w:tbl>
+    <w:p>
+      <w:pPr>
+        <w:spacing w:after="120"/>
+      </w:pPr>
+    </w:p>
+    <w:p>
+      <w:pPr>
+        <w:pStyle w:val="Heading1"/>
+        <w:pBdr>
+          <w:bottom w:val="single" w:color="9FB6C6" w:sz="12" w:space="6"/>
+        </w:pBdr>
+        <w:spacing w:after="240" w:before="480" w:line="340"/>
+        <w:outlineLvl w:val="0"/>
+      </w:pPr>
+      <w:bookmarkStart w:name="_Toc105" w:id="105"/>
+      <w:r>
+        <w:rPr>
+          <w:rFonts w:ascii="Arial" w:hAnsi="Arial"/>
+          <w:b/>
+          <w:bCs/>
+          <w:color w:val="1B6B7A"/>
+          <w:sz w:val="32"/>
+          <w:szCs w:val="32"/>
+        </w:rPr>
         <w:t xml:space="preserve">Appendix A: Quick Reference Table of Core Papers</w:t>
       </w:r>
-      <w:bookmarkEnd w:id="104"/>
+      <w:bookmarkEnd w:id="105"/>
     </w:p>
     <w:tbl>
       <w:tblPr>
@@ -32502,6 +33317,22 @@
     </w:p>
     <w:p>
       <w:pPr>
+        <w:spacing w:after="140" w:line="336"/>
+        <w:ind w:firstLine="480"/>
+        <w:jc w:val="both"/>
+      </w:pPr>
+      <w:r>
+        <w:rPr>
+          <w:rFonts w:ascii="Times New Roman" w:hAnsi="Times New Roman"/>
+          <w:color w:val="262626"/>
+          <w:sz w:val="24"/>
+          <w:szCs w:val="24"/>
+        </w:rPr>
+        <w:t xml:space="preserve">Supplementary material (community project): HTMLNLM (ConsciousNode SoftWorks, Oct 2026, github.com/ConsciousNode/HTMLNLM) - a single zero-dependency HTML file implementing complete RWKV-v7 training plus inference (BitNet ternary weights, T-MAC lookup, OOMB constant-memory backprop, Muon optimizer, GRPO); loads official Goose x070 weights and GGUF directly; its sibling Simulacra is the community's sprint toward RWKV-v8. The full introduction in Section 25.4 is based on it.</w:t>
+      </w:r>
+    </w:p>
+    <w:p>
+      <w:pPr>
         <w:pStyle w:val="Heading1"/>
         <w:pBdr>
           <w:bottom w:val="single" w:color="9FB6C6" w:sz="12" w:space="6"/>
@@ -32509,7 +33340,7 @@
         <w:spacing w:after="240" w:before="480" w:line="340"/>
         <w:outlineLvl w:val="0"/>
       </w:pPr>
-      <w:bookmarkStart w:name="_Toc105" w:id="105"/>
+      <w:bookmarkStart w:name="_Toc106" w:id="106"/>
       <w:r>
         <w:rPr>
           <w:rFonts w:ascii="Arial" w:hAnsi="Arial"/>
@@ -32521,7 +33352,7 @@
         </w:rPr>
         <w:t xml:space="preserve">Appendix B: Glossary (Sorted by Pinyin)</w:t>
       </w:r>
-      <w:bookmarkEnd w:id="105"/>
+      <w:bookmarkEnd w:id="106"/>
     </w:p>
     <w:tbl>
       <w:tblPr>
@@ -33753,7 +34584,7 @@
         <w:spacing w:after="240" w:before="480" w:line="340"/>
         <w:outlineLvl w:val="0"/>
       </w:pPr>
-      <w:bookmarkStart w:name="_Toc106" w:id="106"/>
+      <w:bookmarkStart w:name="_Toc107" w:id="107"/>
       <w:r>
         <w:rPr>
           <w:rFonts w:ascii="Arial" w:hAnsi="Arial"/>
@@ -33765,7 +34596,7 @@
         </w:rPr>
         <w:t xml:space="preserve">Appendix C: Classification index of 266 ecosystem papers (representatives from each category)</w:t>
       </w:r>
-      <w:bookmarkEnd w:id="106"/>
+      <w:bookmarkEnd w:id="107"/>
     </w:p>
     <w:p>
       <w:pPr>
@@ -34829,7 +35660,7 @@
         <w:spacing w:after="240" w:before="480" w:line="340"/>
         <w:outlineLvl w:val="0"/>
       </w:pPr>
-      <w:bookmarkStart w:name="_Toc107" w:id="107"/>
+      <w:bookmarkStart w:name="_Toc108" w:id="108"/>
       <w:r>
         <w:rPr>
           <w:rFonts w:ascii="Arial" w:hAnsi="Arial"/>
@@ -34841,7 +35672,7 @@
         </w:rPr>
         <w:t xml:space="preserve">Appendix D: Expected Output References for Four Experiments</w:t>
       </w:r>
-      <w:bookmarkEnd w:id="107"/>
+      <w:bookmarkEnd w:id="108"/>
     </w:p>
     <w:p>
       <w:pPr>
@@ -34868,7 +35699,7 @@
         <w:spacing w:after="240" w:before="480" w:line="340"/>
         <w:outlineLvl w:val="0"/>
       </w:pPr>
-      <w:bookmarkStart w:name="_Toc108" w:id="108"/>
+      <w:bookmarkStart w:name="_Toc109" w:id="109"/>
       <w:r>
         <w:rPr>
           <w:rFonts w:ascii="Arial" w:hAnsi="Arial"/>
@@ -34880,7 +35711,7 @@
         </w:rPr>
         <w:t xml:space="preserve">Appendix E: Formula Handbook (All Training &amp; Inference Formulas, Each Verified)</w:t>
       </w:r>
-      <w:bookmarkEnd w:id="108"/>
+      <w:bookmarkEnd w:id="109"/>
     </w:p>
     <w:p>
       <w:pPr>
@@ -34907,7 +35738,7 @@
         <w:spacing w:after="170" w:before="340" w:line="320"/>
         <w:outlineLvl w:val="1"/>
       </w:pPr>
-      <w:bookmarkStart w:name="_Toc109" w:id="109"/>
+      <w:bookmarkStart w:name="_Toc110" w:id="110"/>
       <w:r>
         <w:rPr>
           <w:rFonts w:ascii="Arial" w:hAnsi="Arial"/>
@@ -34919,7 +35750,7 @@
         </w:rPr>
         <w:t xml:space="preserve">E.1 softmax: turning scores into probabilities</w:t>
       </w:r>
-      <w:bookmarkEnd w:id="109"/>
+      <w:bookmarkEnd w:id="110"/>
     </w:p>
     <w:tbl>
       <w:tblPr>
@@ -34998,7 +35829,7 @@
         <w:spacing w:after="170" w:before="340" w:line="320"/>
         <w:outlineLvl w:val="1"/>
       </w:pPr>
-      <w:bookmarkStart w:name="_Toc110" w:id="110"/>
+      <w:bookmarkStart w:name="_Toc111" w:id="111"/>
       <w:r>
         <w:rPr>
           <w:rFonts w:ascii="Arial" w:hAnsi="Arial"/>
@@ -35010,7 +35841,7 @@
         </w:rPr>
         <w:t xml:space="preserve">E.2 Cross-entropy: how hard wrong answers are punished</w:t>
       </w:r>
-      <w:bookmarkEnd w:id="110"/>
+      <w:bookmarkEnd w:id="111"/>
     </w:p>
     <w:tbl>
       <w:tblPr>
@@ -35089,7 +35920,7 @@
         <w:spacing w:after="170" w:before="340" w:line="320"/>
         <w:outlineLvl w:val="1"/>
       </w:pPr>
-      <w:bookmarkStart w:name="_Toc111" w:id="111"/>
+      <w:bookmarkStart w:name="_Toc112" w:id="112"/>
       <w:r>
         <w:rPr>
           <w:rFonts w:ascii="Arial" w:hAnsi="Arial"/>
@@ -35101,7 +35932,7 @@
         </w:rPr>
         <w:t xml:space="preserve">E.3 Perplexity: the thermometer</w:t>
       </w:r>
-      <w:bookmarkEnd w:id="111"/>
+      <w:bookmarkEnd w:id="112"/>
     </w:p>
     <w:tbl>
       <w:tblPr>
@@ -35180,7 +36011,7 @@
         <w:spacing w:after="170" w:before="340" w:line="320"/>
         <w:outlineLvl w:val="1"/>
       </w:pPr>
-      <w:bookmarkStart w:name="_Toc112" w:id="112"/>
+      <w:bookmarkStart w:name="_Toc113" w:id="113"/>
       <w:r>
         <w:rPr>
           <w:rFonts w:ascii="Arial" w:hAnsi="Arial"/>
@@ -35192,7 +36023,7 @@
         </w:rPr>
         <w:t xml:space="preserve">E.4 Token-shift: blending the new with the old</w:t>
       </w:r>
-      <w:bookmarkEnd w:id="112"/>
+      <w:bookmarkEnd w:id="113"/>
     </w:p>
     <w:tbl>
       <w:tblPr>
@@ -35271,7 +36102,7 @@
         <w:spacing w:after="170" w:before="340" w:line="320"/>
         <w:outlineLvl w:val="1"/>
       </w:pPr>
-      <w:bookmarkStart w:name="_Toc113" w:id="113"/>
+      <w:bookmarkStart w:name="_Toc114" w:id="114"/>
       <w:r>
         <w:rPr>
           <w:rFonts w:ascii="Arial" w:hAnsi="Arial"/>
@@ -35283,7 +36114,7 @@
         </w:rPr>
         <w:t xml:space="preserve">E.5 Time-mixing · reading the ledger (output)</w:t>
       </w:r>
-      <w:bookmarkEnd w:id="113"/>
+      <w:bookmarkEnd w:id="114"/>
     </w:p>
     <w:tbl>
       <w:tblPr>
@@ -35362,7 +36193,7 @@
         <w:spacing w:after="170" w:before="340" w:line="320"/>
         <w:outlineLvl w:val="1"/>
       </w:pPr>
-      <w:bookmarkStart w:name="_Toc114" w:id="114"/>
+      <w:bookmarkStart w:name="_Toc115" w:id="115"/>
       <w:r>
         <w:rPr>
           <w:rFonts w:ascii="Arial" w:hAnsi="Arial"/>
@@ -35374,7 +36205,7 @@
         </w:rPr>
         <w:t xml:space="preserve">E.6 Time-mixing · updating the ledger (state update)</w:t>
       </w:r>
-      <w:bookmarkEnd w:id="114"/>
+      <w:bookmarkEnd w:id="115"/>
     </w:p>
     <w:tbl>
       <w:tblPr>
@@ -35453,7 +36284,7 @@
         <w:spacing w:after="170" w:before="340" w:line="320"/>
         <w:outlineLvl w:val="1"/>
       </w:pPr>
-      <w:bookmarkStart w:name="_Toc115" w:id="115"/>
+      <w:bookmarkStart w:name="_Toc116" w:id="116"/>
       <w:r>
         <w:rPr>
           <w:rFonts w:ascii="Arial" w:hAnsi="Arial"/>
@@ -35465,7 +36296,7 @@
         </w:rPr>
         <w:t xml:space="preserve">E.7 Time-mixing · parallel form (the training face)</w:t>
       </w:r>
-      <w:bookmarkEnd w:id="115"/>
+      <w:bookmarkEnd w:id="116"/>
     </w:p>
     <w:tbl>
       <w:tblPr>
@@ -35767,7 +36598,7 @@
         <w:spacing w:after="170" w:before="340" w:line="320"/>
         <w:outlineLvl w:val="1"/>
       </w:pPr>
-      <w:bookmarkStart w:name="_Toc116" w:id="116"/>
+      <w:bookmarkStart w:name="_Toc117" w:id="117"/>
       <w:r>
         <w:rPr>
           <w:rFonts w:ascii="Arial" w:hAnsi="Arial"/>
@@ -35779,7 +36610,7 @@
         </w:rPr>
         <w:t xml:space="preserve">E.8 Channel-mixing · three parts</w:t>
       </w:r>
-      <w:bookmarkEnd w:id="116"/>
+      <w:bookmarkEnd w:id="117"/>
     </w:p>
     <w:tbl>
       <w:tblPr>
@@ -35858,7 +36689,7 @@
         <w:spacing w:after="170" w:before="340" w:line="320"/>
         <w:outlineLvl w:val="1"/>
       </w:pPr>
-      <w:bookmarkStart w:name="_Toc117" w:id="117"/>
+      <w:bookmarkStart w:name="_Toc118" w:id="118"/>
       <w:r>
         <w:rPr>
           <w:rFonts w:ascii="Arial" w:hAnsi="Arial"/>
@@ -35870,7 +36701,7 @@
         </w:rPr>
         <w:t xml:space="preserve">E.9 Sigmoid and SiLU</w:t>
       </w:r>
-      <w:bookmarkEnd w:id="117"/>
+      <w:bookmarkEnd w:id="118"/>
     </w:p>
     <w:tbl>
       <w:tblPr>
@@ -35949,7 +36780,7 @@
         <w:spacing w:after="170" w:before="340" w:line="320"/>
         <w:outlineLvl w:val="1"/>
       </w:pPr>
-      <w:bookmarkStart w:name="_Toc118" w:id="118"/>
+      <w:bookmarkStart w:name="_Toc119" w:id="119"/>
       <w:r>
         <w:rPr>
           <w:rFonts w:ascii="Arial" w:hAnsi="Arial"/>
@@ -35961,7 +36792,7 @@
         </w:rPr>
         <w:t xml:space="preserve">E.10 Outer product: label × content makes a card</w:t>
       </w:r>
-      <w:bookmarkEnd w:id="118"/>
+      <w:bookmarkEnd w:id="119"/>
     </w:p>
     <w:tbl>
       <w:tblPr>
@@ -36040,7 +36871,7 @@
         <w:spacing w:after="170" w:before="340" w:line="320"/>
         <w:outlineLvl w:val="1"/>
       </w:pPr>
-      <w:bookmarkStart w:name="_Toc119" w:id="119"/>
+      <w:bookmarkStart w:name="_Toc120" w:id="120"/>
       <w:r>
         <w:rPr>
           <w:rFonts w:ascii="Arial" w:hAnsi="Arial"/>
@@ -36052,7 +36883,7 @@
         </w:rPr>
         <w:t xml:space="preserve">E.11 Eagle's matrix-state update</w:t>
       </w:r>
-      <w:bookmarkEnd w:id="119"/>
+      <w:bookmarkEnd w:id="120"/>
     </w:p>
     <w:tbl>
       <w:tblPr>
@@ -36131,7 +36962,7 @@
         <w:spacing w:after="170" w:before="340" w:line="320"/>
         <w:outlineLvl w:val="1"/>
       </w:pPr>
-      <w:bookmarkStart w:name="_Toc120" w:id="120"/>
+      <w:bookmarkStart w:name="_Toc121" w:id="121"/>
       <w:r>
         <w:rPr>
           <w:rFonts w:ascii="Arial" w:hAnsi="Arial"/>
@@ -36143,7 +36974,7 @@
         </w:rPr>
         <w:t xml:space="preserve">E.12 Finch's data-dependent decay</w:t>
       </w:r>
-      <w:bookmarkEnd w:id="120"/>
+      <w:bookmarkEnd w:id="121"/>
     </w:p>
     <w:tbl>
       <w:tblPr>
@@ -36222,7 +37053,7 @@
         <w:spacing w:after="170" w:before="340" w:line="320"/>
         <w:outlineLvl w:val="1"/>
       </w:pPr>
-      <w:bookmarkStart w:name="_Toc121" w:id="121"/>
+      <w:bookmarkStart w:name="_Toc122" w:id="122"/>
       <w:r>
         <w:rPr>
           <w:rFonts w:ascii="Arial" w:hAnsi="Arial"/>
@@ -36234,7 +37065,7 @@
         </w:rPr>
         <w:t xml:space="preserve">E.13 RWKV-7 generalized Delta (simplified computable version)</w:t>
       </w:r>
-      <w:bookmarkEnd w:id="121"/>
+      <w:bookmarkEnd w:id="122"/>
     </w:p>
     <w:tbl>
       <w:tblPr>
@@ -36313,7 +37144,7 @@
         <w:spacing w:after="170" w:before="340" w:line="320"/>
         <w:outlineLvl w:val="1"/>
       </w:pPr>
-      <w:bookmarkStart w:name="_Toc122" w:id="122"/>
+      <w:bookmarkStart w:name="_Toc123" w:id="123"/>
       <w:r>
         <w:rPr>
           <w:rFonts w:ascii="Arial" w:hAnsi="Arial"/>
@@ -36325,7 +37156,7 @@
         </w:rPr>
         <w:t xml:space="preserve">E.14 The Chinchilla ratio</w:t>
       </w:r>
-      <w:bookmarkEnd w:id="122"/>
+      <w:bookmarkEnd w:id="123"/>
     </w:p>
     <w:tbl>
       <w:tblPr>
@@ -36404,7 +37235,7 @@
         <w:spacing w:after="170" w:before="340" w:line="320"/>
         <w:outlineLvl w:val="1"/>
       </w:pPr>
-      <w:bookmarkStart w:name="_Toc123" w:id="123"/>
+      <w:bookmarkStart w:name="_Toc124" w:id="124"/>
       <w:r>
         <w:rPr>
           <w:rFonts w:ascii="Arial" w:hAnsi="Arial"/>
@@ -36416,7 +37247,7 @@
         </w:rPr>
         <w:t xml:space="preserve">E.15 The three-phase learning rate</w:t>
       </w:r>
-      <w:bookmarkEnd w:id="123"/>
+      <w:bookmarkEnd w:id="124"/>
     </w:p>
     <w:tbl>
       <w:tblPr>
@@ -36495,7 +37326,7 @@
         <w:spacing w:after="170" w:before="340" w:line="320"/>
         <w:outlineLvl w:val="1"/>
       </w:pPr>
-      <w:bookmarkStart w:name="_Toc124" w:id="124"/>
+      <w:bookmarkStart w:name="_Toc125" w:id="125"/>
       <w:r>
         <w:rPr>
           <w:rFonts w:ascii="Arial" w:hAnsi="Arial"/>
@@ -36507,7 +37338,7 @@
         </w:rPr>
         <w:t xml:space="preserve">E.16 AdamW update (simplified)</w:t>
       </w:r>
-      <w:bookmarkEnd w:id="124"/>
+      <w:bookmarkEnd w:id="125"/>
     </w:p>
     <w:tbl>
       <w:tblPr>
@@ -36586,7 +37417,7 @@
         <w:spacing w:after="170" w:before="340" w:line="320"/>
         <w:outlineLvl w:val="1"/>
       </w:pPr>
-      <w:bookmarkStart w:name="_Toc125" w:id="125"/>
+      <w:bookmarkStart w:name="_Toc126" w:id="126"/>
       <w:r>
         <w:rPr>
           <w:rFonts w:ascii="Arial" w:hAnsi="Arial"/>
@@ -36598,7 +37429,7 @@
         </w:rPr>
         <w:t xml:space="preserve">E.17 Temperature sampling</w:t>
       </w:r>
-      <w:bookmarkEnd w:id="125"/>
+      <w:bookmarkEnd w:id="126"/>
     </w:p>
     <w:tbl>
       <w:tblPr>
@@ -36677,7 +37508,7 @@
         <w:spacing w:after="170" w:before="340" w:line="320"/>
         <w:outlineLvl w:val="1"/>
       </w:pPr>
-      <w:bookmarkStart w:name="_Toc126" w:id="126"/>
+      <w:bookmarkStart w:name="_Toc127" w:id="127"/>
       <w:r>
         <w:rPr>
           <w:rFonts w:ascii="Arial" w:hAnsi="Arial"/>
@@ -36689,7 +37520,7 @@
         </w:rPr>
         <w:t xml:space="preserve">E.18 General rules for verification</w:t>
       </w:r>
-      <w:bookmarkEnd w:id="126"/>
+      <w:bookmarkEnd w:id="127"/>
     </w:p>
     <w:p>
       <w:pPr>
@@ -36804,7 +37635,7 @@
         <w:spacing w:after="240" w:before="480" w:line="340"/>
         <w:outlineLvl w:val="0"/>
       </w:pPr>
-      <w:bookmarkStart w:name="_Toc127" w:id="127"/>
+      <w:bookmarkStart w:name="_Toc128" w:id="128"/>
       <w:r>
         <w:rPr>
           <w:rFonts w:ascii="Arial" w:hAnsi="Arial"/>
@@ -36816,7 +37647,7 @@
         </w:rPr>
         <w:t xml:space="preserve">Appendix F: Reference Answers for the In-Class Quizzes</w:t>
       </w:r>
-      <w:bookmarkEnd w:id="127"/>
+      <w:bookmarkEnd w:id="128"/>
     </w:p>
     <w:p>
       <w:pPr>
@@ -36843,7 +37674,7 @@
         <w:spacing w:after="170" w:before="340" w:line="320"/>
         <w:outlineLvl w:val="1"/>
       </w:pPr>
-      <w:bookmarkStart w:name="_Toc128" w:id="128"/>
+      <w:bookmarkStart w:name="_Toc129" w:id="129"/>
       <w:r>
         <w:rPr>
           <w:rFonts w:ascii="Arial" w:hAnsi="Arial"/>
@@ -36855,7 +37686,7 @@
         </w:rPr>
         <w:t xml:space="preserve">Chapters 1-9</w:t>
       </w:r>
-      <w:bookmarkEnd w:id="128"/>
+      <w:bookmarkEnd w:id="129"/>
     </w:p>
     <w:p>
       <w:pPr>
@@ -37100,7 +37931,7 @@
         <w:spacing w:after="170" w:before="340" w:line="320"/>
         <w:outlineLvl w:val="1"/>
       </w:pPr>
-      <w:bookmarkStart w:name="_Toc129" w:id="129"/>
+      <w:bookmarkStart w:name="_Toc130" w:id="130"/>
       <w:r>
         <w:rPr>
           <w:rFonts w:ascii="Arial" w:hAnsi="Arial"/>
@@ -37112,7 +37943,7 @@
         </w:rPr>
         <w:t xml:space="preserve">Chapters 10-17</w:t>
       </w:r>
-      <w:bookmarkEnd w:id="129"/>
+      <w:bookmarkEnd w:id="130"/>
     </w:p>
     <w:p>
       <w:pPr>
@@ -37331,7 +38162,7 @@
         <w:spacing w:after="170" w:before="340" w:line="320"/>
         <w:outlineLvl w:val="1"/>
       </w:pPr>
-      <w:bookmarkStart w:name="_Toc130" w:id="130"/>
+      <w:bookmarkStart w:name="_Toc131" w:id="131"/>
       <w:r>
         <w:rPr>
           <w:rFonts w:ascii="Arial" w:hAnsi="Arial"/>
@@ -37343,7 +38174,7 @@
         </w:rPr>
         <w:t xml:space="preserve">Chapters 18-23</w:t>
       </w:r>
-      <w:bookmarkEnd w:id="130"/>
+      <w:bookmarkEnd w:id="131"/>
     </w:p>
     <w:p>
       <w:pPr>
@@ -37510,7 +38341,7 @@
         <w:spacing w:after="170" w:before="340" w:line="320"/>
         <w:outlineLvl w:val="1"/>
       </w:pPr>
-      <w:bookmarkStart w:name="_Toc131" w:id="131"/>
+      <w:bookmarkStart w:name="_Toc132" w:id="132"/>
       <w:r>
         <w:rPr>
           <w:rFonts w:ascii="Arial" w:hAnsi="Arial"/>
@@ -37522,7 +38353,7 @@
         </w:rPr>
         <w:t xml:space="preserve">Chapters 24-26</w:t>
       </w:r>
-      <w:bookmarkEnd w:id="131"/>
+      <w:bookmarkEnd w:id="132"/>
     </w:p>
     <w:p>
       <w:pPr>
@@ -37611,7 +38442,7 @@
         <w:spacing w:after="240" w:before="480" w:line="340"/>
         <w:outlineLvl w:val="0"/>
       </w:pPr>
-      <w:bookmarkStart w:name="_Toc132" w:id="132"/>
+      <w:bookmarkStart w:name="_Toc133" w:id="133"/>
       <w:r>
         <w:rPr>
           <w:rFonts w:ascii="Arial" w:hAnsi="Arial"/>
@@ -37623,7 +38454,7 @@
         </w:rPr>
         <w:t xml:space="preserve">Appendix G: After This Book - Roadmaps for Advanced and Expert Study</w:t>
       </w:r>
-      <w:bookmarkEnd w:id="132"/>
+      <w:bookmarkEnd w:id="133"/>
     </w:p>
     <w:p>
       <w:pPr>
@@ -37634,7 +38465,7 @@
         <w:spacing w:after="170" w:before="340" w:line="320"/>
         <w:outlineLvl w:val="1"/>
       </w:pPr>
-      <w:bookmarkStart w:name="_Toc133" w:id="133"/>
+      <w:bookmarkStart w:name="_Toc134" w:id="134"/>
       <w:r>
         <w:rPr>
           <w:rFonts w:ascii="Arial" w:hAnsi="Arial"/>
@@ -37646,7 +38477,7 @@
         </w:rPr>
         <w:t xml:space="preserve">G.1 Advanced courses: making models useful</w:t>
       </w:r>
-      <w:bookmarkEnd w:id="133"/>
+      <w:bookmarkEnd w:id="134"/>
     </w:p>
     <w:tbl>
       <w:tblPr>
@@ -38234,7 +39065,7 @@
         <w:spacing w:after="170" w:before="340" w:line="320"/>
         <w:outlineLvl w:val="1"/>
       </w:pPr>
-      <w:bookmarkStart w:name="_Toc134" w:id="134"/>
+      <w:bookmarkStart w:name="_Toc135" w:id="135"/>
       <w:r>
         <w:rPr>
           <w:rFonts w:ascii="Arial" w:hAnsi="Arial"/>
@@ -38246,7 +39077,7 @@
         </w:rPr>
         <w:t xml:space="preserve">G.2 Expert textbook: heading down the stack</w:t>
       </w:r>
-      <w:bookmarkEnd w:id="134"/>
+      <w:bookmarkEnd w:id="135"/>
     </w:p>
     <w:tbl>
       <w:tblPr>
